--- a/BORJA_Assignment 2.docx
+++ b/BORJA_Assignment 2.docx
@@ -838,7 +838,7 @@
                 <w:sz w:val="28"/>
                 <w:szCs w:val="28"/>
               </w:rPr>
-              <w:t xml:space="preserve">Official Gazette; Lawphil Project; Supreme Court E-Library</w:t>
+              <w:t xml:space="preserve">Official Gazette; Supreme Court E-Library</w:t>
             </w:r>
           </w:p>
         </w:tc>
@@ -942,7 +942,7 @@
                 <w:sz w:val="28"/>
                 <w:szCs w:val="28"/>
               </w:rPr>
-              <w:t xml:space="preserve">Official Gazette; Lawphil Project; Supreme Court E-Library</w:t>
+              <w:t xml:space="preserve">Official Gazette; Supreme Court E-Library</w:t>
             </w:r>
           </w:p>
         </w:tc>
@@ -1046,7 +1046,7 @@
                 <w:sz w:val="28"/>
                 <w:szCs w:val="28"/>
               </w:rPr>
-              <w:t xml:space="preserve">Official Gazette; Lawphil Project; Supreme Court E-Library</w:t>
+              <w:t xml:space="preserve">Official Gazette; Supreme Court E-Library</w:t>
             </w:r>
           </w:p>
         </w:tc>
@@ -1150,7 +1150,7 @@
                 <w:sz w:val="28"/>
                 <w:szCs w:val="28"/>
               </w:rPr>
-              <w:t xml:space="preserve">Official Gazette; Lawphil Project; Supreme Court E-Library</w:t>
+              <w:t xml:space="preserve">Official Gazette; Supreme Court E-Library</w:t>
             </w:r>
           </w:p>
         </w:tc>
@@ -1290,7 +1290,7 @@
                 <w:sz w:val="28"/>
                 <w:szCs w:val="28"/>
               </w:rPr>
-              <w:t xml:space="preserve">Official Gazette; Lawphil Project; Supreme Court E-Library</w:t>
+              <w:t xml:space="preserve">Official Gazette; Supreme Court E-Library</w:t>
             </w:r>
           </w:p>
         </w:tc>
@@ -1430,7 +1430,7 @@
                 <w:sz w:val="28"/>
                 <w:szCs w:val="28"/>
               </w:rPr>
-              <w:t xml:space="preserve">Official Gazette; Lawphil Project; Supreme Court E-Library</w:t>
+              <w:t xml:space="preserve">Official Gazette; Supreme Court E-Library</w:t>
             </w:r>
           </w:p>
         </w:tc>
@@ -1534,7 +1534,7 @@
                 <w:sz w:val="28"/>
                 <w:szCs w:val="28"/>
               </w:rPr>
-              <w:t xml:space="preserve">Official Gazette; Lawphil Project; Supreme Court E-Library</w:t>
+              <w:t xml:space="preserve">Official Gazette; Supreme Court E-Library</w:t>
             </w:r>
           </w:p>
         </w:tc>
@@ -1638,7 +1638,7 @@
                 <w:sz w:val="28"/>
                 <w:szCs w:val="28"/>
               </w:rPr>
-              <w:t xml:space="preserve">Official Gazette; Lawphil Project; Supreme Court E-Library</w:t>
+              <w:t xml:space="preserve">Official Gazette; Supreme Court E-Library</w:t>
             </w:r>
           </w:p>
         </w:tc>
@@ -1760,7 +1760,7 @@
                 <w:sz w:val="28"/>
                 <w:szCs w:val="28"/>
               </w:rPr>
-              <w:t xml:space="preserve">Official Gazette; Lawphil Project; Supreme Court E-Library</w:t>
+              <w:t xml:space="preserve">Official Gazette; Supreme Court E-Library</w:t>
             </w:r>
           </w:p>
         </w:tc>
@@ -1864,7 +1864,7 @@
                 <w:sz w:val="28"/>
                 <w:szCs w:val="28"/>
               </w:rPr>
-              <w:t xml:space="preserve">Official Gazette; Lawphil Project; Supreme Court E-Library</w:t>
+              <w:t xml:space="preserve">Official Gazette; Supreme Court E-Library</w:t>
             </w:r>
           </w:p>
         </w:tc>
@@ -2059,7 +2059,7 @@
                 <w:sz w:val="28"/>
                 <w:szCs w:val="28"/>
               </w:rPr>
-              <w:t xml:space="preserve">Official Gazette; Lawphil Project; Supreme Court E-Library</w:t>
+              <w:t xml:space="preserve">Official Gazette; Supreme Court E-Library</w:t>
             </w:r>
           </w:p>
         </w:tc>
@@ -2181,7 +2181,7 @@
                 <w:sz w:val="28"/>
                 <w:szCs w:val="28"/>
               </w:rPr>
-              <w:t xml:space="preserve">Official Gazette; Lawphil Project; Supreme Court E-Library</w:t>
+              <w:t xml:space="preserve">Official Gazette; Supreme Court E-Library</w:t>
             </w:r>
           </w:p>
         </w:tc>
@@ -2285,7 +2285,7 @@
                 <w:sz w:val="28"/>
                 <w:szCs w:val="28"/>
               </w:rPr>
-              <w:t xml:space="preserve">Official Gazette; Lawphil Project; Supreme Court E-Library</w:t>
+              <w:t xml:space="preserve">Official Gazette; Supreme Court E-Library</w:t>
             </w:r>
           </w:p>
         </w:tc>
@@ -2425,7 +2425,7 @@
                 <w:sz w:val="28"/>
                 <w:szCs w:val="28"/>
               </w:rPr>
-              <w:t xml:space="preserve">Official Gazette; Lawphil Project; Supreme Court E-Library</w:t>
+              <w:t xml:space="preserve">Official Gazette; Supreme Court E-Library</w:t>
             </w:r>
           </w:p>
         </w:tc>
@@ -2547,7 +2547,7 @@
                 <w:sz w:val="28"/>
                 <w:szCs w:val="28"/>
               </w:rPr>
-              <w:t xml:space="preserve">Official Gazette; Lawphil Project; Supreme Court E-Library</w:t>
+              <w:t xml:space="preserve">Official Gazette; Supreme Court E-Library</w:t>
             </w:r>
           </w:p>
         </w:tc>
@@ -2669,7 +2669,7 @@
                 <w:sz w:val="28"/>
                 <w:szCs w:val="28"/>
               </w:rPr>
-              <w:t xml:space="preserve">Official Gazette; Lawphil Project; Supreme Court E-Library</w:t>
+              <w:t xml:space="preserve">Official Gazette; Supreme Court E-Library</w:t>
             </w:r>
           </w:p>
         </w:tc>
@@ -2773,7 +2773,7 @@
                 <w:sz w:val="28"/>
                 <w:szCs w:val="28"/>
               </w:rPr>
-              <w:t xml:space="preserve">Official Gazette; Lawphil Project; Supreme Court E-Library</w:t>
+              <w:t xml:space="preserve">Official Gazette; Supreme Court E-Library</w:t>
             </w:r>
           </w:p>
         </w:tc>
@@ -2877,7 +2877,7 @@
                 <w:sz w:val="28"/>
                 <w:szCs w:val="28"/>
               </w:rPr>
-              <w:t xml:space="preserve">Official Gazette; Lawphil Project; Supreme Court E-Library</w:t>
+              <w:t xml:space="preserve">Official Gazette; Supreme Court E-Library</w:t>
             </w:r>
           </w:p>
         </w:tc>
@@ -2981,7 +2981,7 @@
                 <w:sz w:val="28"/>
                 <w:szCs w:val="28"/>
               </w:rPr>
-              <w:t xml:space="preserve">Official Gazette; Lawphil Project; Supreme Court E-Library</w:t>
+              <w:t xml:space="preserve">Official Gazette; Supreme Court E-Library</w:t>
             </w:r>
           </w:p>
         </w:tc>
@@ -3085,7 +3085,7 @@
                 <w:sz w:val="28"/>
                 <w:szCs w:val="28"/>
               </w:rPr>
-              <w:t xml:space="preserve">Official Gazette; Lawphil Project; Supreme Court E-Library</w:t>
+              <w:t xml:space="preserve">Official Gazette; Supreme Court E-Library</w:t>
             </w:r>
           </w:p>
         </w:tc>
@@ -3180,7 +3180,7 @@
                 <w:sz w:val="28"/>
                 <w:szCs w:val="28"/>
               </w:rPr>
-              <w:t xml:space="preserve">Official Gazette; Lawphil Project; Supreme Court E-Library</w:t>
+              <w:t xml:space="preserve">Official Gazette; Supreme Court E-Library</w:t>
             </w:r>
           </w:p>
         </w:tc>
@@ -3275,7 +3275,7 @@
                 <w:sz w:val="28"/>
                 <w:szCs w:val="28"/>
               </w:rPr>
-              <w:t xml:space="preserve">Official Gazette; Lawphil Project; Supreme Court E-Library</w:t>
+              <w:t xml:space="preserve">Official Gazette; Supreme Court E-Library</w:t>
             </w:r>
           </w:p>
         </w:tc>
@@ -3370,7 +3370,7 @@
                 <w:sz w:val="28"/>
                 <w:szCs w:val="28"/>
               </w:rPr>
-              <w:t xml:space="preserve">Official Gazette; Lawphil Project; Supreme Court E-Library</w:t>
+              <w:t xml:space="preserve">Official Gazette; Supreme Court E-Library</w:t>
             </w:r>
           </w:p>
         </w:tc>
@@ -3465,7 +3465,7 @@
                 <w:sz w:val="28"/>
                 <w:szCs w:val="28"/>
               </w:rPr>
-              <w:t xml:space="preserve">Official Gazette; Lawphil Project; Supreme Court E-Library</w:t>
+              <w:t xml:space="preserve">Official Gazette; Supreme Court E-Library</w:t>
             </w:r>
           </w:p>
         </w:tc>
@@ -3560,7 +3560,7 @@
                 <w:sz w:val="28"/>
                 <w:szCs w:val="28"/>
               </w:rPr>
-              <w:t xml:space="preserve">Official Gazette; Lawphil Project; Supreme Court E-Library</w:t>
+              <w:t xml:space="preserve">Official Gazette; Supreme Court E-Library</w:t>
             </w:r>
           </w:p>
         </w:tc>
@@ -3655,7 +3655,7 @@
                 <w:sz w:val="28"/>
                 <w:szCs w:val="28"/>
               </w:rPr>
-              <w:t xml:space="preserve">Official Gazette; Lawphil Project; Supreme Court E-Library</w:t>
+              <w:t xml:space="preserve">Official Gazette; Supreme Court E-Library</w:t>
             </w:r>
           </w:p>
         </w:tc>
@@ -3768,7 +3768,7 @@
                 <w:sz w:val="28"/>
                 <w:szCs w:val="28"/>
               </w:rPr>
-              <w:t xml:space="preserve">Official Gazette; Lawphil Project; Supreme Court E-Library</w:t>
+              <w:t xml:space="preserve">Official Gazette; Supreme Court E-Library</w:t>
             </w:r>
           </w:p>
         </w:tc>
@@ -5808,7 +5808,7 @@
                 <w:sz w:val="28"/>
                 <w:szCs w:val="28"/>
               </w:rPr>
-              <w:t xml:space="preserve">Supreme Court E-Library; Supreme Court website (sc.judiciary.gov.ph); Lawphil Project</w:t>
+              <w:t xml:space="preserve">Supreme Court E-Library; Supreme Court website (sc.judiciary.gov.ph)</w:t>
             </w:r>
           </w:p>
         </w:tc>
@@ -5921,7 +5921,7 @@
                 <w:sz w:val="28"/>
                 <w:szCs w:val="28"/>
               </w:rPr>
-              <w:t xml:space="preserve">Supreme Court E-Library; Supreme Court website (sc.judiciary.gov.ph); Lawphil Project</w:t>
+              <w:t xml:space="preserve">Supreme Court E-Library; Supreme Court website (sc.judiciary.gov.ph)</w:t>
             </w:r>
           </w:p>
         </w:tc>
@@ -6034,7 +6034,7 @@
                 <w:sz w:val="28"/>
                 <w:szCs w:val="28"/>
               </w:rPr>
-              <w:t xml:space="preserve">Philippine Reports, vol. 632; Supreme Court E-Library; Lawphil Project</w:t>
+              <w:t xml:space="preserve">Philippine Reports, vol. 632; Supreme Court E-Library</w:t>
             </w:r>
           </w:p>
         </w:tc>
@@ -6129,7 +6129,7 @@
                 <w:sz w:val="28"/>
                 <w:szCs w:val="28"/>
               </w:rPr>
-              <w:t xml:space="preserve">Philippine Reports, vols. 455 &amp; 525; Supreme Court E-Library; Lawphil Project</w:t>
+              <w:t xml:space="preserve">Philippine Reports, vols. 455 &amp; 525; Supreme Court E-Library</w:t>
             </w:r>
           </w:p>
         </w:tc>
@@ -6224,7 +6224,7 @@
                 <w:sz w:val="28"/>
                 <w:szCs w:val="28"/>
               </w:rPr>
-              <w:t xml:space="preserve">Philippine Reports, vol. 35; Supreme Court E-Library; Lawphil Project</w:t>
+              <w:t xml:space="preserve">Philippine Reports, vol. 35; Supreme Court E-Library</w:t>
             </w:r>
           </w:p>
         </w:tc>
@@ -6319,7 +6319,7 @@
                 <w:sz w:val="28"/>
                 <w:szCs w:val="28"/>
               </w:rPr>
-              <w:t xml:space="preserve">Supreme Court E-Library; Supreme Court website (sc.judiciary.gov.ph); Lawphil Project</w:t>
+              <w:t xml:space="preserve">Supreme Court E-Library; Supreme Court website (sc.judiciary.gov.ph)</w:t>
             </w:r>
           </w:p>
         </w:tc>
@@ -6414,7 +6414,7 @@
                 <w:sz w:val="28"/>
                 <w:szCs w:val="28"/>
               </w:rPr>
-              <w:t xml:space="preserve">Supreme Court E-Library; Supreme Court website (sc.judiciary.gov.ph); Lawphil Project</w:t>
+              <w:t xml:space="preserve">Supreme Court E-Library; Supreme Court website (sc.judiciary.gov.ph)</w:t>
             </w:r>
           </w:p>
         </w:tc>
@@ -6527,7 +6527,7 @@
                 <w:sz w:val="28"/>
                 <w:szCs w:val="28"/>
               </w:rPr>
-              <w:t xml:space="preserve">Supreme Court E-Library; Supreme Court website (sc.judiciary.gov.ph); Lawphil Project</w:t>
+              <w:t xml:space="preserve">Supreme Court E-Library; Supreme Court website (sc.judiciary.gov.ph)</w:t>
             </w:r>
           </w:p>
         </w:tc>
@@ -6622,7 +6622,7 @@
                 <w:sz w:val="28"/>
                 <w:szCs w:val="28"/>
               </w:rPr>
-              <w:t xml:space="preserve">Supreme Court E-Library; Supreme Court website (sc.judiciary.gov.ph); Lawphil Project</w:t>
+              <w:t xml:space="preserve">Supreme Court E-Library; Supreme Court website (sc.judiciary.gov.ph)</w:t>
             </w:r>
           </w:p>
         </w:tc>
@@ -6717,7 +6717,7 @@
                 <w:sz w:val="28"/>
                 <w:szCs w:val="28"/>
               </w:rPr>
-              <w:t xml:space="preserve">Philippine Reports, vol. 586; Supreme Court E-Library; Lawphil Project</w:t>
+              <w:t xml:space="preserve">Philippine Reports, vol. 586; Supreme Court E-Library</w:t>
             </w:r>
           </w:p>
         </w:tc>
@@ -6830,7 +6830,7 @@
                 <w:sz w:val="28"/>
                 <w:szCs w:val="28"/>
               </w:rPr>
-              <w:t xml:space="preserve">Supreme Court E-Library; Supreme Court website (sc.judiciary.gov.ph); Lawphil Project</w:t>
+              <w:t xml:space="preserve">Supreme Court E-Library; Supreme Court website (sc.judiciary.gov.ph)</w:t>
             </w:r>
           </w:p>
         </w:tc>
@@ -6925,7 +6925,7 @@
                 <w:sz w:val="28"/>
                 <w:szCs w:val="28"/>
               </w:rPr>
-              <w:t xml:space="preserve">Philippine Reports, vol. 562; Supreme Court E-Library; Lawphil Project</w:t>
+              <w:t xml:space="preserve">Philippine Reports, vol. 562; Supreme Court E-Library</w:t>
             </w:r>
           </w:p>
         </w:tc>

--- a/BORJA_Assignment 2.docx
+++ b/BORJA_Assignment 2.docx
@@ -10997,7 +10997,7 @@
                 <w:sz w:val="28"/>
                 <w:szCs w:val="28"/>
               </w:rPr>
-              <w:t xml:space="preserve">Redefined marriage as “the union of 2 people to the exclusion of all others,” enacted after a national postal survey, with protections for religious celebrants.</w:t>
+              <w:t xml:space="preserve">Redefined marriage in the Marriage Act 1961 as a union of two people rather than of a man and a woman, following a national postal survey, while allowing religious celebrants to decline to solemnize same-sex marriages.</w:t>
             </w:r>
           </w:p>
         </w:tc>
@@ -13784,7 +13784,25 @@
                 <w:sz w:val="28"/>
                 <w:szCs w:val="28"/>
               </w:rPr>
-              <w:t xml:space="preserve"> https://ateneolj.com/archive/article/930.</w:t>
+              <w:t xml:space="preserve"> </w:t>
+            </w:r>
+            <w:hyperlink r:id="rId10">
+              <w:r>
+                <w:rPr>
+                  <w:rFonts w:ascii="Times New Roman" w:hAnsi="Times New Roman" w:cs="Times New Roman" w:eastAsia="Times New Roman"/>
+                  <w:sz w:val="28"/>
+                  <w:szCs w:val="28"/>
+                </w:rPr>
+                <w:t xml:space="preserve">https://ateneolj.com/archive/article/930</w:t>
+              </w:r>
+            </w:hyperlink>
+            <w:r>
+              <w:rPr>
+                <w:rFonts w:ascii="Times New Roman" w:hAnsi="Times New Roman" w:cs="Times New Roman" w:eastAsia="Times New Roman"/>
+                <w:sz w:val="28"/>
+                <w:szCs w:val="28"/>
+              </w:rPr>
+              <w:t xml:space="preserve">.</w:t>
             </w:r>
           </w:p>
           <w:p>
@@ -15123,7 +15141,25 @@
                 <w:sz w:val="28"/>
                 <w:szCs w:val="28"/>
               </w:rPr>
-              <w:t xml:space="preserve"> (Spring 2026 ed.), https://plato.stanford.edu/archives/spr2026/entries/marriage/.</w:t>
+              <w:t xml:space="preserve"> (Spring 2026 ed.), </w:t>
+            </w:r>
+            <w:hyperlink r:id="rId11">
+              <w:r>
+                <w:rPr>
+                  <w:rFonts w:ascii="Times New Roman" w:hAnsi="Times New Roman" w:cs="Times New Roman" w:eastAsia="Times New Roman"/>
+                  <w:sz w:val="28"/>
+                  <w:szCs w:val="28"/>
+                </w:rPr>
+                <w:t xml:space="preserve">https://plato.stanford.edu/archives/spr2026/entries/marriage/</w:t>
+              </w:r>
+            </w:hyperlink>
+            <w:r>
+              <w:rPr>
+                <w:rFonts w:ascii="Times New Roman" w:hAnsi="Times New Roman" w:cs="Times New Roman" w:eastAsia="Times New Roman"/>
+                <w:sz w:val="28"/>
+                <w:szCs w:val="28"/>
+              </w:rPr>
+              <w:t xml:space="preserve">.</w:t>
             </w:r>
           </w:p>
           <w:p>
@@ -15812,7 +15848,25 @@
                 <w:sz w:val="28"/>
                 <w:szCs w:val="28"/>
               </w:rPr>
-              <w:t xml:space="preserve"> https://law.upd.edu.ph/wp-content/uploads/2020/06/Finding-Fault-Falcis.pdf.</w:t>
+              <w:t xml:space="preserve"> </w:t>
+            </w:r>
+            <w:hyperlink r:id="rId12">
+              <w:r>
+                <w:rPr>
+                  <w:rFonts w:ascii="Times New Roman" w:hAnsi="Times New Roman" w:cs="Times New Roman" w:eastAsia="Times New Roman"/>
+                  <w:sz w:val="28"/>
+                  <w:szCs w:val="28"/>
+                </w:rPr>
+                <w:t xml:space="preserve">https://law.upd.edu.ph/wp-content/uploads/2020/06/Finding-Fault-Falcis.pdf</w:t>
+              </w:r>
+            </w:hyperlink>
+            <w:r>
+              <w:rPr>
+                <w:rFonts w:ascii="Times New Roman" w:hAnsi="Times New Roman" w:cs="Times New Roman" w:eastAsia="Times New Roman"/>
+                <w:sz w:val="28"/>
+                <w:szCs w:val="28"/>
+              </w:rPr>
+              <w:t xml:space="preserve">.</w:t>
             </w:r>
           </w:p>
           <w:p>
@@ -15953,7 +16007,25 @@
                 <w:sz w:val="28"/>
                 <w:szCs w:val="28"/>
               </w:rPr>
-              <w:t xml:space="preserve"> https://law.upd.edu.ph/wp-content/uploads/2026/07/Josef-v-Ursua-Proceedings.pdf.</w:t>
+              <w:t xml:space="preserve"> </w:t>
+            </w:r>
+            <w:hyperlink r:id="rId13">
+              <w:r>
+                <w:rPr>
+                  <w:rFonts w:ascii="Times New Roman" w:hAnsi="Times New Roman" w:cs="Times New Roman" w:eastAsia="Times New Roman"/>
+                  <w:sz w:val="28"/>
+                  <w:szCs w:val="28"/>
+                </w:rPr>
+                <w:t xml:space="preserve">https://law.upd.edu.ph/wp-content/uploads/2026/07/Josef-v-Ursua-Proceedings.pdf</w:t>
+              </w:r>
+            </w:hyperlink>
+            <w:r>
+              <w:rPr>
+                <w:rFonts w:ascii="Times New Roman" w:hAnsi="Times New Roman" w:cs="Times New Roman" w:eastAsia="Times New Roman"/>
+                <w:sz w:val="28"/>
+                <w:szCs w:val="28"/>
+              </w:rPr>
+              <w:t xml:space="preserve">.</w:t>
             </w:r>
           </w:p>
           <w:p>
@@ -16076,7 +16148,25 @@
                 <w:sz w:val="28"/>
                 <w:szCs w:val="28"/>
               </w:rPr>
-              <w:t xml:space="preserve"> (2022), https://chr.gov.ph/2022/statements/statement-of-the-commission-on-human-rights-on-the-rejection-of-the-philippine-delegation-of-the-recommendation-during-the-universal-periodic-review-to-pass-the-sogie-equality-bill/.</w:t>
+              <w:t xml:space="preserve"> (2022), </w:t>
+            </w:r>
+            <w:hyperlink r:id="rId14">
+              <w:r>
+                <w:rPr>
+                  <w:rFonts w:ascii="Times New Roman" w:hAnsi="Times New Roman" w:cs="Times New Roman" w:eastAsia="Times New Roman"/>
+                  <w:sz w:val="28"/>
+                  <w:szCs w:val="28"/>
+                </w:rPr>
+                <w:t xml:space="preserve">https://chr.gov.ph/2022/statements/statement-of-the-commission-on-human-rights-on-the-rejection-of-the-philippine-delegation-of-the-recommendation-during-the-universal-periodic-review-to-pass-the-sogie-equality-bill/</w:t>
+              </w:r>
+            </w:hyperlink>
+            <w:r>
+              <w:rPr>
+                <w:rFonts w:ascii="Times New Roman" w:hAnsi="Times New Roman" w:cs="Times New Roman" w:eastAsia="Times New Roman"/>
+                <w:sz w:val="28"/>
+                <w:szCs w:val="28"/>
+              </w:rPr>
+              <w:t xml:space="preserve">.</w:t>
             </w:r>
           </w:p>
           <w:p>
@@ -16181,7 +16271,25 @@
                 <w:sz w:val="28"/>
                 <w:szCs w:val="28"/>
               </w:rPr>
-              <w:t xml:space="preserve"> (2023), https://chr.gov.ph/cb/2023/statements/press-statement/statement-of-the-commission-on-human-rights-lauding-quezon-citys-initiative-to-launch-the-right-to-care-card.</w:t>
+              <w:t xml:space="preserve"> (July 4, 2023), </w:t>
+            </w:r>
+            <w:hyperlink r:id="rId15">
+              <w:r>
+                <w:rPr>
+                  <w:rFonts w:ascii="Times New Roman" w:hAnsi="Times New Roman" w:cs="Times New Roman" w:eastAsia="Times New Roman"/>
+                  <w:sz w:val="28"/>
+                  <w:szCs w:val="28"/>
+                </w:rPr>
+                <w:t xml:space="preserve">https://chr.gov.ph/statement-of-the-commission-on-human-rights-lauding-quezon-citys-initiative-to-launch-the-right-to-care-card/</w:t>
+              </w:r>
+            </w:hyperlink>
+            <w:r>
+              <w:rPr>
+                <w:rFonts w:ascii="Times New Roman" w:hAnsi="Times New Roman" w:cs="Times New Roman" w:eastAsia="Times New Roman"/>
+                <w:sz w:val="28"/>
+                <w:szCs w:val="28"/>
+              </w:rPr>
+              <w:t xml:space="preserve">.</w:t>
             </w:r>
           </w:p>
           <w:p>
@@ -16813,7 +16921,25 @@
                 <w:sz w:val="28"/>
                 <w:szCs w:val="28"/>
               </w:rPr>
-              <w:t xml:space="preserve"> https://www.ejournals.ph/article.php?id=14302.</w:t>
+              <w:t xml:space="preserve"> </w:t>
+            </w:r>
+            <w:hyperlink r:id="rId16">
+              <w:r>
+                <w:rPr>
+                  <w:rFonts w:ascii="Times New Roman" w:hAnsi="Times New Roman" w:cs="Times New Roman" w:eastAsia="Times New Roman"/>
+                  <w:sz w:val="28"/>
+                  <w:szCs w:val="28"/>
+                </w:rPr>
+                <w:t xml:space="preserve">https://www.ejournals.ph/article.php?id=14302</w:t>
+              </w:r>
+            </w:hyperlink>
+            <w:r>
+              <w:rPr>
+                <w:rFonts w:ascii="Times New Roman" w:hAnsi="Times New Roman" w:cs="Times New Roman" w:eastAsia="Times New Roman"/>
+                <w:sz w:val="28"/>
+                <w:szCs w:val="28"/>
+              </w:rPr>
+              <w:t xml:space="preserve">.</w:t>
             </w:r>
           </w:p>
           <w:p>
@@ -17265,7 +17391,25 @@
                 <w:sz w:val="28"/>
                 <w:szCs w:val="28"/>
               </w:rPr>
-              <w:t xml:space="preserve"> (June 22, 2017), https://www.hrw.org/report/2017/06/22/just-let-us-be/discrimination-against-lgbt-students-philippines.</w:t>
+              <w:t xml:space="preserve"> (June 22, 2017), </w:t>
+            </w:r>
+            <w:hyperlink r:id="rId17">
+              <w:r>
+                <w:rPr>
+                  <w:rFonts w:ascii="Times New Roman" w:hAnsi="Times New Roman" w:cs="Times New Roman" w:eastAsia="Times New Roman"/>
+                  <w:sz w:val="28"/>
+                  <w:szCs w:val="28"/>
+                </w:rPr>
+                <w:t xml:space="preserve">https://www.hrw.org/report/2017/06/22/just-let-us-be/discrimination-against-lgbt-students-philippines</w:t>
+              </w:r>
+            </w:hyperlink>
+            <w:r>
+              <w:rPr>
+                <w:rFonts w:ascii="Times New Roman" w:hAnsi="Times New Roman" w:cs="Times New Roman" w:eastAsia="Times New Roman"/>
+                <w:sz w:val="28"/>
+                <w:szCs w:val="28"/>
+              </w:rPr>
+              <w:t xml:space="preserve">.</w:t>
             </w:r>
           </w:p>
           <w:p>
@@ -17370,7 +17514,25 @@
                 <w:sz w:val="28"/>
                 <w:szCs w:val="28"/>
               </w:rPr>
-              <w:t xml:space="preserve"> (February 17, 2026), https://www.hrw.org/news/2026/02/17/philippine-supreme-court-grants-property-rights-to-same-sex-couples.</w:t>
+              <w:t xml:space="preserve"> (February 17, 2026), </w:t>
+            </w:r>
+            <w:hyperlink r:id="rId18">
+              <w:r>
+                <w:rPr>
+                  <w:rFonts w:ascii="Times New Roman" w:hAnsi="Times New Roman" w:cs="Times New Roman" w:eastAsia="Times New Roman"/>
+                  <w:sz w:val="28"/>
+                  <w:szCs w:val="28"/>
+                </w:rPr>
+                <w:t xml:space="preserve">https://www.hrw.org/news/2026/02/17/philippine-supreme-court-grants-property-rights-to-same-sex-couples</w:t>
+              </w:r>
+            </w:hyperlink>
+            <w:r>
+              <w:rPr>
+                <w:rFonts w:ascii="Times New Roman" w:hAnsi="Times New Roman" w:cs="Times New Roman" w:eastAsia="Times New Roman"/>
+                <w:sz w:val="28"/>
+                <w:szCs w:val="28"/>
+              </w:rPr>
+              <w:t xml:space="preserve">.</w:t>
             </w:r>
           </w:p>
           <w:p>
@@ -17493,7 +17655,25 @@
                 <w:sz w:val="28"/>
                 <w:szCs w:val="28"/>
               </w:rPr>
-              <w:t xml:space="preserve"> (June 25, 2020), https://www.pewresearch.org/global/2020/06/25/global-divide-on-homosexuality-persists/.</w:t>
+              <w:t xml:space="preserve"> (June 25, 2020), </w:t>
+            </w:r>
+            <w:hyperlink r:id="rId19">
+              <w:r>
+                <w:rPr>
+                  <w:rFonts w:ascii="Times New Roman" w:hAnsi="Times New Roman" w:cs="Times New Roman" w:eastAsia="Times New Roman"/>
+                  <w:sz w:val="28"/>
+                  <w:szCs w:val="28"/>
+                </w:rPr>
+                <w:t xml:space="preserve">https://www.pewresearch.org/global/2020/06/25/global-divide-on-homosexuality-persists/</w:t>
+              </w:r>
+            </w:hyperlink>
+            <w:r>
+              <w:rPr>
+                <w:rFonts w:ascii="Times New Roman" w:hAnsi="Times New Roman" w:cs="Times New Roman" w:eastAsia="Times New Roman"/>
+                <w:sz w:val="28"/>
+                <w:szCs w:val="28"/>
+              </w:rPr>
+              <w:t xml:space="preserve">.</w:t>
             </w:r>
           </w:p>
           <w:p>
@@ -17680,7 +17860,25 @@
                 <w:sz w:val="28"/>
                 <w:szCs w:val="28"/>
               </w:rPr>
-              <w:t xml:space="preserve">, February 10, 2026, https://www.philstar.com/headlines/2026/02/10/2507065/supreme-court-same-sex-couples-can-be-recognized-property-co-owners.</w:t>
+              <w:t xml:space="preserve">, February 10, 2026, </w:t>
+            </w:r>
+            <w:hyperlink r:id="rId20">
+              <w:r>
+                <w:rPr>
+                  <w:rFonts w:ascii="Times New Roman" w:hAnsi="Times New Roman" w:cs="Times New Roman" w:eastAsia="Times New Roman"/>
+                  <w:sz w:val="28"/>
+                  <w:szCs w:val="28"/>
+                </w:rPr>
+                <w:t xml:space="preserve">https://www.philstar.com/headlines/2026/02/10/2507065/supreme-court-same-sex-couples-can-be-recognized-property-co-owners</w:t>
+              </w:r>
+            </w:hyperlink>
+            <w:r>
+              <w:rPr>
+                <w:rFonts w:ascii="Times New Roman" w:hAnsi="Times New Roman" w:cs="Times New Roman" w:eastAsia="Times New Roman"/>
+                <w:sz w:val="28"/>
+                <w:szCs w:val="28"/>
+              </w:rPr>
+              <w:t xml:space="preserve">.</w:t>
             </w:r>
           </w:p>
           <w:p>
@@ -17812,7 +18010,25 @@
                 <w:sz w:val="28"/>
                 <w:szCs w:val="28"/>
               </w:rPr>
-              <w:t xml:space="preserve">, July 16, 2025, https://www.philstar.com/headlines/2025/07/16/2458169/supreme-court-hiding-homosexuality-valid-ground-annulment.</w:t>
+              <w:t xml:space="preserve">, July 16, 2025, </w:t>
+            </w:r>
+            <w:hyperlink r:id="rId21">
+              <w:r>
+                <w:rPr>
+                  <w:rFonts w:ascii="Times New Roman" w:hAnsi="Times New Roman" w:cs="Times New Roman" w:eastAsia="Times New Roman"/>
+                  <w:sz w:val="28"/>
+                  <w:szCs w:val="28"/>
+                </w:rPr>
+                <w:t xml:space="preserve">https://www.philstar.com/headlines/2025/07/16/2458169/supreme-court-hiding-homosexuality-valid-ground-annulment</w:t>
+              </w:r>
+            </w:hyperlink>
+            <w:r>
+              <w:rPr>
+                <w:rFonts w:ascii="Times New Roman" w:hAnsi="Times New Roman" w:cs="Times New Roman" w:eastAsia="Times New Roman"/>
+                <w:sz w:val="28"/>
+                <w:szCs w:val="28"/>
+              </w:rPr>
+              <w:t xml:space="preserve">.</w:t>
             </w:r>
           </w:p>
           <w:p>
@@ -17944,7 +18160,25 @@
                 <w:sz w:val="28"/>
                 <w:szCs w:val="28"/>
               </w:rPr>
-              <w:t xml:space="preserve">, April 15, 2024, https://news.abs-cbn.com/news/2024/4/15/house-lawmaker-renews-push-for-same-sex-civil-partnerships-940.</w:t>
+              <w:t xml:space="preserve">, April 15, 2024, </w:t>
+            </w:r>
+            <w:hyperlink r:id="rId22">
+              <w:r>
+                <w:rPr>
+                  <w:rFonts w:ascii="Times New Roman" w:hAnsi="Times New Roman" w:cs="Times New Roman" w:eastAsia="Times New Roman"/>
+                  <w:sz w:val="28"/>
+                  <w:szCs w:val="28"/>
+                </w:rPr>
+                <w:t xml:space="preserve">https://news.abs-cbn.com/news/2024/4/15/house-lawmaker-renews-push-for-same-sex-civil-partnerships-940</w:t>
+              </w:r>
+            </w:hyperlink>
+            <w:r>
+              <w:rPr>
+                <w:rFonts w:ascii="Times New Roman" w:hAnsi="Times New Roman" w:cs="Times New Roman" w:eastAsia="Times New Roman"/>
+                <w:sz w:val="28"/>
+                <w:szCs w:val="28"/>
+              </w:rPr>
+              <w:t xml:space="preserve">.</w:t>
             </w:r>
           </w:p>
           <w:p>
@@ -18058,7 +18292,25 @@
                 <w:sz w:val="28"/>
                 <w:szCs w:val="28"/>
               </w:rPr>
-              <w:t xml:space="preserve">, December 21, 2023, https://philippines.licas.news/2023/12/21/cbcp-endorses-vatican-document-allowing-pastoral-blessings-for-same-sex-couples/.</w:t>
+              <w:t xml:space="preserve">, December 21, 2023, </w:t>
+            </w:r>
+            <w:hyperlink r:id="rId23">
+              <w:r>
+                <w:rPr>
+                  <w:rFonts w:ascii="Times New Roman" w:hAnsi="Times New Roman" w:cs="Times New Roman" w:eastAsia="Times New Roman"/>
+                  <w:sz w:val="28"/>
+                  <w:szCs w:val="28"/>
+                </w:rPr>
+                <w:t xml:space="preserve">https://philippines.licas.news/2023/12/21/cbcp-endorses-vatican-document-allowing-pastoral-blessings-for-same-sex-couples/</w:t>
+              </w:r>
+            </w:hyperlink>
+            <w:r>
+              <w:rPr>
+                <w:rFonts w:ascii="Times New Roman" w:hAnsi="Times New Roman" w:cs="Times New Roman" w:eastAsia="Times New Roman"/>
+                <w:sz w:val="28"/>
+                <w:szCs w:val="28"/>
+              </w:rPr>
+              <w:t xml:space="preserve">.</w:t>
             </w:r>
           </w:p>
           <w:p>
@@ -18160,6 +18412,14 @@
             <w:r>
               <w:rPr>
                 <w:rFonts w:ascii="Times New Roman" w:hAnsi="Times New Roman" w:cs="Times New Roman" w:eastAsia="Times New Roman"/>
+                <w:sz w:val="28"/>
+                <w:szCs w:val="28"/>
+              </w:rPr>
+              <w:t xml:space="preserve">RG Cruz, </w:t>
+            </w:r>
+            <w:r>
+              <w:rPr>
+                <w:rFonts w:ascii="Times New Roman" w:hAnsi="Times New Roman" w:cs="Times New Roman" w:eastAsia="Times New Roman"/>
                 <w:i/>
                 <w:iCs/>
                 <w:sz w:val="28"/>
@@ -18190,7 +18450,25 @@
                 <w:sz w:val="28"/>
                 <w:szCs w:val="28"/>
               </w:rPr>
-              <w:t xml:space="preserve">, May 10, 2023, https://www.abs-cbn.com/news/05/10/23/house-begins-tackling-civil-partnership-bills.</w:t>
+              <w:t xml:space="preserve">, May 10, 2023, </w:t>
+            </w:r>
+            <w:hyperlink r:id="rId24">
+              <w:r>
+                <w:rPr>
+                  <w:rFonts w:ascii="Times New Roman" w:hAnsi="Times New Roman" w:cs="Times New Roman" w:eastAsia="Times New Roman"/>
+                  <w:sz w:val="28"/>
+                  <w:szCs w:val="28"/>
+                </w:rPr>
+                <w:t xml:space="preserve">https://www.abs-cbn.com/news/05/10/23/house-begins-tackling-civil-partnership-bills</w:t>
+              </w:r>
+            </w:hyperlink>
+            <w:r>
+              <w:rPr>
+                <w:rFonts w:ascii="Times New Roman" w:hAnsi="Times New Roman" w:cs="Times New Roman" w:eastAsia="Times New Roman"/>
+                <w:sz w:val="28"/>
+                <w:szCs w:val="28"/>
+              </w:rPr>
+              <w:t xml:space="preserve">.</w:t>
             </w:r>
           </w:p>
           <w:p>
@@ -18304,7 +18582,25 @@
                 <w:sz w:val="28"/>
                 <w:szCs w:val="28"/>
               </w:rPr>
-              <w:t xml:space="preserve">, August 13, 2022, https://www.philstar.com/headlines/2022/08/13/2202445/same-sex-civil-unions-philippines-what-you-need-know.</w:t>
+              <w:t xml:space="preserve">, August 13, 2022, </w:t>
+            </w:r>
+            <w:hyperlink r:id="rId25">
+              <w:r>
+                <w:rPr>
+                  <w:rFonts w:ascii="Times New Roman" w:hAnsi="Times New Roman" w:cs="Times New Roman" w:eastAsia="Times New Roman"/>
+                  <w:sz w:val="28"/>
+                  <w:szCs w:val="28"/>
+                </w:rPr>
+                <w:t xml:space="preserve">https://www.philstar.com/headlines/2022/08/13/2202445/same-sex-civil-unions-philippines-what-you-need-know</w:t>
+              </w:r>
+            </w:hyperlink>
+            <w:r>
+              <w:rPr>
+                <w:rFonts w:ascii="Times New Roman" w:hAnsi="Times New Roman" w:cs="Times New Roman" w:eastAsia="Times New Roman"/>
+                <w:sz w:val="28"/>
+                <w:szCs w:val="28"/>
+              </w:rPr>
+              <w:t xml:space="preserve">.</w:t>
             </w:r>
           </w:p>
           <w:p>
@@ -18418,7 +18714,25 @@
                 <w:sz w:val="28"/>
                 <w:szCs w:val="28"/>
               </w:rPr>
-              <w:t xml:space="preserve">, August 11, 2022, https://www.philstar.com/headlines/2022/08/11/2201984/padilla-seeks-equal-rights-same-sex-couples-civil-union-bill.</w:t>
+              <w:t xml:space="preserve">, August 11, 2022, </w:t>
+            </w:r>
+            <w:hyperlink r:id="rId26">
+              <w:r>
+                <w:rPr>
+                  <w:rFonts w:ascii="Times New Roman" w:hAnsi="Times New Roman" w:cs="Times New Roman" w:eastAsia="Times New Roman"/>
+                  <w:sz w:val="28"/>
+                  <w:szCs w:val="28"/>
+                </w:rPr>
+                <w:t xml:space="preserve">https://www.philstar.com/headlines/2022/08/11/2201984/padilla-seeks-equal-rights-same-sex-couples-civil-union-bill</w:t>
+              </w:r>
+            </w:hyperlink>
+            <w:r>
+              <w:rPr>
+                <w:rFonts w:ascii="Times New Roman" w:hAnsi="Times New Roman" w:cs="Times New Roman" w:eastAsia="Times New Roman"/>
+                <w:sz w:val="28"/>
+                <w:szCs w:val="28"/>
+              </w:rPr>
+              <w:t xml:space="preserve">.</w:t>
             </w:r>
           </w:p>
           <w:p>
@@ -18532,7 +18846,25 @@
                 <w:sz w:val="28"/>
                 <w:szCs w:val="28"/>
               </w:rPr>
-              <w:t xml:space="preserve">, October 22, 2020, https://www.philstar.com/headlines/2020/10/22/2051522/headlines.</w:t>
+              <w:t xml:space="preserve">, October 22, 2020, </w:t>
+            </w:r>
+            <w:hyperlink r:id="rId27">
+              <w:r>
+                <w:rPr>
+                  <w:rFonts w:ascii="Times New Roman" w:hAnsi="Times New Roman" w:cs="Times New Roman" w:eastAsia="Times New Roman"/>
+                  <w:sz w:val="28"/>
+                  <w:szCs w:val="28"/>
+                </w:rPr>
+                <w:t xml:space="preserve">https://www.philstar.com/headlines/2020/10/22/2051522/headlines</w:t>
+              </w:r>
+            </w:hyperlink>
+            <w:r>
+              <w:rPr>
+                <w:rFonts w:ascii="Times New Roman" w:hAnsi="Times New Roman" w:cs="Times New Roman" w:eastAsia="Times New Roman"/>
+                <w:sz w:val="28"/>
+                <w:szCs w:val="28"/>
+              </w:rPr>
+              <w:t xml:space="preserve">.</w:t>
             </w:r>
           </w:p>
           <w:p>
@@ -18646,7 +18978,25 @@
                 <w:sz w:val="28"/>
                 <w:szCs w:val="28"/>
               </w:rPr>
-              <w:t xml:space="preserve">, January 6, 2020, https://news.abs-cbn.com/news/01/06/20/sc-junks-same-sex-marriage-petition-with-finality.</w:t>
+              <w:t xml:space="preserve">, January 6, 2020, </w:t>
+            </w:r>
+            <w:hyperlink r:id="rId28">
+              <w:r>
+                <w:rPr>
+                  <w:rFonts w:ascii="Times New Roman" w:hAnsi="Times New Roman" w:cs="Times New Roman" w:eastAsia="Times New Roman"/>
+                  <w:sz w:val="28"/>
+                  <w:szCs w:val="28"/>
+                </w:rPr>
+                <w:t xml:space="preserve">https://news.abs-cbn.com/news/01/06/20/sc-junks-same-sex-marriage-petition-with-finality</w:t>
+              </w:r>
+            </w:hyperlink>
+            <w:r>
+              <w:rPr>
+                <w:rFonts w:ascii="Times New Roman" w:hAnsi="Times New Roman" w:cs="Times New Roman" w:eastAsia="Times New Roman"/>
+                <w:sz w:val="28"/>
+                <w:szCs w:val="28"/>
+              </w:rPr>
+              <w:t xml:space="preserve">.</w:t>
             </w:r>
           </w:p>
           <w:p>
@@ -18778,7 +19128,25 @@
                 <w:sz w:val="28"/>
                 <w:szCs w:val="28"/>
               </w:rPr>
-              <w:t xml:space="preserve">, July 1, 2018, https://www.pressreader.com/philippines/sunstar-cagayan-de-oro/20180701/281509341929204.</w:t>
+              <w:t xml:space="preserve">, July 1, 2018, </w:t>
+            </w:r>
+            <w:hyperlink r:id="rId29">
+              <w:r>
+                <w:rPr>
+                  <w:rFonts w:ascii="Times New Roman" w:hAnsi="Times New Roman" w:cs="Times New Roman" w:eastAsia="Times New Roman"/>
+                  <w:sz w:val="28"/>
+                  <w:szCs w:val="28"/>
+                </w:rPr>
+                <w:t xml:space="preserve">https://www.pressreader.com/philippines/sunstar-cagayan-de-oro/20180701/281509341929204</w:t>
+              </w:r>
+            </w:hyperlink>
+            <w:r>
+              <w:rPr>
+                <w:rFonts w:ascii="Times New Roman" w:hAnsi="Times New Roman" w:cs="Times New Roman" w:eastAsia="Times New Roman"/>
+                <w:sz w:val="28"/>
+                <w:szCs w:val="28"/>
+              </w:rPr>
+              <w:t xml:space="preserve">.</w:t>
             </w:r>
           </w:p>
           <w:p>
@@ -18892,7 +19260,25 @@
                 <w:sz w:val="28"/>
                 <w:szCs w:val="28"/>
               </w:rPr>
-              <w:t xml:space="preserve">, September 20, 2017, https://interaksyon.philstar.com/breaking-news/2017/09/20/98551/house-okays-sogie-bill-on-3rd-and-final-reading/.</w:t>
+              <w:t xml:space="preserve">, September 20, 2017, </w:t>
+            </w:r>
+            <w:hyperlink r:id="rId30">
+              <w:r>
+                <w:rPr>
+                  <w:rFonts w:ascii="Times New Roman" w:hAnsi="Times New Roman" w:cs="Times New Roman" w:eastAsia="Times New Roman"/>
+                  <w:sz w:val="28"/>
+                  <w:szCs w:val="28"/>
+                </w:rPr>
+                <w:t xml:space="preserve">https://interaksyon.philstar.com/breaking-news/2017/09/20/98551/house-okays-sogie-bill-on-3rd-and-final-reading/</w:t>
+              </w:r>
+            </w:hyperlink>
+            <w:r>
+              <w:rPr>
+                <w:rFonts w:ascii="Times New Roman" w:hAnsi="Times New Roman" w:cs="Times New Roman" w:eastAsia="Times New Roman"/>
+                <w:sz w:val="28"/>
+                <w:szCs w:val="28"/>
+              </w:rPr>
+              <w:t xml:space="preserve">.</w:t>
             </w:r>
           </w:p>
           <w:p>
@@ -18953,7 +19339,7 @@
       </w:pPr>
     </w:p>
     <w:sectPr>
-      <w:footerReference w:type="default" r:id="rId10"/>
+      <w:footerReference w:type="default" r:id="rId31"/>
       <w:pgSz w:w="20160" w:h="12240" w:orient="landscape"/>
       <w:pgMar w:top="1440" w:right="1440" w:bottom="1440" w:left="1440" w:header="708" w:footer="708" w:gutter="0"/>
       <w:cols w:space="708"/>

--- a/BORJA_Assignment 2.docx
+++ b/BORJA_Assignment 2.docx
@@ -1913,7 +1913,7 @@
                 <w:sz w:val="28"/>
                 <w:szCs w:val="28"/>
               </w:rPr>
-              <w:t xml:space="preserve">STATUTES (CODES, PRESIDENTIAL DECREES, AND REPUBLIC ACTS)</w:t>
+              <w:t xml:space="preserve">STATUTES AND INTERNATIONAL LAW</w:t>
             </w:r>
           </w:p>
         </w:tc>
@@ -3783,19 +3783,16 @@
           </w:tcPr>
           <w:p>
             <w:pPr>
-              <w:keepNext/>
-              <w:spacing w:before="0" w:after="0" w:line="240" w:lineRule="auto"/>
-              <w:jc w:val="left"/>
-            </w:pPr>
-            <w:r>
-              <w:rPr>
-                <w:rFonts w:ascii="Times New Roman" w:hAnsi="Times New Roman" w:cs="Times New Roman" w:eastAsia="Times New Roman"/>
-                <w:b/>
-                <w:bCs/>
-                <w:sz w:val="28"/>
-                <w:szCs w:val="28"/>
-              </w:rPr>
-              <w:t xml:space="preserve">C.</w:t>
+              <w:spacing w:before="0" w:after="0" w:line="240" w:lineRule="auto"/>
+              <w:jc w:val="left"/>
+            </w:pPr>
+            <w:r>
+              <w:rPr>
+                <w:rFonts w:ascii="Times New Roman" w:hAnsi="Times New Roman" w:cs="Times New Roman" w:eastAsia="Times New Roman"/>
+                <w:sz w:val="28"/>
+                <w:szCs w:val="28"/>
+              </w:rPr>
+              <w:t xml:space="preserve">18.</w:t>
             </w:r>
           </w:p>
         </w:tc>
@@ -3805,19 +3802,48 @@
           </w:tcPr>
           <w:p>
             <w:pPr>
-              <w:keepNext/>
-              <w:spacing w:before="0" w:after="0" w:line="240" w:lineRule="auto"/>
-              <w:jc w:val="left"/>
-            </w:pPr>
-            <w:r>
-              <w:rPr>
-                <w:rFonts w:ascii="Times New Roman" w:hAnsi="Times New Roman" w:cs="Times New Roman" w:eastAsia="Times New Roman"/>
-                <w:b/>
-                <w:bCs/>
-                <w:sz w:val="28"/>
-                <w:szCs w:val="28"/>
-              </w:rPr>
-              <w:t xml:space="preserve">CONGRESSIONAL BILLS, RESOLUTIONS, AND COMMITTEE REPORTS</w:t>
+              <w:spacing w:before="0" w:after="0" w:line="240" w:lineRule="auto"/>
+              <w:jc w:val="left"/>
+            </w:pPr>
+            <w:r>
+              <w:rPr>
+                <w:rFonts w:ascii="Times New Roman" w:hAnsi="Times New Roman" w:cs="Times New Roman" w:eastAsia="Times New Roman"/>
+                <w:sz w:val="28"/>
+                <w:szCs w:val="28"/>
+              </w:rPr>
+              <w:t xml:space="preserve">International Covenant on Civil and Political Rights, December 19, 1966 (1976), 999 U.N.T.S. 171, art. 23.</w:t>
+            </w:r>
+          </w:p>
+          <w:p>
+            <w:pPr>
+              <w:spacing w:before="60" w:after="0" w:line="240" w:lineRule="auto"/>
+              <w:jc w:val="both"/>
+            </w:pPr>
+            <w:r>
+              <w:rPr>
+                <w:rFonts w:ascii="Times New Roman" w:hAnsi="Times New Roman" w:cs="Times New Roman" w:eastAsia="Times New Roman"/>
+                <w:sz w:val="28"/>
+                <w:szCs w:val="28"/>
+              </w:rPr>
+              <w:t xml:space="preserve">Protects the family and recognizes “the right of men and women of marriageable age to marry,” gendered wording that the Human Rights Committee in </w:t>
+            </w:r>
+            <w:r>
+              <w:rPr>
+                <w:rFonts w:ascii="Times New Roman" w:hAnsi="Times New Roman" w:cs="Times New Roman" w:eastAsia="Times New Roman"/>
+                <w:i/>
+                <w:iCs/>
+                <w:sz w:val="28"/>
+                <w:szCs w:val="28"/>
+              </w:rPr>
+              <w:t xml:space="preserve">Joslin</w:t>
+            </w:r>
+            <w:r>
+              <w:rPr>
+                <w:rFonts w:ascii="Times New Roman" w:hAnsi="Times New Roman" w:cs="Times New Roman" w:eastAsia="Times New Roman"/>
+                <w:sz w:val="28"/>
+                <w:szCs w:val="28"/>
+              </w:rPr>
+              <w:t xml:space="preserve"> read as not requiring States to open marriage to same-sex couples.</w:t>
             </w:r>
           </w:p>
         </w:tc>
@@ -3827,10 +3853,17 @@
           </w:tcPr>
           <w:p>
             <w:pPr>
-              <w:keepNext/>
-              <w:spacing w:before="0" w:after="0" w:line="240" w:lineRule="auto"/>
-              <w:jc w:val="left"/>
-            </w:pPr>
+              <w:spacing w:before="0" w:after="0" w:line="240" w:lineRule="auto"/>
+              <w:jc w:val="left"/>
+            </w:pPr>
+            <w:r>
+              <w:rPr>
+                <w:rFonts w:ascii="Times New Roman" w:hAnsi="Times New Roman" w:cs="Times New Roman" w:eastAsia="Times New Roman"/>
+                <w:sz w:val="28"/>
+                <w:szCs w:val="28"/>
+              </w:rPr>
+              <w:t xml:space="preserve">Mandatory</w:t>
+            </w:r>
           </w:p>
         </w:tc>
         <w:tc>
@@ -3839,10 +3872,17 @@
           </w:tcPr>
           <w:p>
             <w:pPr>
-              <w:keepNext/>
-              <w:spacing w:before="0" w:after="0" w:line="240" w:lineRule="auto"/>
-              <w:jc w:val="left"/>
-            </w:pPr>
+              <w:spacing w:before="0" w:after="0" w:line="240" w:lineRule="auto"/>
+              <w:jc w:val="left"/>
+            </w:pPr>
+            <w:r>
+              <w:rPr>
+                <w:rFonts w:ascii="Times New Roman" w:hAnsi="Times New Roman" w:cs="Times New Roman" w:eastAsia="Times New Roman"/>
+                <w:sz w:val="28"/>
+                <w:szCs w:val="28"/>
+              </w:rPr>
+              <w:t xml:space="preserve">United Nations Treaty Collection (treaties.un.org); OHCHR website (ohchr.org)</w:t>
+            </w:r>
           </w:p>
         </w:tc>
       </w:tr>
@@ -3865,7 +3905,7 @@
                 <w:sz w:val="28"/>
                 <w:szCs w:val="28"/>
               </w:rPr>
-              <w:t xml:space="preserve">1.</w:t>
+              <w:t xml:space="preserve">19.</w:t>
             </w:r>
           </w:p>
         </w:tc>
@@ -3884,7 +3924,7 @@
                 <w:sz w:val="28"/>
                 <w:szCs w:val="28"/>
               </w:rPr>
-              <w:t xml:space="preserve">S. No. 1600, 19th Cong., 1st Sess. (2022).</w:t>
+              <w:t xml:space="preserve">International Covenant on Civil and Political Rights, December 19, 1966 (1976), 999 U.N.T.S. 171, arts. 2 (1), 17, 26.</w:t>
             </w:r>
           </w:p>
           <w:p>
@@ -3898,7 +3938,7 @@
                 <w:sz w:val="28"/>
                 <w:szCs w:val="28"/>
               </w:rPr>
-              <w:t xml:space="preserve">The Senate’s consolidated “SOGIESC Equality Act,” which would penalize discrimination on the basis of sexual orientation, gender identity or expression, and sex characteristics, but which was never approved in plenary.</w:t>
+              <w:t xml:space="preserve">Guarantees non-discrimination, equality before the law, and protection against interference with privacy and family, which the Human Rights Committee has read to prohibit discrimination based on sexual orientation.</w:t>
             </w:r>
           </w:p>
         </w:tc>
@@ -3917,7 +3957,7 @@
                 <w:sz w:val="28"/>
                 <w:szCs w:val="28"/>
               </w:rPr>
-              <w:t xml:space="preserve">Persuasive</w:t>
+              <w:t xml:space="preserve">Mandatory</w:t>
             </w:r>
           </w:p>
         </w:tc>
@@ -3936,7 +3976,7 @@
                 <w:sz w:val="28"/>
                 <w:szCs w:val="28"/>
               </w:rPr>
-              <w:t xml:space="preserve">Senate Legislative Information System (web.senate.gov.ph); Senate Legislative Reference Bureau</w:t>
+              <w:t xml:space="preserve">United Nations Treaty Collection (treaties.un.org); OHCHR website (ohchr.org)</w:t>
             </w:r>
           </w:p>
         </w:tc>
@@ -3960,7 +4000,7 @@
                 <w:sz w:val="28"/>
                 <w:szCs w:val="28"/>
               </w:rPr>
-              <w:t xml:space="preserve">2.</w:t>
+              <w:t xml:space="preserve">20.</w:t>
             </w:r>
           </w:p>
         </w:tc>
@@ -3979,7 +4019,7 @@
                 <w:sz w:val="28"/>
                 <w:szCs w:val="28"/>
               </w:rPr>
-              <w:t xml:space="preserve">Comm. on Women, Children, Family Relations and Gender Equality &amp; Comm. on Finance, S. Rpt. 15, 19th Cong., 1st Sess. (2022).</w:t>
+              <w:t xml:space="preserve">International Covenant on Economic, Social and Cultural Rights, December 19, 1966 (1976), 993 U.N.T.S. 3, art. 10 (1).</w:t>
             </w:r>
           </w:p>
           <w:p>
@@ -3993,7 +4033,7 @@
                 <w:sz w:val="28"/>
                 <w:szCs w:val="28"/>
               </w:rPr>
-              <w:t xml:space="preserve">The joint committee report recommending approval of S. No. 1600, signed by a majority of senators but referred back to the Committee on Rules after opposition from religious groups.</w:t>
+              <w:t xml:space="preserve">Accords “the widest possible protection and assistance” to the family and requires that marriage be entered into with the free consent of the intending spouses, without specifying the sex of the spouses.</w:t>
             </w:r>
           </w:p>
         </w:tc>
@@ -4012,7 +4052,7 @@
                 <w:sz w:val="28"/>
                 <w:szCs w:val="28"/>
               </w:rPr>
-              <w:t xml:space="preserve">Persuasive</w:t>
+              <w:t xml:space="preserve">Mandatory</w:t>
             </w:r>
           </w:p>
         </w:tc>
@@ -4031,7 +4071,7 @@
                 <w:sz w:val="28"/>
                 <w:szCs w:val="28"/>
               </w:rPr>
-              <w:t xml:space="preserve">Senate Legislative Information System (web.senate.gov.ph); Senate Legislative Reference Bureau</w:t>
+              <w:t xml:space="preserve">United Nations Treaty Collection (treaties.un.org); OHCHR website (ohchr.org)</w:t>
             </w:r>
           </w:p>
         </w:tc>
@@ -4055,7 +4095,7 @@
                 <w:sz w:val="28"/>
                 <w:szCs w:val="28"/>
               </w:rPr>
-              <w:t xml:space="preserve">3.</w:t>
+              <w:t xml:space="preserve">21.</w:t>
             </w:r>
           </w:p>
         </w:tc>
@@ -4074,7 +4114,7 @@
                 <w:sz w:val="28"/>
                 <w:szCs w:val="28"/>
               </w:rPr>
-              <w:t xml:space="preserve">S. No. 449, 19th Cong., 1st Sess. (2022).</w:t>
+              <w:t xml:space="preserve">Convention on the Elimination of All Forms of Discrimination against Women, July 15, 1980 (1981), 1249 U.N.T.S. 13, art. 16.</w:t>
             </w:r>
           </w:p>
           <w:p>
@@ -4088,7 +4128,7 @@
                 <w:sz w:val="28"/>
                 <w:szCs w:val="28"/>
               </w:rPr>
-              <w:t xml:space="preserve">Senator Robinhood Padilla’s bill “Institutionalizing Civil Unions of Same Sex Couples, Establishing Their Rights and Obligations,” which would grant same-sex civil partners the benefits and protections enjoyed by married couples.</w:t>
+              <w:t xml:space="preserve">Obliges States to eliminate discrimination against women in matters relating to marriage and family relations on a basis of equality of men and women, the source of the Magna Carta of Women’s marriage provisions.</w:t>
             </w:r>
           </w:p>
         </w:tc>
@@ -4107,7 +4147,7 @@
                 <w:sz w:val="28"/>
                 <w:szCs w:val="28"/>
               </w:rPr>
-              <w:t xml:space="preserve">Persuasive</w:t>
+              <w:t xml:space="preserve">Mandatory</w:t>
             </w:r>
           </w:p>
         </w:tc>
@@ -4126,7 +4166,7 @@
                 <w:sz w:val="28"/>
                 <w:szCs w:val="28"/>
               </w:rPr>
-              <w:t xml:space="preserve">Senate Legislative Information System (web.senate.gov.ph); Senate Legislative Reference Bureau</w:t>
+              <w:t xml:space="preserve">United Nations Treaty Collection (treaties.un.org); OHCHR website (ohchr.org)</w:t>
             </w:r>
           </w:p>
         </w:tc>
@@ -4150,7 +4190,7 @@
                 <w:sz w:val="28"/>
                 <w:szCs w:val="28"/>
               </w:rPr>
-              <w:t xml:space="preserve">4.</w:t>
+              <w:t xml:space="preserve">22.</w:t>
             </w:r>
           </w:p>
         </w:tc>
@@ -4169,7 +4209,7 @@
                 <w:sz w:val="28"/>
                 <w:szCs w:val="28"/>
               </w:rPr>
-              <w:t xml:space="preserve">H. No. 1015, 19th Cong., 1st Sess. (2022).</w:t>
+              <w:t xml:space="preserve">Universal Declaration of Human Rights, G.A. Res. 217 (III) A, U.N. Doc. A/RES/217(III), art. 16 (December 10, 1948).</w:t>
             </w:r>
           </w:p>
           <w:p>
@@ -4183,7 +4223,7 @@
                 <w:sz w:val="28"/>
                 <w:szCs w:val="28"/>
               </w:rPr>
-              <w:t xml:space="preserve">The “Civil Partnership Act,” which would allow couples of the same or opposite sex to enter into civil partnerships with rights such as designating partners as beneficiaries and inheriting from them by intestate succession.</w:t>
+              <w:t xml:space="preserve">Declares that “men and women of full age” have the right to marry and to found a family, the model for the marriage provisions of later human rights treaties.</w:t>
             </w:r>
           </w:p>
         </w:tc>
@@ -4221,7 +4261,7 @@
                 <w:sz w:val="28"/>
                 <w:szCs w:val="28"/>
               </w:rPr>
-              <w:t xml:space="preserve">House of Representatives Legislative Information System (congress.gov.ph)</w:t>
+              <w:t xml:space="preserve">United Nations website (un.org); UN Digital Library</w:t>
             </w:r>
           </w:p>
         </w:tc>
@@ -4245,7 +4285,7 @@
                 <w:sz w:val="28"/>
                 <w:szCs w:val="28"/>
               </w:rPr>
-              <w:t xml:space="preserve">5.</w:t>
+              <w:t xml:space="preserve">23.</w:t>
             </w:r>
           </w:p>
         </w:tc>
@@ -4264,7 +4304,7 @@
                 <w:sz w:val="28"/>
                 <w:szCs w:val="28"/>
               </w:rPr>
-              <w:t xml:space="preserve">H. No. 2264, 18th Cong., 1st Sess. (2019).</w:t>
+              <w:t xml:space="preserve">Toonen v. Australia, Communication No. 488/1992, U.N. Doc. CCPR/C/50/D/488/1992 (Human Rights Comm., March 31, 1994).</w:t>
             </w:r>
           </w:p>
           <w:p>
@@ -4278,7 +4318,7 @@
                 <w:sz w:val="28"/>
                 <w:szCs w:val="28"/>
               </w:rPr>
-              <w:t xml:space="preserve">Representative Pantaleon Alvarez’s refiled Civil Partnership bill allowing couples of the same or opposite sex to form civil partnerships, which remained pending at the committee level.</w:t>
+              <w:t xml:space="preserve">The Human Rights Committee held that the reference to “sex” in Articles 2 (1) and 26 of the ICCPR includes sexual orientation, laying the foundation for sexual-orientation equality claims under the Covenant.</w:t>
             </w:r>
           </w:p>
         </w:tc>
@@ -4316,7 +4356,7 @@
                 <w:sz w:val="28"/>
                 <w:szCs w:val="28"/>
               </w:rPr>
-              <w:t xml:space="preserve">House of Representatives Legislative Information System (congress.gov.ph)</w:t>
+              <w:t xml:space="preserve">OHCHR Jurisprudence Database (juris.ohchr.org); UN Treaty Body Database</w:t>
             </w:r>
           </w:p>
         </w:tc>
@@ -4340,7 +4380,7 @@
                 <w:sz w:val="28"/>
                 <w:szCs w:val="28"/>
               </w:rPr>
-              <w:t xml:space="preserve">6.</w:t>
+              <w:t xml:space="preserve">24.</w:t>
             </w:r>
           </w:p>
         </w:tc>
@@ -4359,7 +4399,7 @@
                 <w:sz w:val="28"/>
                 <w:szCs w:val="28"/>
               </w:rPr>
-              <w:t xml:space="preserve">H. No. 6595, 17th Cong., 2d Sess. (2017).</w:t>
+              <w:t xml:space="preserve">Joslin v. New Zealand, Communication No. 902/1999, U.N. Doc. CCPR/C/75/D/902/1999 (Human Rights Comm., July 17, 2002).</w:t>
             </w:r>
           </w:p>
           <w:p>
@@ -4373,7 +4413,7 @@
                 <w:sz w:val="28"/>
                 <w:szCs w:val="28"/>
               </w:rPr>
-              <w:t xml:space="preserve">The Civil Partnership Act filed by then Speaker Pantaleon Alvarez, proposing to extend the benefits and protections granted to spouses to same-sex and opposite-sex civil partners.</w:t>
+              <w:t xml:space="preserve">The Committee held that a State’s refusal to allow same-sex couples to marry does not violate the ICCPR because Article 23 (2) refers specifically to “men and women.”</w:t>
             </w:r>
           </w:p>
         </w:tc>
@@ -4411,7 +4451,7 @@
                 <w:sz w:val="28"/>
                 <w:szCs w:val="28"/>
               </w:rPr>
-              <w:t xml:space="preserve">House of Representatives Legislative Information System (congress.gov.ph)</w:t>
+              <w:t xml:space="preserve">OHCHR Jurisprudence Database (juris.ohchr.org); UN Treaty Body Database</w:t>
             </w:r>
           </w:p>
         </w:tc>
@@ -4435,7 +4475,7 @@
                 <w:sz w:val="28"/>
                 <w:szCs w:val="28"/>
               </w:rPr>
-              <w:t xml:space="preserve">7.</w:t>
+              <w:t xml:space="preserve">25.</w:t>
             </w:r>
           </w:p>
         </w:tc>
@@ -4454,7 +4494,7 @@
                 <w:sz w:val="28"/>
                 <w:szCs w:val="28"/>
               </w:rPr>
-              <w:t xml:space="preserve">H. No. 4982, 17th Cong., 1st Sess. (2017).</w:t>
+              <w:t xml:space="preserve">Young v. Australia, Communication No. 941/2000, U.N. Doc. CCPR/C/78/D/941/2000 (Human Rights Comm., August 6, 2003).</w:t>
             </w:r>
           </w:p>
           <w:p>
@@ -4468,7 +4508,7 @@
                 <w:sz w:val="28"/>
                 <w:szCs w:val="28"/>
               </w:rPr>
-              <w:t xml:space="preserve">The SOGIE Equality Act, approved by the House of Representatives on third reading on September 20, 2017 by a vote of 198–0, but never enacted after stalling in the Senate.</w:t>
+              <w:t xml:space="preserve">The Committee found that denying a veterans’ pension to the surviving same-sex partner of a veteran violated the equality guarantee of Article 26.</w:t>
             </w:r>
           </w:p>
         </w:tc>
@@ -4506,7 +4546,7 @@
                 <w:sz w:val="28"/>
                 <w:szCs w:val="28"/>
               </w:rPr>
-              <w:t xml:space="preserve">House of Representatives Legislative Information System (congress.gov.ph)</w:t>
+              <w:t xml:space="preserve">OHCHR Jurisprudence Database (juris.ohchr.org); UN Treaty Body Database</w:t>
             </w:r>
           </w:p>
         </w:tc>
@@ -4521,19 +4561,16 @@
           </w:tcPr>
           <w:p>
             <w:pPr>
-              <w:keepNext/>
-              <w:spacing w:before="0" w:after="0" w:line="240" w:lineRule="auto"/>
-              <w:jc w:val="left"/>
-            </w:pPr>
-            <w:r>
-              <w:rPr>
-                <w:rFonts w:ascii="Times New Roman" w:hAnsi="Times New Roman" w:cs="Times New Roman" w:eastAsia="Times New Roman"/>
-                <w:b/>
-                <w:bCs/>
-                <w:sz w:val="28"/>
-                <w:szCs w:val="28"/>
-              </w:rPr>
-              <w:t xml:space="preserve">D.</w:t>
+              <w:spacing w:before="0" w:after="0" w:line="240" w:lineRule="auto"/>
+              <w:jc w:val="left"/>
+            </w:pPr>
+            <w:r>
+              <w:rPr>
+                <w:rFonts w:ascii="Times New Roman" w:hAnsi="Times New Roman" w:cs="Times New Roman" w:eastAsia="Times New Roman"/>
+                <w:sz w:val="28"/>
+                <w:szCs w:val="28"/>
+              </w:rPr>
+              <w:t xml:space="preserve">26.</w:t>
             </w:r>
           </w:p>
         </w:tc>
@@ -4543,19 +4580,30 @@
           </w:tcPr>
           <w:p>
             <w:pPr>
-              <w:keepNext/>
-              <w:spacing w:before="0" w:after="0" w:line="240" w:lineRule="auto"/>
-              <w:jc w:val="left"/>
-            </w:pPr>
-            <w:r>
-              <w:rPr>
-                <w:rFonts w:ascii="Times New Roman" w:hAnsi="Times New Roman" w:cs="Times New Roman" w:eastAsia="Times New Roman"/>
-                <w:b/>
-                <w:bCs/>
-                <w:sz w:val="28"/>
-                <w:szCs w:val="28"/>
-              </w:rPr>
-              <w:t xml:space="preserve">EXECUTIVE AND ADMINISTRATIVE ISSUANCES (QUASI-LEGISLATIVE)</w:t>
+              <w:spacing w:before="0" w:after="0" w:line="240" w:lineRule="auto"/>
+              <w:jc w:val="left"/>
+            </w:pPr>
+            <w:r>
+              <w:rPr>
+                <w:rFonts w:ascii="Times New Roman" w:hAnsi="Times New Roman" w:cs="Times New Roman" w:eastAsia="Times New Roman"/>
+                <w:sz w:val="28"/>
+                <w:szCs w:val="28"/>
+              </w:rPr>
+              <w:t xml:space="preserve">X v. Colombia, Communication No. 1361/2005, U.N. Doc. CCPR/C/89/D/1361/2005 (Human Rights Comm., March 30, 2007).</w:t>
+            </w:r>
+          </w:p>
+          <w:p>
+            <w:pPr>
+              <w:spacing w:before="60" w:after="0" w:line="240" w:lineRule="auto"/>
+              <w:jc w:val="both"/>
+            </w:pPr>
+            <w:r>
+              <w:rPr>
+                <w:rFonts w:ascii="Times New Roman" w:hAnsi="Times New Roman" w:cs="Times New Roman" w:eastAsia="Times New Roman"/>
+                <w:sz w:val="28"/>
+                <w:szCs w:val="28"/>
+              </w:rPr>
+              <w:t xml:space="preserve">The Committee held that denying a pension to the surviving partner of a same-sex union, where unmarried heterosexual partners were entitled, was discrimination based on sexual orientation under Article 26.</w:t>
             </w:r>
           </w:p>
         </w:tc>
@@ -4565,10 +4613,17 @@
           </w:tcPr>
           <w:p>
             <w:pPr>
-              <w:keepNext/>
-              <w:spacing w:before="0" w:after="0" w:line="240" w:lineRule="auto"/>
-              <w:jc w:val="left"/>
-            </w:pPr>
+              <w:spacing w:before="0" w:after="0" w:line="240" w:lineRule="auto"/>
+              <w:jc w:val="left"/>
+            </w:pPr>
+            <w:r>
+              <w:rPr>
+                <w:rFonts w:ascii="Times New Roman" w:hAnsi="Times New Roman" w:cs="Times New Roman" w:eastAsia="Times New Roman"/>
+                <w:sz w:val="28"/>
+                <w:szCs w:val="28"/>
+              </w:rPr>
+              <w:t xml:space="preserve">Persuasive</w:t>
+            </w:r>
           </w:p>
         </w:tc>
         <w:tc>
@@ -4577,10 +4632,17 @@
           </w:tcPr>
           <w:p>
             <w:pPr>
-              <w:keepNext/>
-              <w:spacing w:before="0" w:after="0" w:line="240" w:lineRule="auto"/>
-              <w:jc w:val="left"/>
-            </w:pPr>
+              <w:spacing w:before="0" w:after="0" w:line="240" w:lineRule="auto"/>
+              <w:jc w:val="left"/>
+            </w:pPr>
+            <w:r>
+              <w:rPr>
+                <w:rFonts w:ascii="Times New Roman" w:hAnsi="Times New Roman" w:cs="Times New Roman" w:eastAsia="Times New Roman"/>
+                <w:sz w:val="28"/>
+                <w:szCs w:val="28"/>
+              </w:rPr>
+              <w:t xml:space="preserve">OHCHR Jurisprudence Database (juris.ohchr.org); UN Treaty Body Database</w:t>
+            </w:r>
           </w:p>
         </w:tc>
       </w:tr>
@@ -4603,7 +4665,7 @@
                 <w:sz w:val="28"/>
                 <w:szCs w:val="28"/>
               </w:rPr>
-              <w:t xml:space="preserve">1.</w:t>
+              <w:t xml:space="preserve">27.</w:t>
             </w:r>
           </w:p>
         </w:tc>
@@ -4622,7 +4684,7 @@
                 <w:sz w:val="28"/>
                 <w:szCs w:val="28"/>
               </w:rPr>
-              <w:t xml:space="preserve">CSC Res. No. 01-0940 (2001).</w:t>
+              <w:t xml:space="preserve">Human Rights Comm., Concluding Observations: Philippines, U.N. Doc. CCPR/C/PHL/CO/4 (November 13, 2012).</w:t>
             </w:r>
           </w:p>
           <w:p>
@@ -4636,25 +4698,7 @@
                 <w:sz w:val="28"/>
                 <w:szCs w:val="28"/>
               </w:rPr>
-              <w:t xml:space="preserve">The Administrative Disciplinary Rules on Sexual Harassment Cases classify degrading remarks or innuendoes directed at a person’s sexual orientation as an offense, a rule applied by the Supreme Court in </w:t>
-            </w:r>
-            <w:r>
-              <w:rPr>
-                <w:rFonts w:ascii="Times New Roman" w:hAnsi="Times New Roman" w:cs="Times New Roman" w:eastAsia="Times New Roman"/>
-                <w:i/>
-                <w:iCs/>
-                <w:sz w:val="28"/>
-                <w:szCs w:val="28"/>
-              </w:rPr>
-              <w:t xml:space="preserve">Espejon v. Lorredo</w:t>
-            </w:r>
-            <w:r>
-              <w:rPr>
-                <w:rFonts w:ascii="Times New Roman" w:hAnsi="Times New Roman" w:cs="Times New Roman" w:eastAsia="Times New Roman"/>
-                <w:sz w:val="28"/>
-                <w:szCs w:val="28"/>
-              </w:rPr>
-              <w:t xml:space="preserve"> to a judge’s remarks against a same-sex couple.</w:t>
+              <w:t xml:space="preserve">The Committee urged the Philippines to adopt a comprehensive anti-discrimination law that covers sexual orientation and gender identity, noting that the pending bill had not been passed.</w:t>
             </w:r>
           </w:p>
         </w:tc>
@@ -4673,7 +4717,7 @@
                 <w:sz w:val="28"/>
                 <w:szCs w:val="28"/>
               </w:rPr>
-              <w:t xml:space="preserve">Mandatory</w:t>
+              <w:t xml:space="preserve">Persuasive</w:t>
             </w:r>
           </w:p>
         </w:tc>
@@ -4692,7 +4736,7 @@
                 <w:sz w:val="28"/>
                 <w:szCs w:val="28"/>
               </w:rPr>
-              <w:t xml:space="preserve">Civil Service Commission (csc.gov.ph); Office of the National Administrative Register (ONAR), U.P. Law Center</w:t>
+              <w:t xml:space="preserve">UN Treaty Body Database (tbinternet.ohchr.org); UN Digital Library</w:t>
             </w:r>
           </w:p>
         </w:tc>
@@ -4707,19 +4751,16 @@
           </w:tcPr>
           <w:p>
             <w:pPr>
-              <w:keepNext/>
-              <w:spacing w:before="0" w:after="0" w:line="240" w:lineRule="auto"/>
-              <w:jc w:val="left"/>
-            </w:pPr>
-            <w:r>
-              <w:rPr>
-                <w:rFonts w:ascii="Times New Roman" w:hAnsi="Times New Roman" w:cs="Times New Roman" w:eastAsia="Times New Roman"/>
-                <w:b/>
-                <w:bCs/>
-                <w:sz w:val="28"/>
-                <w:szCs w:val="28"/>
-              </w:rPr>
-              <w:t xml:space="preserve">E.</w:t>
+              <w:spacing w:before="0" w:after="0" w:line="240" w:lineRule="auto"/>
+              <w:jc w:val="left"/>
+            </w:pPr>
+            <w:r>
+              <w:rPr>
+                <w:rFonts w:ascii="Times New Roman" w:hAnsi="Times New Roman" w:cs="Times New Roman" w:eastAsia="Times New Roman"/>
+                <w:sz w:val="28"/>
+                <w:szCs w:val="28"/>
+              </w:rPr>
+              <w:t xml:space="preserve">28.</w:t>
             </w:r>
           </w:p>
         </w:tc>
@@ -4729,19 +4770,30 @@
           </w:tcPr>
           <w:p>
             <w:pPr>
-              <w:keepNext/>
-              <w:spacing w:before="0" w:after="0" w:line="240" w:lineRule="auto"/>
-              <w:jc w:val="left"/>
-            </w:pPr>
-            <w:r>
-              <w:rPr>
-                <w:rFonts w:ascii="Times New Roman" w:hAnsi="Times New Roman" w:cs="Times New Roman" w:eastAsia="Times New Roman"/>
-                <w:b/>
-                <w:bCs/>
-                <w:sz w:val="28"/>
-                <w:szCs w:val="28"/>
-              </w:rPr>
-              <w:t xml:space="preserve">EXECUTIVE AND ADMINISTRATIVE DECISIONS (QUASI-JUDICIAL)</w:t>
+              <w:spacing w:before="0" w:after="0" w:line="240" w:lineRule="auto"/>
+              <w:jc w:val="left"/>
+            </w:pPr>
+            <w:r>
+              <w:rPr>
+                <w:rFonts w:ascii="Times New Roman" w:hAnsi="Times New Roman" w:cs="Times New Roman" w:eastAsia="Times New Roman"/>
+                <w:sz w:val="28"/>
+                <w:szCs w:val="28"/>
+              </w:rPr>
+              <w:t xml:space="preserve">Human Rights Council Res. 17/19, U.N. Doc. A/HRC/RES/17/19 (June 17, 2011).</w:t>
+            </w:r>
+          </w:p>
+          <w:p>
+            <w:pPr>
+              <w:spacing w:before="60" w:after="0" w:line="240" w:lineRule="auto"/>
+              <w:jc w:val="both"/>
+            </w:pPr>
+            <w:r>
+              <w:rPr>
+                <w:rFonts w:ascii="Times New Roman" w:hAnsi="Times New Roman" w:cs="Times New Roman" w:eastAsia="Times New Roman"/>
+                <w:sz w:val="28"/>
+                <w:szCs w:val="28"/>
+              </w:rPr>
+              <w:t xml:space="preserve">The first United Nations resolution on human rights, sexual orientation, and gender identity, expressing grave concern over violence and discrimination on these grounds.</w:t>
             </w:r>
           </w:p>
         </w:tc>
@@ -4751,10 +4803,17 @@
           </w:tcPr>
           <w:p>
             <w:pPr>
-              <w:keepNext/>
-              <w:spacing w:before="0" w:after="0" w:line="240" w:lineRule="auto"/>
-              <w:jc w:val="left"/>
-            </w:pPr>
+              <w:spacing w:before="0" w:after="0" w:line="240" w:lineRule="auto"/>
+              <w:jc w:val="left"/>
+            </w:pPr>
+            <w:r>
+              <w:rPr>
+                <w:rFonts w:ascii="Times New Roman" w:hAnsi="Times New Roman" w:cs="Times New Roman" w:eastAsia="Times New Roman"/>
+                <w:sz w:val="28"/>
+                <w:szCs w:val="28"/>
+              </w:rPr>
+              <w:t xml:space="preserve">Persuasive</w:t>
+            </w:r>
           </w:p>
         </w:tc>
         <w:tc>
@@ -4763,10 +4822,17 @@
           </w:tcPr>
           <w:p>
             <w:pPr>
-              <w:keepNext/>
-              <w:spacing w:before="0" w:after="0" w:line="240" w:lineRule="auto"/>
-              <w:jc w:val="left"/>
-            </w:pPr>
+              <w:spacing w:before="0" w:after="0" w:line="240" w:lineRule="auto"/>
+              <w:jc w:val="left"/>
+            </w:pPr>
+            <w:r>
+              <w:rPr>
+                <w:rFonts w:ascii="Times New Roman" w:hAnsi="Times New Roman" w:cs="Times New Roman" w:eastAsia="Times New Roman"/>
+                <w:sz w:val="28"/>
+                <w:szCs w:val="28"/>
+              </w:rPr>
+              <w:t xml:space="preserve">UN Digital Library; OHCHR website (ohchr.org)</w:t>
+            </w:r>
           </w:p>
         </w:tc>
       </w:tr>
@@ -4789,7 +4855,7 @@
                 <w:sz w:val="28"/>
                 <w:szCs w:val="28"/>
               </w:rPr>
-              <w:t xml:space="preserve">1.</w:t>
+              <w:t xml:space="preserve">29.</w:t>
             </w:r>
           </w:p>
         </w:tc>
@@ -4805,20 +4871,10 @@
             <w:r>
               <w:rPr>
                 <w:rFonts w:ascii="Times New Roman" w:hAnsi="Times New Roman" w:cs="Times New Roman" w:eastAsia="Times New Roman"/>
-                <w:i/>
-                <w:iCs/>
-                <w:sz w:val="28"/>
-                <w:szCs w:val="28"/>
-              </w:rPr>
-              <w:t xml:space="preserve">In re</w:t>
-            </w:r>
-            <w:r>
-              <w:rPr>
-                <w:rFonts w:ascii="Times New Roman" w:hAnsi="Times New Roman" w:cs="Times New Roman" w:eastAsia="Times New Roman"/>
-                <w:sz w:val="28"/>
-                <w:szCs w:val="28"/>
-              </w:rPr>
-              <w:t xml:space="preserve"> Ang Ladlad LGBT Party, COMELEC SPP No. 09-228 (PL), November 11, 2009.</w:t>
+                <w:sz w:val="28"/>
+                <w:szCs w:val="28"/>
+              </w:rPr>
+              <w:t xml:space="preserve">Human Rights Council Res. 32/2, U.N. Doc. A/HRC/RES/32/2 (June 30, 2016).</w:t>
             </w:r>
           </w:p>
           <w:p>
@@ -4832,7 +4888,7 @@
                 <w:sz w:val="28"/>
                 <w:szCs w:val="28"/>
               </w:rPr>
-              <w:t xml:space="preserve">The COMELEC Second Division denied an LGBT group’s petition for party-list registration on moral grounds, citing Biblical and Koranic passages, a ruling the Supreme Court later set aside.</w:t>
+              <w:t xml:space="preserve">Created the mandate of the Independent Expert on protection against violence and discrimination based on sexual orientation and gender identity.</w:t>
             </w:r>
           </w:p>
         </w:tc>
@@ -4870,25 +4926,7 @@
                 <w:sz w:val="28"/>
                 <w:szCs w:val="28"/>
               </w:rPr>
-              <w:t xml:space="preserve">Commission on Elections (deciding agency); quoted in </w:t>
-            </w:r>
-            <w:r>
-              <w:rPr>
-                <w:rFonts w:ascii="Times New Roman" w:hAnsi="Times New Roman" w:cs="Times New Roman" w:eastAsia="Times New Roman"/>
-                <w:i/>
-                <w:iCs/>
-                <w:sz w:val="28"/>
-                <w:szCs w:val="28"/>
-              </w:rPr>
-              <w:t xml:space="preserve">Ang Ladlad</w:t>
-            </w:r>
-            <w:r>
-              <w:rPr>
-                <w:rFonts w:ascii="Times New Roman" w:hAnsi="Times New Roman" w:cs="Times New Roman" w:eastAsia="Times New Roman"/>
-                <w:sz w:val="28"/>
-                <w:szCs w:val="28"/>
-              </w:rPr>
-              <w:t xml:space="preserve"> (Supreme Court E-Library)</w:t>
+              <w:t xml:space="preserve">UN Digital Library; OHCHR website (ohchr.org)</w:t>
             </w:r>
           </w:p>
         </w:tc>
@@ -4903,16 +4941,19 @@
           </w:tcPr>
           <w:p>
             <w:pPr>
-              <w:spacing w:before="0" w:after="0" w:line="240" w:lineRule="auto"/>
-              <w:jc w:val="left"/>
-            </w:pPr>
-            <w:r>
-              <w:rPr>
-                <w:rFonts w:ascii="Times New Roman" w:hAnsi="Times New Roman" w:cs="Times New Roman" w:eastAsia="Times New Roman"/>
-                <w:sz w:val="28"/>
-                <w:szCs w:val="28"/>
-              </w:rPr>
-              <w:t xml:space="preserve">2.</w:t>
+              <w:keepNext/>
+              <w:spacing w:before="0" w:after="0" w:line="240" w:lineRule="auto"/>
+              <w:jc w:val="left"/>
+            </w:pPr>
+            <w:r>
+              <w:rPr>
+                <w:rFonts w:ascii="Times New Roman" w:hAnsi="Times New Roman" w:cs="Times New Roman" w:eastAsia="Times New Roman"/>
+                <w:b/>
+                <w:bCs/>
+                <w:sz w:val="28"/>
+                <w:szCs w:val="28"/>
+              </w:rPr>
+              <w:t xml:space="preserve">C.</w:t>
             </w:r>
           </w:p>
         </w:tc>
@@ -4922,40 +4963,19 @@
           </w:tcPr>
           <w:p>
             <w:pPr>
-              <w:spacing w:before="0" w:after="0" w:line="240" w:lineRule="auto"/>
-              <w:jc w:val="left"/>
-            </w:pPr>
-            <w:r>
-              <w:rPr>
-                <w:rFonts w:ascii="Times New Roman" w:hAnsi="Times New Roman" w:cs="Times New Roman" w:eastAsia="Times New Roman"/>
-                <w:i/>
-                <w:iCs/>
-                <w:sz w:val="28"/>
-                <w:szCs w:val="28"/>
-              </w:rPr>
-              <w:t xml:space="preserve">In re</w:t>
-            </w:r>
-            <w:r>
-              <w:rPr>
-                <w:rFonts w:ascii="Times New Roman" w:hAnsi="Times New Roman" w:cs="Times New Roman" w:eastAsia="Times New Roman"/>
-                <w:sz w:val="28"/>
-                <w:szCs w:val="28"/>
-              </w:rPr>
-              <w:t xml:space="preserve"> Ang Ladlad LGBT Party, COMELEC SPP No. 09-228 (PL), December 16, 2009.</w:t>
-            </w:r>
-          </w:p>
-          <w:p>
-            <w:pPr>
-              <w:spacing w:before="60" w:after="0" w:line="240" w:lineRule="auto"/>
-              <w:jc w:val="both"/>
-            </w:pPr>
-            <w:r>
-              <w:rPr>
-                <w:rFonts w:ascii="Times New Roman" w:hAnsi="Times New Roman" w:cs="Times New Roman" w:eastAsia="Times New Roman"/>
-                <w:sz w:val="28"/>
-                <w:szCs w:val="28"/>
-              </w:rPr>
-              <w:t xml:space="preserve">The COMELEC En Banc, in a divided vote, denied reconsideration, prompting the certiorari petition that produced the Supreme Court’s leading decision on LGBT equality.</w:t>
+              <w:keepNext/>
+              <w:spacing w:before="0" w:after="0" w:line="240" w:lineRule="auto"/>
+              <w:jc w:val="left"/>
+            </w:pPr>
+            <w:r>
+              <w:rPr>
+                <w:rFonts w:ascii="Times New Roman" w:hAnsi="Times New Roman" w:cs="Times New Roman" w:eastAsia="Times New Roman"/>
+                <w:b/>
+                <w:bCs/>
+                <w:sz w:val="28"/>
+                <w:szCs w:val="28"/>
+              </w:rPr>
+              <w:t xml:space="preserve">CONGRESSIONAL BILLS, RESOLUTIONS, AND COMMITTEE REPORTS</w:t>
             </w:r>
           </w:p>
         </w:tc>
@@ -4965,17 +4985,10 @@
           </w:tcPr>
           <w:p>
             <w:pPr>
-              <w:spacing w:before="0" w:after="0" w:line="240" w:lineRule="auto"/>
-              <w:jc w:val="left"/>
-            </w:pPr>
-            <w:r>
-              <w:rPr>
-                <w:rFonts w:ascii="Times New Roman" w:hAnsi="Times New Roman" w:cs="Times New Roman" w:eastAsia="Times New Roman"/>
-                <w:sz w:val="28"/>
-                <w:szCs w:val="28"/>
-              </w:rPr>
-              <w:t xml:space="preserve">Persuasive</w:t>
-            </w:r>
+              <w:keepNext/>
+              <w:spacing w:before="0" w:after="0" w:line="240" w:lineRule="auto"/>
+              <w:jc w:val="left"/>
+            </w:pPr>
           </w:p>
         </w:tc>
         <w:tc>
@@ -4984,35 +4997,10 @@
           </w:tcPr>
           <w:p>
             <w:pPr>
-              <w:spacing w:before="0" w:after="0" w:line="240" w:lineRule="auto"/>
-              <w:jc w:val="left"/>
-            </w:pPr>
-            <w:r>
-              <w:rPr>
-                <w:rFonts w:ascii="Times New Roman" w:hAnsi="Times New Roman" w:cs="Times New Roman" w:eastAsia="Times New Roman"/>
-                <w:sz w:val="28"/>
-                <w:szCs w:val="28"/>
-              </w:rPr>
-              <w:t xml:space="preserve">Commission on Elections (deciding agency); quoted in </w:t>
-            </w:r>
-            <w:r>
-              <w:rPr>
-                <w:rFonts w:ascii="Times New Roman" w:hAnsi="Times New Roman" w:cs="Times New Roman" w:eastAsia="Times New Roman"/>
-                <w:i/>
-                <w:iCs/>
-                <w:sz w:val="28"/>
-                <w:szCs w:val="28"/>
-              </w:rPr>
-              <w:t xml:space="preserve">Ang Ladlad</w:t>
-            </w:r>
-            <w:r>
-              <w:rPr>
-                <w:rFonts w:ascii="Times New Roman" w:hAnsi="Times New Roman" w:cs="Times New Roman" w:eastAsia="Times New Roman"/>
-                <w:sz w:val="28"/>
-                <w:szCs w:val="28"/>
-              </w:rPr>
-              <w:t xml:space="preserve"> (Supreme Court E-Library)</w:t>
-            </w:r>
+              <w:keepNext/>
+              <w:spacing w:before="0" w:after="0" w:line="240" w:lineRule="auto"/>
+              <w:jc w:val="left"/>
+            </w:pPr>
           </w:p>
         </w:tc>
       </w:tr>
@@ -5026,19 +5014,16 @@
           </w:tcPr>
           <w:p>
             <w:pPr>
-              <w:keepNext/>
-              <w:spacing w:before="0" w:after="0" w:line="240" w:lineRule="auto"/>
-              <w:jc w:val="left"/>
-            </w:pPr>
-            <w:r>
-              <w:rPr>
-                <w:rFonts w:ascii="Times New Roman" w:hAnsi="Times New Roman" w:cs="Times New Roman" w:eastAsia="Times New Roman"/>
-                <w:b/>
-                <w:bCs/>
-                <w:sz w:val="28"/>
-                <w:szCs w:val="28"/>
-              </w:rPr>
-              <w:t xml:space="preserve">F.</w:t>
+              <w:spacing w:before="0" w:after="0" w:line="240" w:lineRule="auto"/>
+              <w:jc w:val="left"/>
+            </w:pPr>
+            <w:r>
+              <w:rPr>
+                <w:rFonts w:ascii="Times New Roman" w:hAnsi="Times New Roman" w:cs="Times New Roman" w:eastAsia="Times New Roman"/>
+                <w:sz w:val="28"/>
+                <w:szCs w:val="28"/>
+              </w:rPr>
+              <w:t xml:space="preserve">1.</w:t>
             </w:r>
           </w:p>
         </w:tc>
@@ -5048,19 +5033,30 @@
           </w:tcPr>
           <w:p>
             <w:pPr>
-              <w:keepNext/>
-              <w:spacing w:before="0" w:after="0" w:line="240" w:lineRule="auto"/>
-              <w:jc w:val="left"/>
-            </w:pPr>
-            <w:r>
-              <w:rPr>
-                <w:rFonts w:ascii="Times New Roman" w:hAnsi="Times New Roman" w:cs="Times New Roman" w:eastAsia="Times New Roman"/>
-                <w:b/>
-                <w:bCs/>
-                <w:sz w:val="28"/>
-                <w:szCs w:val="28"/>
-              </w:rPr>
-              <w:t xml:space="preserve">JUDICIAL ISSUANCES (SUPREME COURT)</w:t>
+              <w:spacing w:before="0" w:after="0" w:line="240" w:lineRule="auto"/>
+              <w:jc w:val="left"/>
+            </w:pPr>
+            <w:r>
+              <w:rPr>
+                <w:rFonts w:ascii="Times New Roman" w:hAnsi="Times New Roman" w:cs="Times New Roman" w:eastAsia="Times New Roman"/>
+                <w:sz w:val="28"/>
+                <w:szCs w:val="28"/>
+              </w:rPr>
+              <w:t xml:space="preserve">S. No. 1600, 19th Cong., 1st Sess. (2022).</w:t>
+            </w:r>
+          </w:p>
+          <w:p>
+            <w:pPr>
+              <w:spacing w:before="60" w:after="0" w:line="240" w:lineRule="auto"/>
+              <w:jc w:val="both"/>
+            </w:pPr>
+            <w:r>
+              <w:rPr>
+                <w:rFonts w:ascii="Times New Roman" w:hAnsi="Times New Roman" w:cs="Times New Roman" w:eastAsia="Times New Roman"/>
+                <w:sz w:val="28"/>
+                <w:szCs w:val="28"/>
+              </w:rPr>
+              <w:t xml:space="preserve">The Senate’s consolidated “SOGIESC Equality Act,” which would penalize discrimination on the basis of sexual orientation, gender identity or expression, and sex characteristics, but which was never approved in plenary.</w:t>
             </w:r>
           </w:p>
         </w:tc>
@@ -5070,10 +5066,17 @@
           </w:tcPr>
           <w:p>
             <w:pPr>
-              <w:keepNext/>
-              <w:spacing w:before="0" w:after="0" w:line="240" w:lineRule="auto"/>
-              <w:jc w:val="left"/>
-            </w:pPr>
+              <w:spacing w:before="0" w:after="0" w:line="240" w:lineRule="auto"/>
+              <w:jc w:val="left"/>
+            </w:pPr>
+            <w:r>
+              <w:rPr>
+                <w:rFonts w:ascii="Times New Roman" w:hAnsi="Times New Roman" w:cs="Times New Roman" w:eastAsia="Times New Roman"/>
+                <w:sz w:val="28"/>
+                <w:szCs w:val="28"/>
+              </w:rPr>
+              <w:t xml:space="preserve">Persuasive</w:t>
+            </w:r>
           </w:p>
         </w:tc>
         <w:tc>
@@ -5082,10 +5085,17 @@
           </w:tcPr>
           <w:p>
             <w:pPr>
-              <w:keepNext/>
-              <w:spacing w:before="0" w:after="0" w:line="240" w:lineRule="auto"/>
-              <w:jc w:val="left"/>
-            </w:pPr>
+              <w:spacing w:before="0" w:after="0" w:line="240" w:lineRule="auto"/>
+              <w:jc w:val="left"/>
+            </w:pPr>
+            <w:r>
+              <w:rPr>
+                <w:rFonts w:ascii="Times New Roman" w:hAnsi="Times New Roman" w:cs="Times New Roman" w:eastAsia="Times New Roman"/>
+                <w:sz w:val="28"/>
+                <w:szCs w:val="28"/>
+              </w:rPr>
+              <w:t xml:space="preserve">Senate Legislative Information System (web.senate.gov.ph); Senate Legislative Reference Bureau</w:t>
+            </w:r>
           </w:p>
         </w:tc>
       </w:tr>
@@ -5108,7 +5118,7 @@
                 <w:sz w:val="28"/>
                 <w:szCs w:val="28"/>
               </w:rPr>
-              <w:t xml:space="preserve">1.</w:t>
+              <w:t xml:space="preserve">2.</w:t>
             </w:r>
           </w:p>
         </w:tc>
@@ -5124,19 +5134,10 @@
             <w:r>
               <w:rPr>
                 <w:rFonts w:ascii="Times New Roman" w:hAnsi="Times New Roman" w:cs="Times New Roman" w:eastAsia="Times New Roman"/>
-                <w:smallCaps/>
-                <w:sz w:val="28"/>
-                <w:szCs w:val="28"/>
-              </w:rPr>
-              <w:t xml:space="preserve">Rules of Court</w:t>
-            </w:r>
-            <w:r>
-              <w:rPr>
-                <w:rFonts w:ascii="Times New Roman" w:hAnsi="Times New Roman" w:cs="Times New Roman" w:eastAsia="Times New Roman"/>
-                <w:sz w:val="28"/>
-                <w:szCs w:val="28"/>
-              </w:rPr>
-              <w:t xml:space="preserve">, Rule 108.</w:t>
+                <w:sz w:val="28"/>
+                <w:szCs w:val="28"/>
+              </w:rPr>
+              <w:t xml:space="preserve">Comm. on Women, Children, Family Relations and Gender Equality &amp; Comm. on Finance, S. Rpt. 15, 19th Cong., 1st Sess. (2022).</w:t>
             </w:r>
           </w:p>
           <w:p>
@@ -5150,43 +5151,7 @@
                 <w:sz w:val="28"/>
                 <w:szCs w:val="28"/>
               </w:rPr>
-              <w:t xml:space="preserve">Provides the judicial procedure for the cancellation or correction of entries in the civil register, the remedy invoked in </w:t>
-            </w:r>
-            <w:r>
-              <w:rPr>
-                <w:rFonts w:ascii="Times New Roman" w:hAnsi="Times New Roman" w:cs="Times New Roman" w:eastAsia="Times New Roman"/>
-                <w:i/>
-                <w:iCs/>
-                <w:sz w:val="28"/>
-                <w:szCs w:val="28"/>
-              </w:rPr>
-              <w:t xml:space="preserve">Silverio</w:t>
-            </w:r>
-            <w:r>
-              <w:rPr>
-                <w:rFonts w:ascii="Times New Roman" w:hAnsi="Times New Roman" w:cs="Times New Roman" w:eastAsia="Times New Roman"/>
-                <w:sz w:val="28"/>
-                <w:szCs w:val="28"/>
-              </w:rPr>
-              <w:t xml:space="preserve"> and </w:t>
-            </w:r>
-            <w:r>
-              <w:rPr>
-                <w:rFonts w:ascii="Times New Roman" w:hAnsi="Times New Roman" w:cs="Times New Roman" w:eastAsia="Times New Roman"/>
-                <w:i/>
-                <w:iCs/>
-                <w:sz w:val="28"/>
-                <w:szCs w:val="28"/>
-              </w:rPr>
-              <w:t xml:space="preserve">Cagandahan</w:t>
-            </w:r>
-            <w:r>
-              <w:rPr>
-                <w:rFonts w:ascii="Times New Roman" w:hAnsi="Times New Roman" w:cs="Times New Roman" w:eastAsia="Times New Roman"/>
-                <w:sz w:val="28"/>
-                <w:szCs w:val="28"/>
-              </w:rPr>
-              <w:t xml:space="preserve"> to change the sex entry that determines capacity to marry under the Family Code.</w:t>
+              <w:t xml:space="preserve">The joint committee report recommending approval of S. No. 1600, signed by a majority of senators but referred back to the Committee on Rules after opposition from religious groups.</w:t>
             </w:r>
           </w:p>
         </w:tc>
@@ -5205,7 +5170,7 @@
                 <w:sz w:val="28"/>
                 <w:szCs w:val="28"/>
               </w:rPr>
-              <w:t xml:space="preserve">Mandatory</w:t>
+              <w:t xml:space="preserve">Persuasive</w:t>
             </w:r>
           </w:p>
         </w:tc>
@@ -5224,7 +5189,7 @@
                 <w:sz w:val="28"/>
                 <w:szCs w:val="28"/>
               </w:rPr>
-              <w:t xml:space="preserve">Supreme Court E-Library; Supreme Court website (sc.judiciary.gov.ph); Supreme Court Library</w:t>
+              <w:t xml:space="preserve">Senate Legislative Information System (web.senate.gov.ph); Senate Legislative Reference Bureau</w:t>
             </w:r>
           </w:p>
         </w:tc>
@@ -5248,7 +5213,7 @@
                 <w:sz w:val="28"/>
                 <w:szCs w:val="28"/>
               </w:rPr>
-              <w:t xml:space="preserve">2.</w:t>
+              <w:t xml:space="preserve">3.</w:t>
             </w:r>
           </w:p>
         </w:tc>
@@ -5264,19 +5229,10 @@
             <w:r>
               <w:rPr>
                 <w:rFonts w:ascii="Times New Roman" w:hAnsi="Times New Roman" w:cs="Times New Roman" w:eastAsia="Times New Roman"/>
-                <w:smallCaps/>
-                <w:sz w:val="28"/>
-                <w:szCs w:val="28"/>
-              </w:rPr>
-              <w:t xml:space="preserve">Void and Voidable Marriages Rule</w:t>
-            </w:r>
-            <w:r>
-              <w:rPr>
-                <w:rFonts w:ascii="Times New Roman" w:hAnsi="Times New Roman" w:cs="Times New Roman" w:eastAsia="Times New Roman"/>
-                <w:sz w:val="28"/>
-                <w:szCs w:val="28"/>
-              </w:rPr>
-              <w:t xml:space="preserve">, A.M. No. 02-11-10-SC, effective March 15, 2003.</w:t>
+                <w:sz w:val="28"/>
+                <w:szCs w:val="28"/>
+              </w:rPr>
+              <w:t xml:space="preserve">S. No. 449, 19th Cong., 1st Sess. (2022).</w:t>
             </w:r>
           </w:p>
           <w:p>
@@ -5290,7 +5246,7 @@
                 <w:sz w:val="28"/>
                 <w:szCs w:val="28"/>
               </w:rPr>
-              <w:t xml:space="preserve">Governs the procedure in petitions for declaration of nullity and annulment of marriage, including annulment actions grounded on the fraudulent concealment of homosexuality under Article 46 (4) of the Family Code.</w:t>
+              <w:t xml:space="preserve">Senator Robinhood Padilla’s bill “Institutionalizing Civil Unions of Same Sex Couples, Establishing Their Rights and Obligations,” which would grant same-sex civil partners the benefits and protections enjoyed by married couples.</w:t>
             </w:r>
           </w:p>
         </w:tc>
@@ -5309,7 +5265,7 @@
                 <w:sz w:val="28"/>
                 <w:szCs w:val="28"/>
               </w:rPr>
-              <w:t xml:space="preserve">Mandatory</w:t>
+              <w:t xml:space="preserve">Persuasive</w:t>
             </w:r>
           </w:p>
         </w:tc>
@@ -5328,7 +5284,7 @@
                 <w:sz w:val="28"/>
                 <w:szCs w:val="28"/>
               </w:rPr>
-              <w:t xml:space="preserve">Supreme Court E-Library; Supreme Court website (sc.judiciary.gov.ph); Supreme Court Library</w:t>
+              <w:t xml:space="preserve">Senate Legislative Information System (web.senate.gov.ph); Senate Legislative Reference Bureau</w:t>
             </w:r>
           </w:p>
         </w:tc>
@@ -5352,7 +5308,7 @@
                 <w:sz w:val="28"/>
                 <w:szCs w:val="28"/>
               </w:rPr>
-              <w:t xml:space="preserve">3.</w:t>
+              <w:t xml:space="preserve">4.</w:t>
             </w:r>
           </w:p>
         </w:tc>
@@ -5368,19 +5324,10 @@
             <w:r>
               <w:rPr>
                 <w:rFonts w:ascii="Times New Roman" w:hAnsi="Times New Roman" w:cs="Times New Roman" w:eastAsia="Times New Roman"/>
-                <w:smallCaps/>
-                <w:sz w:val="28"/>
-                <w:szCs w:val="28"/>
-              </w:rPr>
-              <w:t xml:space="preserve">Legal Separation Rule</w:t>
-            </w:r>
-            <w:r>
-              <w:rPr>
-                <w:rFonts w:ascii="Times New Roman" w:hAnsi="Times New Roman" w:cs="Times New Roman" w:eastAsia="Times New Roman"/>
-                <w:sz w:val="28"/>
-                <w:szCs w:val="28"/>
-              </w:rPr>
-              <w:t xml:space="preserve">, A.M. No. 02-11-11-SC, effective March 15, 2003.</w:t>
+                <w:sz w:val="28"/>
+                <w:szCs w:val="28"/>
+              </w:rPr>
+              <w:t xml:space="preserve">H. No. 1015, 19th Cong., 1st Sess. (2022).</w:t>
             </w:r>
           </w:p>
           <w:p>
@@ -5394,7 +5341,7 @@
                 <w:sz w:val="28"/>
                 <w:szCs w:val="28"/>
               </w:rPr>
-              <w:t xml:space="preserve">Governs petitions for legal separation, including those grounded on the lesbianism or homosexuality of the respondent under Article 55 (6) of the Family Code.</w:t>
+              <w:t xml:space="preserve">The “Civil Partnership Act,” which would allow couples of the same or opposite sex to enter into civil partnerships with rights such as designating partners as beneficiaries and inheriting from them by intestate succession.</w:t>
             </w:r>
           </w:p>
         </w:tc>
@@ -5413,7 +5360,7 @@
                 <w:sz w:val="28"/>
                 <w:szCs w:val="28"/>
               </w:rPr>
-              <w:t xml:space="preserve">Mandatory</w:t>
+              <w:t xml:space="preserve">Persuasive</w:t>
             </w:r>
           </w:p>
         </w:tc>
@@ -5432,7 +5379,7 @@
                 <w:sz w:val="28"/>
                 <w:szCs w:val="28"/>
               </w:rPr>
-              <w:t xml:space="preserve">Supreme Court E-Library; Supreme Court website (sc.judiciary.gov.ph); Supreme Court Library</w:t>
+              <w:t xml:space="preserve">House of Representatives Legislative Information System (congress.gov.ph)</w:t>
             </w:r>
           </w:p>
         </w:tc>
@@ -5456,7 +5403,7 @@
                 <w:sz w:val="28"/>
                 <w:szCs w:val="28"/>
               </w:rPr>
-              <w:t xml:space="preserve">4.</w:t>
+              <w:t xml:space="preserve">5.</w:t>
             </w:r>
           </w:p>
         </w:tc>
@@ -5475,7 +5422,7 @@
                 <w:sz w:val="28"/>
                 <w:szCs w:val="28"/>
               </w:rPr>
-              <w:t xml:space="preserve">New Code of Judicial Conduct for the Philippine Judiciary, A.M. No. 03-05-01-SC, Canon 5, secs. 1-2 (2004).</w:t>
+              <w:t xml:space="preserve">H. No. 2264, 18th Cong., 1st Sess. (2019).</w:t>
             </w:r>
           </w:p>
           <w:p>
@@ -5489,25 +5436,7 @@
                 <w:sz w:val="28"/>
                 <w:szCs w:val="28"/>
               </w:rPr>
-              <w:t xml:space="preserve">Requires judges to understand diversity in society and not to manifest bias or prejudice on irrelevant grounds, standards the Supreme Court enforced in </w:t>
-            </w:r>
-            <w:r>
-              <w:rPr>
-                <w:rFonts w:ascii="Times New Roman" w:hAnsi="Times New Roman" w:cs="Times New Roman" w:eastAsia="Times New Roman"/>
-                <w:i/>
-                <w:iCs/>
-                <w:sz w:val="28"/>
-                <w:szCs w:val="28"/>
-              </w:rPr>
-              <w:t xml:space="preserve">Espejon v. Lorredo</w:t>
-            </w:r>
-            <w:r>
-              <w:rPr>
-                <w:rFonts w:ascii="Times New Roman" w:hAnsi="Times New Roman" w:cs="Times New Roman" w:eastAsia="Times New Roman"/>
-                <w:sz w:val="28"/>
-                <w:szCs w:val="28"/>
-              </w:rPr>
-              <w:t xml:space="preserve"> against a judge who disparaged litigants’ same-sex relationship.</w:t>
+              <w:t xml:space="preserve">Representative Pantaleon Alvarez’s refiled Civil Partnership bill allowing couples of the same or opposite sex to form civil partnerships, which remained pending at the committee level.</w:t>
             </w:r>
           </w:p>
         </w:tc>
@@ -5526,7 +5455,7 @@
                 <w:sz w:val="28"/>
                 <w:szCs w:val="28"/>
               </w:rPr>
-              <w:t xml:space="preserve">Mandatory</w:t>
+              <w:t xml:space="preserve">Persuasive</w:t>
             </w:r>
           </w:p>
         </w:tc>
@@ -5545,7 +5474,7 @@
                 <w:sz w:val="28"/>
                 <w:szCs w:val="28"/>
               </w:rPr>
-              <w:t xml:space="preserve">Supreme Court E-Library; Supreme Court website (sc.judiciary.gov.ph); Supreme Court Library</w:t>
+              <w:t xml:space="preserve">House of Representatives Legislative Information System (congress.gov.ph)</w:t>
             </w:r>
           </w:p>
         </w:tc>
@@ -5569,7 +5498,7 @@
                 <w:sz w:val="28"/>
                 <w:szCs w:val="28"/>
               </w:rPr>
-              <w:t xml:space="preserve">5.</w:t>
+              <w:t xml:space="preserve">6.</w:t>
             </w:r>
           </w:p>
         </w:tc>
@@ -5588,7 +5517,7 @@
                 <w:sz w:val="28"/>
                 <w:szCs w:val="28"/>
               </w:rPr>
-              <w:t xml:space="preserve">Code of Professional Responsibility and Accountability, A.M. No. 22-09-01-SC, Canon V, sec. 1 (2023).</w:t>
+              <w:t xml:space="preserve">H. No. 6595, 17th Cong., 2d Sess. (2017).</w:t>
             </w:r>
           </w:p>
           <w:p>
@@ -5602,7 +5531,7 @@
                 <w:sz w:val="28"/>
                 <w:szCs w:val="28"/>
               </w:rPr>
-              <w:t xml:space="preserve">Prohibits a lawyer from declining to represent a person solely on account of sexual orientation or gender identity, among other grounds, securing access to counsel for same-sex couples asserting their rights.</w:t>
+              <w:t xml:space="preserve">The Civil Partnership Act filed by then Speaker Pantaleon Alvarez, proposing to extend the benefits and protections granted to spouses to same-sex and opposite-sex civil partners.</w:t>
             </w:r>
           </w:p>
         </w:tc>
@@ -5621,7 +5550,7 @@
                 <w:sz w:val="28"/>
                 <w:szCs w:val="28"/>
               </w:rPr>
-              <w:t xml:space="preserve">Mandatory</w:t>
+              <w:t xml:space="preserve">Persuasive</w:t>
             </w:r>
           </w:p>
         </w:tc>
@@ -5640,7 +5569,7 @@
                 <w:sz w:val="28"/>
                 <w:szCs w:val="28"/>
               </w:rPr>
-              <w:t xml:space="preserve">Supreme Court E-Library; Supreme Court website (sc.judiciary.gov.ph); Supreme Court Library</w:t>
+              <w:t xml:space="preserve">House of Representatives Legislative Information System (congress.gov.ph)</w:t>
             </w:r>
           </w:p>
         </w:tc>
@@ -5655,19 +5584,16 @@
           </w:tcPr>
           <w:p>
             <w:pPr>
-              <w:keepNext/>
-              <w:spacing w:before="0" w:after="0" w:line="240" w:lineRule="auto"/>
-              <w:jc w:val="left"/>
-            </w:pPr>
-            <w:r>
-              <w:rPr>
-                <w:rFonts w:ascii="Times New Roman" w:hAnsi="Times New Roman" w:cs="Times New Roman" w:eastAsia="Times New Roman"/>
-                <w:b/>
-                <w:bCs/>
-                <w:sz w:val="28"/>
-                <w:szCs w:val="28"/>
-              </w:rPr>
-              <w:t xml:space="preserve">G.</w:t>
+              <w:spacing w:before="0" w:after="0" w:line="240" w:lineRule="auto"/>
+              <w:jc w:val="left"/>
+            </w:pPr>
+            <w:r>
+              <w:rPr>
+                <w:rFonts w:ascii="Times New Roman" w:hAnsi="Times New Roman" w:cs="Times New Roman" w:eastAsia="Times New Roman"/>
+                <w:sz w:val="28"/>
+                <w:szCs w:val="28"/>
+              </w:rPr>
+              <w:t xml:space="preserve">7.</w:t>
             </w:r>
           </w:p>
         </w:tc>
@@ -5677,19 +5603,30 @@
           </w:tcPr>
           <w:p>
             <w:pPr>
-              <w:keepNext/>
-              <w:spacing w:before="0" w:after="0" w:line="240" w:lineRule="auto"/>
-              <w:jc w:val="left"/>
-            </w:pPr>
-            <w:r>
-              <w:rPr>
-                <w:rFonts w:ascii="Times New Roman" w:hAnsi="Times New Roman" w:cs="Times New Roman" w:eastAsia="Times New Roman"/>
-                <w:b/>
-                <w:bCs/>
-                <w:sz w:val="28"/>
-                <w:szCs w:val="28"/>
-              </w:rPr>
-              <w:t xml:space="preserve">JUDICIAL DECISIONS</w:t>
+              <w:spacing w:before="0" w:after="0" w:line="240" w:lineRule="auto"/>
+              <w:jc w:val="left"/>
+            </w:pPr>
+            <w:r>
+              <w:rPr>
+                <w:rFonts w:ascii="Times New Roman" w:hAnsi="Times New Roman" w:cs="Times New Roman" w:eastAsia="Times New Roman"/>
+                <w:sz w:val="28"/>
+                <w:szCs w:val="28"/>
+              </w:rPr>
+              <w:t xml:space="preserve">H. No. 4982, 17th Cong., 1st Sess. (2017).</w:t>
+            </w:r>
+          </w:p>
+          <w:p>
+            <w:pPr>
+              <w:spacing w:before="60" w:after="0" w:line="240" w:lineRule="auto"/>
+              <w:jc w:val="both"/>
+            </w:pPr>
+            <w:r>
+              <w:rPr>
+                <w:rFonts w:ascii="Times New Roman" w:hAnsi="Times New Roman" w:cs="Times New Roman" w:eastAsia="Times New Roman"/>
+                <w:sz w:val="28"/>
+                <w:szCs w:val="28"/>
+              </w:rPr>
+              <w:t xml:space="preserve">The SOGIE Equality Act, approved by the House of Representatives on third reading on September 20, 2017 by a vote of 198–0, but never enacted after stalling in the Senate.</w:t>
             </w:r>
           </w:p>
         </w:tc>
@@ -5699,10 +5636,17 @@
           </w:tcPr>
           <w:p>
             <w:pPr>
-              <w:keepNext/>
-              <w:spacing w:before="0" w:after="0" w:line="240" w:lineRule="auto"/>
-              <w:jc w:val="left"/>
-            </w:pPr>
+              <w:spacing w:before="0" w:after="0" w:line="240" w:lineRule="auto"/>
+              <w:jc w:val="left"/>
+            </w:pPr>
+            <w:r>
+              <w:rPr>
+                <w:rFonts w:ascii="Times New Roman" w:hAnsi="Times New Roman" w:cs="Times New Roman" w:eastAsia="Times New Roman"/>
+                <w:sz w:val="28"/>
+                <w:szCs w:val="28"/>
+              </w:rPr>
+              <w:t xml:space="preserve">Persuasive</w:t>
+            </w:r>
           </w:p>
         </w:tc>
         <w:tc>
@@ -5711,10 +5655,17 @@
           </w:tcPr>
           <w:p>
             <w:pPr>
-              <w:keepNext/>
-              <w:spacing w:before="0" w:after="0" w:line="240" w:lineRule="auto"/>
-              <w:jc w:val="left"/>
-            </w:pPr>
+              <w:spacing w:before="0" w:after="0" w:line="240" w:lineRule="auto"/>
+              <w:jc w:val="left"/>
+            </w:pPr>
+            <w:r>
+              <w:rPr>
+                <w:rFonts w:ascii="Times New Roman" w:hAnsi="Times New Roman" w:cs="Times New Roman" w:eastAsia="Times New Roman"/>
+                <w:sz w:val="28"/>
+                <w:szCs w:val="28"/>
+              </w:rPr>
+              <w:t xml:space="preserve">House of Representatives Legislative Information System (congress.gov.ph)</w:t>
+            </w:r>
           </w:p>
         </w:tc>
       </w:tr>
@@ -5728,16 +5679,19 @@
           </w:tcPr>
           <w:p>
             <w:pPr>
-              <w:spacing w:before="0" w:after="0" w:line="240" w:lineRule="auto"/>
-              <w:jc w:val="left"/>
-            </w:pPr>
-            <w:r>
-              <w:rPr>
-                <w:rFonts w:ascii="Times New Roman" w:hAnsi="Times New Roman" w:cs="Times New Roman" w:eastAsia="Times New Roman"/>
-                <w:sz w:val="28"/>
-                <w:szCs w:val="28"/>
-              </w:rPr>
-              <w:t xml:space="preserve">1.</w:t>
+              <w:keepNext/>
+              <w:spacing w:before="0" w:after="0" w:line="240" w:lineRule="auto"/>
+              <w:jc w:val="left"/>
+            </w:pPr>
+            <w:r>
+              <w:rPr>
+                <w:rFonts w:ascii="Times New Roman" w:hAnsi="Times New Roman" w:cs="Times New Roman" w:eastAsia="Times New Roman"/>
+                <w:b/>
+                <w:bCs/>
+                <w:sz w:val="28"/>
+                <w:szCs w:val="28"/>
+              </w:rPr>
+              <w:t xml:space="preserve">D.</w:t>
             </w:r>
           </w:p>
         </w:tc>
@@ -5747,30 +5701,19 @@
           </w:tcPr>
           <w:p>
             <w:pPr>
-              <w:spacing w:before="0" w:after="0" w:line="240" w:lineRule="auto"/>
-              <w:jc w:val="left"/>
-            </w:pPr>
-            <w:r>
-              <w:rPr>
-                <w:rFonts w:ascii="Times New Roman" w:hAnsi="Times New Roman" w:cs="Times New Roman" w:eastAsia="Times New Roman"/>
-                <w:sz w:val="28"/>
-                <w:szCs w:val="28"/>
-              </w:rPr>
-              <w:t xml:space="preserve">Falcis III v. Civil Registrar General, G.R. No. 217910, September 3, 2019.</w:t>
-            </w:r>
-          </w:p>
-          <w:p>
-            <w:pPr>
-              <w:spacing w:before="60" w:after="0" w:line="240" w:lineRule="auto"/>
-              <w:jc w:val="both"/>
-            </w:pPr>
-            <w:r>
-              <w:rPr>
-                <w:rFonts w:ascii="Times New Roman" w:hAnsi="Times New Roman" w:cs="Times New Roman" w:eastAsia="Times New Roman"/>
-                <w:sz w:val="28"/>
-                <w:szCs w:val="28"/>
-              </w:rPr>
-              <w:t xml:space="preserve">The Court En Banc dismissed the first petition to declare Family Code Articles 1, 2, 46 (4), and 55 (6) unconstitutional for lack of an actual case, lack of standing, and disregard of the hierarchy of courts, while noting that the Constitution does not restrict marriage on the basis of sex or sexual orientation and leaving the matter to Congress.</w:t>
+              <w:keepNext/>
+              <w:spacing w:before="0" w:after="0" w:line="240" w:lineRule="auto"/>
+              <w:jc w:val="left"/>
+            </w:pPr>
+            <w:r>
+              <w:rPr>
+                <w:rFonts w:ascii="Times New Roman" w:hAnsi="Times New Roman" w:cs="Times New Roman" w:eastAsia="Times New Roman"/>
+                <w:b/>
+                <w:bCs/>
+                <w:sz w:val="28"/>
+                <w:szCs w:val="28"/>
+              </w:rPr>
+              <w:t xml:space="preserve">EXECUTIVE AND ADMINISTRATIVE ISSUANCES (QUASI-LEGISLATIVE)</w:t>
             </w:r>
           </w:p>
         </w:tc>
@@ -5780,17 +5723,10 @@
           </w:tcPr>
           <w:p>
             <w:pPr>
-              <w:spacing w:before="0" w:after="0" w:line="240" w:lineRule="auto"/>
-              <w:jc w:val="left"/>
-            </w:pPr>
-            <w:r>
-              <w:rPr>
-                <w:rFonts w:ascii="Times New Roman" w:hAnsi="Times New Roman" w:cs="Times New Roman" w:eastAsia="Times New Roman"/>
-                <w:sz w:val="28"/>
-                <w:szCs w:val="28"/>
-              </w:rPr>
-              <w:t xml:space="preserve">Mandatory</w:t>
-            </w:r>
+              <w:keepNext/>
+              <w:spacing w:before="0" w:after="0" w:line="240" w:lineRule="auto"/>
+              <w:jc w:val="left"/>
+            </w:pPr>
           </w:p>
         </w:tc>
         <w:tc>
@@ -5799,17 +5735,10 @@
           </w:tcPr>
           <w:p>
             <w:pPr>
-              <w:spacing w:before="0" w:after="0" w:line="240" w:lineRule="auto"/>
-              <w:jc w:val="left"/>
-            </w:pPr>
-            <w:r>
-              <w:rPr>
-                <w:rFonts w:ascii="Times New Roman" w:hAnsi="Times New Roman" w:cs="Times New Roman" w:eastAsia="Times New Roman"/>
-                <w:sz w:val="28"/>
-                <w:szCs w:val="28"/>
-              </w:rPr>
-              <w:t xml:space="preserve">Supreme Court E-Library; Supreme Court website (sc.judiciary.gov.ph)</w:t>
-            </w:r>
+              <w:keepNext/>
+              <w:spacing w:before="0" w:after="0" w:line="240" w:lineRule="auto"/>
+              <w:jc w:val="left"/>
+            </w:pPr>
           </w:p>
         </w:tc>
       </w:tr>
@@ -5832,7 +5761,7 @@
                 <w:sz w:val="28"/>
                 <w:szCs w:val="28"/>
               </w:rPr>
-              <w:t xml:space="preserve">2.</w:t>
+              <w:t xml:space="preserve">1.</w:t>
             </w:r>
           </w:p>
         </w:tc>
@@ -5851,7 +5780,7 @@
                 <w:sz w:val="28"/>
                 <w:szCs w:val="28"/>
               </w:rPr>
-              <w:t xml:space="preserve">Garcia v. Drilon, G.R. No. 179267, June 25, 2013.</w:t>
+              <w:t xml:space="preserve">CSC Res. No. 01-0940 (2001).</w:t>
             </w:r>
           </w:p>
           <w:p>
@@ -5865,7 +5794,7 @@
                 <w:sz w:val="28"/>
                 <w:szCs w:val="28"/>
               </w:rPr>
-              <w:t xml:space="preserve">In upholding R.A. No. 9262, the Court En Banc recognized that the law’s gender-neutral term “any person” may cover a woman offender in a lesbian relationship, a point later applied in </w:t>
+              <w:t xml:space="preserve">The Administrative Disciplinary Rules on Sexual Harassment Cases classify degrading remarks or innuendoes directed at a person’s sexual orientation as an offense, a rule applied by the Supreme Court in </w:t>
             </w:r>
             <w:r>
               <w:rPr>
@@ -5875,15 +5804,15 @@
                 <w:sz w:val="28"/>
                 <w:szCs w:val="28"/>
               </w:rPr>
-              <w:t xml:space="preserve">Jacinto v. Fouts</w:t>
-            </w:r>
-            <w:r>
-              <w:rPr>
-                <w:rFonts w:ascii="Times New Roman" w:hAnsi="Times New Roman" w:cs="Times New Roman" w:eastAsia="Times New Roman"/>
-                <w:sz w:val="28"/>
-                <w:szCs w:val="28"/>
-              </w:rPr>
-              <w:t xml:space="preserve">.</w:t>
+              <w:t xml:space="preserve">Espejon v. Lorredo</w:t>
+            </w:r>
+            <w:r>
+              <w:rPr>
+                <w:rFonts w:ascii="Times New Roman" w:hAnsi="Times New Roman" w:cs="Times New Roman" w:eastAsia="Times New Roman"/>
+                <w:sz w:val="28"/>
+                <w:szCs w:val="28"/>
+              </w:rPr>
+              <w:t xml:space="preserve"> to a judge’s remarks against a same-sex couple.</w:t>
             </w:r>
           </w:p>
         </w:tc>
@@ -5921,7 +5850,7 @@
                 <w:sz w:val="28"/>
                 <w:szCs w:val="28"/>
               </w:rPr>
-              <w:t xml:space="preserve">Supreme Court E-Library; Supreme Court website (sc.judiciary.gov.ph)</w:t>
+              <w:t xml:space="preserve">Civil Service Commission (csc.gov.ph); Office of the National Administrative Register (ONAR), U.P. Law Center</w:t>
             </w:r>
           </w:p>
         </w:tc>
@@ -5936,16 +5865,19 @@
           </w:tcPr>
           <w:p>
             <w:pPr>
-              <w:spacing w:before="0" w:after="0" w:line="240" w:lineRule="auto"/>
-              <w:jc w:val="left"/>
-            </w:pPr>
-            <w:r>
-              <w:rPr>
-                <w:rFonts w:ascii="Times New Roman" w:hAnsi="Times New Roman" w:cs="Times New Roman" w:eastAsia="Times New Roman"/>
-                <w:sz w:val="28"/>
-                <w:szCs w:val="28"/>
-              </w:rPr>
-              <w:t xml:space="preserve">3.</w:t>
+              <w:keepNext/>
+              <w:spacing w:before="0" w:after="0" w:line="240" w:lineRule="auto"/>
+              <w:jc w:val="left"/>
+            </w:pPr>
+            <w:r>
+              <w:rPr>
+                <w:rFonts w:ascii="Times New Roman" w:hAnsi="Times New Roman" w:cs="Times New Roman" w:eastAsia="Times New Roman"/>
+                <w:b/>
+                <w:bCs/>
+                <w:sz w:val="28"/>
+                <w:szCs w:val="28"/>
+              </w:rPr>
+              <w:t xml:space="preserve">E.</w:t>
             </w:r>
           </w:p>
         </w:tc>
@@ -5955,48 +5887,19 @@
           </w:tcPr>
           <w:p>
             <w:pPr>
-              <w:spacing w:before="0" w:after="0" w:line="240" w:lineRule="auto"/>
-              <w:jc w:val="left"/>
-            </w:pPr>
-            <w:r>
-              <w:rPr>
-                <w:rFonts w:ascii="Times New Roman" w:hAnsi="Times New Roman" w:cs="Times New Roman" w:eastAsia="Times New Roman"/>
-                <w:sz w:val="28"/>
-                <w:szCs w:val="28"/>
-              </w:rPr>
-              <w:t xml:space="preserve">Ang Ladlad LGBT Party v. Commission on Elections, 632 Phil. 32 (2010).</w:t>
-            </w:r>
-          </w:p>
-          <w:p>
-            <w:pPr>
-              <w:spacing w:before="60" w:after="0" w:line="240" w:lineRule="auto"/>
-              <w:jc w:val="both"/>
-            </w:pPr>
-            <w:r>
-              <w:rPr>
-                <w:rFonts w:ascii="Times New Roman" w:hAnsi="Times New Roman" w:cs="Times New Roman" w:eastAsia="Times New Roman"/>
-                <w:sz w:val="28"/>
-                <w:szCs w:val="28"/>
-              </w:rPr>
-              <w:t xml:space="preserve">The Court held that denying party-list accreditation to an LGBT group on religious and moral grounds violated the non-establishment clause, equal protection, and freedom of expression and association, while describing the Yogyakarta Principles as at best </w:t>
-            </w:r>
-            <w:r>
-              <w:rPr>
-                <w:rFonts w:ascii="Times New Roman" w:hAnsi="Times New Roman" w:cs="Times New Roman" w:eastAsia="Times New Roman"/>
-                <w:i/>
-                <w:iCs/>
-                <w:sz w:val="28"/>
-                <w:szCs w:val="28"/>
-              </w:rPr>
-              <w:t xml:space="preserve">de lege ferenda</w:t>
-            </w:r>
-            <w:r>
-              <w:rPr>
-                <w:rFonts w:ascii="Times New Roman" w:hAnsi="Times New Roman" w:cs="Times New Roman" w:eastAsia="Times New Roman"/>
-                <w:sz w:val="28"/>
-                <w:szCs w:val="28"/>
-              </w:rPr>
-              <w:t xml:space="preserve">.</w:t>
+              <w:keepNext/>
+              <w:spacing w:before="0" w:after="0" w:line="240" w:lineRule="auto"/>
+              <w:jc w:val="left"/>
+            </w:pPr>
+            <w:r>
+              <w:rPr>
+                <w:rFonts w:ascii="Times New Roman" w:hAnsi="Times New Roman" w:cs="Times New Roman" w:eastAsia="Times New Roman"/>
+                <w:b/>
+                <w:bCs/>
+                <w:sz w:val="28"/>
+                <w:szCs w:val="28"/>
+              </w:rPr>
+              <w:t xml:space="preserve">EXECUTIVE AND ADMINISTRATIVE DECISIONS (QUASI-JUDICIAL)</w:t>
             </w:r>
           </w:p>
         </w:tc>
@@ -6006,17 +5909,10 @@
           </w:tcPr>
           <w:p>
             <w:pPr>
-              <w:spacing w:before="0" w:after="0" w:line="240" w:lineRule="auto"/>
-              <w:jc w:val="left"/>
-            </w:pPr>
-            <w:r>
-              <w:rPr>
-                <w:rFonts w:ascii="Times New Roman" w:hAnsi="Times New Roman" w:cs="Times New Roman" w:eastAsia="Times New Roman"/>
-                <w:sz w:val="28"/>
-                <w:szCs w:val="28"/>
-              </w:rPr>
-              <w:t xml:space="preserve">Mandatory</w:t>
-            </w:r>
+              <w:keepNext/>
+              <w:spacing w:before="0" w:after="0" w:line="240" w:lineRule="auto"/>
+              <w:jc w:val="left"/>
+            </w:pPr>
           </w:p>
         </w:tc>
         <w:tc>
@@ -6025,17 +5921,10 @@
           </w:tcPr>
           <w:p>
             <w:pPr>
-              <w:spacing w:before="0" w:after="0" w:line="240" w:lineRule="auto"/>
-              <w:jc w:val="left"/>
-            </w:pPr>
-            <w:r>
-              <w:rPr>
-                <w:rFonts w:ascii="Times New Roman" w:hAnsi="Times New Roman" w:cs="Times New Roman" w:eastAsia="Times New Roman"/>
-                <w:sz w:val="28"/>
-                <w:szCs w:val="28"/>
-              </w:rPr>
-              <w:t xml:space="preserve">Philippine Reports, vol. 632; Supreme Court E-Library</w:t>
-            </w:r>
+              <w:keepNext/>
+              <w:spacing w:before="0" w:after="0" w:line="240" w:lineRule="auto"/>
+              <w:jc w:val="left"/>
+            </w:pPr>
           </w:p>
         </w:tc>
       </w:tr>
@@ -6058,7 +5947,7 @@
                 <w:sz w:val="28"/>
                 <w:szCs w:val="28"/>
               </w:rPr>
-              <w:t xml:space="preserve">4.</w:t>
+              <w:t xml:space="preserve">1.</w:t>
             </w:r>
           </w:p>
         </w:tc>
@@ -6074,10 +5963,20 @@
             <w:r>
               <w:rPr>
                 <w:rFonts w:ascii="Times New Roman" w:hAnsi="Times New Roman" w:cs="Times New Roman" w:eastAsia="Times New Roman"/>
-                <w:sz w:val="28"/>
-                <w:szCs w:val="28"/>
-              </w:rPr>
-              <w:t xml:space="preserve">Estrada v. Escritor, 455 Phil. 411 (2003); 525 Phil. 110 (2006).</w:t>
+                <w:i/>
+                <w:iCs/>
+                <w:sz w:val="28"/>
+                <w:szCs w:val="28"/>
+              </w:rPr>
+              <w:t xml:space="preserve">In re</w:t>
+            </w:r>
+            <w:r>
+              <w:rPr>
+                <w:rFonts w:ascii="Times New Roman" w:hAnsi="Times New Roman" w:cs="Times New Roman" w:eastAsia="Times New Roman"/>
+                <w:sz w:val="28"/>
+                <w:szCs w:val="28"/>
+              </w:rPr>
+              <w:t xml:space="preserve"> Ang Ladlad LGBT Party, COMELEC SPP No. 09-228 (PL), November 11, 2009.</w:t>
             </w:r>
           </w:p>
           <w:p>
@@ -6091,7 +5990,7 @@
                 <w:sz w:val="28"/>
                 <w:szCs w:val="28"/>
               </w:rPr>
-              <w:t xml:space="preserve">Adopted benevolent neutrality and the compelling state interest test in resolving a religiously sanctioned non-marital union, the framework for weighing religious claims on both sides of the same-sex marriage debate.</w:t>
+              <w:t xml:space="preserve">The COMELEC Second Division denied an LGBT group’s petition for party-list registration on moral grounds, citing Biblical and Koranic passages, a ruling the Supreme Court later set aside.</w:t>
             </w:r>
           </w:p>
         </w:tc>
@@ -6110,7 +6009,7 @@
                 <w:sz w:val="28"/>
                 <w:szCs w:val="28"/>
               </w:rPr>
-              <w:t xml:space="preserve">Mandatory</w:t>
+              <w:t xml:space="preserve">Persuasive</w:t>
             </w:r>
           </w:p>
         </w:tc>
@@ -6129,7 +6028,25 @@
                 <w:sz w:val="28"/>
                 <w:szCs w:val="28"/>
               </w:rPr>
-              <w:t xml:space="preserve">Philippine Reports, vols. 455 &amp; 525; Supreme Court E-Library</w:t>
+              <w:t xml:space="preserve">Commission on Elections (deciding agency); quoted in </w:t>
+            </w:r>
+            <w:r>
+              <w:rPr>
+                <w:rFonts w:ascii="Times New Roman" w:hAnsi="Times New Roman" w:cs="Times New Roman" w:eastAsia="Times New Roman"/>
+                <w:i/>
+                <w:iCs/>
+                <w:sz w:val="28"/>
+                <w:szCs w:val="28"/>
+              </w:rPr>
+              <w:t xml:space="preserve">Ang Ladlad</w:t>
+            </w:r>
+            <w:r>
+              <w:rPr>
+                <w:rFonts w:ascii="Times New Roman" w:hAnsi="Times New Roman" w:cs="Times New Roman" w:eastAsia="Times New Roman"/>
+                <w:sz w:val="28"/>
+                <w:szCs w:val="28"/>
+              </w:rPr>
+              <w:t xml:space="preserve"> (Supreme Court E-Library)</w:t>
             </w:r>
           </w:p>
         </w:tc>
@@ -6153,7 +6070,7 @@
                 <w:sz w:val="28"/>
                 <w:szCs w:val="28"/>
               </w:rPr>
-              <w:t xml:space="preserve">5.</w:t>
+              <w:t xml:space="preserve">2.</w:t>
             </w:r>
           </w:p>
         </w:tc>
@@ -6169,10 +6086,20 @@
             <w:r>
               <w:rPr>
                 <w:rFonts w:ascii="Times New Roman" w:hAnsi="Times New Roman" w:cs="Times New Roman" w:eastAsia="Times New Roman"/>
-                <w:sz w:val="28"/>
-                <w:szCs w:val="28"/>
-              </w:rPr>
-              <w:t xml:space="preserve">Goitia v. Campos Rueda, 35 Phil. 252 (1916).</w:t>
+                <w:i/>
+                <w:iCs/>
+                <w:sz w:val="28"/>
+                <w:szCs w:val="28"/>
+              </w:rPr>
+              <w:t xml:space="preserve">In re</w:t>
+            </w:r>
+            <w:r>
+              <w:rPr>
+                <w:rFonts w:ascii="Times New Roman" w:hAnsi="Times New Roman" w:cs="Times New Roman" w:eastAsia="Times New Roman"/>
+                <w:sz w:val="28"/>
+                <w:szCs w:val="28"/>
+              </w:rPr>
+              <w:t xml:space="preserve"> Ang Ladlad LGBT Party, COMELEC SPP No. 09-228 (PL), December 16, 2009.</w:t>
             </w:r>
           </w:p>
           <w:p>
@@ -6186,7 +6113,7 @@
                 <w:sz w:val="28"/>
                 <w:szCs w:val="28"/>
               </w:rPr>
-              <w:t xml:space="preserve">Described marriage as “something more than a mere contract,” a relation whose rights and duties rest on the general law rather than on the parties’ agreement, a characterization central to whether the State may redefine who may marry.</w:t>
+              <w:t xml:space="preserve">The COMELEC En Banc, in a divided vote, denied reconsideration, prompting the certiorari petition that produced the Supreme Court’s leading decision on LGBT equality.</w:t>
             </w:r>
           </w:p>
         </w:tc>
@@ -6205,7 +6132,7 @@
                 <w:sz w:val="28"/>
                 <w:szCs w:val="28"/>
               </w:rPr>
-              <w:t xml:space="preserve">Mandatory</w:t>
+              <w:t xml:space="preserve">Persuasive</w:t>
             </w:r>
           </w:p>
         </w:tc>
@@ -6224,7 +6151,25 @@
                 <w:sz w:val="28"/>
                 <w:szCs w:val="28"/>
               </w:rPr>
-              <w:t xml:space="preserve">Philippine Reports, vol. 35; Supreme Court E-Library</w:t>
+              <w:t xml:space="preserve">Commission on Elections (deciding agency); quoted in </w:t>
+            </w:r>
+            <w:r>
+              <w:rPr>
+                <w:rFonts w:ascii="Times New Roman" w:hAnsi="Times New Roman" w:cs="Times New Roman" w:eastAsia="Times New Roman"/>
+                <w:i/>
+                <w:iCs/>
+                <w:sz w:val="28"/>
+                <w:szCs w:val="28"/>
+              </w:rPr>
+              <w:t xml:space="preserve">Ang Ladlad</w:t>
+            </w:r>
+            <w:r>
+              <w:rPr>
+                <w:rFonts w:ascii="Times New Roman" w:hAnsi="Times New Roman" w:cs="Times New Roman" w:eastAsia="Times New Roman"/>
+                <w:sz w:val="28"/>
+                <w:szCs w:val="28"/>
+              </w:rPr>
+              <w:t xml:space="preserve"> (Supreme Court E-Library)</w:t>
             </w:r>
           </w:p>
         </w:tc>
@@ -6239,16 +6184,19 @@
           </w:tcPr>
           <w:p>
             <w:pPr>
-              <w:spacing w:before="0" w:after="0" w:line="240" w:lineRule="auto"/>
-              <w:jc w:val="left"/>
-            </w:pPr>
-            <w:r>
-              <w:rPr>
-                <w:rFonts w:ascii="Times New Roman" w:hAnsi="Times New Roman" w:cs="Times New Roman" w:eastAsia="Times New Roman"/>
-                <w:sz w:val="28"/>
-                <w:szCs w:val="28"/>
-              </w:rPr>
-              <w:t xml:space="preserve">6.</w:t>
+              <w:keepNext/>
+              <w:spacing w:before="0" w:after="0" w:line="240" w:lineRule="auto"/>
+              <w:jc w:val="left"/>
+            </w:pPr>
+            <w:r>
+              <w:rPr>
+                <w:rFonts w:ascii="Times New Roman" w:hAnsi="Times New Roman" w:cs="Times New Roman" w:eastAsia="Times New Roman"/>
+                <w:b/>
+                <w:bCs/>
+                <w:sz w:val="28"/>
+                <w:szCs w:val="28"/>
+              </w:rPr>
+              <w:t xml:space="preserve">F.</w:t>
             </w:r>
           </w:p>
         </w:tc>
@@ -6258,30 +6206,19 @@
           </w:tcPr>
           <w:p>
             <w:pPr>
-              <w:spacing w:before="0" w:after="0" w:line="240" w:lineRule="auto"/>
-              <w:jc w:val="left"/>
-            </w:pPr>
-            <w:r>
-              <w:rPr>
-                <w:rFonts w:ascii="Times New Roman" w:hAnsi="Times New Roman" w:cs="Times New Roman" w:eastAsia="Times New Roman"/>
-                <w:sz w:val="28"/>
-                <w:szCs w:val="28"/>
-              </w:rPr>
-              <w:t xml:space="preserve">Josef v. Ursua, G.R. No. 267469, February 5, 2025.</w:t>
-            </w:r>
-          </w:p>
-          <w:p>
-            <w:pPr>
-              <w:spacing w:before="60" w:after="0" w:line="240" w:lineRule="auto"/>
-              <w:jc w:val="both"/>
-            </w:pPr>
-            <w:r>
-              <w:rPr>
-                <w:rFonts w:ascii="Times New Roman" w:hAnsi="Times New Roman" w:cs="Times New Roman" w:eastAsia="Times New Roman"/>
-                <w:sz w:val="28"/>
-                <w:szCs w:val="28"/>
-              </w:rPr>
-              <w:t xml:space="preserve">The Court held that the property relations of cohabiting same-sex partners are governed by Article 148 of the Family Code, so that a partner who proves actual contribution is a co-owner, while stating that broader protection for same-sex couples is for Congress to provide.</w:t>
+              <w:keepNext/>
+              <w:spacing w:before="0" w:after="0" w:line="240" w:lineRule="auto"/>
+              <w:jc w:val="left"/>
+            </w:pPr>
+            <w:r>
+              <w:rPr>
+                <w:rFonts w:ascii="Times New Roman" w:hAnsi="Times New Roman" w:cs="Times New Roman" w:eastAsia="Times New Roman"/>
+                <w:b/>
+                <w:bCs/>
+                <w:sz w:val="28"/>
+                <w:szCs w:val="28"/>
+              </w:rPr>
+              <w:t xml:space="preserve">JUDICIAL ISSUANCES (SUPREME COURT)</w:t>
             </w:r>
           </w:p>
         </w:tc>
@@ -6291,17 +6228,10 @@
           </w:tcPr>
           <w:p>
             <w:pPr>
-              <w:spacing w:before="0" w:after="0" w:line="240" w:lineRule="auto"/>
-              <w:jc w:val="left"/>
-            </w:pPr>
-            <w:r>
-              <w:rPr>
-                <w:rFonts w:ascii="Times New Roman" w:hAnsi="Times New Roman" w:cs="Times New Roman" w:eastAsia="Times New Roman"/>
-                <w:sz w:val="28"/>
-                <w:szCs w:val="28"/>
-              </w:rPr>
-              <w:t xml:space="preserve">Mandatory</w:t>
-            </w:r>
+              <w:keepNext/>
+              <w:spacing w:before="0" w:after="0" w:line="240" w:lineRule="auto"/>
+              <w:jc w:val="left"/>
+            </w:pPr>
           </w:p>
         </w:tc>
         <w:tc>
@@ -6310,17 +6240,10 @@
           </w:tcPr>
           <w:p>
             <w:pPr>
-              <w:spacing w:before="0" w:after="0" w:line="240" w:lineRule="auto"/>
-              <w:jc w:val="left"/>
-            </w:pPr>
-            <w:r>
-              <w:rPr>
-                <w:rFonts w:ascii="Times New Roman" w:hAnsi="Times New Roman" w:cs="Times New Roman" w:eastAsia="Times New Roman"/>
-                <w:sz w:val="28"/>
-                <w:szCs w:val="28"/>
-              </w:rPr>
-              <w:t xml:space="preserve">Supreme Court E-Library; Supreme Court website (sc.judiciary.gov.ph)</w:t>
-            </w:r>
+              <w:keepNext/>
+              <w:spacing w:before="0" w:after="0" w:line="240" w:lineRule="auto"/>
+              <w:jc w:val="left"/>
+            </w:pPr>
           </w:p>
         </w:tc>
       </w:tr>
@@ -6343,7 +6266,7 @@
                 <w:sz w:val="28"/>
                 <w:szCs w:val="28"/>
               </w:rPr>
-              <w:t xml:space="preserve">7.</w:t>
+              <w:t xml:space="preserve">1.</w:t>
             </w:r>
           </w:p>
         </w:tc>
@@ -6359,10 +6282,19 @@
             <w:r>
               <w:rPr>
                 <w:rFonts w:ascii="Times New Roman" w:hAnsi="Times New Roman" w:cs="Times New Roman" w:eastAsia="Times New Roman"/>
-                <w:sz w:val="28"/>
-                <w:szCs w:val="28"/>
-              </w:rPr>
-              <w:t xml:space="preserve">Salva-Roldan v. Roldan, G.R. No. 268109, March 3, 2025.</w:t>
+                <w:smallCaps/>
+                <w:sz w:val="28"/>
+                <w:szCs w:val="28"/>
+              </w:rPr>
+              <w:t xml:space="preserve">Rules of Court</w:t>
+            </w:r>
+            <w:r>
+              <w:rPr>
+                <w:rFonts w:ascii="Times New Roman" w:hAnsi="Times New Roman" w:cs="Times New Roman" w:eastAsia="Times New Roman"/>
+                <w:sz w:val="28"/>
+                <w:szCs w:val="28"/>
+              </w:rPr>
+              <w:t xml:space="preserve">, Rule 108.</w:t>
             </w:r>
           </w:p>
           <w:p>
@@ -6376,7 +6308,43 @@
                 <w:sz w:val="28"/>
                 <w:szCs w:val="28"/>
               </w:rPr>
-              <w:t xml:space="preserve">The Court annulled a marriage on the ground of the husband’s fraudulent concealment of his homosexuality under Article 45 (3) in relation to Article 46 (4), reiterating that concealment, not homosexuality itself, vitiates consent.</w:t>
+              <w:t xml:space="preserve">Provides the judicial procedure for the cancellation or correction of entries in the civil register, the remedy invoked in </w:t>
+            </w:r>
+            <w:r>
+              <w:rPr>
+                <w:rFonts w:ascii="Times New Roman" w:hAnsi="Times New Roman" w:cs="Times New Roman" w:eastAsia="Times New Roman"/>
+                <w:i/>
+                <w:iCs/>
+                <w:sz w:val="28"/>
+                <w:szCs w:val="28"/>
+              </w:rPr>
+              <w:t xml:space="preserve">Silverio</w:t>
+            </w:r>
+            <w:r>
+              <w:rPr>
+                <w:rFonts w:ascii="Times New Roman" w:hAnsi="Times New Roman" w:cs="Times New Roman" w:eastAsia="Times New Roman"/>
+                <w:sz w:val="28"/>
+                <w:szCs w:val="28"/>
+              </w:rPr>
+              <w:t xml:space="preserve"> and </w:t>
+            </w:r>
+            <w:r>
+              <w:rPr>
+                <w:rFonts w:ascii="Times New Roman" w:hAnsi="Times New Roman" w:cs="Times New Roman" w:eastAsia="Times New Roman"/>
+                <w:i/>
+                <w:iCs/>
+                <w:sz w:val="28"/>
+                <w:szCs w:val="28"/>
+              </w:rPr>
+              <w:t xml:space="preserve">Cagandahan</w:t>
+            </w:r>
+            <w:r>
+              <w:rPr>
+                <w:rFonts w:ascii="Times New Roman" w:hAnsi="Times New Roman" w:cs="Times New Roman" w:eastAsia="Times New Roman"/>
+                <w:sz w:val="28"/>
+                <w:szCs w:val="28"/>
+              </w:rPr>
+              <w:t xml:space="preserve"> to change the sex entry that determines capacity to marry under the Family Code.</w:t>
             </w:r>
           </w:p>
         </w:tc>
@@ -6414,7 +6382,7 @@
                 <w:sz w:val="28"/>
                 <w:szCs w:val="28"/>
               </w:rPr>
-              <w:t xml:space="preserve">Supreme Court E-Library; Supreme Court website (sc.judiciary.gov.ph)</w:t>
+              <w:t xml:space="preserve">Supreme Court E-Library; Supreme Court website (sc.judiciary.gov.ph); Supreme Court Library</w:t>
             </w:r>
           </w:p>
         </w:tc>
@@ -6438,7 +6406,7 @@
                 <w:sz w:val="28"/>
                 <w:szCs w:val="28"/>
               </w:rPr>
-              <w:t xml:space="preserve">8.</w:t>
+              <w:t xml:space="preserve">2.</w:t>
             </w:r>
           </w:p>
         </w:tc>
@@ -6454,10 +6422,19 @@
             <w:r>
               <w:rPr>
                 <w:rFonts w:ascii="Times New Roman" w:hAnsi="Times New Roman" w:cs="Times New Roman" w:eastAsia="Times New Roman"/>
-                <w:sz w:val="28"/>
-                <w:szCs w:val="28"/>
-              </w:rPr>
-              <w:t xml:space="preserve">Jacinto v. Fouts, G.R. No. 250627 (Resolution), December 7, 2022.</w:t>
+                <w:smallCaps/>
+                <w:sz w:val="28"/>
+                <w:szCs w:val="28"/>
+              </w:rPr>
+              <w:t xml:space="preserve">Void and Voidable Marriages Rule</w:t>
+            </w:r>
+            <w:r>
+              <w:rPr>
+                <w:rFonts w:ascii="Times New Roman" w:hAnsi="Times New Roman" w:cs="Times New Roman" w:eastAsia="Times New Roman"/>
+                <w:sz w:val="28"/>
+                <w:szCs w:val="28"/>
+              </w:rPr>
+              <w:t xml:space="preserve">, A.M. No. 02-11-10-SC, effective March 15, 2003.</w:t>
             </w:r>
           </w:p>
           <w:p>
@@ -6471,25 +6448,7 @@
                 <w:sz w:val="28"/>
                 <w:szCs w:val="28"/>
               </w:rPr>
-              <w:t xml:space="preserve">The Court sustained a prosecution under R.A. No. 9262 between former female live-in partners, holding that the law’s application to lesbian relationships had already been settled in </w:t>
-            </w:r>
-            <w:r>
-              <w:rPr>
-                <w:rFonts w:ascii="Times New Roman" w:hAnsi="Times New Roman" w:cs="Times New Roman" w:eastAsia="Times New Roman"/>
-                <w:i/>
-                <w:iCs/>
-                <w:sz w:val="28"/>
-                <w:szCs w:val="28"/>
-              </w:rPr>
-              <w:t xml:space="preserve">Garcia v. Drilon</w:t>
-            </w:r>
-            <w:r>
-              <w:rPr>
-                <w:rFonts w:ascii="Times New Roman" w:hAnsi="Times New Roman" w:cs="Times New Roman" w:eastAsia="Times New Roman"/>
-                <w:sz w:val="28"/>
-                <w:szCs w:val="28"/>
-              </w:rPr>
-              <w:t xml:space="preserve">.</w:t>
+              <w:t xml:space="preserve">Governs the procedure in petitions for declaration of nullity and annulment of marriage, including annulment actions grounded on the fraudulent concealment of homosexuality under Article 46 (4) of the Family Code.</w:t>
             </w:r>
           </w:p>
         </w:tc>
@@ -6527,7 +6486,7 @@
                 <w:sz w:val="28"/>
                 <w:szCs w:val="28"/>
               </w:rPr>
-              <w:t xml:space="preserve">Supreme Court E-Library; Supreme Court website (sc.judiciary.gov.ph)</w:t>
+              <w:t xml:space="preserve">Supreme Court E-Library; Supreme Court website (sc.judiciary.gov.ph); Supreme Court Library</w:t>
             </w:r>
           </w:p>
         </w:tc>
@@ -6551,7 +6510,7 @@
                 <w:sz w:val="28"/>
                 <w:szCs w:val="28"/>
               </w:rPr>
-              <w:t xml:space="preserve">9.</w:t>
+              <w:t xml:space="preserve">3.</w:t>
             </w:r>
           </w:p>
         </w:tc>
@@ -6567,10 +6526,19 @@
             <w:r>
               <w:rPr>
                 <w:rFonts w:ascii="Times New Roman" w:hAnsi="Times New Roman" w:cs="Times New Roman" w:eastAsia="Times New Roman"/>
-                <w:sz w:val="28"/>
-                <w:szCs w:val="28"/>
-              </w:rPr>
-              <w:t xml:space="preserve">Espejon v. Lorredo, A.M. No. MTJ-22-007, March 9, 2022.</w:t>
+                <w:smallCaps/>
+                <w:sz w:val="28"/>
+                <w:szCs w:val="28"/>
+              </w:rPr>
+              <w:t xml:space="preserve">Legal Separation Rule</w:t>
+            </w:r>
+            <w:r>
+              <w:rPr>
+                <w:rFonts w:ascii="Times New Roman" w:hAnsi="Times New Roman" w:cs="Times New Roman" w:eastAsia="Times New Roman"/>
+                <w:sz w:val="28"/>
+                <w:szCs w:val="28"/>
+              </w:rPr>
+              <w:t xml:space="preserve">, A.M. No. 02-11-11-SC, effective March 15, 2003.</w:t>
             </w:r>
           </w:p>
           <w:p>
@@ -6584,7 +6552,7 @@
                 <w:sz w:val="28"/>
                 <w:szCs w:val="28"/>
               </w:rPr>
-              <w:t xml:space="preserve">The Court suspended and fined a judge for homophobic remarks against litigants on account of their perceived same-sex relationship, finding a violation of the New Code of Judicial Conduct and work-related sexual harassment.</w:t>
+              <w:t xml:space="preserve">Governs petitions for legal separation, including those grounded on the lesbianism or homosexuality of the respondent under Article 55 (6) of the Family Code.</w:t>
             </w:r>
           </w:p>
         </w:tc>
@@ -6622,7 +6590,7 @@
                 <w:sz w:val="28"/>
                 <w:szCs w:val="28"/>
               </w:rPr>
-              <w:t xml:space="preserve">Supreme Court E-Library; Supreme Court website (sc.judiciary.gov.ph)</w:t>
+              <w:t xml:space="preserve">Supreme Court E-Library; Supreme Court website (sc.judiciary.gov.ph); Supreme Court Library</w:t>
             </w:r>
           </w:p>
         </w:tc>
@@ -6646,7 +6614,7 @@
                 <w:sz w:val="28"/>
                 <w:szCs w:val="28"/>
               </w:rPr>
-              <w:t xml:space="preserve">10.</w:t>
+              <w:t xml:space="preserve">4.</w:t>
             </w:r>
           </w:p>
         </w:tc>
@@ -6665,7 +6633,7 @@
                 <w:sz w:val="28"/>
                 <w:szCs w:val="28"/>
               </w:rPr>
-              <w:t xml:space="preserve">Republic v. Cagandahan, 586 Phil. 637 (2008).</w:t>
+              <w:t xml:space="preserve">New Code of Judicial Conduct for the Philippine Judiciary, A.M. No. 03-05-01-SC, Canon 5, secs. 1-2 (2004).</w:t>
             </w:r>
           </w:p>
           <w:p>
@@ -6679,7 +6647,25 @@
                 <w:sz w:val="28"/>
                 <w:szCs w:val="28"/>
               </w:rPr>
-              <w:t xml:space="preserve">The Court allowed an intersex person with congenital adrenal hyperplasia to change the registered sex from female to male and the registered name, bearing on how “male” and “female” are determined for purposes of capacity to marry.</w:t>
+              <w:t xml:space="preserve">Requires judges to understand diversity in society and not to manifest bias or prejudice on irrelevant grounds, standards the Supreme Court enforced in </w:t>
+            </w:r>
+            <w:r>
+              <w:rPr>
+                <w:rFonts w:ascii="Times New Roman" w:hAnsi="Times New Roman" w:cs="Times New Roman" w:eastAsia="Times New Roman"/>
+                <w:i/>
+                <w:iCs/>
+                <w:sz w:val="28"/>
+                <w:szCs w:val="28"/>
+              </w:rPr>
+              <w:t xml:space="preserve">Espejon v. Lorredo</w:t>
+            </w:r>
+            <w:r>
+              <w:rPr>
+                <w:rFonts w:ascii="Times New Roman" w:hAnsi="Times New Roman" w:cs="Times New Roman" w:eastAsia="Times New Roman"/>
+                <w:sz w:val="28"/>
+                <w:szCs w:val="28"/>
+              </w:rPr>
+              <w:t xml:space="preserve"> against a judge who disparaged litigants’ same-sex relationship.</w:t>
             </w:r>
           </w:p>
         </w:tc>
@@ -6717,7 +6703,7 @@
                 <w:sz w:val="28"/>
                 <w:szCs w:val="28"/>
               </w:rPr>
-              <w:t xml:space="preserve">Philippine Reports, vol. 586; Supreme Court E-Library</w:t>
+              <w:t xml:space="preserve">Supreme Court E-Library; Supreme Court website (sc.judiciary.gov.ph); Supreme Court Library</w:t>
             </w:r>
           </w:p>
         </w:tc>
@@ -6741,7 +6727,7 @@
                 <w:sz w:val="28"/>
                 <w:szCs w:val="28"/>
               </w:rPr>
-              <w:t xml:space="preserve">11.</w:t>
+              <w:t xml:space="preserve">5.</w:t>
             </w:r>
           </w:p>
         </w:tc>
@@ -6760,7 +6746,7 @@
                 <w:sz w:val="28"/>
                 <w:szCs w:val="28"/>
               </w:rPr>
-              <w:t xml:space="preserve">Almelor v. Regional Trial Court of Las Piñas City, G.R. No. 179620, August 26, 2008.</w:t>
+              <w:t xml:space="preserve">Code of Professional Responsibility and Accountability, A.M. No. 22-09-01-SC, Canon V, sec. 1 (2023).</w:t>
             </w:r>
           </w:p>
           <w:p>
@@ -6774,25 +6760,7 @@
                 <w:sz w:val="28"/>
                 <w:szCs w:val="28"/>
               </w:rPr>
-              <w:t xml:space="preserve">The Court ruled that it is the concealment of homosexuality, not homosexuality </w:t>
-            </w:r>
-            <w:r>
-              <w:rPr>
-                <w:rFonts w:ascii="Times New Roman" w:hAnsi="Times New Roman" w:cs="Times New Roman" w:eastAsia="Times New Roman"/>
-                <w:i/>
-                <w:iCs/>
-                <w:sz w:val="28"/>
-                <w:szCs w:val="28"/>
-              </w:rPr>
-              <w:t xml:space="preserve">per se</w:t>
-            </w:r>
-            <w:r>
-              <w:rPr>
-                <w:rFonts w:ascii="Times New Roman" w:hAnsi="Times New Roman" w:cs="Times New Roman" w:eastAsia="Times New Roman"/>
-                <w:sz w:val="28"/>
-                <w:szCs w:val="28"/>
-              </w:rPr>
-              <w:t xml:space="preserve">, that constitutes fraud under Article 46 (4), and found the evidence insufficient to annul the marriage.</w:t>
+              <w:t xml:space="preserve">Prohibits a lawyer from declining to represent a person solely on account of sexual orientation or gender identity, among other grounds, securing access to counsel for same-sex couples asserting their rights.</w:t>
             </w:r>
           </w:p>
         </w:tc>
@@ -6830,7 +6798,7 @@
                 <w:sz w:val="28"/>
                 <w:szCs w:val="28"/>
               </w:rPr>
-              <w:t xml:space="preserve">Supreme Court E-Library; Supreme Court website (sc.judiciary.gov.ph)</w:t>
+              <w:t xml:space="preserve">Supreme Court E-Library; Supreme Court website (sc.judiciary.gov.ph); Supreme Court Library</w:t>
             </w:r>
           </w:p>
         </w:tc>
@@ -6845,16 +6813,19 @@
           </w:tcPr>
           <w:p>
             <w:pPr>
-              <w:spacing w:before="0" w:after="0" w:line="240" w:lineRule="auto"/>
-              <w:jc w:val="left"/>
-            </w:pPr>
-            <w:r>
-              <w:rPr>
-                <w:rFonts w:ascii="Times New Roman" w:hAnsi="Times New Roman" w:cs="Times New Roman" w:eastAsia="Times New Roman"/>
-                <w:sz w:val="28"/>
-                <w:szCs w:val="28"/>
-              </w:rPr>
-              <w:t xml:space="preserve">12.</w:t>
+              <w:keepNext/>
+              <w:spacing w:before="0" w:after="0" w:line="240" w:lineRule="auto"/>
+              <w:jc w:val="left"/>
+            </w:pPr>
+            <w:r>
+              <w:rPr>
+                <w:rFonts w:ascii="Times New Roman" w:hAnsi="Times New Roman" w:cs="Times New Roman" w:eastAsia="Times New Roman"/>
+                <w:b/>
+                <w:bCs/>
+                <w:sz w:val="28"/>
+                <w:szCs w:val="28"/>
+              </w:rPr>
+              <w:t xml:space="preserve">G.</w:t>
             </w:r>
           </w:p>
         </w:tc>
@@ -6864,30 +6835,19 @@
           </w:tcPr>
           <w:p>
             <w:pPr>
-              <w:spacing w:before="0" w:after="0" w:line="240" w:lineRule="auto"/>
-              <w:jc w:val="left"/>
-            </w:pPr>
-            <w:r>
-              <w:rPr>
-                <w:rFonts w:ascii="Times New Roman" w:hAnsi="Times New Roman" w:cs="Times New Roman" w:eastAsia="Times New Roman"/>
-                <w:sz w:val="28"/>
-                <w:szCs w:val="28"/>
-              </w:rPr>
-              <w:t xml:space="preserve">Silverio v. Republic, 562 Phil. 953 (2007).</w:t>
-            </w:r>
-          </w:p>
-          <w:p>
-            <w:pPr>
-              <w:spacing w:before="60" w:after="0" w:line="240" w:lineRule="auto"/>
-              <w:jc w:val="both"/>
-            </w:pPr>
-            <w:r>
-              <w:rPr>
-                <w:rFonts w:ascii="Times New Roman" w:hAnsi="Times New Roman" w:cs="Times New Roman" w:eastAsia="Times New Roman"/>
-                <w:sz w:val="28"/>
-                <w:szCs w:val="28"/>
-              </w:rPr>
-              <w:t xml:space="preserve">The Court denied a transsexual woman’s petition to change the name and sex entries in her birth certificate, reasoning that no law allows it and that granting it would permit a union between two persons of the same birth sex despite marriage being between a man and a woman.</w:t>
+              <w:keepNext/>
+              <w:spacing w:before="0" w:after="0" w:line="240" w:lineRule="auto"/>
+              <w:jc w:val="left"/>
+            </w:pPr>
+            <w:r>
+              <w:rPr>
+                <w:rFonts w:ascii="Times New Roman" w:hAnsi="Times New Roman" w:cs="Times New Roman" w:eastAsia="Times New Roman"/>
+                <w:b/>
+                <w:bCs/>
+                <w:sz w:val="28"/>
+                <w:szCs w:val="28"/>
+              </w:rPr>
+              <w:t xml:space="preserve">JUDICIAL DECISIONS</w:t>
             </w:r>
           </w:p>
         </w:tc>
@@ -6897,17 +6857,10 @@
           </w:tcPr>
           <w:p>
             <w:pPr>
-              <w:spacing w:before="0" w:after="0" w:line="240" w:lineRule="auto"/>
-              <w:jc w:val="left"/>
-            </w:pPr>
-            <w:r>
-              <w:rPr>
-                <w:rFonts w:ascii="Times New Roman" w:hAnsi="Times New Roman" w:cs="Times New Roman" w:eastAsia="Times New Roman"/>
-                <w:sz w:val="28"/>
-                <w:szCs w:val="28"/>
-              </w:rPr>
-              <w:t xml:space="preserve">Mandatory</w:t>
-            </w:r>
+              <w:keepNext/>
+              <w:spacing w:before="0" w:after="0" w:line="240" w:lineRule="auto"/>
+              <w:jc w:val="left"/>
+            </w:pPr>
           </w:p>
         </w:tc>
         <w:tc>
@@ -6916,17 +6869,10 @@
           </w:tcPr>
           <w:p>
             <w:pPr>
-              <w:spacing w:before="0" w:after="0" w:line="240" w:lineRule="auto"/>
-              <w:jc w:val="left"/>
-            </w:pPr>
-            <w:r>
-              <w:rPr>
-                <w:rFonts w:ascii="Times New Roman" w:hAnsi="Times New Roman" w:cs="Times New Roman" w:eastAsia="Times New Roman"/>
-                <w:sz w:val="28"/>
-                <w:szCs w:val="28"/>
-              </w:rPr>
-              <w:t xml:space="preserve">Philippine Reports, vol. 562; Supreme Court E-Library</w:t>
-            </w:r>
+              <w:keepNext/>
+              <w:spacing w:before="0" w:after="0" w:line="240" w:lineRule="auto"/>
+              <w:jc w:val="left"/>
+            </w:pPr>
           </w:p>
         </w:tc>
       </w:tr>
@@ -6940,19 +6886,16 @@
           </w:tcPr>
           <w:p>
             <w:pPr>
-              <w:keepNext/>
-              <w:spacing w:before="0" w:after="0" w:line="240" w:lineRule="auto"/>
-              <w:jc w:val="left"/>
-            </w:pPr>
-            <w:r>
-              <w:rPr>
-                <w:rFonts w:ascii="Times New Roman" w:hAnsi="Times New Roman" w:cs="Times New Roman" w:eastAsia="Times New Roman"/>
-                <w:b/>
-                <w:bCs/>
-                <w:sz w:val="28"/>
-                <w:szCs w:val="28"/>
-              </w:rPr>
-              <w:t xml:space="preserve">H.</w:t>
+              <w:spacing w:before="0" w:after="0" w:line="240" w:lineRule="auto"/>
+              <w:jc w:val="left"/>
+            </w:pPr>
+            <w:r>
+              <w:rPr>
+                <w:rFonts w:ascii="Times New Roman" w:hAnsi="Times New Roman" w:cs="Times New Roman" w:eastAsia="Times New Roman"/>
+                <w:sz w:val="28"/>
+                <w:szCs w:val="28"/>
+              </w:rPr>
+              <w:t xml:space="preserve">1.</w:t>
             </w:r>
           </w:p>
         </w:tc>
@@ -6962,19 +6905,30 @@
           </w:tcPr>
           <w:p>
             <w:pPr>
-              <w:keepNext/>
-              <w:spacing w:before="0" w:after="0" w:line="240" w:lineRule="auto"/>
-              <w:jc w:val="left"/>
-            </w:pPr>
-            <w:r>
-              <w:rPr>
-                <w:rFonts w:ascii="Times New Roman" w:hAnsi="Times New Roman" w:cs="Times New Roman" w:eastAsia="Times New Roman"/>
-                <w:b/>
-                <w:bCs/>
-                <w:sz w:val="28"/>
-                <w:szCs w:val="28"/>
-              </w:rPr>
-              <w:t xml:space="preserve">LOCAL ORDINANCES AND RESOLUTIONS</w:t>
+              <w:spacing w:before="0" w:after="0" w:line="240" w:lineRule="auto"/>
+              <w:jc w:val="left"/>
+            </w:pPr>
+            <w:r>
+              <w:rPr>
+                <w:rFonts w:ascii="Times New Roman" w:hAnsi="Times New Roman" w:cs="Times New Roman" w:eastAsia="Times New Roman"/>
+                <w:sz w:val="28"/>
+                <w:szCs w:val="28"/>
+              </w:rPr>
+              <w:t xml:space="preserve">Falcis III v. Civil Registrar General, G.R. No. 217910, September 3, 2019.</w:t>
+            </w:r>
+          </w:p>
+          <w:p>
+            <w:pPr>
+              <w:spacing w:before="60" w:after="0" w:line="240" w:lineRule="auto"/>
+              <w:jc w:val="both"/>
+            </w:pPr>
+            <w:r>
+              <w:rPr>
+                <w:rFonts w:ascii="Times New Roman" w:hAnsi="Times New Roman" w:cs="Times New Roman" w:eastAsia="Times New Roman"/>
+                <w:sz w:val="28"/>
+                <w:szCs w:val="28"/>
+              </w:rPr>
+              <w:t xml:space="preserve">The Court En Banc dismissed the first petition to declare Family Code Articles 1, 2, 46 (4), and 55 (6) unconstitutional for lack of an actual case, lack of standing, and disregard of the hierarchy of courts, while noting that the Constitution does not restrict marriage on the basis of sex or sexual orientation and leaving the matter to Congress.</w:t>
             </w:r>
           </w:p>
         </w:tc>
@@ -6984,10 +6938,17 @@
           </w:tcPr>
           <w:p>
             <w:pPr>
-              <w:keepNext/>
-              <w:spacing w:before="0" w:after="0" w:line="240" w:lineRule="auto"/>
-              <w:jc w:val="left"/>
-            </w:pPr>
+              <w:spacing w:before="0" w:after="0" w:line="240" w:lineRule="auto"/>
+              <w:jc w:val="left"/>
+            </w:pPr>
+            <w:r>
+              <w:rPr>
+                <w:rFonts w:ascii="Times New Roman" w:hAnsi="Times New Roman" w:cs="Times New Roman" w:eastAsia="Times New Roman"/>
+                <w:sz w:val="28"/>
+                <w:szCs w:val="28"/>
+              </w:rPr>
+              <w:t xml:space="preserve">Mandatory</w:t>
+            </w:r>
           </w:p>
         </w:tc>
         <w:tc>
@@ -6996,10 +6957,17 @@
           </w:tcPr>
           <w:p>
             <w:pPr>
-              <w:keepNext/>
-              <w:spacing w:before="0" w:after="0" w:line="240" w:lineRule="auto"/>
-              <w:jc w:val="left"/>
-            </w:pPr>
+              <w:spacing w:before="0" w:after="0" w:line="240" w:lineRule="auto"/>
+              <w:jc w:val="left"/>
+            </w:pPr>
+            <w:r>
+              <w:rPr>
+                <w:rFonts w:ascii="Times New Roman" w:hAnsi="Times New Roman" w:cs="Times New Roman" w:eastAsia="Times New Roman"/>
+                <w:sz w:val="28"/>
+                <w:szCs w:val="28"/>
+              </w:rPr>
+              <w:t xml:space="preserve">Supreme Court E-Library; Supreme Court website (sc.judiciary.gov.ph)</w:t>
+            </w:r>
           </w:p>
         </w:tc>
       </w:tr>
@@ -7022,7 +6990,7 @@
                 <w:sz w:val="28"/>
                 <w:szCs w:val="28"/>
               </w:rPr>
-              <w:t xml:space="preserve">1.</w:t>
+              <w:t xml:space="preserve">2.</w:t>
             </w:r>
           </w:p>
         </w:tc>
@@ -7041,7 +7009,7 @@
                 <w:sz w:val="28"/>
                 <w:szCs w:val="28"/>
               </w:rPr>
-              <w:t xml:space="preserve">Quezon City Ordinance No. SP-3221, S-2023, September 25, 2023.</w:t>
+              <w:t xml:space="preserve">Garcia v. Drilon, G.R. No. 179267, June 25, 2013.</w:t>
             </w:r>
           </w:p>
           <w:p>
@@ -7055,7 +7023,25 @@
                 <w:sz w:val="28"/>
                 <w:szCs w:val="28"/>
               </w:rPr>
-              <w:t xml:space="preserve">Requires health facilities in Quezon City to recognize health care proxies, institutionalizing the “Right to Care” card that allows same-sex partners to make medical decisions for each other through a special power of attorney.</w:t>
+              <w:t xml:space="preserve">In upholding R.A. No. 9262, the Court En Banc recognized that the law’s gender-neutral term “any person” may cover a woman offender in a lesbian relationship, a point later applied in </w:t>
+            </w:r>
+            <w:r>
+              <w:rPr>
+                <w:rFonts w:ascii="Times New Roman" w:hAnsi="Times New Roman" w:cs="Times New Roman" w:eastAsia="Times New Roman"/>
+                <w:i/>
+                <w:iCs/>
+                <w:sz w:val="28"/>
+                <w:szCs w:val="28"/>
+              </w:rPr>
+              <w:t xml:space="preserve">Jacinto v. Fouts</w:t>
+            </w:r>
+            <w:r>
+              <w:rPr>
+                <w:rFonts w:ascii="Times New Roman" w:hAnsi="Times New Roman" w:cs="Times New Roman" w:eastAsia="Times New Roman"/>
+                <w:sz w:val="28"/>
+                <w:szCs w:val="28"/>
+              </w:rPr>
+              <w:t xml:space="preserve">.</w:t>
             </w:r>
           </w:p>
         </w:tc>
@@ -7093,7 +7079,7 @@
                 <w:sz w:val="28"/>
                 <w:szCs w:val="28"/>
               </w:rPr>
-              <w:t xml:space="preserve">Sangguniang Panlungsod ng Quezon City; Quezon City Public Library digital repository (LIBROS)</w:t>
+              <w:t xml:space="preserve">Supreme Court E-Library; Supreme Court website (sc.judiciary.gov.ph)</w:t>
             </w:r>
           </w:p>
         </w:tc>
@@ -7117,7 +7103,7 @@
                 <w:sz w:val="28"/>
                 <w:szCs w:val="28"/>
               </w:rPr>
-              <w:t xml:space="preserve">2.</w:t>
+              <w:t xml:space="preserve">3.</w:t>
             </w:r>
           </w:p>
         </w:tc>
@@ -7136,7 +7122,7 @@
                 <w:sz w:val="28"/>
                 <w:szCs w:val="28"/>
               </w:rPr>
-              <w:t xml:space="preserve">San Juan City Ordinance No. 16, S-2025 (2025).</w:t>
+              <w:t xml:space="preserve">Ang Ladlad LGBT Party v. Commission on Elections, 632 Phil. 32 (2010).</w:t>
             </w:r>
           </w:p>
           <w:p>
@@ -7150,7 +7136,25 @@
                 <w:sz w:val="28"/>
                 <w:szCs w:val="28"/>
               </w:rPr>
-              <w:t xml:space="preserve">San Juan’s “Right to Care” Ordinance requires public and private health facilities in the city to honor the Right to Care Card, through which LGBTQIA+ partners may make medical decisions for one another.</w:t>
+              <w:t xml:space="preserve">The Court held that denying party-list accreditation to an LGBT group on religious and moral grounds violated the non-establishment clause, equal protection, and freedom of expression and association, while describing the Yogyakarta Principles as at best </w:t>
+            </w:r>
+            <w:r>
+              <w:rPr>
+                <w:rFonts w:ascii="Times New Roman" w:hAnsi="Times New Roman" w:cs="Times New Roman" w:eastAsia="Times New Roman"/>
+                <w:i/>
+                <w:iCs/>
+                <w:sz w:val="28"/>
+                <w:szCs w:val="28"/>
+              </w:rPr>
+              <w:t xml:space="preserve">de lege ferenda</w:t>
+            </w:r>
+            <w:r>
+              <w:rPr>
+                <w:rFonts w:ascii="Times New Roman" w:hAnsi="Times New Roman" w:cs="Times New Roman" w:eastAsia="Times New Roman"/>
+                <w:sz w:val="28"/>
+                <w:szCs w:val="28"/>
+              </w:rPr>
+              <w:t xml:space="preserve">.</w:t>
             </w:r>
           </w:p>
         </w:tc>
@@ -7188,7 +7192,7 @@
                 <w:sz w:val="28"/>
                 <w:szCs w:val="28"/>
               </w:rPr>
-              <w:t xml:space="preserve">Sangguniang Panlungsod ng San Juan City</w:t>
+              <w:t xml:space="preserve">Philippine Reports, vol. 632; Supreme Court E-Library</w:t>
             </w:r>
           </w:p>
         </w:tc>
@@ -7212,7 +7216,7 @@
                 <w:sz w:val="28"/>
                 <w:szCs w:val="28"/>
               </w:rPr>
-              <w:t xml:space="preserve">3.</w:t>
+              <w:t xml:space="preserve">4.</w:t>
             </w:r>
           </w:p>
         </w:tc>
@@ -7231,7 +7235,7 @@
                 <w:sz w:val="28"/>
                 <w:szCs w:val="28"/>
               </w:rPr>
-              <w:t xml:space="preserve">Quezon City Ordinance No. SP-3417, S-2025, June 16, 2025.</w:t>
+              <w:t xml:space="preserve">Estrada v. Escritor, 455 Phil. 411 (2003); 525 Phil. 110 (2006).</w:t>
             </w:r>
           </w:p>
           <w:p>
@@ -7245,7 +7249,7 @@
                 <w:sz w:val="28"/>
                 <w:szCs w:val="28"/>
               </w:rPr>
-              <w:t xml:space="preserve">Revises the Quezon City Gender-Fair Ordinance into a comprehensive anti-discrimination policy on the basis of sexual orientation, gender identity and expression, and sex characteristics (SOGIESC).</w:t>
+              <w:t xml:space="preserve">Adopted benevolent neutrality and the compelling state interest test in resolving a religiously sanctioned non-marital union, the framework for weighing religious claims on both sides of the same-sex marriage debate.</w:t>
             </w:r>
           </w:p>
         </w:tc>
@@ -7283,7 +7287,7 @@
                 <w:sz w:val="28"/>
                 <w:szCs w:val="28"/>
               </w:rPr>
-              <w:t xml:space="preserve">Sangguniang Panlungsod ng Quezon City; Quezon City Public Library digital repository (LIBROS)</w:t>
+              <w:t xml:space="preserve">Philippine Reports, vols. 455 &amp; 525; Supreme Court E-Library</w:t>
             </w:r>
           </w:p>
         </w:tc>
@@ -7307,7 +7311,7 @@
                 <w:sz w:val="28"/>
                 <w:szCs w:val="28"/>
               </w:rPr>
-              <w:t xml:space="preserve">4.</w:t>
+              <w:t xml:space="preserve">5.</w:t>
             </w:r>
           </w:p>
         </w:tc>
@@ -7326,7 +7330,7 @@
                 <w:sz w:val="28"/>
                 <w:szCs w:val="28"/>
               </w:rPr>
-              <w:t xml:space="preserve">Quezon City Ordinance No. SP-2357, S-2014, November 28, 2014.</w:t>
+              <w:t xml:space="preserve">Goitia v. Campos Rueda, 35 Phil. 252 (1916).</w:t>
             </w:r>
           </w:p>
           <w:p>
@@ -7340,7 +7344,7 @@
                 <w:sz w:val="28"/>
                 <w:szCs w:val="28"/>
               </w:rPr>
-              <w:t xml:space="preserve">The Quezon City Gender-Fair Ordinance prohibits discrimination on the basis of sexual orientation and gender identity and expression in employment, education, accommodation, and the delivery of goods and services.</w:t>
+              <w:t xml:space="preserve">Described marriage as “something more than a mere contract,” a relation whose rights and duties rest on the general law rather than on the parties’ agreement, a characterization central to whether the State may redefine who may marry.</w:t>
             </w:r>
           </w:p>
         </w:tc>
@@ -7378,7 +7382,7 @@
                 <w:sz w:val="28"/>
                 <w:szCs w:val="28"/>
               </w:rPr>
-              <w:t xml:space="preserve">Sangguniang Panlungsod ng Quezon City; Quezon City Public Library digital repository (LIBROS)</w:t>
+              <w:t xml:space="preserve">Philippine Reports, vol. 35; Supreme Court E-Library</w:t>
             </w:r>
           </w:p>
         </w:tc>
@@ -7402,7 +7406,7 @@
                 <w:sz w:val="28"/>
                 <w:szCs w:val="28"/>
               </w:rPr>
-              <w:t xml:space="preserve">5.</w:t>
+              <w:t xml:space="preserve">6.</w:t>
             </w:r>
           </w:p>
         </w:tc>
@@ -7421,7 +7425,7 @@
                 <w:sz w:val="28"/>
                 <w:szCs w:val="28"/>
               </w:rPr>
-              <w:t xml:space="preserve">Quezon City Ordinance No. SP-1309, S-2003.</w:t>
+              <w:t xml:space="preserve">Josef v. Ursua, G.R. No. 267469, February 5, 2025.</w:t>
             </w:r>
           </w:p>
           <w:p>
@@ -7435,7 +7439,7 @@
                 <w:sz w:val="28"/>
                 <w:szCs w:val="28"/>
               </w:rPr>
-              <w:t xml:space="preserve">An early local ordinance prohibiting discrimination against homosexuals in the workplace, later expanded by the Gender-Fair Ordinance.</w:t>
+              <w:t xml:space="preserve">The Court held that the property relations of cohabiting same-sex partners are governed by Article 148 of the Family Code, so that a partner who proves actual contribution is a co-owner, while stating that broader protection for same-sex couples is for Congress to provide.</w:t>
             </w:r>
           </w:p>
         </w:tc>
@@ -7473,7 +7477,7 @@
                 <w:sz w:val="28"/>
                 <w:szCs w:val="28"/>
               </w:rPr>
-              <w:t xml:space="preserve">Sangguniang Panlungsod ng Quezon City</w:t>
+              <w:t xml:space="preserve">Supreme Court E-Library; Supreme Court website (sc.judiciary.gov.ph)</w:t>
             </w:r>
           </w:p>
         </w:tc>
@@ -7497,7 +7501,7 @@
                 <w:sz w:val="28"/>
                 <w:szCs w:val="28"/>
               </w:rPr>
-              <w:t xml:space="preserve">6.</w:t>
+              <w:t xml:space="preserve">7.</w:t>
             </w:r>
           </w:p>
         </w:tc>
@@ -7516,7 +7520,7 @@
                 <w:sz w:val="28"/>
                 <w:szCs w:val="28"/>
               </w:rPr>
-              <w:t xml:space="preserve">Davao City Ordinance No. 0417-12 (2012).</w:t>
+              <w:t xml:space="preserve">Salva-Roldan v. Roldan, G.R. No. 268109, March 3, 2025.</w:t>
             </w:r>
           </w:p>
           <w:p>
@@ -7530,7 +7534,7 @@
                 <w:sz w:val="28"/>
                 <w:szCs w:val="28"/>
               </w:rPr>
-              <w:t xml:space="preserve">Davao City’s Anti-Discrimination Ordinance declares unlawful acts of discrimination based on, among others, sex, gender identity, and sexual orientation.</w:t>
+              <w:t xml:space="preserve">The Court annulled a marriage on the ground of the husband’s fraudulent concealment of his homosexuality under Article 45 (3) in relation to Article 46 (4), reiterating that concealment, not homosexuality itself, vitiates consent.</w:t>
             </w:r>
           </w:p>
         </w:tc>
@@ -7568,7 +7572,7 @@
                 <w:sz w:val="28"/>
                 <w:szCs w:val="28"/>
               </w:rPr>
-              <w:t xml:space="preserve">Sangguniang Panlungsod ng Davao City</w:t>
+              <w:t xml:space="preserve">Supreme Court E-Library; Supreme Court website (sc.judiciary.gov.ph)</w:t>
             </w:r>
           </w:p>
         </w:tc>
@@ -7592,7 +7596,7 @@
                 <w:sz w:val="28"/>
                 <w:szCs w:val="28"/>
               </w:rPr>
-              <w:t xml:space="preserve">7.</w:t>
+              <w:t xml:space="preserve">8.</w:t>
             </w:r>
           </w:p>
         </w:tc>
@@ -7611,7 +7615,7 @@
                 <w:sz w:val="28"/>
                 <w:szCs w:val="28"/>
               </w:rPr>
-              <w:t xml:space="preserve">Cebu City Ordinance No. 2339 (2012).</w:t>
+              <w:t xml:space="preserve">Jacinto v. Fouts, G.R. No. 250627 (Resolution), December 7, 2022.</w:t>
             </w:r>
           </w:p>
           <w:p>
@@ -7625,7 +7629,25 @@
                 <w:sz w:val="28"/>
                 <w:szCs w:val="28"/>
               </w:rPr>
-              <w:t xml:space="preserve">Prohibits discrimination on the basis of, among others, sexual orientation and gender identity, illustrating how LGBT protection has developed through local legislation in the absence of a national law.</w:t>
+              <w:t xml:space="preserve">The Court sustained a prosecution under R.A. No. 9262 between former female live-in partners, holding that the law’s application to lesbian relationships had already been settled in </w:t>
+            </w:r>
+            <w:r>
+              <w:rPr>
+                <w:rFonts w:ascii="Times New Roman" w:hAnsi="Times New Roman" w:cs="Times New Roman" w:eastAsia="Times New Roman"/>
+                <w:i/>
+                <w:iCs/>
+                <w:sz w:val="28"/>
+                <w:szCs w:val="28"/>
+              </w:rPr>
+              <w:t xml:space="preserve">Garcia v. Drilon</w:t>
+            </w:r>
+            <w:r>
+              <w:rPr>
+                <w:rFonts w:ascii="Times New Roman" w:hAnsi="Times New Roman" w:cs="Times New Roman" w:eastAsia="Times New Roman"/>
+                <w:sz w:val="28"/>
+                <w:szCs w:val="28"/>
+              </w:rPr>
+              <w:t xml:space="preserve">.</w:t>
             </w:r>
           </w:p>
         </w:tc>
@@ -7663,7 +7685,7 @@
                 <w:sz w:val="28"/>
                 <w:szCs w:val="28"/>
               </w:rPr>
-              <w:t xml:space="preserve">Sangguniang Panlungsod ng Cebu City</w:t>
+              <w:t xml:space="preserve">Supreme Court E-Library; Supreme Court website (sc.judiciary.gov.ph)</w:t>
             </w:r>
           </w:p>
         </w:tc>
@@ -7678,19 +7700,16 @@
           </w:tcPr>
           <w:p>
             <w:pPr>
-              <w:keepNext/>
-              <w:spacing w:before="0" w:after="0" w:line="240" w:lineRule="auto"/>
-              <w:jc w:val="left"/>
-            </w:pPr>
-            <w:r>
-              <w:rPr>
-                <w:rFonts w:ascii="Times New Roman" w:hAnsi="Times New Roman" w:cs="Times New Roman" w:eastAsia="Times New Roman"/>
-                <w:b/>
-                <w:bCs/>
-                <w:sz w:val="28"/>
-                <w:szCs w:val="28"/>
-              </w:rPr>
-              <w:t xml:space="preserve">I.</w:t>
+              <w:spacing w:before="0" w:after="0" w:line="240" w:lineRule="auto"/>
+              <w:jc w:val="left"/>
+            </w:pPr>
+            <w:r>
+              <w:rPr>
+                <w:rFonts w:ascii="Times New Roman" w:hAnsi="Times New Roman" w:cs="Times New Roman" w:eastAsia="Times New Roman"/>
+                <w:sz w:val="28"/>
+                <w:szCs w:val="28"/>
+              </w:rPr>
+              <w:t xml:space="preserve">9.</w:t>
             </w:r>
           </w:p>
         </w:tc>
@@ -7700,19 +7719,30 @@
           </w:tcPr>
           <w:p>
             <w:pPr>
-              <w:keepNext/>
-              <w:spacing w:before="0" w:after="0" w:line="240" w:lineRule="auto"/>
-              <w:jc w:val="left"/>
-            </w:pPr>
-            <w:r>
-              <w:rPr>
-                <w:rFonts w:ascii="Times New Roman" w:hAnsi="Times New Roman" w:cs="Times New Roman" w:eastAsia="Times New Roman"/>
-                <w:b/>
-                <w:bCs/>
-                <w:sz w:val="28"/>
-                <w:szCs w:val="28"/>
-              </w:rPr>
-              <w:t xml:space="preserve">INTERNATIONAL LAW (CONVENTIONS, DECLARATIONS, AND DECISIONS OF INTERNATIONAL BODIES)</w:t>
+              <w:spacing w:before="0" w:after="0" w:line="240" w:lineRule="auto"/>
+              <w:jc w:val="left"/>
+            </w:pPr>
+            <w:r>
+              <w:rPr>
+                <w:rFonts w:ascii="Times New Roman" w:hAnsi="Times New Roman" w:cs="Times New Roman" w:eastAsia="Times New Roman"/>
+                <w:sz w:val="28"/>
+                <w:szCs w:val="28"/>
+              </w:rPr>
+              <w:t xml:space="preserve">Espejon v. Lorredo, A.M. No. MTJ-22-007, March 9, 2022.</w:t>
+            </w:r>
+          </w:p>
+          <w:p>
+            <w:pPr>
+              <w:spacing w:before="60" w:after="0" w:line="240" w:lineRule="auto"/>
+              <w:jc w:val="both"/>
+            </w:pPr>
+            <w:r>
+              <w:rPr>
+                <w:rFonts w:ascii="Times New Roman" w:hAnsi="Times New Roman" w:cs="Times New Roman" w:eastAsia="Times New Roman"/>
+                <w:sz w:val="28"/>
+                <w:szCs w:val="28"/>
+              </w:rPr>
+              <w:t xml:space="preserve">The Court suspended and fined a judge for homophobic remarks against litigants on account of their perceived same-sex relationship, finding a violation of the New Code of Judicial Conduct and work-related sexual harassment.</w:t>
             </w:r>
           </w:p>
         </w:tc>
@@ -7722,10 +7752,17 @@
           </w:tcPr>
           <w:p>
             <w:pPr>
-              <w:keepNext/>
-              <w:spacing w:before="0" w:after="0" w:line="240" w:lineRule="auto"/>
-              <w:jc w:val="left"/>
-            </w:pPr>
+              <w:spacing w:before="0" w:after="0" w:line="240" w:lineRule="auto"/>
+              <w:jc w:val="left"/>
+            </w:pPr>
+            <w:r>
+              <w:rPr>
+                <w:rFonts w:ascii="Times New Roman" w:hAnsi="Times New Roman" w:cs="Times New Roman" w:eastAsia="Times New Roman"/>
+                <w:sz w:val="28"/>
+                <w:szCs w:val="28"/>
+              </w:rPr>
+              <w:t xml:space="preserve">Mandatory</w:t>
+            </w:r>
           </w:p>
         </w:tc>
         <w:tc>
@@ -7734,10 +7771,17 @@
           </w:tcPr>
           <w:p>
             <w:pPr>
-              <w:keepNext/>
-              <w:spacing w:before="0" w:after="0" w:line="240" w:lineRule="auto"/>
-              <w:jc w:val="left"/>
-            </w:pPr>
+              <w:spacing w:before="0" w:after="0" w:line="240" w:lineRule="auto"/>
+              <w:jc w:val="left"/>
+            </w:pPr>
+            <w:r>
+              <w:rPr>
+                <w:rFonts w:ascii="Times New Roman" w:hAnsi="Times New Roman" w:cs="Times New Roman" w:eastAsia="Times New Roman"/>
+                <w:sz w:val="28"/>
+                <w:szCs w:val="28"/>
+              </w:rPr>
+              <w:t xml:space="preserve">Supreme Court E-Library; Supreme Court website (sc.judiciary.gov.ph)</w:t>
+            </w:r>
           </w:p>
         </w:tc>
       </w:tr>
@@ -7760,7 +7804,7 @@
                 <w:sz w:val="28"/>
                 <w:szCs w:val="28"/>
               </w:rPr>
-              <w:t xml:space="preserve">1.</w:t>
+              <w:t xml:space="preserve">10.</w:t>
             </w:r>
           </w:p>
         </w:tc>
@@ -7779,7 +7823,7 @@
                 <w:sz w:val="28"/>
                 <w:szCs w:val="28"/>
               </w:rPr>
-              <w:t xml:space="preserve">International Covenant on Civil and Political Rights, December 19, 1966 (1976), 999 U.N.T.S. 171, art. 23.</w:t>
+              <w:t xml:space="preserve">Republic v. Cagandahan, 586 Phil. 637 (2008).</w:t>
             </w:r>
           </w:p>
           <w:p>
@@ -7793,25 +7837,7 @@
                 <w:sz w:val="28"/>
                 <w:szCs w:val="28"/>
               </w:rPr>
-              <w:t xml:space="preserve">Protects the family and recognizes “the right of men and women of marriageable age to marry,” gendered wording that the Human Rights Committee in </w:t>
-            </w:r>
-            <w:r>
-              <w:rPr>
-                <w:rFonts w:ascii="Times New Roman" w:hAnsi="Times New Roman" w:cs="Times New Roman" w:eastAsia="Times New Roman"/>
-                <w:i/>
-                <w:iCs/>
-                <w:sz w:val="28"/>
-                <w:szCs w:val="28"/>
-              </w:rPr>
-              <w:t xml:space="preserve">Joslin</w:t>
-            </w:r>
-            <w:r>
-              <w:rPr>
-                <w:rFonts w:ascii="Times New Roman" w:hAnsi="Times New Roman" w:cs="Times New Roman" w:eastAsia="Times New Roman"/>
-                <w:sz w:val="28"/>
-                <w:szCs w:val="28"/>
-              </w:rPr>
-              <w:t xml:space="preserve"> read as not requiring States to open marriage to same-sex couples.</w:t>
+              <w:t xml:space="preserve">The Court allowed an intersex person with congenital adrenal hyperplasia to change the registered sex from female to male and the registered name, bearing on how “male” and “female” are determined for purposes of capacity to marry.</w:t>
             </w:r>
           </w:p>
         </w:tc>
@@ -7849,7 +7875,7 @@
                 <w:sz w:val="28"/>
                 <w:szCs w:val="28"/>
               </w:rPr>
-              <w:t xml:space="preserve">United Nations Treaty Collection (treaties.un.org); OHCHR website (ohchr.org)</w:t>
+              <w:t xml:space="preserve">Philippine Reports, vol. 586; Supreme Court E-Library</w:t>
             </w:r>
           </w:p>
         </w:tc>
@@ -7873,7 +7899,7 @@
                 <w:sz w:val="28"/>
                 <w:szCs w:val="28"/>
               </w:rPr>
-              <w:t xml:space="preserve">2.</w:t>
+              <w:t xml:space="preserve">11.</w:t>
             </w:r>
           </w:p>
         </w:tc>
@@ -7892,7 +7918,7 @@
                 <w:sz w:val="28"/>
                 <w:szCs w:val="28"/>
               </w:rPr>
-              <w:t xml:space="preserve">International Covenant on Civil and Political Rights, December 19, 1966 (1976), 999 U.N.T.S. 171, arts. 2 (1), 17, 26.</w:t>
+              <w:t xml:space="preserve">Almelor v. Regional Trial Court of Las Piñas City, G.R. No. 179620, August 26, 2008.</w:t>
             </w:r>
           </w:p>
           <w:p>
@@ -7906,7 +7932,25 @@
                 <w:sz w:val="28"/>
                 <w:szCs w:val="28"/>
               </w:rPr>
-              <w:t xml:space="preserve">Guarantees non-discrimination, equality before the law, and protection against interference with privacy and family, which the Human Rights Committee has read to prohibit discrimination based on sexual orientation.</w:t>
+              <w:t xml:space="preserve">The Court ruled that it is the concealment of homosexuality, not homosexuality </w:t>
+            </w:r>
+            <w:r>
+              <w:rPr>
+                <w:rFonts w:ascii="Times New Roman" w:hAnsi="Times New Roman" w:cs="Times New Roman" w:eastAsia="Times New Roman"/>
+                <w:i/>
+                <w:iCs/>
+                <w:sz w:val="28"/>
+                <w:szCs w:val="28"/>
+              </w:rPr>
+              <w:t xml:space="preserve">per se</w:t>
+            </w:r>
+            <w:r>
+              <w:rPr>
+                <w:rFonts w:ascii="Times New Roman" w:hAnsi="Times New Roman" w:cs="Times New Roman" w:eastAsia="Times New Roman"/>
+                <w:sz w:val="28"/>
+                <w:szCs w:val="28"/>
+              </w:rPr>
+              <w:t xml:space="preserve">, that constitutes fraud under Article 46 (4), and found the evidence insufficient to annul the marriage.</w:t>
             </w:r>
           </w:p>
         </w:tc>
@@ -7944,7 +7988,7 @@
                 <w:sz w:val="28"/>
                 <w:szCs w:val="28"/>
               </w:rPr>
-              <w:t xml:space="preserve">United Nations Treaty Collection (treaties.un.org); OHCHR website (ohchr.org)</w:t>
+              <w:t xml:space="preserve">Supreme Court E-Library; Supreme Court website (sc.judiciary.gov.ph)</w:t>
             </w:r>
           </w:p>
         </w:tc>
@@ -7968,7 +8012,7 @@
                 <w:sz w:val="28"/>
                 <w:szCs w:val="28"/>
               </w:rPr>
-              <w:t xml:space="preserve">3.</w:t>
+              <w:t xml:space="preserve">12.</w:t>
             </w:r>
           </w:p>
         </w:tc>
@@ -7987,7 +8031,7 @@
                 <w:sz w:val="28"/>
                 <w:szCs w:val="28"/>
               </w:rPr>
-              <w:t xml:space="preserve">International Covenant on Economic, Social and Cultural Rights, December 19, 1966 (1976), 993 U.N.T.S. 3, art. 10 (1).</w:t>
+              <w:t xml:space="preserve">Silverio v. Republic, 562 Phil. 953 (2007).</w:t>
             </w:r>
           </w:p>
           <w:p>
@@ -8001,7 +8045,7 @@
                 <w:sz w:val="28"/>
                 <w:szCs w:val="28"/>
               </w:rPr>
-              <w:t xml:space="preserve">Accords “the widest possible protection and assistance” to the family and requires that marriage be entered into with the free consent of the intending spouses, without specifying the sex of the spouses.</w:t>
+              <w:t xml:space="preserve">The Court denied a transsexual woman’s petition to change the name and sex entries in her birth certificate, reasoning that no law allows it and that granting it would permit a union between two persons of the same birth sex despite marriage being between a man and a woman.</w:t>
             </w:r>
           </w:p>
         </w:tc>
@@ -8039,7 +8083,7 @@
                 <w:sz w:val="28"/>
                 <w:szCs w:val="28"/>
               </w:rPr>
-              <w:t xml:space="preserve">United Nations Treaty Collection (treaties.un.org); OHCHR website (ohchr.org)</w:t>
+              <w:t xml:space="preserve">Philippine Reports, vol. 562; Supreme Court E-Library</w:t>
             </w:r>
           </w:p>
         </w:tc>
@@ -8054,16 +8098,19 @@
           </w:tcPr>
           <w:p>
             <w:pPr>
-              <w:spacing w:before="0" w:after="0" w:line="240" w:lineRule="auto"/>
-              <w:jc w:val="left"/>
-            </w:pPr>
-            <w:r>
-              <w:rPr>
-                <w:rFonts w:ascii="Times New Roman" w:hAnsi="Times New Roman" w:cs="Times New Roman" w:eastAsia="Times New Roman"/>
-                <w:sz w:val="28"/>
-                <w:szCs w:val="28"/>
-              </w:rPr>
-              <w:t xml:space="preserve">4.</w:t>
+              <w:keepNext/>
+              <w:spacing w:before="0" w:after="0" w:line="240" w:lineRule="auto"/>
+              <w:jc w:val="left"/>
+            </w:pPr>
+            <w:r>
+              <w:rPr>
+                <w:rFonts w:ascii="Times New Roman" w:hAnsi="Times New Roman" w:cs="Times New Roman" w:eastAsia="Times New Roman"/>
+                <w:b/>
+                <w:bCs/>
+                <w:sz w:val="28"/>
+                <w:szCs w:val="28"/>
+              </w:rPr>
+              <w:t xml:space="preserve">H.</w:t>
             </w:r>
           </w:p>
         </w:tc>
@@ -8073,30 +8120,19 @@
           </w:tcPr>
           <w:p>
             <w:pPr>
-              <w:spacing w:before="0" w:after="0" w:line="240" w:lineRule="auto"/>
-              <w:jc w:val="left"/>
-            </w:pPr>
-            <w:r>
-              <w:rPr>
-                <w:rFonts w:ascii="Times New Roman" w:hAnsi="Times New Roman" w:cs="Times New Roman" w:eastAsia="Times New Roman"/>
-                <w:sz w:val="28"/>
-                <w:szCs w:val="28"/>
-              </w:rPr>
-              <w:t xml:space="preserve">Convention on the Elimination of All Forms of Discrimination against Women, July 15, 1980 (1981), 1249 U.N.T.S. 13, art. 16.</w:t>
-            </w:r>
-          </w:p>
-          <w:p>
-            <w:pPr>
-              <w:spacing w:before="60" w:after="0" w:line="240" w:lineRule="auto"/>
-              <w:jc w:val="both"/>
-            </w:pPr>
-            <w:r>
-              <w:rPr>
-                <w:rFonts w:ascii="Times New Roman" w:hAnsi="Times New Roman" w:cs="Times New Roman" w:eastAsia="Times New Roman"/>
-                <w:sz w:val="28"/>
-                <w:szCs w:val="28"/>
-              </w:rPr>
-              <w:t xml:space="preserve">Obliges States to eliminate discrimination against women in matters relating to marriage and family relations on a basis of equality of men and women, the source of the Magna Carta of Women’s marriage provisions.</w:t>
+              <w:keepNext/>
+              <w:spacing w:before="0" w:after="0" w:line="240" w:lineRule="auto"/>
+              <w:jc w:val="left"/>
+            </w:pPr>
+            <w:r>
+              <w:rPr>
+                <w:rFonts w:ascii="Times New Roman" w:hAnsi="Times New Roman" w:cs="Times New Roman" w:eastAsia="Times New Roman"/>
+                <w:b/>
+                <w:bCs/>
+                <w:sz w:val="28"/>
+                <w:szCs w:val="28"/>
+              </w:rPr>
+              <w:t xml:space="preserve">LOCAL ORDINANCES AND RESOLUTIONS</w:t>
             </w:r>
           </w:p>
         </w:tc>
@@ -8106,17 +8142,10 @@
           </w:tcPr>
           <w:p>
             <w:pPr>
-              <w:spacing w:before="0" w:after="0" w:line="240" w:lineRule="auto"/>
-              <w:jc w:val="left"/>
-            </w:pPr>
-            <w:r>
-              <w:rPr>
-                <w:rFonts w:ascii="Times New Roman" w:hAnsi="Times New Roman" w:cs="Times New Roman" w:eastAsia="Times New Roman"/>
-                <w:sz w:val="28"/>
-                <w:szCs w:val="28"/>
-              </w:rPr>
-              <w:t xml:space="preserve">Mandatory</w:t>
-            </w:r>
+              <w:keepNext/>
+              <w:spacing w:before="0" w:after="0" w:line="240" w:lineRule="auto"/>
+              <w:jc w:val="left"/>
+            </w:pPr>
           </w:p>
         </w:tc>
         <w:tc>
@@ -8125,17 +8154,10 @@
           </w:tcPr>
           <w:p>
             <w:pPr>
-              <w:spacing w:before="0" w:after="0" w:line="240" w:lineRule="auto"/>
-              <w:jc w:val="left"/>
-            </w:pPr>
-            <w:r>
-              <w:rPr>
-                <w:rFonts w:ascii="Times New Roman" w:hAnsi="Times New Roman" w:cs="Times New Roman" w:eastAsia="Times New Roman"/>
-                <w:sz w:val="28"/>
-                <w:szCs w:val="28"/>
-              </w:rPr>
-              <w:t xml:space="preserve">United Nations Treaty Collection (treaties.un.org); OHCHR website (ohchr.org)</w:t>
-            </w:r>
+              <w:keepNext/>
+              <w:spacing w:before="0" w:after="0" w:line="240" w:lineRule="auto"/>
+              <w:jc w:val="left"/>
+            </w:pPr>
           </w:p>
         </w:tc>
       </w:tr>
@@ -8158,7 +8180,7 @@
                 <w:sz w:val="28"/>
                 <w:szCs w:val="28"/>
               </w:rPr>
-              <w:t xml:space="preserve">5.</w:t>
+              <w:t xml:space="preserve">1.</w:t>
             </w:r>
           </w:p>
         </w:tc>
@@ -8177,7 +8199,7 @@
                 <w:sz w:val="28"/>
                 <w:szCs w:val="28"/>
               </w:rPr>
-              <w:t xml:space="preserve">Universal Declaration of Human Rights, G.A. Res. 217 (III) A, U.N. Doc. A/RES/217(III), art. 16 (December 10, 1948).</w:t>
+              <w:t xml:space="preserve">Quezon City Ordinance No. SP-3221, S-2023, September 25, 2023.</w:t>
             </w:r>
           </w:p>
           <w:p>
@@ -8191,7 +8213,7 @@
                 <w:sz w:val="28"/>
                 <w:szCs w:val="28"/>
               </w:rPr>
-              <w:t xml:space="preserve">Declares that “men and women of full age” have the right to marry and to found a family, the model for the marriage provisions of later human rights treaties.</w:t>
+              <w:t xml:space="preserve">Requires health facilities in Quezon City to recognize health care proxies, institutionalizing the “Right to Care” card that allows same-sex partners to make medical decisions for each other through a special power of attorney.</w:t>
             </w:r>
           </w:p>
         </w:tc>
@@ -8210,7 +8232,7 @@
                 <w:sz w:val="28"/>
                 <w:szCs w:val="28"/>
               </w:rPr>
-              <w:t xml:space="preserve">Persuasive</w:t>
+              <w:t xml:space="preserve">Mandatory</w:t>
             </w:r>
           </w:p>
         </w:tc>
@@ -8229,7 +8251,7 @@
                 <w:sz w:val="28"/>
                 <w:szCs w:val="28"/>
               </w:rPr>
-              <w:t xml:space="preserve">United Nations website (un.org); UN Digital Library</w:t>
+              <w:t xml:space="preserve">Sangguniang Panlungsod ng Quezon City; Quezon City Public Library digital repository (LIBROS)</w:t>
             </w:r>
           </w:p>
         </w:tc>
@@ -8253,7 +8275,7 @@
                 <w:sz w:val="28"/>
                 <w:szCs w:val="28"/>
               </w:rPr>
-              <w:t xml:space="preserve">6.</w:t>
+              <w:t xml:space="preserve">2.</w:t>
             </w:r>
           </w:p>
         </w:tc>
@@ -8272,7 +8294,7 @@
                 <w:sz w:val="28"/>
                 <w:szCs w:val="28"/>
               </w:rPr>
-              <w:t xml:space="preserve">Toonen v. Australia, Communication No. 488/1992, U.N. Doc. CCPR/C/50/D/488/1992 (Human Rights Comm., March 31, 1994).</w:t>
+              <w:t xml:space="preserve">San Juan City Ordinance No. 16, S-2025 (2025).</w:t>
             </w:r>
           </w:p>
           <w:p>
@@ -8286,7 +8308,7 @@
                 <w:sz w:val="28"/>
                 <w:szCs w:val="28"/>
               </w:rPr>
-              <w:t xml:space="preserve">The Human Rights Committee held that the reference to “sex” in Articles 2 (1) and 26 of the ICCPR includes sexual orientation, laying the foundation for sexual-orientation equality claims under the Covenant.</w:t>
+              <w:t xml:space="preserve">San Juan’s “Right to Care” Ordinance requires public and private health facilities in the city to honor the Right to Care Card, through which LGBTQIA+ partners may make medical decisions for one another.</w:t>
             </w:r>
           </w:p>
         </w:tc>
@@ -8305,7 +8327,7 @@
                 <w:sz w:val="28"/>
                 <w:szCs w:val="28"/>
               </w:rPr>
-              <w:t xml:space="preserve">Persuasive</w:t>
+              <w:t xml:space="preserve">Mandatory</w:t>
             </w:r>
           </w:p>
         </w:tc>
@@ -8324,7 +8346,7 @@
                 <w:sz w:val="28"/>
                 <w:szCs w:val="28"/>
               </w:rPr>
-              <w:t xml:space="preserve">OHCHR Jurisprudence Database (juris.ohchr.org); UN Treaty Body Database</w:t>
+              <w:t xml:space="preserve">Sangguniang Panlungsod ng San Juan City</w:t>
             </w:r>
           </w:p>
         </w:tc>
@@ -8348,7 +8370,7 @@
                 <w:sz w:val="28"/>
                 <w:szCs w:val="28"/>
               </w:rPr>
-              <w:t xml:space="preserve">7.</w:t>
+              <w:t xml:space="preserve">3.</w:t>
             </w:r>
           </w:p>
         </w:tc>
@@ -8367,7 +8389,7 @@
                 <w:sz w:val="28"/>
                 <w:szCs w:val="28"/>
               </w:rPr>
-              <w:t xml:space="preserve">Joslin v. New Zealand, Communication No. 902/1999, U.N. Doc. CCPR/C/75/D/902/1999 (Human Rights Comm., July 17, 2002).</w:t>
+              <w:t xml:space="preserve">Quezon City Ordinance No. SP-3417, S-2025, June 16, 2025.</w:t>
             </w:r>
           </w:p>
           <w:p>
@@ -8381,7 +8403,7 @@
                 <w:sz w:val="28"/>
                 <w:szCs w:val="28"/>
               </w:rPr>
-              <w:t xml:space="preserve">The Committee held that a State’s refusal to allow same-sex couples to marry does not violate the ICCPR because Article 23 (2) refers specifically to “men and women.”</w:t>
+              <w:t xml:space="preserve">Revises the Quezon City Gender-Fair Ordinance into a comprehensive anti-discrimination policy on the basis of sexual orientation, gender identity and expression, and sex characteristics (SOGIESC).</w:t>
             </w:r>
           </w:p>
         </w:tc>
@@ -8400,7 +8422,7 @@
                 <w:sz w:val="28"/>
                 <w:szCs w:val="28"/>
               </w:rPr>
-              <w:t xml:space="preserve">Persuasive</w:t>
+              <w:t xml:space="preserve">Mandatory</w:t>
             </w:r>
           </w:p>
         </w:tc>
@@ -8419,7 +8441,7 @@
                 <w:sz w:val="28"/>
                 <w:szCs w:val="28"/>
               </w:rPr>
-              <w:t xml:space="preserve">OHCHR Jurisprudence Database (juris.ohchr.org); UN Treaty Body Database</w:t>
+              <w:t xml:space="preserve">Sangguniang Panlungsod ng Quezon City; Quezon City Public Library digital repository (LIBROS)</w:t>
             </w:r>
           </w:p>
         </w:tc>
@@ -8443,7 +8465,7 @@
                 <w:sz w:val="28"/>
                 <w:szCs w:val="28"/>
               </w:rPr>
-              <w:t xml:space="preserve">8.</w:t>
+              <w:t xml:space="preserve">4.</w:t>
             </w:r>
           </w:p>
         </w:tc>
@@ -8462,7 +8484,7 @@
                 <w:sz w:val="28"/>
                 <w:szCs w:val="28"/>
               </w:rPr>
-              <w:t xml:space="preserve">Young v. Australia, Communication No. 941/2000, U.N. Doc. CCPR/C/78/D/941/2000 (Human Rights Comm., August 6, 2003).</w:t>
+              <w:t xml:space="preserve">Quezon City Ordinance No. SP-2357, S-2014, November 28, 2014.</w:t>
             </w:r>
           </w:p>
           <w:p>
@@ -8476,7 +8498,7 @@
                 <w:sz w:val="28"/>
                 <w:szCs w:val="28"/>
               </w:rPr>
-              <w:t xml:space="preserve">The Committee found that denying a veterans’ pension to the surviving same-sex partner of a veteran violated the equality guarantee of Article 26.</w:t>
+              <w:t xml:space="preserve">The Quezon City Gender-Fair Ordinance prohibits discrimination on the basis of sexual orientation and gender identity and expression in employment, education, accommodation, and the delivery of goods and services.</w:t>
             </w:r>
           </w:p>
         </w:tc>
@@ -8495,7 +8517,7 @@
                 <w:sz w:val="28"/>
                 <w:szCs w:val="28"/>
               </w:rPr>
-              <w:t xml:space="preserve">Persuasive</w:t>
+              <w:t xml:space="preserve">Mandatory</w:t>
             </w:r>
           </w:p>
         </w:tc>
@@ -8514,7 +8536,7 @@
                 <w:sz w:val="28"/>
                 <w:szCs w:val="28"/>
               </w:rPr>
-              <w:t xml:space="preserve">OHCHR Jurisprudence Database (juris.ohchr.org); UN Treaty Body Database</w:t>
+              <w:t xml:space="preserve">Sangguniang Panlungsod ng Quezon City; Quezon City Public Library digital repository (LIBROS)</w:t>
             </w:r>
           </w:p>
         </w:tc>
@@ -8538,7 +8560,7 @@
                 <w:sz w:val="28"/>
                 <w:szCs w:val="28"/>
               </w:rPr>
-              <w:t xml:space="preserve">9.</w:t>
+              <w:t xml:space="preserve">5.</w:t>
             </w:r>
           </w:p>
         </w:tc>
@@ -8557,7 +8579,7 @@
                 <w:sz w:val="28"/>
                 <w:szCs w:val="28"/>
               </w:rPr>
-              <w:t xml:space="preserve">X v. Colombia, Communication No. 1361/2005, U.N. Doc. CCPR/C/89/D/1361/2005 (Human Rights Comm., March 30, 2007).</w:t>
+              <w:t xml:space="preserve">Quezon City Ordinance No. SP-1309, S-2003.</w:t>
             </w:r>
           </w:p>
           <w:p>
@@ -8571,7 +8593,7 @@
                 <w:sz w:val="28"/>
                 <w:szCs w:val="28"/>
               </w:rPr>
-              <w:t xml:space="preserve">The Committee held that denying a pension to the surviving partner of a same-sex union, where unmarried heterosexual partners were entitled, was discrimination based on sexual orientation under Article 26.</w:t>
+              <w:t xml:space="preserve">An early local ordinance prohibiting discrimination against homosexuals in the workplace, later expanded by the Gender-Fair Ordinance.</w:t>
             </w:r>
           </w:p>
         </w:tc>
@@ -8590,7 +8612,7 @@
                 <w:sz w:val="28"/>
                 <w:szCs w:val="28"/>
               </w:rPr>
-              <w:t xml:space="preserve">Persuasive</w:t>
+              <w:t xml:space="preserve">Mandatory</w:t>
             </w:r>
           </w:p>
         </w:tc>
@@ -8609,7 +8631,7 @@
                 <w:sz w:val="28"/>
                 <w:szCs w:val="28"/>
               </w:rPr>
-              <w:t xml:space="preserve">OHCHR Jurisprudence Database (juris.ohchr.org); UN Treaty Body Database</w:t>
+              <w:t xml:space="preserve">Sangguniang Panlungsod ng Quezon City</w:t>
             </w:r>
           </w:p>
         </w:tc>
@@ -8633,7 +8655,7 @@
                 <w:sz w:val="28"/>
                 <w:szCs w:val="28"/>
               </w:rPr>
-              <w:t xml:space="preserve">10.</w:t>
+              <w:t xml:space="preserve">6.</w:t>
             </w:r>
           </w:p>
         </w:tc>
@@ -8652,7 +8674,7 @@
                 <w:sz w:val="28"/>
                 <w:szCs w:val="28"/>
               </w:rPr>
-              <w:t xml:space="preserve">Human Rights Comm., Concluding Observations: Philippines, U.N. Doc. CCPR/C/PHL/CO/4 (November 13, 2012).</w:t>
+              <w:t xml:space="preserve">Davao City Ordinance No. 0417-12 (2012).</w:t>
             </w:r>
           </w:p>
           <w:p>
@@ -8666,7 +8688,7 @@
                 <w:sz w:val="28"/>
                 <w:szCs w:val="28"/>
               </w:rPr>
-              <w:t xml:space="preserve">The Committee urged the Philippines to adopt a comprehensive anti-discrimination law that covers sexual orientation and gender identity, noting that the pending bill had not been passed.</w:t>
+              <w:t xml:space="preserve">Davao City’s Anti-Discrimination Ordinance declares unlawful acts of discrimination based on, among others, sex, gender identity, and sexual orientation.</w:t>
             </w:r>
           </w:p>
         </w:tc>
@@ -8685,7 +8707,7 @@
                 <w:sz w:val="28"/>
                 <w:szCs w:val="28"/>
               </w:rPr>
-              <w:t xml:space="preserve">Persuasive</w:t>
+              <w:t xml:space="preserve">Mandatory</w:t>
             </w:r>
           </w:p>
         </w:tc>
@@ -8704,7 +8726,7 @@
                 <w:sz w:val="28"/>
                 <w:szCs w:val="28"/>
               </w:rPr>
-              <w:t xml:space="preserve">UN Treaty Body Database (tbinternet.ohchr.org); UN Digital Library</w:t>
+              <w:t xml:space="preserve">Sangguniang Panlungsod ng Davao City</w:t>
             </w:r>
           </w:p>
         </w:tc>
@@ -8728,7 +8750,7 @@
                 <w:sz w:val="28"/>
                 <w:szCs w:val="28"/>
               </w:rPr>
-              <w:t xml:space="preserve">11.</w:t>
+              <w:t xml:space="preserve">7.</w:t>
             </w:r>
           </w:p>
         </w:tc>
@@ -8747,7 +8769,7 @@
                 <w:sz w:val="28"/>
                 <w:szCs w:val="28"/>
               </w:rPr>
-              <w:t xml:space="preserve">Human Rights Council Res. 17/19, U.N. Doc. A/HRC/RES/17/19 (June 17, 2011).</w:t>
+              <w:t xml:space="preserve">Cebu City Ordinance No. 2339 (2012).</w:t>
             </w:r>
           </w:p>
           <w:p>
@@ -8761,7 +8783,7 @@
                 <w:sz w:val="28"/>
                 <w:szCs w:val="28"/>
               </w:rPr>
-              <w:t xml:space="preserve">The first United Nations resolution on human rights, sexual orientation, and gender identity, expressing grave concern over violence and discrimination on these grounds.</w:t>
+              <w:t xml:space="preserve">Prohibits discrimination on the basis of, among others, sexual orientation and gender identity, illustrating how LGBT protection has developed through local legislation in the absence of a national law.</w:t>
             </w:r>
           </w:p>
         </w:tc>
@@ -8780,7 +8802,7 @@
                 <w:sz w:val="28"/>
                 <w:szCs w:val="28"/>
               </w:rPr>
-              <w:t xml:space="preserve">Persuasive</w:t>
+              <w:t xml:space="preserve">Mandatory</w:t>
             </w:r>
           </w:p>
         </w:tc>
@@ -8799,7 +8821,7 @@
                 <w:sz w:val="28"/>
                 <w:szCs w:val="28"/>
               </w:rPr>
-              <w:t xml:space="preserve">UN Digital Library; OHCHR website (ohchr.org)</w:t>
+              <w:t xml:space="preserve">Sangguniang Panlungsod ng Cebu City</w:t>
             </w:r>
           </w:p>
         </w:tc>
@@ -8814,16 +8836,19 @@
           </w:tcPr>
           <w:p>
             <w:pPr>
-              <w:spacing w:before="0" w:after="0" w:line="240" w:lineRule="auto"/>
-              <w:jc w:val="left"/>
-            </w:pPr>
-            <w:r>
-              <w:rPr>
-                <w:rFonts w:ascii="Times New Roman" w:hAnsi="Times New Roman" w:cs="Times New Roman" w:eastAsia="Times New Roman"/>
-                <w:sz w:val="28"/>
-                <w:szCs w:val="28"/>
-              </w:rPr>
-              <w:t xml:space="preserve">12.</w:t>
+              <w:keepNext/>
+              <w:spacing w:before="0" w:after="0" w:line="240" w:lineRule="auto"/>
+              <w:jc w:val="left"/>
+            </w:pPr>
+            <w:r>
+              <w:rPr>
+                <w:rFonts w:ascii="Times New Roman" w:hAnsi="Times New Roman" w:cs="Times New Roman" w:eastAsia="Times New Roman"/>
+                <w:b/>
+                <w:bCs/>
+                <w:sz w:val="28"/>
+                <w:szCs w:val="28"/>
+              </w:rPr>
+              <w:t xml:space="preserve">I.</w:t>
             </w:r>
           </w:p>
         </w:tc>
@@ -8833,30 +8858,19 @@
           </w:tcPr>
           <w:p>
             <w:pPr>
-              <w:spacing w:before="0" w:after="0" w:line="240" w:lineRule="auto"/>
-              <w:jc w:val="left"/>
-            </w:pPr>
-            <w:r>
-              <w:rPr>
-                <w:rFonts w:ascii="Times New Roman" w:hAnsi="Times New Roman" w:cs="Times New Roman" w:eastAsia="Times New Roman"/>
-                <w:sz w:val="28"/>
-                <w:szCs w:val="28"/>
-              </w:rPr>
-              <w:t xml:space="preserve">Human Rights Council Res. 32/2, U.N. Doc. A/HRC/RES/32/2 (June 30, 2016).</w:t>
-            </w:r>
-          </w:p>
-          <w:p>
-            <w:pPr>
-              <w:spacing w:before="60" w:after="0" w:line="240" w:lineRule="auto"/>
-              <w:jc w:val="both"/>
-            </w:pPr>
-            <w:r>
-              <w:rPr>
-                <w:rFonts w:ascii="Times New Roman" w:hAnsi="Times New Roman" w:cs="Times New Roman" w:eastAsia="Times New Roman"/>
-                <w:sz w:val="28"/>
-                <w:szCs w:val="28"/>
-              </w:rPr>
-              <w:t xml:space="preserve">Created the mandate of the Independent Expert on protection against violence and discrimination based on sexual orientation and gender identity.</w:t>
+              <w:keepNext/>
+              <w:spacing w:before="0" w:after="0" w:line="240" w:lineRule="auto"/>
+              <w:jc w:val="left"/>
+            </w:pPr>
+            <w:r>
+              <w:rPr>
+                <w:rFonts w:ascii="Times New Roman" w:hAnsi="Times New Roman" w:cs="Times New Roman" w:eastAsia="Times New Roman"/>
+                <w:b/>
+                <w:bCs/>
+                <w:sz w:val="28"/>
+                <w:szCs w:val="28"/>
+              </w:rPr>
+              <w:t xml:space="preserve">REGIONAL SOURCES OF LAW</w:t>
             </w:r>
           </w:p>
         </w:tc>
@@ -8866,17 +8880,10 @@
           </w:tcPr>
           <w:p>
             <w:pPr>
-              <w:spacing w:before="0" w:after="0" w:line="240" w:lineRule="auto"/>
-              <w:jc w:val="left"/>
-            </w:pPr>
-            <w:r>
-              <w:rPr>
-                <w:rFonts w:ascii="Times New Roman" w:hAnsi="Times New Roman" w:cs="Times New Roman" w:eastAsia="Times New Roman"/>
-                <w:sz w:val="28"/>
-                <w:szCs w:val="28"/>
-              </w:rPr>
-              <w:t xml:space="preserve">Persuasive</w:t>
-            </w:r>
+              <w:keepNext/>
+              <w:spacing w:before="0" w:after="0" w:line="240" w:lineRule="auto"/>
+              <w:jc w:val="left"/>
+            </w:pPr>
           </w:p>
         </w:tc>
         <w:tc>
@@ -8885,17 +8892,10 @@
           </w:tcPr>
           <w:p>
             <w:pPr>
-              <w:spacing w:before="0" w:after="0" w:line="240" w:lineRule="auto"/>
-              <w:jc w:val="left"/>
-            </w:pPr>
-            <w:r>
-              <w:rPr>
-                <w:rFonts w:ascii="Times New Roman" w:hAnsi="Times New Roman" w:cs="Times New Roman" w:eastAsia="Times New Roman"/>
-                <w:sz w:val="28"/>
-                <w:szCs w:val="28"/>
-              </w:rPr>
-              <w:t xml:space="preserve">UN Digital Library; OHCHR website (ohchr.org)</w:t>
-            </w:r>
+              <w:keepNext/>
+              <w:spacing w:before="0" w:after="0" w:line="240" w:lineRule="auto"/>
+              <w:jc w:val="left"/>
+            </w:pPr>
           </w:p>
         </w:tc>
       </w:tr>
@@ -8909,19 +8909,16 @@
           </w:tcPr>
           <w:p>
             <w:pPr>
-              <w:keepNext/>
-              <w:spacing w:before="0" w:after="0" w:line="240" w:lineRule="auto"/>
-              <w:jc w:val="left"/>
-            </w:pPr>
-            <w:r>
-              <w:rPr>
-                <w:rFonts w:ascii="Times New Roman" w:hAnsi="Times New Roman" w:cs="Times New Roman" w:eastAsia="Times New Roman"/>
-                <w:b/>
-                <w:bCs/>
-                <w:sz w:val="28"/>
-                <w:szCs w:val="28"/>
-              </w:rPr>
-              <w:t xml:space="preserve">J.</w:t>
+              <w:spacing w:before="0" w:after="0" w:line="240" w:lineRule="auto"/>
+              <w:jc w:val="left"/>
+            </w:pPr>
+            <w:r>
+              <w:rPr>
+                <w:rFonts w:ascii="Times New Roman" w:hAnsi="Times New Roman" w:cs="Times New Roman" w:eastAsia="Times New Roman"/>
+                <w:sz w:val="28"/>
+                <w:szCs w:val="28"/>
+              </w:rPr>
+              <w:t xml:space="preserve">1.</w:t>
             </w:r>
           </w:p>
         </w:tc>
@@ -8931,19 +8928,30 @@
           </w:tcPr>
           <w:p>
             <w:pPr>
-              <w:keepNext/>
-              <w:spacing w:before="0" w:after="0" w:line="240" w:lineRule="auto"/>
-              <w:jc w:val="left"/>
-            </w:pPr>
-            <w:r>
-              <w:rPr>
-                <w:rFonts w:ascii="Times New Roman" w:hAnsi="Times New Roman" w:cs="Times New Roman" w:eastAsia="Times New Roman"/>
-                <w:b/>
-                <w:bCs/>
-                <w:sz w:val="28"/>
-                <w:szCs w:val="28"/>
-              </w:rPr>
-              <w:t xml:space="preserve">REGIONAL SOURCES OF LAW</w:t>
+              <w:spacing w:before="0" w:after="0" w:line="240" w:lineRule="auto"/>
+              <w:jc w:val="left"/>
+            </w:pPr>
+            <w:r>
+              <w:rPr>
+                <w:rFonts w:ascii="Times New Roman" w:hAnsi="Times New Roman" w:cs="Times New Roman" w:eastAsia="Times New Roman"/>
+                <w:sz w:val="28"/>
+                <w:szCs w:val="28"/>
+              </w:rPr>
+              <w:t xml:space="preserve">ASEAN Human Rights Declaration, art. 19 (November 18, 2012).</w:t>
+            </w:r>
+          </w:p>
+          <w:p>
+            <w:pPr>
+              <w:spacing w:before="60" w:after="0" w:line="240" w:lineRule="auto"/>
+              <w:jc w:val="both"/>
+            </w:pPr>
+            <w:r>
+              <w:rPr>
+                <w:rFonts w:ascii="Times New Roman" w:hAnsi="Times New Roman" w:cs="Times New Roman" w:eastAsia="Times New Roman"/>
+                <w:sz w:val="28"/>
+                <w:szCs w:val="28"/>
+              </w:rPr>
+              <w:t xml:space="preserve">Adopted by ASEAN leaders including the Philippines, it recognizes the right of “men and women of full age” to marry and found a family “as prescribed by law,” deferring to national law on the definition of marriage.</w:t>
             </w:r>
           </w:p>
         </w:tc>
@@ -8953,10 +8961,17 @@
           </w:tcPr>
           <w:p>
             <w:pPr>
-              <w:keepNext/>
-              <w:spacing w:before="0" w:after="0" w:line="240" w:lineRule="auto"/>
-              <w:jc w:val="left"/>
-            </w:pPr>
+              <w:spacing w:before="0" w:after="0" w:line="240" w:lineRule="auto"/>
+              <w:jc w:val="left"/>
+            </w:pPr>
+            <w:r>
+              <w:rPr>
+                <w:rFonts w:ascii="Times New Roman" w:hAnsi="Times New Roman" w:cs="Times New Roman" w:eastAsia="Times New Roman"/>
+                <w:sz w:val="28"/>
+                <w:szCs w:val="28"/>
+              </w:rPr>
+              <w:t xml:space="preserve">Persuasive</w:t>
+            </w:r>
           </w:p>
         </w:tc>
         <w:tc>
@@ -8965,10 +8980,17 @@
           </w:tcPr>
           <w:p>
             <w:pPr>
-              <w:keepNext/>
-              <w:spacing w:before="0" w:after="0" w:line="240" w:lineRule="auto"/>
-              <w:jc w:val="left"/>
-            </w:pPr>
+              <w:spacing w:before="0" w:after="0" w:line="240" w:lineRule="auto"/>
+              <w:jc w:val="left"/>
+            </w:pPr>
+            <w:r>
+              <w:rPr>
+                <w:rFonts w:ascii="Times New Roman" w:hAnsi="Times New Roman" w:cs="Times New Roman" w:eastAsia="Times New Roman"/>
+                <w:sz w:val="28"/>
+                <w:szCs w:val="28"/>
+              </w:rPr>
+              <w:t xml:space="preserve">ASEAN Secretariat website (asean.org)</w:t>
+            </w:r>
           </w:p>
         </w:tc>
       </w:tr>
@@ -8991,7 +9013,7 @@
                 <w:sz w:val="28"/>
                 <w:szCs w:val="28"/>
               </w:rPr>
-              <w:t xml:space="preserve">1.</w:t>
+              <w:t xml:space="preserve">2.</w:t>
             </w:r>
           </w:p>
         </w:tc>
@@ -9010,7 +9032,7 @@
                 <w:sz w:val="28"/>
                 <w:szCs w:val="28"/>
               </w:rPr>
-              <w:t xml:space="preserve">ASEAN Human Rights Declaration, art. 19 (November 18, 2012).</w:t>
+              <w:t xml:space="preserve">Convention for the Protection of Human Rights and Fundamental Freedoms, November 4, 1950 (1953), 213 U.N.T.S. 221, arts. 8, 12, 14.</w:t>
             </w:r>
           </w:p>
           <w:p>
@@ -9024,7 +9046,7 @@
                 <w:sz w:val="28"/>
                 <w:szCs w:val="28"/>
               </w:rPr>
-              <w:t xml:space="preserve">Adopted by ASEAN leaders including the Philippines, it recognizes the right of “men and women of full age” to marry and found a family “as prescribed by law,” deferring to national law on the definition of marriage.</w:t>
+              <w:t xml:space="preserve">The European Convention’s guarantees of private and family life, the right to marry, and non-discrimination, through which the European Court of Human Rights developed its case law on same-sex couples.</w:t>
             </w:r>
           </w:p>
         </w:tc>
@@ -9062,7 +9084,7 @@
                 <w:sz w:val="28"/>
                 <w:szCs w:val="28"/>
               </w:rPr>
-              <w:t xml:space="preserve">ASEAN Secretariat website (asean.org)</w:t>
+              <w:t xml:space="preserve">Council of Europe Treaty Office (coe.int); United Nations Treaty Series</w:t>
             </w:r>
           </w:p>
         </w:tc>
@@ -9086,7 +9108,7 @@
                 <w:sz w:val="28"/>
                 <w:szCs w:val="28"/>
               </w:rPr>
-              <w:t xml:space="preserve">2.</w:t>
+              <w:t xml:space="preserve">3.</w:t>
             </w:r>
           </w:p>
         </w:tc>
@@ -9105,7 +9127,7 @@
                 <w:sz w:val="28"/>
                 <w:szCs w:val="28"/>
               </w:rPr>
-              <w:t xml:space="preserve">Convention for the Protection of Human Rights and Fundamental Freedoms, November 4, 1950 (1953), 213 U.N.T.S. 221, arts. 8, 12, 14.</w:t>
+              <w:t xml:space="preserve">Schalk &amp; Kopf v. Austria, App. No. 30141/04, Eur. Ct. H.R. (June 24, 2010).</w:t>
             </w:r>
           </w:p>
           <w:p>
@@ -9119,7 +9141,7 @@
                 <w:sz w:val="28"/>
                 <w:szCs w:val="28"/>
               </w:rPr>
-              <w:t xml:space="preserve">The European Convention’s guarantees of private and family life, the right to marry, and non-discrimination, through which the European Court of Human Rights developed its case law on same-sex couples.</w:t>
+              <w:t xml:space="preserve">Held that the European Convention does not oblige States to open marriage to same-sex couples, while recognizing that a cohabiting same-sex couple enjoys “family life.”</w:t>
             </w:r>
           </w:p>
         </w:tc>
@@ -9157,7 +9179,7 @@
                 <w:sz w:val="28"/>
                 <w:szCs w:val="28"/>
               </w:rPr>
-              <w:t xml:space="preserve">Council of Europe Treaty Office (coe.int); United Nations Treaty Series</w:t>
+              <w:t xml:space="preserve">HUDOC database of the European Court of Human Rights (hudoc.echr.coe.int)</w:t>
             </w:r>
           </w:p>
         </w:tc>
@@ -9181,7 +9203,7 @@
                 <w:sz w:val="28"/>
                 <w:szCs w:val="28"/>
               </w:rPr>
-              <w:t xml:space="preserve">3.</w:t>
+              <w:t xml:space="preserve">4.</w:t>
             </w:r>
           </w:p>
         </w:tc>
@@ -9200,7 +9222,7 @@
                 <w:sz w:val="28"/>
                 <w:szCs w:val="28"/>
               </w:rPr>
-              <w:t xml:space="preserve">Schalk &amp; Kopf v. Austria, App. No. 30141/04, Eur. Ct. H.R. (June 24, 2010).</w:t>
+              <w:t xml:space="preserve">Oliari v. Italy, App. Nos. 18766/11 &amp; 36030/11, Eur. Ct. H.R. (July 21, 2015).</w:t>
             </w:r>
           </w:p>
           <w:p>
@@ -9214,7 +9236,7 @@
                 <w:sz w:val="28"/>
                 <w:szCs w:val="28"/>
               </w:rPr>
-              <w:t xml:space="preserve">Held that the European Convention does not oblige States to open marriage to same-sex couples, while recognizing that a cohabiting same-sex couple enjoys “family life.”</w:t>
+              <w:t xml:space="preserve">Found that Italy violated Article 8 by failing to provide any legal framework recognizing and protecting same-sex unions.</w:t>
             </w:r>
           </w:p>
         </w:tc>
@@ -9276,7 +9298,7 @@
                 <w:sz w:val="28"/>
                 <w:szCs w:val="28"/>
               </w:rPr>
-              <w:t xml:space="preserve">4.</w:t>
+              <w:t xml:space="preserve">5.</w:t>
             </w:r>
           </w:p>
         </w:tc>
@@ -9295,7 +9317,7 @@
                 <w:sz w:val="28"/>
                 <w:szCs w:val="28"/>
               </w:rPr>
-              <w:t xml:space="preserve">Oliari v. Italy, App. Nos. 18766/11 &amp; 36030/11, Eur. Ct. H.R. (July 21, 2015).</w:t>
+              <w:t xml:space="preserve">Orlandi v. Italy, App. No. 26431/12, Eur. Ct. H.R. (December 14, 2017).</w:t>
             </w:r>
           </w:p>
           <w:p>
@@ -9309,7 +9331,7 @@
                 <w:sz w:val="28"/>
                 <w:szCs w:val="28"/>
               </w:rPr>
-              <w:t xml:space="preserve">Found that Italy violated Article 8 by failing to provide any legal framework recognizing and protecting same-sex unions.</w:t>
+              <w:t xml:space="preserve">Held that Italy’s refusal to give any form of recognition to same-sex marriages its nationals contracted abroad violated Article 8, a parallel to Filipino same-sex couples married abroad.</w:t>
             </w:r>
           </w:p>
         </w:tc>
@@ -9371,7 +9393,7 @@
                 <w:sz w:val="28"/>
                 <w:szCs w:val="28"/>
               </w:rPr>
-              <w:t xml:space="preserve">5.</w:t>
+              <w:t xml:space="preserve">6.</w:t>
             </w:r>
           </w:p>
         </w:tc>
@@ -9390,7 +9412,7 @@
                 <w:sz w:val="28"/>
                 <w:szCs w:val="28"/>
               </w:rPr>
-              <w:t xml:space="preserve">Orlandi v. Italy, App. No. 26431/12, Eur. Ct. H.R. (December 14, 2017).</w:t>
+              <w:t xml:space="preserve">Fedotova v. Russia, App. Nos. 40792/10, 30538/14 &amp; 43439/14, Eur. Ct. H.R. (Grand Chamber, January 17, 2023).</w:t>
             </w:r>
           </w:p>
           <w:p>
@@ -9404,7 +9426,7 @@
                 <w:sz w:val="28"/>
                 <w:szCs w:val="28"/>
               </w:rPr>
-              <w:t xml:space="preserve">Held that Italy’s refusal to give any form of recognition to same-sex marriages its nationals contracted abroad violated Article 8, a parallel to Filipino same-sex couples married abroad.</w:t>
+              <w:t xml:space="preserve">The Grand Chamber held that Article 8 imposes a positive obligation on States to provide a legal framework for the recognition and protection of same-sex couples.</w:t>
             </w:r>
           </w:p>
         </w:tc>
@@ -9466,7 +9488,7 @@
                 <w:sz w:val="28"/>
                 <w:szCs w:val="28"/>
               </w:rPr>
-              <w:t xml:space="preserve">6.</w:t>
+              <w:t xml:space="preserve">7.</w:t>
             </w:r>
           </w:p>
         </w:tc>
@@ -9485,7 +9507,7 @@
                 <w:sz w:val="28"/>
                 <w:szCs w:val="28"/>
               </w:rPr>
-              <w:t xml:space="preserve">Fedotova v. Russia, App. Nos. 40792/10, 30538/14 &amp; 43439/14, Eur. Ct. H.R. (Grand Chamber, January 17, 2023).</w:t>
+              <w:t xml:space="preserve">Case C-673/16, Coman v. Inspectoratul General pentru Imigrări, ECLI:EU:C:2018:385 (June 5, 2018).</w:t>
             </w:r>
           </w:p>
           <w:p>
@@ -9499,7 +9521,7 @@
                 <w:sz w:val="28"/>
                 <w:szCs w:val="28"/>
               </w:rPr>
-              <w:t xml:space="preserve">The Grand Chamber held that Article 8 imposes a positive obligation on States to provide a legal framework for the recognition and protection of same-sex couples.</w:t>
+              <w:t xml:space="preserve">The Court of Justice of the European Union held that the term “spouse” in EU free-movement law includes a same-sex spouse, even in a Member State that does not allow same-sex marriage.</w:t>
             </w:r>
           </w:p>
         </w:tc>
@@ -9537,7 +9559,7 @@
                 <w:sz w:val="28"/>
                 <w:szCs w:val="28"/>
               </w:rPr>
-              <w:t xml:space="preserve">HUDOC database of the European Court of Human Rights (hudoc.echr.coe.int)</w:t>
+              <w:t xml:space="preserve">CURIA (curia.europa.eu); EUR-Lex (eur-lex.europa.eu)</w:t>
             </w:r>
           </w:p>
         </w:tc>
@@ -9561,7 +9583,7 @@
                 <w:sz w:val="28"/>
                 <w:szCs w:val="28"/>
               </w:rPr>
-              <w:t xml:space="preserve">7.</w:t>
+              <w:t xml:space="preserve">8.</w:t>
             </w:r>
           </w:p>
         </w:tc>
@@ -9580,7 +9602,7 @@
                 <w:sz w:val="28"/>
                 <w:szCs w:val="28"/>
               </w:rPr>
-              <w:t xml:space="preserve">Case C-673/16, Coman v. Inspectoratul General pentru Imigrări, ECLI:EU:C:2018:385 (June 5, 2018).</w:t>
+              <w:t xml:space="preserve">Gender Identity, and Equality and Non-Discrimination of Same-Sex Couples, Advisory Opinion OC-24/17, Inter-Am. Ct. H.R. (ser. A) No. 24 (November 24, 2017).</w:t>
             </w:r>
           </w:p>
           <w:p>
@@ -9594,7 +9616,7 @@
                 <w:sz w:val="28"/>
                 <w:szCs w:val="28"/>
               </w:rPr>
-              <w:t xml:space="preserve">The Court of Justice of the European Union held that the term “spouse” in EU free-movement law includes a same-sex spouse, even in a Member State that does not allow same-sex marriage.</w:t>
+              <w:t xml:space="preserve">The Inter-American Court of Human Rights opined that States must recognize and protect same-sex couples, including access to marriage, without discrimination.</w:t>
             </w:r>
           </w:p>
         </w:tc>
@@ -9632,7 +9654,7 @@
                 <w:sz w:val="28"/>
                 <w:szCs w:val="28"/>
               </w:rPr>
-              <w:t xml:space="preserve">CURIA (curia.europa.eu); EUR-Lex (eur-lex.europa.eu)</w:t>
+              <w:t xml:space="preserve">Inter-American Court of Human Rights website (corteidh.or.cr)</w:t>
             </w:r>
           </w:p>
         </w:tc>
@@ -9656,7 +9678,7 @@
                 <w:sz w:val="28"/>
                 <w:szCs w:val="28"/>
               </w:rPr>
-              <w:t xml:space="preserve">8.</w:t>
+              <w:t xml:space="preserve">9.</w:t>
             </w:r>
           </w:p>
         </w:tc>
@@ -9675,7 +9697,7 @@
                 <w:sz w:val="28"/>
                 <w:szCs w:val="28"/>
               </w:rPr>
-              <w:t xml:space="preserve">Gender Identity, and Equality and Non-Discrimination of Same-Sex Couples, Advisory Opinion OC-24/17, Inter-Am. Ct. H.R. (ser. A) No. 24 (November 24, 2017).</w:t>
+              <w:t xml:space="preserve">Atala Riffo &amp; Daughters v. Chile, Merits, Reparations and Costs, Inter-Am. Ct. H.R. (ser. C) No. 239 (February 24, 2012).</w:t>
             </w:r>
           </w:p>
           <w:p>
@@ -9689,7 +9711,7 @@
                 <w:sz w:val="28"/>
                 <w:szCs w:val="28"/>
               </w:rPr>
-              <w:t xml:space="preserve">The Inter-American Court of Human Rights opined that States must recognize and protect same-sex couples, including access to marriage, without discrimination.</w:t>
+              <w:t xml:space="preserve">Held that denying a lesbian mother custody of her daughters because of her sexual orientation and her cohabitation with a same-sex partner violated the American Convention on Human Rights.</w:t>
             </w:r>
           </w:p>
         </w:tc>
@@ -9742,101 +9764,6 @@
           </w:tcPr>
           <w:p>
             <w:pPr>
-              <w:spacing w:before="0" w:after="0" w:line="240" w:lineRule="auto"/>
-              <w:jc w:val="left"/>
-            </w:pPr>
-            <w:r>
-              <w:rPr>
-                <w:rFonts w:ascii="Times New Roman" w:hAnsi="Times New Roman" w:cs="Times New Roman" w:eastAsia="Times New Roman"/>
-                <w:sz w:val="28"/>
-                <w:szCs w:val="28"/>
-              </w:rPr>
-              <w:t xml:space="preserve">9.</w:t>
-            </w:r>
-          </w:p>
-        </w:tc>
-        <w:tc>
-          <w:tcPr>
-            <w:tcW w:w="9800" w:type="dxa"/>
-          </w:tcPr>
-          <w:p>
-            <w:pPr>
-              <w:spacing w:before="0" w:after="0" w:line="240" w:lineRule="auto"/>
-              <w:jc w:val="left"/>
-            </w:pPr>
-            <w:r>
-              <w:rPr>
-                <w:rFonts w:ascii="Times New Roman" w:hAnsi="Times New Roman" w:cs="Times New Roman" w:eastAsia="Times New Roman"/>
-                <w:sz w:val="28"/>
-                <w:szCs w:val="28"/>
-              </w:rPr>
-              <w:t xml:space="preserve">Atala Riffo &amp; Daughters v. Chile, Merits, Reparations and Costs, Inter-Am. Ct. H.R. (ser. C) No. 239 (February 24, 2012).</w:t>
-            </w:r>
-          </w:p>
-          <w:p>
-            <w:pPr>
-              <w:spacing w:before="60" w:after="0" w:line="240" w:lineRule="auto"/>
-              <w:jc w:val="both"/>
-            </w:pPr>
-            <w:r>
-              <w:rPr>
-                <w:rFonts w:ascii="Times New Roman" w:hAnsi="Times New Roman" w:cs="Times New Roman" w:eastAsia="Times New Roman"/>
-                <w:sz w:val="28"/>
-                <w:szCs w:val="28"/>
-              </w:rPr>
-              <w:t xml:space="preserve">Held that denying a lesbian mother custody of her daughters because of her sexual orientation and her cohabitation with a same-sex partner violated the American Convention on Human Rights.</w:t>
-            </w:r>
-          </w:p>
-        </w:tc>
-        <w:tc>
-          <w:tcPr>
-            <w:tcW w:w="2400" w:type="dxa"/>
-          </w:tcPr>
-          <w:p>
-            <w:pPr>
-              <w:spacing w:before="0" w:after="0" w:line="240" w:lineRule="auto"/>
-              <w:jc w:val="left"/>
-            </w:pPr>
-            <w:r>
-              <w:rPr>
-                <w:rFonts w:ascii="Times New Roman" w:hAnsi="Times New Roman" w:cs="Times New Roman" w:eastAsia="Times New Roman"/>
-                <w:sz w:val="28"/>
-                <w:szCs w:val="28"/>
-              </w:rPr>
-              <w:t xml:space="preserve">Persuasive</w:t>
-            </w:r>
-          </w:p>
-        </w:tc>
-        <w:tc>
-          <w:tcPr>
-            <w:tcW w:w="4225" w:type="dxa"/>
-          </w:tcPr>
-          <w:p>
-            <w:pPr>
-              <w:spacing w:before="0" w:after="0" w:line="240" w:lineRule="auto"/>
-              <w:jc w:val="left"/>
-            </w:pPr>
-            <w:r>
-              <w:rPr>
-                <w:rFonts w:ascii="Times New Roman" w:hAnsi="Times New Roman" w:cs="Times New Roman" w:eastAsia="Times New Roman"/>
-                <w:sz w:val="28"/>
-                <w:szCs w:val="28"/>
-              </w:rPr>
-              <w:t xml:space="preserve">Inter-American Court of Human Rights website (corteidh.or.cr)</w:t>
-            </w:r>
-          </w:p>
-        </w:tc>
-      </w:tr>
-      <w:tr>
-        <w:trPr>
-          <w:cantSplit/>
-        </w:trPr>
-        <w:tc>
-          <w:tcPr>
-            <w:tcW w:w="760" w:type="dxa"/>
-          </w:tcPr>
-          <w:p>
-            <w:pPr>
               <w:keepNext/>
               <w:spacing w:before="0" w:after="0" w:line="240" w:lineRule="auto"/>
               <w:jc w:val="left"/>
@@ -9849,7 +9776,7 @@
                 <w:sz w:val="28"/>
                 <w:szCs w:val="28"/>
               </w:rPr>
-              <w:t xml:space="preserve">K.</w:t>
+              <w:t xml:space="preserve">J.</w:t>
             </w:r>
           </w:p>
         </w:tc>

--- a/BORJA_Assignment 2.docx
+++ b/BORJA_Assignment 2.docx
@@ -680,6 +680,19 @@
               <w:spacing w:before="0" w:after="0" w:line="240" w:lineRule="auto"/>
               <w:jc w:val="left"/>
             </w:pPr>
+          </w:p>
+        </w:tc>
+        <w:tc>
+          <w:tcPr>
+            <w:tcW w:w="16425" w:type="dxa"/>
+            <w:gridSpan w:val="3"/>
+          </w:tcPr>
+          <w:p>
+            <w:pPr>
+              <w:keepNext/>
+              <w:spacing w:before="0" w:after="0" w:line="240" w:lineRule="auto"/>
+              <w:jc w:val="both"/>
+            </w:pPr>
             <w:r>
               <w:rPr>
                 <w:rFonts w:ascii="Times New Roman" w:hAnsi="Times New Roman" w:cs="Times New Roman" w:eastAsia="Times New Roman"/>
@@ -688,54 +701,33 @@
                 <w:sz w:val="28"/>
                 <w:szCs w:val="28"/>
               </w:rPr>
-              <w:t xml:space="preserve">A.</w:t>
-            </w:r>
-          </w:p>
-        </w:tc>
-        <w:tc>
-          <w:tcPr>
-            <w:tcW w:w="9800" w:type="dxa"/>
-          </w:tcPr>
-          <w:p>
-            <w:pPr>
-              <w:keepNext/>
-              <w:spacing w:before="0" w:after="0" w:line="240" w:lineRule="auto"/>
-              <w:jc w:val="left"/>
-            </w:pPr>
-            <w:r>
-              <w:rPr>
-                <w:rFonts w:ascii="Times New Roman" w:hAnsi="Times New Roman" w:cs="Times New Roman" w:eastAsia="Times New Roman"/>
-                <w:b/>
-                <w:bCs/>
-                <w:sz w:val="28"/>
-                <w:szCs w:val="28"/>
-              </w:rPr>
-              <w:t xml:space="preserve">1987 CONSTITUTION OF THE REPUBLIC OF THE PHILIPPINES</w:t>
-            </w:r>
-          </w:p>
-        </w:tc>
-        <w:tc>
-          <w:tcPr>
-            <w:tcW w:w="2400" w:type="dxa"/>
-          </w:tcPr>
-          <w:p>
-            <w:pPr>
-              <w:keepNext/>
-              <w:spacing w:before="0" w:after="0" w:line="240" w:lineRule="auto"/>
-              <w:jc w:val="left"/>
-            </w:pPr>
-          </w:p>
-        </w:tc>
-        <w:tc>
-          <w:tcPr>
-            <w:tcW w:w="4225" w:type="dxa"/>
-          </w:tcPr>
-          <w:p>
-            <w:pPr>
-              <w:keepNext/>
-              <w:spacing w:before="0" w:after="0" w:line="240" w:lineRule="auto"/>
-              <w:jc w:val="left"/>
-            </w:pPr>
+              <w:t xml:space="preserve">FIRST LEVEL: THE CONSTITUTION.</w:t>
+            </w:r>
+            <w:r>
+              <w:rPr>
+                <w:rFonts w:ascii="Times New Roman" w:hAnsi="Times New Roman" w:cs="Times New Roman" w:eastAsia="Times New Roman"/>
+                <w:sz w:val="28"/>
+                <w:szCs w:val="28"/>
+              </w:rPr>
+              <w:t xml:space="preserve"> The fundamental law, to which all other laws, acts, orders, and regulations must conform (</w:t>
+            </w:r>
+            <w:r>
+              <w:rPr>
+                <w:rFonts w:ascii="Times New Roman" w:hAnsi="Times New Roman" w:cs="Times New Roman" w:eastAsia="Times New Roman"/>
+                <w:smallCaps/>
+                <w:sz w:val="28"/>
+                <w:szCs w:val="28"/>
+              </w:rPr>
+              <w:t xml:space="preserve">Civil Code</w:t>
+            </w:r>
+            <w:r>
+              <w:rPr>
+                <w:rFonts w:ascii="Times New Roman" w:hAnsi="Times New Roman" w:cs="Times New Roman" w:eastAsia="Times New Roman"/>
+                <w:sz w:val="28"/>
+                <w:szCs w:val="28"/>
+              </w:rPr>
+              <w:t xml:space="preserve">, art. 7).</w:t>
+            </w:r>
           </w:p>
         </w:tc>
       </w:tr>
@@ -749,16 +741,19 @@
           </w:tcPr>
           <w:p>
             <w:pPr>
-              <w:spacing w:before="0" w:after="0" w:line="240" w:lineRule="auto"/>
-              <w:jc w:val="left"/>
-            </w:pPr>
-            <w:r>
-              <w:rPr>
-                <w:rFonts w:ascii="Times New Roman" w:hAnsi="Times New Roman" w:cs="Times New Roman" w:eastAsia="Times New Roman"/>
-                <w:sz w:val="28"/>
-                <w:szCs w:val="28"/>
-              </w:rPr>
-              <w:t xml:space="preserve">1.</w:t>
+              <w:keepNext/>
+              <w:spacing w:before="0" w:after="0" w:line="240" w:lineRule="auto"/>
+              <w:jc w:val="left"/>
+            </w:pPr>
+            <w:r>
+              <w:rPr>
+                <w:rFonts w:ascii="Times New Roman" w:hAnsi="Times New Roman" w:cs="Times New Roman" w:eastAsia="Times New Roman"/>
+                <w:b/>
+                <w:bCs/>
+                <w:sz w:val="28"/>
+                <w:szCs w:val="28"/>
+              </w:rPr>
+              <w:t xml:space="preserve">A.</w:t>
             </w:r>
           </w:p>
         </w:tc>
@@ -768,39 +763,31 @@
           </w:tcPr>
           <w:p>
             <w:pPr>
-              <w:spacing w:before="0" w:after="0" w:line="240" w:lineRule="auto"/>
-              <w:jc w:val="left"/>
-            </w:pPr>
-            <w:r>
-              <w:rPr>
-                <w:rFonts w:ascii="Times New Roman" w:hAnsi="Times New Roman" w:cs="Times New Roman" w:eastAsia="Times New Roman"/>
-                <w:smallCaps/>
-                <w:sz w:val="28"/>
-                <w:szCs w:val="28"/>
-              </w:rPr>
-              <w:t xml:space="preserve">Const.</w:t>
-            </w:r>
-            <w:r>
-              <w:rPr>
-                <w:rFonts w:ascii="Times New Roman" w:hAnsi="Times New Roman" w:cs="Times New Roman" w:eastAsia="Times New Roman"/>
-                <w:sz w:val="28"/>
-                <w:szCs w:val="28"/>
-              </w:rPr>
-              <w:t xml:space="preserve"> art. II, sec. 2.</w:t>
-            </w:r>
-          </w:p>
-          <w:p>
-            <w:pPr>
-              <w:spacing w:before="60" w:after="0" w:line="240" w:lineRule="auto"/>
-              <w:jc w:val="both"/>
-            </w:pPr>
-            <w:r>
-              <w:rPr>
-                <w:rFonts w:ascii="Times New Roman" w:hAnsi="Times New Roman" w:cs="Times New Roman" w:eastAsia="Times New Roman"/>
-                <w:sz w:val="28"/>
-                <w:szCs w:val="28"/>
-              </w:rPr>
-              <w:t xml:space="preserve">By adopting the generally accepted principles of international law as part of the law of the land, this incorporation clause is the gateway through which international human rights norms on equality and family life are invoked in the same-sex marriage debate.</w:t>
+              <w:keepNext/>
+              <w:spacing w:before="0" w:after="0" w:line="240" w:lineRule="auto"/>
+              <w:jc w:val="left"/>
+            </w:pPr>
+            <w:r>
+              <w:rPr>
+                <w:rFonts w:ascii="Times New Roman" w:hAnsi="Times New Roman" w:cs="Times New Roman" w:eastAsia="Times New Roman"/>
+                <w:b/>
+                <w:bCs/>
+                <w:sz w:val="28"/>
+                <w:szCs w:val="28"/>
+              </w:rPr>
+              <w:t xml:space="preserve">1987 CONSTITUTION OF THE REPUBLIC OF THE PHILIPPINES </w:t>
+            </w:r>
+            <w:r>
+              <w:rPr>
+                <w:rFonts w:ascii="Times New Roman" w:hAnsi="Times New Roman" w:cs="Times New Roman" w:eastAsia="Times New Roman"/>
+                <w:b/>
+                <w:bCs/>
+                <w:i/>
+                <w:iCs/>
+                <w:sz w:val="28"/>
+                <w:szCs w:val="28"/>
+              </w:rPr>
+              <w:t xml:space="preserve">(highest in the hierarchy of laws)</w:t>
             </w:r>
           </w:p>
         </w:tc>
@@ -810,17 +797,10 @@
           </w:tcPr>
           <w:p>
             <w:pPr>
-              <w:spacing w:before="0" w:after="0" w:line="240" w:lineRule="auto"/>
-              <w:jc w:val="left"/>
-            </w:pPr>
-            <w:r>
-              <w:rPr>
-                <w:rFonts w:ascii="Times New Roman" w:hAnsi="Times New Roman" w:cs="Times New Roman" w:eastAsia="Times New Roman"/>
-                <w:sz w:val="28"/>
-                <w:szCs w:val="28"/>
-              </w:rPr>
-              <w:t xml:space="preserve">Mandatory</w:t>
-            </w:r>
+              <w:keepNext/>
+              <w:spacing w:before="0" w:after="0" w:line="240" w:lineRule="auto"/>
+              <w:jc w:val="left"/>
+            </w:pPr>
           </w:p>
         </w:tc>
         <w:tc>
@@ -829,17 +809,10 @@
           </w:tcPr>
           <w:p>
             <w:pPr>
-              <w:spacing w:before="0" w:after="0" w:line="240" w:lineRule="auto"/>
-              <w:jc w:val="left"/>
-            </w:pPr>
-            <w:r>
-              <w:rPr>
-                <w:rFonts w:ascii="Times New Roman" w:hAnsi="Times New Roman" w:cs="Times New Roman" w:eastAsia="Times New Roman"/>
-                <w:sz w:val="28"/>
-                <w:szCs w:val="28"/>
-              </w:rPr>
-              <w:t xml:space="preserve">Official Gazette; Supreme Court E-Library</w:t>
-            </w:r>
+              <w:keepNext/>
+              <w:spacing w:before="0" w:after="0" w:line="240" w:lineRule="auto"/>
+              <w:jc w:val="left"/>
+            </w:pPr>
           </w:p>
         </w:tc>
       </w:tr>
@@ -862,7 +835,7 @@
                 <w:sz w:val="28"/>
                 <w:szCs w:val="28"/>
               </w:rPr>
-              <w:t xml:space="preserve">2.</w:t>
+              <w:t xml:space="preserve">1.</w:t>
             </w:r>
           </w:p>
         </w:tc>
@@ -890,7 +863,7 @@
                 <w:sz w:val="28"/>
                 <w:szCs w:val="28"/>
               </w:rPr>
-              <w:t xml:space="preserve"> art. II, sec. 6.</w:t>
+              <w:t xml:space="preserve"> art. II, sec. 2.</w:t>
             </w:r>
           </w:p>
           <w:p>
@@ -904,7 +877,7 @@
                 <w:sz w:val="28"/>
                 <w:szCs w:val="28"/>
               </w:rPr>
-              <w:t xml:space="preserve">Declares the separation of Church and State inviolable, a principle invoked by those who argue that religious conceptions of marriage cannot by themselves justify withholding civil recognition from same-sex couples.</w:t>
+              <w:t xml:space="preserve">By adopting the generally accepted principles of international law as part of the law of the land, this incorporation clause is the gateway through which international human rights norms on equality and family life are invoked in the same-sex marriage debate.</w:t>
             </w:r>
           </w:p>
         </w:tc>
@@ -966,7 +939,7 @@
                 <w:sz w:val="28"/>
                 <w:szCs w:val="28"/>
               </w:rPr>
-              <w:t xml:space="preserve">3.</w:t>
+              <w:t xml:space="preserve">2.</w:t>
             </w:r>
           </w:p>
         </w:tc>
@@ -994,7 +967,7 @@
                 <w:sz w:val="28"/>
                 <w:szCs w:val="28"/>
               </w:rPr>
-              <w:t xml:space="preserve"> art. II, sec. 11.</w:t>
+              <w:t xml:space="preserve"> art. II, sec. 6.</w:t>
             </w:r>
           </w:p>
           <w:p>
@@ -1008,7 +981,7 @@
                 <w:sz w:val="28"/>
                 <w:szCs w:val="28"/>
               </w:rPr>
-              <w:t xml:space="preserve">Commits the State to value the dignity of every human person and to guarantee full respect for human rights, a policy cited by advocates of legal recognition for same-sex partnerships.</w:t>
+              <w:t xml:space="preserve">Declares the separation of Church and State inviolable, a principle invoked by those who argue that religious conceptions of marriage cannot by themselves justify withholding civil recognition from same-sex couples.</w:t>
             </w:r>
           </w:p>
         </w:tc>
@@ -1070,7 +1043,7 @@
                 <w:sz w:val="28"/>
                 <w:szCs w:val="28"/>
               </w:rPr>
-              <w:t xml:space="preserve">4.</w:t>
+              <w:t xml:space="preserve">3.</w:t>
             </w:r>
           </w:p>
         </w:tc>
@@ -1098,7 +1071,7 @@
                 <w:sz w:val="28"/>
                 <w:szCs w:val="28"/>
               </w:rPr>
-              <w:t xml:space="preserve"> art. II, sec. 12.</w:t>
+              <w:t xml:space="preserve"> art. II, sec. 11.</w:t>
             </w:r>
           </w:p>
           <w:p>
@@ -1112,7 +1085,7 @@
                 <w:sz w:val="28"/>
                 <w:szCs w:val="28"/>
               </w:rPr>
-              <w:t xml:space="preserve">Recognizes the sanctity of family life and protects the family as a basic autonomous social institution, framing the question of whether households formed by same-sex partners fall within the State’s protection of families.</w:t>
+              <w:t xml:space="preserve">Commits the State to value the dignity of every human person and to guarantee full respect for human rights, a policy cited by advocates of legal recognition for same-sex partnerships.</w:t>
             </w:r>
           </w:p>
         </w:tc>
@@ -1174,7 +1147,7 @@
                 <w:sz w:val="28"/>
                 <w:szCs w:val="28"/>
               </w:rPr>
-              <w:t xml:space="preserve">5.</w:t>
+              <w:t xml:space="preserve">4.</w:t>
             </w:r>
           </w:p>
         </w:tc>
@@ -1202,7 +1175,7 @@
                 <w:sz w:val="28"/>
                 <w:szCs w:val="28"/>
               </w:rPr>
-              <w:t xml:space="preserve"> art. III, sec. 1.</w:t>
+              <w:t xml:space="preserve"> art. II, sec. 12.</w:t>
             </w:r>
           </w:p>
           <w:p>
@@ -1216,43 +1189,7 @@
                 <w:sz w:val="28"/>
                 <w:szCs w:val="28"/>
               </w:rPr>
-              <w:t xml:space="preserve">The due process and equal protection clauses are the principal constitutional grounds invoked in </w:t>
-            </w:r>
-            <w:r>
-              <w:rPr>
-                <w:rFonts w:ascii="Times New Roman" w:hAnsi="Times New Roman" w:cs="Times New Roman" w:eastAsia="Times New Roman"/>
-                <w:i/>
-                <w:iCs/>
-                <w:sz w:val="28"/>
-                <w:szCs w:val="28"/>
-              </w:rPr>
-              <w:t xml:space="preserve">Falcis</w:t>
-            </w:r>
-            <w:r>
-              <w:rPr>
-                <w:rFonts w:ascii="Times New Roman" w:hAnsi="Times New Roman" w:cs="Times New Roman" w:eastAsia="Times New Roman"/>
-                <w:sz w:val="28"/>
-                <w:szCs w:val="28"/>
-              </w:rPr>
-              <w:t xml:space="preserve"> against the Family Code’s restriction of marriage to a man and a woman, and were applied in </w:t>
-            </w:r>
-            <w:r>
-              <w:rPr>
-                <w:rFonts w:ascii="Times New Roman" w:hAnsi="Times New Roman" w:cs="Times New Roman" w:eastAsia="Times New Roman"/>
-                <w:i/>
-                <w:iCs/>
-                <w:sz w:val="28"/>
-                <w:szCs w:val="28"/>
-              </w:rPr>
-              <w:t xml:space="preserve">Ang Ladlad</w:t>
-            </w:r>
-            <w:r>
-              <w:rPr>
-                <w:rFonts w:ascii="Times New Roman" w:hAnsi="Times New Roman" w:cs="Times New Roman" w:eastAsia="Times New Roman"/>
-                <w:sz w:val="28"/>
-                <w:szCs w:val="28"/>
-              </w:rPr>
-              <w:t xml:space="preserve"> to strike down discrimination against an LGBT group.</w:t>
+              <w:t xml:space="preserve">Recognizes the sanctity of family life and protects the family as a basic autonomous social institution, framing the question of whether households formed by same-sex partners fall within the State’s protection of families.</w:t>
             </w:r>
           </w:p>
         </w:tc>
@@ -1314,7 +1251,7 @@
                 <w:sz w:val="28"/>
                 <w:szCs w:val="28"/>
               </w:rPr>
-              <w:t xml:space="preserve">6.</w:t>
+              <w:t xml:space="preserve">5.</w:t>
             </w:r>
           </w:p>
         </w:tc>
@@ -1342,7 +1279,7 @@
                 <w:sz w:val="28"/>
                 <w:szCs w:val="28"/>
               </w:rPr>
-              <w:t xml:space="preserve"> art. III, sec. 5.</w:t>
+              <w:t xml:space="preserve"> art. III, sec. 1.</w:t>
             </w:r>
           </w:p>
           <w:p>
@@ -1356,7 +1293,7 @@
                 <w:sz w:val="28"/>
                 <w:szCs w:val="28"/>
               </w:rPr>
-              <w:t xml:space="preserve">Guarantees the free exercise of religion and prohibits its establishment, provisions relied upon in </w:t>
+              <w:t xml:space="preserve">The due process and equal protection clauses are the principal constitutional grounds invoked in </w:t>
             </w:r>
             <w:r>
               <w:rPr>
@@ -1366,15 +1303,15 @@
                 <w:sz w:val="28"/>
                 <w:szCs w:val="28"/>
               </w:rPr>
-              <w:t xml:space="preserve">Ang Ladlad</w:t>
-            </w:r>
-            <w:r>
-              <w:rPr>
-                <w:rFonts w:ascii="Times New Roman" w:hAnsi="Times New Roman" w:cs="Times New Roman" w:eastAsia="Times New Roman"/>
-                <w:sz w:val="28"/>
-                <w:szCs w:val="28"/>
-              </w:rPr>
-              <w:t xml:space="preserve"> against religion-based exclusion and invoked in </w:t>
+              <w:t xml:space="preserve">Falcis</w:t>
+            </w:r>
+            <w:r>
+              <w:rPr>
+                <w:rFonts w:ascii="Times New Roman" w:hAnsi="Times New Roman" w:cs="Times New Roman" w:eastAsia="Times New Roman"/>
+                <w:sz w:val="28"/>
+                <w:szCs w:val="28"/>
+              </w:rPr>
+              <w:t xml:space="preserve"> against the Family Code’s restriction of marriage to a man and a woman, and were applied in </w:t>
             </w:r>
             <w:r>
               <w:rPr>
@@ -1384,15 +1321,15 @@
                 <w:sz w:val="28"/>
                 <w:szCs w:val="28"/>
               </w:rPr>
-              <w:t xml:space="preserve">Falcis</w:t>
-            </w:r>
-            <w:r>
-              <w:rPr>
-                <w:rFonts w:ascii="Times New Roman" w:hAnsi="Times New Roman" w:cs="Times New Roman" w:eastAsia="Times New Roman"/>
-                <w:sz w:val="28"/>
-                <w:szCs w:val="28"/>
-              </w:rPr>
-              <w:t xml:space="preserve"> by a church that sought to solemnize same-sex unions.</w:t>
+              <w:t xml:space="preserve">Ang Ladlad</w:t>
+            </w:r>
+            <w:r>
+              <w:rPr>
+                <w:rFonts w:ascii="Times New Roman" w:hAnsi="Times New Roman" w:cs="Times New Roman" w:eastAsia="Times New Roman"/>
+                <w:sz w:val="28"/>
+                <w:szCs w:val="28"/>
+              </w:rPr>
+              <w:t xml:space="preserve"> to strike down discrimination against an LGBT group.</w:t>
             </w:r>
           </w:p>
         </w:tc>
@@ -1454,7 +1391,7 @@
                 <w:sz w:val="28"/>
                 <w:szCs w:val="28"/>
               </w:rPr>
-              <w:t xml:space="preserve">7.</w:t>
+              <w:t xml:space="preserve">6.</w:t>
             </w:r>
           </w:p>
         </w:tc>
@@ -1482,7 +1419,7 @@
                 <w:sz w:val="28"/>
                 <w:szCs w:val="28"/>
               </w:rPr>
-              <w:t xml:space="preserve"> art. XIII, sec. 18.</w:t>
+              <w:t xml:space="preserve"> art. III, sec. 5.</w:t>
             </w:r>
           </w:p>
           <w:p>
@@ -1496,7 +1433,43 @@
                 <w:sz w:val="28"/>
                 <w:szCs w:val="28"/>
               </w:rPr>
-              <w:t xml:space="preserve">Empowers the Commission on Human Rights to investigate human rights violations and to recommend measures to Congress, the constitutional basis of its advocacy for SOGIESC equality and civil partnership legislation.</w:t>
+              <w:t xml:space="preserve">Guarantees the free exercise of religion and prohibits its establishment, provisions relied upon in </w:t>
+            </w:r>
+            <w:r>
+              <w:rPr>
+                <w:rFonts w:ascii="Times New Roman" w:hAnsi="Times New Roman" w:cs="Times New Roman" w:eastAsia="Times New Roman"/>
+                <w:i/>
+                <w:iCs/>
+                <w:sz w:val="28"/>
+                <w:szCs w:val="28"/>
+              </w:rPr>
+              <w:t xml:space="preserve">Ang Ladlad</w:t>
+            </w:r>
+            <w:r>
+              <w:rPr>
+                <w:rFonts w:ascii="Times New Roman" w:hAnsi="Times New Roman" w:cs="Times New Roman" w:eastAsia="Times New Roman"/>
+                <w:sz w:val="28"/>
+                <w:szCs w:val="28"/>
+              </w:rPr>
+              <w:t xml:space="preserve"> against religion-based exclusion and invoked in </w:t>
+            </w:r>
+            <w:r>
+              <w:rPr>
+                <w:rFonts w:ascii="Times New Roman" w:hAnsi="Times New Roman" w:cs="Times New Roman" w:eastAsia="Times New Roman"/>
+                <w:i/>
+                <w:iCs/>
+                <w:sz w:val="28"/>
+                <w:szCs w:val="28"/>
+              </w:rPr>
+              <w:t xml:space="preserve">Falcis</w:t>
+            </w:r>
+            <w:r>
+              <w:rPr>
+                <w:rFonts w:ascii="Times New Roman" w:hAnsi="Times New Roman" w:cs="Times New Roman" w:eastAsia="Times New Roman"/>
+                <w:sz w:val="28"/>
+                <w:szCs w:val="28"/>
+              </w:rPr>
+              <w:t xml:space="preserve"> by a church that sought to solemnize same-sex unions.</w:t>
             </w:r>
           </w:p>
         </w:tc>
@@ -1558,7 +1531,7 @@
                 <w:sz w:val="28"/>
                 <w:szCs w:val="28"/>
               </w:rPr>
-              <w:t xml:space="preserve">8.</w:t>
+              <w:t xml:space="preserve">7.</w:t>
             </w:r>
           </w:p>
         </w:tc>
@@ -1586,7 +1559,7 @@
                 <w:sz w:val="28"/>
                 <w:szCs w:val="28"/>
               </w:rPr>
-              <w:t xml:space="preserve"> art. XV, sec. 1.</w:t>
+              <w:t xml:space="preserve"> art. XIII, sec. 18.</w:t>
             </w:r>
           </w:p>
           <w:p>
@@ -1600,7 +1573,7 @@
                 <w:sz w:val="28"/>
                 <w:szCs w:val="28"/>
               </w:rPr>
-              <w:t xml:space="preserve">Recognizes the Filipino family as the foundation of the nation without defining “family” by reference to the sex of its members.</w:t>
+              <w:t xml:space="preserve">Empowers the Commission on Human Rights to investigate human rights violations and to recommend measures to Congress, the constitutional basis of its advocacy for SOGIESC equality and civil partnership legislation.</w:t>
             </w:r>
           </w:p>
         </w:tc>
@@ -1662,7 +1635,7 @@
                 <w:sz w:val="28"/>
                 <w:szCs w:val="28"/>
               </w:rPr>
-              <w:t xml:space="preserve">9.</w:t>
+              <w:t xml:space="preserve">8.</w:t>
             </w:r>
           </w:p>
         </w:tc>
@@ -1690,7 +1663,7 @@
                 <w:sz w:val="28"/>
                 <w:szCs w:val="28"/>
               </w:rPr>
-              <w:t xml:space="preserve"> art. XV, sec. 2.</w:t>
+              <w:t xml:space="preserve"> art. XV, sec. 1.</w:t>
             </w:r>
           </w:p>
           <w:p>
@@ -1704,25 +1677,7 @@
                 <w:sz w:val="28"/>
                 <w:szCs w:val="28"/>
               </w:rPr>
-              <w:t xml:space="preserve">Declares marriage an inviolable social institution and the foundation of the family; as the Supreme Court observed in </w:t>
-            </w:r>
-            <w:r>
-              <w:rPr>
-                <w:rFonts w:ascii="Times New Roman" w:hAnsi="Times New Roman" w:cs="Times New Roman" w:eastAsia="Times New Roman"/>
-                <w:i/>
-                <w:iCs/>
-                <w:sz w:val="28"/>
-                <w:szCs w:val="28"/>
-              </w:rPr>
-              <w:t xml:space="preserve">Falcis</w:t>
-            </w:r>
-            <w:r>
-              <w:rPr>
-                <w:rFonts w:ascii="Times New Roman" w:hAnsi="Times New Roman" w:cs="Times New Roman" w:eastAsia="Times New Roman"/>
-                <w:sz w:val="28"/>
-                <w:szCs w:val="28"/>
-              </w:rPr>
-              <w:t xml:space="preserve">, the Constitution does not define or restrict marriage on the basis of sex, gender, sexual orientation, or gender identity or expression.</w:t>
+              <w:t xml:space="preserve">Recognizes the Filipino family as the foundation of the nation without defining “family” by reference to the sex of its members.</w:t>
             </w:r>
           </w:p>
         </w:tc>
@@ -1784,7 +1739,7 @@
                 <w:sz w:val="28"/>
                 <w:szCs w:val="28"/>
               </w:rPr>
-              <w:t xml:space="preserve">10.</w:t>
+              <w:t xml:space="preserve">9.</w:t>
             </w:r>
           </w:p>
         </w:tc>
@@ -1812,7 +1767,7 @@
                 <w:sz w:val="28"/>
                 <w:szCs w:val="28"/>
               </w:rPr>
-              <w:t xml:space="preserve"> art. XV, sec. 3, par. (1).</w:t>
+              <w:t xml:space="preserve"> art. XV, sec. 2.</w:t>
             </w:r>
           </w:p>
           <w:p>
@@ -1826,7 +1781,25 @@
                 <w:sz w:val="28"/>
                 <w:szCs w:val="28"/>
               </w:rPr>
-              <w:t xml:space="preserve">Protects the right of spouses to found a family in accordance with their religious convictions, a right that presupposes a legally recognized marriage which same-sex couples presently cannot contract.</w:t>
+              <w:t xml:space="preserve">Declares marriage an inviolable social institution and the foundation of the family; as the Supreme Court observed in </w:t>
+            </w:r>
+            <w:r>
+              <w:rPr>
+                <w:rFonts w:ascii="Times New Roman" w:hAnsi="Times New Roman" w:cs="Times New Roman" w:eastAsia="Times New Roman"/>
+                <w:i/>
+                <w:iCs/>
+                <w:sz w:val="28"/>
+                <w:szCs w:val="28"/>
+              </w:rPr>
+              <w:t xml:space="preserve">Falcis</w:t>
+            </w:r>
+            <w:r>
+              <w:rPr>
+                <w:rFonts w:ascii="Times New Roman" w:hAnsi="Times New Roman" w:cs="Times New Roman" w:eastAsia="Times New Roman"/>
+                <w:sz w:val="28"/>
+                <w:szCs w:val="28"/>
+              </w:rPr>
+              <w:t xml:space="preserve">, the Constitution does not define or restrict marriage on the basis of sex, gender, sexual orientation, or gender identity or expression.</w:t>
             </w:r>
           </w:p>
         </w:tc>
@@ -1879,19 +1852,16 @@
           </w:tcPr>
           <w:p>
             <w:pPr>
-              <w:keepNext/>
-              <w:spacing w:before="0" w:after="0" w:line="240" w:lineRule="auto"/>
-              <w:jc w:val="left"/>
-            </w:pPr>
-            <w:r>
-              <w:rPr>
-                <w:rFonts w:ascii="Times New Roman" w:hAnsi="Times New Roman" w:cs="Times New Roman" w:eastAsia="Times New Roman"/>
-                <w:b/>
-                <w:bCs/>
-                <w:sz w:val="28"/>
-                <w:szCs w:val="28"/>
-              </w:rPr>
-              <w:t xml:space="preserve">B.</w:t>
+              <w:spacing w:before="0" w:after="0" w:line="240" w:lineRule="auto"/>
+              <w:jc w:val="left"/>
+            </w:pPr>
+            <w:r>
+              <w:rPr>
+                <w:rFonts w:ascii="Times New Roman" w:hAnsi="Times New Roman" w:cs="Times New Roman" w:eastAsia="Times New Roman"/>
+                <w:sz w:val="28"/>
+                <w:szCs w:val="28"/>
+              </w:rPr>
+              <w:t xml:space="preserve">10.</w:t>
             </w:r>
           </w:p>
         </w:tc>
@@ -1901,19 +1871,39 @@
           </w:tcPr>
           <w:p>
             <w:pPr>
-              <w:keepNext/>
-              <w:spacing w:before="0" w:after="0" w:line="240" w:lineRule="auto"/>
-              <w:jc w:val="left"/>
-            </w:pPr>
-            <w:r>
-              <w:rPr>
-                <w:rFonts w:ascii="Times New Roman" w:hAnsi="Times New Roman" w:cs="Times New Roman" w:eastAsia="Times New Roman"/>
-                <w:b/>
-                <w:bCs/>
-                <w:sz w:val="28"/>
-                <w:szCs w:val="28"/>
-              </w:rPr>
-              <w:t xml:space="preserve">STATUTES AND INTERNATIONAL LAW</w:t>
+              <w:spacing w:before="0" w:after="0" w:line="240" w:lineRule="auto"/>
+              <w:jc w:val="left"/>
+            </w:pPr>
+            <w:r>
+              <w:rPr>
+                <w:rFonts w:ascii="Times New Roman" w:hAnsi="Times New Roman" w:cs="Times New Roman" w:eastAsia="Times New Roman"/>
+                <w:smallCaps/>
+                <w:sz w:val="28"/>
+                <w:szCs w:val="28"/>
+              </w:rPr>
+              <w:t xml:space="preserve">Const.</w:t>
+            </w:r>
+            <w:r>
+              <w:rPr>
+                <w:rFonts w:ascii="Times New Roman" w:hAnsi="Times New Roman" w:cs="Times New Roman" w:eastAsia="Times New Roman"/>
+                <w:sz w:val="28"/>
+                <w:szCs w:val="28"/>
+              </w:rPr>
+              <w:t xml:space="preserve"> art. XV, sec. 3, par. (1).</w:t>
+            </w:r>
+          </w:p>
+          <w:p>
+            <w:pPr>
+              <w:spacing w:before="60" w:after="0" w:line="240" w:lineRule="auto"/>
+              <w:jc w:val="both"/>
+            </w:pPr>
+            <w:r>
+              <w:rPr>
+                <w:rFonts w:ascii="Times New Roman" w:hAnsi="Times New Roman" w:cs="Times New Roman" w:eastAsia="Times New Roman"/>
+                <w:sz w:val="28"/>
+                <w:szCs w:val="28"/>
+              </w:rPr>
+              <w:t xml:space="preserve">Protects the right of spouses to found a family in accordance with their religious convictions, a right that presupposes a legally recognized marriage which same-sex couples presently cannot contract.</w:t>
             </w:r>
           </w:p>
         </w:tc>
@@ -1923,10 +1913,17 @@
           </w:tcPr>
           <w:p>
             <w:pPr>
-              <w:keepNext/>
-              <w:spacing w:before="0" w:after="0" w:line="240" w:lineRule="auto"/>
-              <w:jc w:val="left"/>
-            </w:pPr>
+              <w:spacing w:before="0" w:after="0" w:line="240" w:lineRule="auto"/>
+              <w:jc w:val="left"/>
+            </w:pPr>
+            <w:r>
+              <w:rPr>
+                <w:rFonts w:ascii="Times New Roman" w:hAnsi="Times New Roman" w:cs="Times New Roman" w:eastAsia="Times New Roman"/>
+                <w:sz w:val="28"/>
+                <w:szCs w:val="28"/>
+              </w:rPr>
+              <w:t xml:space="preserve">Mandatory</w:t>
+            </w:r>
           </w:p>
         </w:tc>
         <w:tc>
@@ -1935,10 +1932,17 @@
           </w:tcPr>
           <w:p>
             <w:pPr>
-              <w:keepNext/>
-              <w:spacing w:before="0" w:after="0" w:line="240" w:lineRule="auto"/>
-              <w:jc w:val="left"/>
-            </w:pPr>
+              <w:spacing w:before="0" w:after="0" w:line="240" w:lineRule="auto"/>
+              <w:jc w:val="left"/>
+            </w:pPr>
+            <w:r>
+              <w:rPr>
+                <w:rFonts w:ascii="Times New Roman" w:hAnsi="Times New Roman" w:cs="Times New Roman" w:eastAsia="Times New Roman"/>
+                <w:sz w:val="28"/>
+                <w:szCs w:val="28"/>
+              </w:rPr>
+              <w:t xml:space="preserve">Official Gazette; Supreme Court E-Library</w:t>
+            </w:r>
           </w:p>
         </w:tc>
       </w:tr>
@@ -1952,28 +1956,41 @@
           </w:tcPr>
           <w:p>
             <w:pPr>
-              <w:spacing w:before="0" w:after="0" w:line="240" w:lineRule="auto"/>
-              <w:jc w:val="left"/>
-            </w:pPr>
-            <w:r>
-              <w:rPr>
-                <w:rFonts w:ascii="Times New Roman" w:hAnsi="Times New Roman" w:cs="Times New Roman" w:eastAsia="Times New Roman"/>
-                <w:sz w:val="28"/>
-                <w:szCs w:val="28"/>
-              </w:rPr>
-              <w:t xml:space="preserve">1.</w:t>
-            </w:r>
-          </w:p>
-        </w:tc>
-        <w:tc>
-          <w:tcPr>
-            <w:tcW w:w="9800" w:type="dxa"/>
-          </w:tcPr>
-          <w:p>
-            <w:pPr>
-              <w:spacing w:before="0" w:after="0" w:line="240" w:lineRule="auto"/>
-              <w:jc w:val="left"/>
-            </w:pPr>
+              <w:keepNext/>
+              <w:spacing w:before="0" w:after="0" w:line="240" w:lineRule="auto"/>
+              <w:jc w:val="left"/>
+            </w:pPr>
+          </w:p>
+        </w:tc>
+        <w:tc>
+          <w:tcPr>
+            <w:tcW w:w="16425" w:type="dxa"/>
+            <w:gridSpan w:val="3"/>
+          </w:tcPr>
+          <w:p>
+            <w:pPr>
+              <w:keepNext/>
+              <w:spacing w:before="0" w:after="0" w:line="240" w:lineRule="auto"/>
+              <w:jc w:val="both"/>
+            </w:pPr>
+            <w:r>
+              <w:rPr>
+                <w:rFonts w:ascii="Times New Roman" w:hAnsi="Times New Roman" w:cs="Times New Roman" w:eastAsia="Times New Roman"/>
+                <w:b/>
+                <w:bCs/>
+                <w:sz w:val="28"/>
+                <w:szCs w:val="28"/>
+              </w:rPr>
+              <w:t xml:space="preserve">SECOND LEVEL: STATUTES AND SOURCES OF EQUAL RANK (B to E are on the same level).</w:t>
+            </w:r>
+            <w:r>
+              <w:rPr>
+                <w:rFonts w:ascii="Times New Roman" w:hAnsi="Times New Roman" w:cs="Times New Roman" w:eastAsia="Times New Roman"/>
+                <w:sz w:val="28"/>
+                <w:szCs w:val="28"/>
+              </w:rPr>
+              <w:t xml:space="preserve"> Treaties and generally accepted principles of international law have equal standing with statutes (</w:t>
+            </w:r>
             <w:r>
               <w:rPr>
                 <w:rFonts w:ascii="Times New Roman" w:hAnsi="Times New Roman" w:cs="Times New Roman" w:eastAsia="Times New Roman"/>
@@ -1981,85 +1998,49 @@
                 <w:sz w:val="28"/>
                 <w:szCs w:val="28"/>
               </w:rPr>
-              <w:t xml:space="preserve">Family Code</w:t>
-            </w:r>
-            <w:r>
-              <w:rPr>
-                <w:rFonts w:ascii="Times New Roman" w:hAnsi="Times New Roman" w:cs="Times New Roman" w:eastAsia="Times New Roman"/>
-                <w:sz w:val="28"/>
-                <w:szCs w:val="28"/>
-              </w:rPr>
-              <w:t xml:space="preserve">, art. 1.</w:t>
-            </w:r>
-          </w:p>
-          <w:p>
-            <w:pPr>
-              <w:spacing w:before="60" w:after="0" w:line="240" w:lineRule="auto"/>
-              <w:jc w:val="both"/>
-            </w:pPr>
-            <w:r>
-              <w:rPr>
-                <w:rFonts w:ascii="Times New Roman" w:hAnsi="Times New Roman" w:cs="Times New Roman" w:eastAsia="Times New Roman"/>
-                <w:sz w:val="28"/>
-                <w:szCs w:val="28"/>
-              </w:rPr>
-              <w:t xml:space="preserve">Defines marriage as “a special contract of permanent union between a man and a woman,” the core statutory provision excluding same-sex couples from marriage and the main target of the petition in </w:t>
-            </w:r>
-            <w:r>
-              <w:rPr>
-                <w:rFonts w:ascii="Times New Roman" w:hAnsi="Times New Roman" w:cs="Times New Roman" w:eastAsia="Times New Roman"/>
-                <w:i/>
-                <w:iCs/>
-                <w:sz w:val="28"/>
-                <w:szCs w:val="28"/>
-              </w:rPr>
-              <w:t xml:space="preserve">Falcis</w:t>
-            </w:r>
-            <w:r>
-              <w:rPr>
-                <w:rFonts w:ascii="Times New Roman" w:hAnsi="Times New Roman" w:cs="Times New Roman" w:eastAsia="Times New Roman"/>
-                <w:sz w:val="28"/>
-                <w:szCs w:val="28"/>
-              </w:rPr>
-              <w:t xml:space="preserve">.</w:t>
-            </w:r>
-          </w:p>
-        </w:tc>
-        <w:tc>
-          <w:tcPr>
-            <w:tcW w:w="2400" w:type="dxa"/>
-          </w:tcPr>
-          <w:p>
-            <w:pPr>
-              <w:spacing w:before="0" w:after="0" w:line="240" w:lineRule="auto"/>
-              <w:jc w:val="left"/>
-            </w:pPr>
-            <w:r>
-              <w:rPr>
-                <w:rFonts w:ascii="Times New Roman" w:hAnsi="Times New Roman" w:cs="Times New Roman" w:eastAsia="Times New Roman"/>
-                <w:sz w:val="28"/>
-                <w:szCs w:val="28"/>
-              </w:rPr>
-              <w:t xml:space="preserve">Mandatory</w:t>
-            </w:r>
-          </w:p>
-        </w:tc>
-        <w:tc>
-          <w:tcPr>
-            <w:tcW w:w="4225" w:type="dxa"/>
-          </w:tcPr>
-          <w:p>
-            <w:pPr>
-              <w:spacing w:before="0" w:after="0" w:line="240" w:lineRule="auto"/>
-              <w:jc w:val="left"/>
-            </w:pPr>
-            <w:r>
-              <w:rPr>
-                <w:rFonts w:ascii="Times New Roman" w:hAnsi="Times New Roman" w:cs="Times New Roman" w:eastAsia="Times New Roman"/>
-                <w:sz w:val="28"/>
-                <w:szCs w:val="28"/>
-              </w:rPr>
-              <w:t xml:space="preserve">Official Gazette; Supreme Court E-Library</w:t>
+              <w:t xml:space="preserve">Const.</w:t>
+            </w:r>
+            <w:r>
+              <w:rPr>
+                <w:rFonts w:ascii="Times New Roman" w:hAnsi="Times New Roman" w:cs="Times New Roman" w:eastAsia="Times New Roman"/>
+                <w:sz w:val="28"/>
+                <w:szCs w:val="28"/>
+              </w:rPr>
+              <w:t xml:space="preserve"> art. II, sec. 2; Secretary of Justice v. Lantion, G.R. No. 139465, January 18, 2000); rules promulgated by the Supreme Court have the force of law (</w:t>
+            </w:r>
+            <w:r>
+              <w:rPr>
+                <w:rFonts w:ascii="Times New Roman" w:hAnsi="Times New Roman" w:cs="Times New Roman" w:eastAsia="Times New Roman"/>
+                <w:smallCaps/>
+                <w:sz w:val="28"/>
+                <w:szCs w:val="28"/>
+              </w:rPr>
+              <w:t xml:space="preserve">Const.</w:t>
+            </w:r>
+            <w:r>
+              <w:rPr>
+                <w:rFonts w:ascii="Times New Roman" w:hAnsi="Times New Roman" w:cs="Times New Roman" w:eastAsia="Times New Roman"/>
+                <w:sz w:val="28"/>
+                <w:szCs w:val="28"/>
+              </w:rPr>
+              <w:t xml:space="preserve"> art. VIII, sec. 5 (5)); and judicial decisions applying or interpreting the laws or the Constitution form part of the legal system (</w:t>
+            </w:r>
+            <w:r>
+              <w:rPr>
+                <w:rFonts w:ascii="Times New Roman" w:hAnsi="Times New Roman" w:cs="Times New Roman" w:eastAsia="Times New Roman"/>
+                <w:smallCaps/>
+                <w:sz w:val="28"/>
+                <w:szCs w:val="28"/>
+              </w:rPr>
+              <w:t xml:space="preserve">Civil Code</w:t>
+            </w:r>
+            <w:r>
+              <w:rPr>
+                <w:rFonts w:ascii="Times New Roman" w:hAnsi="Times New Roman" w:cs="Times New Roman" w:eastAsia="Times New Roman"/>
+                <w:sz w:val="28"/>
+                <w:szCs w:val="28"/>
+              </w:rPr>
+              <w:t xml:space="preserve">, art. 8). Non-binding international instruments and views of treaty bodies under C are persuasive only.</w:t>
             </w:r>
           </w:p>
         </w:tc>
@@ -2074,16 +2055,19 @@
           </w:tcPr>
           <w:p>
             <w:pPr>
-              <w:spacing w:before="0" w:after="0" w:line="240" w:lineRule="auto"/>
-              <w:jc w:val="left"/>
-            </w:pPr>
-            <w:r>
-              <w:rPr>
-                <w:rFonts w:ascii="Times New Roman" w:hAnsi="Times New Roman" w:cs="Times New Roman" w:eastAsia="Times New Roman"/>
-                <w:sz w:val="28"/>
-                <w:szCs w:val="28"/>
-              </w:rPr>
-              <w:t xml:space="preserve">2.</w:t>
+              <w:keepNext/>
+              <w:spacing w:before="0" w:after="0" w:line="240" w:lineRule="auto"/>
+              <w:jc w:val="left"/>
+            </w:pPr>
+            <w:r>
+              <w:rPr>
+                <w:rFonts w:ascii="Times New Roman" w:hAnsi="Times New Roman" w:cs="Times New Roman" w:eastAsia="Times New Roman"/>
+                <w:b/>
+                <w:bCs/>
+                <w:sz w:val="28"/>
+                <w:szCs w:val="28"/>
+              </w:rPr>
+              <w:t xml:space="preserve">B.</w:t>
             </w:r>
           </w:p>
         </w:tc>
@@ -2093,57 +2077,19 @@
           </w:tcPr>
           <w:p>
             <w:pPr>
-              <w:spacing w:before="0" w:after="0" w:line="240" w:lineRule="auto"/>
-              <w:jc w:val="left"/>
-            </w:pPr>
-            <w:r>
-              <w:rPr>
-                <w:rFonts w:ascii="Times New Roman" w:hAnsi="Times New Roman" w:cs="Times New Roman" w:eastAsia="Times New Roman"/>
-                <w:smallCaps/>
-                <w:sz w:val="28"/>
-                <w:szCs w:val="28"/>
-              </w:rPr>
-              <w:t xml:space="preserve">Family Code</w:t>
-            </w:r>
-            <w:r>
-              <w:rPr>
-                <w:rFonts w:ascii="Times New Roman" w:hAnsi="Times New Roman" w:cs="Times New Roman" w:eastAsia="Times New Roman"/>
-                <w:sz w:val="28"/>
-                <w:szCs w:val="28"/>
-              </w:rPr>
-              <w:t xml:space="preserve">, art. 2 (1).</w:t>
-            </w:r>
-          </w:p>
-          <w:p>
-            <w:pPr>
-              <w:spacing w:before="60" w:after="0" w:line="240" w:lineRule="auto"/>
-              <w:jc w:val="both"/>
-            </w:pPr>
-            <w:r>
-              <w:rPr>
-                <w:rFonts w:ascii="Times New Roman" w:hAnsi="Times New Roman" w:cs="Times New Roman" w:eastAsia="Times New Roman"/>
-                <w:sz w:val="28"/>
-                <w:szCs w:val="28"/>
-              </w:rPr>
-              <w:t xml:space="preserve">Requires, as an essential requisite of marriage, the legal capacity of the contracting parties “who must be a male and a female,” the absence of which renders a marriage void </w:t>
-            </w:r>
-            <w:r>
-              <w:rPr>
-                <w:rFonts w:ascii="Times New Roman" w:hAnsi="Times New Roman" w:cs="Times New Roman" w:eastAsia="Times New Roman"/>
-                <w:i/>
-                <w:iCs/>
-                <w:sz w:val="28"/>
-                <w:szCs w:val="28"/>
-              </w:rPr>
-              <w:t xml:space="preserve">ab initio</w:t>
-            </w:r>
-            <w:r>
-              <w:rPr>
-                <w:rFonts w:ascii="Times New Roman" w:hAnsi="Times New Roman" w:cs="Times New Roman" w:eastAsia="Times New Roman"/>
-                <w:sz w:val="28"/>
-                <w:szCs w:val="28"/>
-              </w:rPr>
-              <w:t xml:space="preserve"> under Article 4.</w:t>
+              <w:keepNext/>
+              <w:spacing w:before="0" w:after="0" w:line="240" w:lineRule="auto"/>
+              <w:jc w:val="left"/>
+            </w:pPr>
+            <w:r>
+              <w:rPr>
+                <w:rFonts w:ascii="Times New Roman" w:hAnsi="Times New Roman" w:cs="Times New Roman" w:eastAsia="Times New Roman"/>
+                <w:b/>
+                <w:bCs/>
+                <w:sz w:val="28"/>
+                <w:szCs w:val="28"/>
+              </w:rPr>
+              <w:t xml:space="preserve">STATUTES (CODES, PRESIDENTIAL DECREES, AND REPUBLIC ACTS)</w:t>
             </w:r>
           </w:p>
         </w:tc>
@@ -2153,17 +2099,10 @@
           </w:tcPr>
           <w:p>
             <w:pPr>
-              <w:spacing w:before="0" w:after="0" w:line="240" w:lineRule="auto"/>
-              <w:jc w:val="left"/>
-            </w:pPr>
-            <w:r>
-              <w:rPr>
-                <w:rFonts w:ascii="Times New Roman" w:hAnsi="Times New Roman" w:cs="Times New Roman" w:eastAsia="Times New Roman"/>
-                <w:sz w:val="28"/>
-                <w:szCs w:val="28"/>
-              </w:rPr>
-              <w:t xml:space="preserve">Mandatory</w:t>
-            </w:r>
+              <w:keepNext/>
+              <w:spacing w:before="0" w:after="0" w:line="240" w:lineRule="auto"/>
+              <w:jc w:val="left"/>
+            </w:pPr>
           </w:p>
         </w:tc>
         <w:tc>
@@ -2172,17 +2111,10 @@
           </w:tcPr>
           <w:p>
             <w:pPr>
-              <w:spacing w:before="0" w:after="0" w:line="240" w:lineRule="auto"/>
-              <w:jc w:val="left"/>
-            </w:pPr>
-            <w:r>
-              <w:rPr>
-                <w:rFonts w:ascii="Times New Roman" w:hAnsi="Times New Roman" w:cs="Times New Roman" w:eastAsia="Times New Roman"/>
-                <w:sz w:val="28"/>
-                <w:szCs w:val="28"/>
-              </w:rPr>
-              <w:t xml:space="preserve">Official Gazette; Supreme Court E-Library</w:t>
-            </w:r>
+              <w:keepNext/>
+              <w:spacing w:before="0" w:after="0" w:line="240" w:lineRule="auto"/>
+              <w:jc w:val="left"/>
+            </w:pPr>
           </w:p>
         </w:tc>
       </w:tr>
@@ -2205,7 +2137,7 @@
                 <w:sz w:val="28"/>
                 <w:szCs w:val="28"/>
               </w:rPr>
-              <w:t xml:space="preserve">3.</w:t>
+              <w:t xml:space="preserve">1.</w:t>
             </w:r>
           </w:p>
         </w:tc>
@@ -2233,7 +2165,7 @@
                 <w:sz w:val="28"/>
                 <w:szCs w:val="28"/>
               </w:rPr>
-              <w:t xml:space="preserve">, art. 26, par. 1.</w:t>
+              <w:t xml:space="preserve">, art. 1.</w:t>
             </w:r>
           </w:p>
           <w:p>
@@ -2247,7 +2179,25 @@
                 <w:sz w:val="28"/>
                 <w:szCs w:val="28"/>
               </w:rPr>
-              <w:t xml:space="preserve">Recognizes as valid in the Philippines marriages validly solemnized abroad, subject to listed exceptions, the provision on which arguments for recognizing same-sex marriages of Filipinos celebrated abroad are built.</w:t>
+              <w:t xml:space="preserve">Defines marriage as “a special contract of permanent union between a man and a woman,” the core statutory provision excluding same-sex couples from marriage and the main target of the petition in </w:t>
+            </w:r>
+            <w:r>
+              <w:rPr>
+                <w:rFonts w:ascii="Times New Roman" w:hAnsi="Times New Roman" w:cs="Times New Roman" w:eastAsia="Times New Roman"/>
+                <w:i/>
+                <w:iCs/>
+                <w:sz w:val="28"/>
+                <w:szCs w:val="28"/>
+              </w:rPr>
+              <w:t xml:space="preserve">Falcis</w:t>
+            </w:r>
+            <w:r>
+              <w:rPr>
+                <w:rFonts w:ascii="Times New Roman" w:hAnsi="Times New Roman" w:cs="Times New Roman" w:eastAsia="Times New Roman"/>
+                <w:sz w:val="28"/>
+                <w:szCs w:val="28"/>
+              </w:rPr>
+              <w:t xml:space="preserve">.</w:t>
             </w:r>
           </w:p>
         </w:tc>
@@ -2309,7 +2259,7 @@
                 <w:sz w:val="28"/>
                 <w:szCs w:val="28"/>
               </w:rPr>
-              <w:t xml:space="preserve">4.</w:t>
+              <w:t xml:space="preserve">2.</w:t>
             </w:r>
           </w:p>
         </w:tc>
@@ -2337,7 +2287,7 @@
                 <w:sz w:val="28"/>
                 <w:szCs w:val="28"/>
               </w:rPr>
-              <w:t xml:space="preserve">, art. 45 (3), in relation to art. 46 (4).</w:t>
+              <w:t xml:space="preserve">, art. 2 (1).</w:t>
             </w:r>
           </w:p>
           <w:p>
@@ -2351,7 +2301,7 @@
                 <w:sz w:val="28"/>
                 <w:szCs w:val="28"/>
               </w:rPr>
-              <w:t xml:space="preserve">Treats the concealment of “homosexuality or lesbianism existing at the time of the marriage” as fraud that renders a marriage voidable, a provision assailed in </w:t>
+              <w:t xml:space="preserve">Requires, as an essential requisite of marriage, the legal capacity of the contracting parties “who must be a male and a female,” the absence of which renders a marriage void </w:t>
             </w:r>
             <w:r>
               <w:rPr>
@@ -2361,33 +2311,15 @@
                 <w:sz w:val="28"/>
                 <w:szCs w:val="28"/>
               </w:rPr>
-              <w:t xml:space="preserve">Falcis</w:t>
-            </w:r>
-            <w:r>
-              <w:rPr>
-                <w:rFonts w:ascii="Times New Roman" w:hAnsi="Times New Roman" w:cs="Times New Roman" w:eastAsia="Times New Roman"/>
-                <w:sz w:val="28"/>
-                <w:szCs w:val="28"/>
-              </w:rPr>
-              <w:t xml:space="preserve"> and applied in </w:t>
-            </w:r>
-            <w:r>
-              <w:rPr>
-                <w:rFonts w:ascii="Times New Roman" w:hAnsi="Times New Roman" w:cs="Times New Roman" w:eastAsia="Times New Roman"/>
-                <w:i/>
-                <w:iCs/>
-                <w:sz w:val="28"/>
-                <w:szCs w:val="28"/>
-              </w:rPr>
-              <w:t xml:space="preserve">Salva-Roldan v. Roldan</w:t>
-            </w:r>
-            <w:r>
-              <w:rPr>
-                <w:rFonts w:ascii="Times New Roman" w:hAnsi="Times New Roman" w:cs="Times New Roman" w:eastAsia="Times New Roman"/>
-                <w:sz w:val="28"/>
-                <w:szCs w:val="28"/>
-              </w:rPr>
-              <w:t xml:space="preserve">.</w:t>
+              <w:t xml:space="preserve">ab initio</w:t>
+            </w:r>
+            <w:r>
+              <w:rPr>
+                <w:rFonts w:ascii="Times New Roman" w:hAnsi="Times New Roman" w:cs="Times New Roman" w:eastAsia="Times New Roman"/>
+                <w:sz w:val="28"/>
+                <w:szCs w:val="28"/>
+              </w:rPr>
+              <w:t xml:space="preserve"> under Article 4.</w:t>
             </w:r>
           </w:p>
         </w:tc>
@@ -2449,7 +2381,7 @@
                 <w:sz w:val="28"/>
                 <w:szCs w:val="28"/>
               </w:rPr>
-              <w:t xml:space="preserve">5.</w:t>
+              <w:t xml:space="preserve">3.</w:t>
             </w:r>
           </w:p>
         </w:tc>
@@ -2477,7 +2409,7 @@
                 <w:sz w:val="28"/>
                 <w:szCs w:val="28"/>
               </w:rPr>
-              <w:t xml:space="preserve">, art. 55 (6).</w:t>
+              <w:t xml:space="preserve">, art. 26, par. 1.</w:t>
             </w:r>
           </w:p>
           <w:p>
@@ -2491,25 +2423,7 @@
                 <w:sz w:val="28"/>
                 <w:szCs w:val="28"/>
               </w:rPr>
-              <w:t xml:space="preserve">Makes the “lesbianism or homosexuality of the respondent” a ground for legal separation, a provision likewise assailed in </w:t>
-            </w:r>
-            <w:r>
-              <w:rPr>
-                <w:rFonts w:ascii="Times New Roman" w:hAnsi="Times New Roman" w:cs="Times New Roman" w:eastAsia="Times New Roman"/>
-                <w:i/>
-                <w:iCs/>
-                <w:sz w:val="28"/>
-                <w:szCs w:val="28"/>
-              </w:rPr>
-              <w:t xml:space="preserve">Falcis</w:t>
-            </w:r>
-            <w:r>
-              <w:rPr>
-                <w:rFonts w:ascii="Times New Roman" w:hAnsi="Times New Roman" w:cs="Times New Roman" w:eastAsia="Times New Roman"/>
-                <w:sz w:val="28"/>
-                <w:szCs w:val="28"/>
-              </w:rPr>
-              <w:t xml:space="preserve"> as discriminatory against LGBT persons.</w:t>
+              <w:t xml:space="preserve">Recognizes as valid in the Philippines marriages validly solemnized abroad, subject to listed exceptions, the provision on which arguments for recognizing same-sex marriages of Filipinos celebrated abroad are built.</w:t>
             </w:r>
           </w:p>
         </w:tc>
@@ -2571,7 +2485,7 @@
                 <w:sz w:val="28"/>
                 <w:szCs w:val="28"/>
               </w:rPr>
-              <w:t xml:space="preserve">6.</w:t>
+              <w:t xml:space="preserve">4.</w:t>
             </w:r>
           </w:p>
         </w:tc>
@@ -2599,7 +2513,7 @@
                 <w:sz w:val="28"/>
                 <w:szCs w:val="28"/>
               </w:rPr>
-              <w:t xml:space="preserve">, art. 148.</w:t>
+              <w:t xml:space="preserve">, art. 45 (3), in relation to art. 46 (4).</w:t>
             </w:r>
           </w:p>
           <w:p>
@@ -2613,7 +2527,7 @@
                 <w:sz w:val="28"/>
                 <w:szCs w:val="28"/>
               </w:rPr>
-              <w:t xml:space="preserve">Governs property relations in cohabitation not covered by Article 147, recognizing co-ownership only in proportion to actual joint contributions, the rule the Supreme Court applied to same-sex partners in </w:t>
+              <w:t xml:space="preserve">Treats the concealment of “homosexuality or lesbianism existing at the time of the marriage” as fraud that renders a marriage voidable, a provision assailed in </w:t>
             </w:r>
             <w:r>
               <w:rPr>
@@ -2623,7 +2537,25 @@
                 <w:sz w:val="28"/>
                 <w:szCs w:val="28"/>
               </w:rPr>
-              <w:t xml:space="preserve">Josef v. Ursua</w:t>
+              <w:t xml:space="preserve">Falcis</w:t>
+            </w:r>
+            <w:r>
+              <w:rPr>
+                <w:rFonts w:ascii="Times New Roman" w:hAnsi="Times New Roman" w:cs="Times New Roman" w:eastAsia="Times New Roman"/>
+                <w:sz w:val="28"/>
+                <w:szCs w:val="28"/>
+              </w:rPr>
+              <w:t xml:space="preserve"> and applied in </w:t>
+            </w:r>
+            <w:r>
+              <w:rPr>
+                <w:rFonts w:ascii="Times New Roman" w:hAnsi="Times New Roman" w:cs="Times New Roman" w:eastAsia="Times New Roman"/>
+                <w:i/>
+                <w:iCs/>
+                <w:sz w:val="28"/>
+                <w:szCs w:val="28"/>
+              </w:rPr>
+              <w:t xml:space="preserve">Salva-Roldan v. Roldan</w:t>
             </w:r>
             <w:r>
               <w:rPr>
@@ -2693,7 +2625,7 @@
                 <w:sz w:val="28"/>
                 <w:szCs w:val="28"/>
               </w:rPr>
-              <w:t xml:space="preserve">7.</w:t>
+              <w:t xml:space="preserve">5.</w:t>
             </w:r>
           </w:p>
         </w:tc>
@@ -2713,15 +2645,15 @@
                 <w:sz w:val="28"/>
                 <w:szCs w:val="28"/>
               </w:rPr>
-              <w:t xml:space="preserve">Civil Code</w:t>
-            </w:r>
-            <w:r>
-              <w:rPr>
-                <w:rFonts w:ascii="Times New Roman" w:hAnsi="Times New Roman" w:cs="Times New Roman" w:eastAsia="Times New Roman"/>
-                <w:sz w:val="28"/>
-                <w:szCs w:val="28"/>
-              </w:rPr>
-              <w:t xml:space="preserve">, art. 15.</w:t>
+              <w:t xml:space="preserve">Family Code</w:t>
+            </w:r>
+            <w:r>
+              <w:rPr>
+                <w:rFonts w:ascii="Times New Roman" w:hAnsi="Times New Roman" w:cs="Times New Roman" w:eastAsia="Times New Roman"/>
+                <w:sz w:val="28"/>
+                <w:szCs w:val="28"/>
+              </w:rPr>
+              <w:t xml:space="preserve">, art. 55 (6).</w:t>
             </w:r>
           </w:p>
           <w:p>
@@ -2735,7 +2667,25 @@
                 <w:sz w:val="28"/>
                 <w:szCs w:val="28"/>
               </w:rPr>
-              <w:t xml:space="preserve">Under the nationality principle, laws on family rights and duties and on the status and legal capacity of persons bind Filipinos even abroad, which bears on whether a same-sex marriage contracted by Filipinos in another country is valid in the Philippines.</w:t>
+              <w:t xml:space="preserve">Makes the “lesbianism or homosexuality of the respondent” a ground for legal separation, a provision likewise assailed in </w:t>
+            </w:r>
+            <w:r>
+              <w:rPr>
+                <w:rFonts w:ascii="Times New Roman" w:hAnsi="Times New Roman" w:cs="Times New Roman" w:eastAsia="Times New Roman"/>
+                <w:i/>
+                <w:iCs/>
+                <w:sz w:val="28"/>
+                <w:szCs w:val="28"/>
+              </w:rPr>
+              <w:t xml:space="preserve">Falcis</w:t>
+            </w:r>
+            <w:r>
+              <w:rPr>
+                <w:rFonts w:ascii="Times New Roman" w:hAnsi="Times New Roman" w:cs="Times New Roman" w:eastAsia="Times New Roman"/>
+                <w:sz w:val="28"/>
+                <w:szCs w:val="28"/>
+              </w:rPr>
+              <w:t xml:space="preserve"> as discriminatory against LGBT persons.</w:t>
             </w:r>
           </w:p>
         </w:tc>
@@ -2797,7 +2747,7 @@
                 <w:sz w:val="28"/>
                 <w:szCs w:val="28"/>
               </w:rPr>
-              <w:t xml:space="preserve">8.</w:t>
+              <w:t xml:space="preserve">6.</w:t>
             </w:r>
           </w:p>
         </w:tc>
@@ -2817,15 +2767,15 @@
                 <w:sz w:val="28"/>
                 <w:szCs w:val="28"/>
               </w:rPr>
-              <w:t xml:space="preserve">Civil Code</w:t>
-            </w:r>
-            <w:r>
-              <w:rPr>
-                <w:rFonts w:ascii="Times New Roman" w:hAnsi="Times New Roman" w:cs="Times New Roman" w:eastAsia="Times New Roman"/>
-                <w:sz w:val="28"/>
-                <w:szCs w:val="28"/>
-              </w:rPr>
-              <w:t xml:space="preserve">, art. 17, par. 3.</w:t>
+              <w:t xml:space="preserve">Family Code</w:t>
+            </w:r>
+            <w:r>
+              <w:rPr>
+                <w:rFonts w:ascii="Times New Roman" w:hAnsi="Times New Roman" w:cs="Times New Roman" w:eastAsia="Times New Roman"/>
+                <w:sz w:val="28"/>
+                <w:szCs w:val="28"/>
+              </w:rPr>
+              <w:t xml:space="preserve">, art. 148.</w:t>
             </w:r>
           </w:p>
           <w:p>
@@ -2839,7 +2789,25 @@
                 <w:sz w:val="28"/>
                 <w:szCs w:val="28"/>
               </w:rPr>
-              <w:t xml:space="preserve">Provides that prohibitive laws concerning persons, and those involving public order, public policy, and good customs, are not rendered ineffective by foreign laws or judgments, a potential limit on recognizing foreign same-sex marriages of Filipinos.</w:t>
+              <w:t xml:space="preserve">Governs property relations in cohabitation not covered by Article 147, recognizing co-ownership only in proportion to actual joint contributions, the rule the Supreme Court applied to same-sex partners in </w:t>
+            </w:r>
+            <w:r>
+              <w:rPr>
+                <w:rFonts w:ascii="Times New Roman" w:hAnsi="Times New Roman" w:cs="Times New Roman" w:eastAsia="Times New Roman"/>
+                <w:i/>
+                <w:iCs/>
+                <w:sz w:val="28"/>
+                <w:szCs w:val="28"/>
+              </w:rPr>
+              <w:t xml:space="preserve">Josef v. Ursua</w:t>
+            </w:r>
+            <w:r>
+              <w:rPr>
+                <w:rFonts w:ascii="Times New Roman" w:hAnsi="Times New Roman" w:cs="Times New Roman" w:eastAsia="Times New Roman"/>
+                <w:sz w:val="28"/>
+                <w:szCs w:val="28"/>
+              </w:rPr>
+              <w:t xml:space="preserve">.</w:t>
             </w:r>
           </w:p>
         </w:tc>
@@ -2901,7 +2869,7 @@
                 <w:sz w:val="28"/>
                 <w:szCs w:val="28"/>
               </w:rPr>
-              <w:t xml:space="preserve">9.</w:t>
+              <w:t xml:space="preserve">7.</w:t>
             </w:r>
           </w:p>
         </w:tc>
@@ -2921,15 +2889,15 @@
                 <w:sz w:val="28"/>
                 <w:szCs w:val="28"/>
               </w:rPr>
-              <w:t xml:space="preserve">Rev. Pen. Code</w:t>
-            </w:r>
-            <w:r>
-              <w:rPr>
-                <w:rFonts w:ascii="Times New Roman" w:hAnsi="Times New Roman" w:cs="Times New Roman" w:eastAsia="Times New Roman"/>
-                <w:sz w:val="28"/>
-                <w:szCs w:val="28"/>
-              </w:rPr>
-              <w:t xml:space="preserve">, art. 352.</w:t>
+              <w:t xml:space="preserve">Civil Code</w:t>
+            </w:r>
+            <w:r>
+              <w:rPr>
+                <w:rFonts w:ascii="Times New Roman" w:hAnsi="Times New Roman" w:cs="Times New Roman" w:eastAsia="Times New Roman"/>
+                <w:sz w:val="28"/>
+                <w:szCs w:val="28"/>
+              </w:rPr>
+              <w:t xml:space="preserve">, art. 15.</w:t>
             </w:r>
           </w:p>
           <w:p>
@@ -2943,7 +2911,7 @@
                 <w:sz w:val="28"/>
                 <w:szCs w:val="28"/>
               </w:rPr>
-              <w:t xml:space="preserve">Penalizes priests, ministers, and civil authorities who perform or authorize any illegal marriage ceremony, exposing officiants of same-sex unions to possible criminal liability.</w:t>
+              <w:t xml:space="preserve">Under the nationality principle, laws on family rights and duties and on the status and legal capacity of persons bind Filipinos even abroad, which bears on whether a same-sex marriage contracted by Filipinos in another country is valid in the Philippines.</w:t>
             </w:r>
           </w:p>
         </w:tc>
@@ -3005,7 +2973,7 @@
                 <w:sz w:val="28"/>
                 <w:szCs w:val="28"/>
               </w:rPr>
-              <w:t xml:space="preserve">10.</w:t>
+              <w:t xml:space="preserve">8.</w:t>
             </w:r>
           </w:p>
         </w:tc>
@@ -3025,15 +2993,15 @@
                 <w:sz w:val="28"/>
                 <w:szCs w:val="28"/>
               </w:rPr>
-              <w:t xml:space="preserve">Muslim Code</w:t>
-            </w:r>
-            <w:r>
-              <w:rPr>
-                <w:rFonts w:ascii="Times New Roman" w:hAnsi="Times New Roman" w:cs="Times New Roman" w:eastAsia="Times New Roman"/>
-                <w:sz w:val="28"/>
-                <w:szCs w:val="28"/>
-              </w:rPr>
-              <w:t xml:space="preserve">, arts. 14, 16.</w:t>
+              <w:t xml:space="preserve">Civil Code</w:t>
+            </w:r>
+            <w:r>
+              <w:rPr>
+                <w:rFonts w:ascii="Times New Roman" w:hAnsi="Times New Roman" w:cs="Times New Roman" w:eastAsia="Times New Roman"/>
+                <w:sz w:val="28"/>
+                <w:szCs w:val="28"/>
+              </w:rPr>
+              <w:t xml:space="preserve">, art. 17, par. 3.</w:t>
             </w:r>
           </w:p>
           <w:p>
@@ -3047,7 +3015,7 @@
                 <w:sz w:val="28"/>
                 <w:szCs w:val="28"/>
               </w:rPr>
-              <w:t xml:space="preserve">Defines marriage under Muslim personal law as both a civil contract and a social institution governed by the Code and the Shari’a, and confers capacity to marry on “any Muslim male” and “any Muslim female,” excluding same-sex unions among Filipino Muslims.</w:t>
+              <w:t xml:space="preserve">Provides that prohibitive laws concerning persons, and those involving public order, public policy, and good customs, are not rendered ineffective by foreign laws or judgments, a potential limit on recognizing foreign same-sex marriages of Filipinos.</w:t>
             </w:r>
           </w:p>
         </w:tc>
@@ -3109,7 +3077,7 @@
                 <w:sz w:val="28"/>
                 <w:szCs w:val="28"/>
               </w:rPr>
-              <w:t xml:space="preserve">11.</w:t>
+              <w:t xml:space="preserve">9.</w:t>
             </w:r>
           </w:p>
         </w:tc>
@@ -3125,10 +3093,19 @@
             <w:r>
               <w:rPr>
                 <w:rFonts w:ascii="Times New Roman" w:hAnsi="Times New Roman" w:cs="Times New Roman" w:eastAsia="Times New Roman"/>
-                <w:sz w:val="28"/>
-                <w:szCs w:val="28"/>
-              </w:rPr>
-              <w:t xml:space="preserve">Rep. Act No. 9262 (2004), sec. 3 (a).</w:t>
+                <w:smallCaps/>
+                <w:sz w:val="28"/>
+                <w:szCs w:val="28"/>
+              </w:rPr>
+              <w:t xml:space="preserve">Rev. Pen. Code</w:t>
+            </w:r>
+            <w:r>
+              <w:rPr>
+                <w:rFonts w:ascii="Times New Roman" w:hAnsi="Times New Roman" w:cs="Times New Roman" w:eastAsia="Times New Roman"/>
+                <w:sz w:val="28"/>
+                <w:szCs w:val="28"/>
+              </w:rPr>
+              <w:t xml:space="preserve">, art. 352.</w:t>
             </w:r>
           </w:p>
           <w:p>
@@ -3142,7 +3119,7 @@
                 <w:sz w:val="28"/>
                 <w:szCs w:val="28"/>
               </w:rPr>
-              <w:t xml:space="preserve">Defines violence against women and their children as acts committed by “any person” against a woman with whom the person has or had a sexual or dating relationship, language the Supreme Court has read to cover lesbian relationships.</w:t>
+              <w:t xml:space="preserve">Penalizes priests, ministers, and civil authorities who perform or authorize any illegal marriage ceremony, exposing officiants of same-sex unions to possible criminal liability.</w:t>
             </w:r>
           </w:p>
         </w:tc>
@@ -3204,7 +3181,7 @@
                 <w:sz w:val="28"/>
                 <w:szCs w:val="28"/>
               </w:rPr>
-              <w:t xml:space="preserve">12.</w:t>
+              <w:t xml:space="preserve">10.</w:t>
             </w:r>
           </w:p>
         </w:tc>
@@ -3220,10 +3197,19 @@
             <w:r>
               <w:rPr>
                 <w:rFonts w:ascii="Times New Roman" w:hAnsi="Times New Roman" w:cs="Times New Roman" w:eastAsia="Times New Roman"/>
-                <w:sz w:val="28"/>
-                <w:szCs w:val="28"/>
-              </w:rPr>
-              <w:t xml:space="preserve">Rep. Act No. 9710 (2009), sec. 19.</w:t>
+                <w:smallCaps/>
+                <w:sz w:val="28"/>
+                <w:szCs w:val="28"/>
+              </w:rPr>
+              <w:t xml:space="preserve">Muslim Code</w:t>
+            </w:r>
+            <w:r>
+              <w:rPr>
+                <w:rFonts w:ascii="Times New Roman" w:hAnsi="Times New Roman" w:cs="Times New Roman" w:eastAsia="Times New Roman"/>
+                <w:sz w:val="28"/>
+                <w:szCs w:val="28"/>
+              </w:rPr>
+              <w:t xml:space="preserve">, arts. 14, 16.</w:t>
             </w:r>
           </w:p>
           <w:p>
@@ -3237,7 +3223,7 @@
                 <w:sz w:val="28"/>
                 <w:szCs w:val="28"/>
               </w:rPr>
-              <w:t xml:space="preserve">The Magna Carta of Women directs the State to eliminate discrimination against women in all matters relating to marriage and family relations, framing marital rights in terms of equality between women and men.</w:t>
+              <w:t xml:space="preserve">Defines marriage under Muslim personal law as both a civil contract and a social institution governed by the Code and the Shari’a, and confers capacity to marry on “any Muslim male” and “any Muslim female,” excluding same-sex unions among Filipino Muslims.</w:t>
             </w:r>
           </w:p>
         </w:tc>
@@ -3299,7 +3285,7 @@
                 <w:sz w:val="28"/>
                 <w:szCs w:val="28"/>
               </w:rPr>
-              <w:t xml:space="preserve">13.</w:t>
+              <w:t xml:space="preserve">11.</w:t>
             </w:r>
           </w:p>
         </w:tc>
@@ -3318,7 +3304,7 @@
                 <w:sz w:val="28"/>
                 <w:szCs w:val="28"/>
               </w:rPr>
-              <w:t xml:space="preserve">Rep. Act No. 11313 (2019), sec. 4.</w:t>
+              <w:t xml:space="preserve">Rep. Act No. 9262 (2004), sec. 3 (a).</w:t>
             </w:r>
           </w:p>
           <w:p>
@@ -3332,7 +3318,7 @@
                 <w:sz w:val="28"/>
                 <w:szCs w:val="28"/>
               </w:rPr>
-              <w:t xml:space="preserve">The Safe Spaces Act penalizes gender-based sexual harassment in streets and public spaces, expressly including “transphobic, homophobic and sexist slurs,” thereby protecting LGBT persons, including same-sex couples, from harassment in public.</w:t>
+              <w:t xml:space="preserve">Defines violence against women and their children as acts committed by “any person” against a woman with whom the person has or had a sexual or dating relationship, language the Supreme Court has read to cover lesbian relationships.</w:t>
             </w:r>
           </w:p>
         </w:tc>
@@ -3394,7 +3380,7 @@
                 <w:sz w:val="28"/>
                 <w:szCs w:val="28"/>
               </w:rPr>
-              <w:t xml:space="preserve">14.</w:t>
+              <w:t xml:space="preserve">12.</w:t>
             </w:r>
           </w:p>
         </w:tc>
@@ -3413,7 +3399,7 @@
                 <w:sz w:val="28"/>
                 <w:szCs w:val="28"/>
               </w:rPr>
-              <w:t xml:space="preserve">Rep. Act No. 11199 (2019), sec. 8 (e), (k).</w:t>
+              <w:t xml:space="preserve">Rep. Act No. 9710 (2009), sec. 19.</w:t>
             </w:r>
           </w:p>
           <w:p>
@@ -3427,7 +3413,7 @@
                 <w:sz w:val="28"/>
                 <w:szCs w:val="28"/>
               </w:rPr>
-              <w:t xml:space="preserve">Limits a Social Security System member’s dependents and primary beneficiaries to the legal spouse and children, so that a same-sex partner may receive death benefits only as a designated beneficiary in the absence of all legal dependents.</w:t>
+              <w:t xml:space="preserve">The Magna Carta of Women directs the State to eliminate discrimination against women in all matters relating to marriage and family relations, framing marital rights in terms of equality between women and men.</w:t>
             </w:r>
           </w:p>
         </w:tc>
@@ -3489,7 +3475,7 @@
                 <w:sz w:val="28"/>
                 <w:szCs w:val="28"/>
               </w:rPr>
-              <w:t xml:space="preserve">15.</w:t>
+              <w:t xml:space="preserve">13.</w:t>
             </w:r>
           </w:p>
         </w:tc>
@@ -3508,7 +3494,7 @@
                 <w:sz w:val="28"/>
                 <w:szCs w:val="28"/>
               </w:rPr>
-              <w:t xml:space="preserve">Rep. Act No. 8291 (1997), sec. 2 (f)-(h).</w:t>
+              <w:t xml:space="preserve">Rep. Act No. 11313 (2019), sec. 4.</w:t>
             </w:r>
           </w:p>
           <w:p>
@@ -3522,7 +3508,7 @@
                 <w:sz w:val="28"/>
                 <w:szCs w:val="28"/>
               </w:rPr>
-              <w:t xml:space="preserve">Defines the dependents and beneficiaries of GSIS members by reference to the legitimate or legal spouse, leaving same-sex partners of government employees outside the survivorship benefits available to married spouses.</w:t>
+              <w:t xml:space="preserve">The Safe Spaces Act penalizes gender-based sexual harassment in streets and public spaces, expressly including “transphobic, homophobic and sexist slurs,” thereby protecting LGBT persons, including same-sex couples, from harassment in public.</w:t>
             </w:r>
           </w:p>
         </w:tc>
@@ -3584,7 +3570,7 @@
                 <w:sz w:val="28"/>
                 <w:szCs w:val="28"/>
               </w:rPr>
-              <w:t xml:space="preserve">16.</w:t>
+              <w:t xml:space="preserve">14.</w:t>
             </w:r>
           </w:p>
         </w:tc>
@@ -3603,7 +3589,7 @@
                 <w:sz w:val="28"/>
                 <w:szCs w:val="28"/>
               </w:rPr>
-              <w:t xml:space="preserve">Rep. Act No. 11642 (2022), sec. 21.</w:t>
+              <w:t xml:space="preserve">Rep. Act No. 11199 (2019), sec. 8 (e), (k).</w:t>
             </w:r>
           </w:p>
           <w:p>
@@ -3617,7 +3603,7 @@
                 <w:sz w:val="28"/>
                 <w:szCs w:val="28"/>
               </w:rPr>
-              <w:t xml:space="preserve">Enumerates who may adopt under the administrative adoption process; because same-sex unions are not legally recognized, same-sex partners may adopt only as individual adopters and not jointly as spouses.</w:t>
+              <w:t xml:space="preserve">Limits a Social Security System member’s dependents and primary beneficiaries to the legal spouse and children, so that a same-sex partner may receive death benefits only as a designated beneficiary in the absence of all legal dependents.</w:t>
             </w:r>
           </w:p>
         </w:tc>
@@ -3679,7 +3665,7 @@
                 <w:sz w:val="28"/>
                 <w:szCs w:val="28"/>
               </w:rPr>
-              <w:t xml:space="preserve">17.</w:t>
+              <w:t xml:space="preserve">15.</w:t>
             </w:r>
           </w:p>
         </w:tc>
@@ -3698,7 +3684,7 @@
                 <w:sz w:val="28"/>
                 <w:szCs w:val="28"/>
               </w:rPr>
-              <w:t xml:space="preserve">Rep. Act No. 10172 (2012), sec. 1.</w:t>
+              <w:t xml:space="preserve">Rep. Act No. 8291 (1997), sec. 2 (f)-(h).</w:t>
             </w:r>
           </w:p>
           <w:p>
@@ -3712,25 +3698,7 @@
                 <w:sz w:val="28"/>
                 <w:szCs w:val="28"/>
               </w:rPr>
-              <w:t xml:space="preserve">Allows the administrative correction of clerical or typographical errors in the sex entry of a birth certificate but not a change of sex, leaving intact the rule in </w:t>
-            </w:r>
-            <w:r>
-              <w:rPr>
-                <w:rFonts w:ascii="Times New Roman" w:hAnsi="Times New Roman" w:cs="Times New Roman" w:eastAsia="Times New Roman"/>
-                <w:i/>
-                <w:iCs/>
-                <w:sz w:val="28"/>
-                <w:szCs w:val="28"/>
-              </w:rPr>
-              <w:t xml:space="preserve">Silverio</w:t>
-            </w:r>
-            <w:r>
-              <w:rPr>
-                <w:rFonts w:ascii="Times New Roman" w:hAnsi="Times New Roman" w:cs="Times New Roman" w:eastAsia="Times New Roman"/>
-                <w:sz w:val="28"/>
-                <w:szCs w:val="28"/>
-              </w:rPr>
-              <w:t xml:space="preserve"> that bears on a person’s sex-based capacity to marry.</w:t>
+              <w:t xml:space="preserve">Defines the dependents and beneficiaries of GSIS members by reference to the legitimate or legal spouse, leaving same-sex partners of government employees outside the survivorship benefits available to married spouses.</w:t>
             </w:r>
           </w:p>
         </w:tc>
@@ -3792,7 +3760,7 @@
                 <w:sz w:val="28"/>
                 <w:szCs w:val="28"/>
               </w:rPr>
-              <w:t xml:space="preserve">18.</w:t>
+              <w:t xml:space="preserve">16.</w:t>
             </w:r>
           </w:p>
         </w:tc>
@@ -3811,7 +3779,7 @@
                 <w:sz w:val="28"/>
                 <w:szCs w:val="28"/>
               </w:rPr>
-              <w:t xml:space="preserve">International Covenant on Civil and Political Rights, December 19, 1966 (1976), 999 U.N.T.S. 171, art. 23.</w:t>
+              <w:t xml:space="preserve">Rep. Act No. 11642 (2022), sec. 21.</w:t>
             </w:r>
           </w:p>
           <w:p>
@@ -3825,25 +3793,7 @@
                 <w:sz w:val="28"/>
                 <w:szCs w:val="28"/>
               </w:rPr>
-              <w:t xml:space="preserve">Protects the family and recognizes “the right of men and women of marriageable age to marry,” gendered wording that the Human Rights Committee in </w:t>
-            </w:r>
-            <w:r>
-              <w:rPr>
-                <w:rFonts w:ascii="Times New Roman" w:hAnsi="Times New Roman" w:cs="Times New Roman" w:eastAsia="Times New Roman"/>
-                <w:i/>
-                <w:iCs/>
-                <w:sz w:val="28"/>
-                <w:szCs w:val="28"/>
-              </w:rPr>
-              <w:t xml:space="preserve">Joslin</w:t>
-            </w:r>
-            <w:r>
-              <w:rPr>
-                <w:rFonts w:ascii="Times New Roman" w:hAnsi="Times New Roman" w:cs="Times New Roman" w:eastAsia="Times New Roman"/>
-                <w:sz w:val="28"/>
-                <w:szCs w:val="28"/>
-              </w:rPr>
-              <w:t xml:space="preserve"> read as not requiring States to open marriage to same-sex couples.</w:t>
+              <w:t xml:space="preserve">Enumerates who may adopt under the administrative adoption process; because same-sex unions are not legally recognized, same-sex partners may adopt only as individual adopters and not jointly as spouses.</w:t>
             </w:r>
           </w:p>
         </w:tc>
@@ -3881,7 +3831,7 @@
                 <w:sz w:val="28"/>
                 <w:szCs w:val="28"/>
               </w:rPr>
-              <w:t xml:space="preserve">United Nations Treaty Collection (treaties.un.org); OHCHR website (ohchr.org)</w:t>
+              <w:t xml:space="preserve">Official Gazette; Supreme Court E-Library</w:t>
             </w:r>
           </w:p>
         </w:tc>
@@ -3905,7 +3855,7 @@
                 <w:sz w:val="28"/>
                 <w:szCs w:val="28"/>
               </w:rPr>
-              <w:t xml:space="preserve">19.</w:t>
+              <w:t xml:space="preserve">17.</w:t>
             </w:r>
           </w:p>
         </w:tc>
@@ -3924,7 +3874,7 @@
                 <w:sz w:val="28"/>
                 <w:szCs w:val="28"/>
               </w:rPr>
-              <w:t xml:space="preserve">International Covenant on Civil and Political Rights, December 19, 1966 (1976), 999 U.N.T.S. 171, arts. 2 (1), 17, 26.</w:t>
+              <w:t xml:space="preserve">Rep. Act No. 10172 (2012), sec. 1.</w:t>
             </w:r>
           </w:p>
           <w:p>
@@ -3938,7 +3888,25 @@
                 <w:sz w:val="28"/>
                 <w:szCs w:val="28"/>
               </w:rPr>
-              <w:t xml:space="preserve">Guarantees non-discrimination, equality before the law, and protection against interference with privacy and family, which the Human Rights Committee has read to prohibit discrimination based on sexual orientation.</w:t>
+              <w:t xml:space="preserve">Allows the administrative correction of clerical or typographical errors in the sex entry of a birth certificate but not a change of sex, leaving intact the rule in </w:t>
+            </w:r>
+            <w:r>
+              <w:rPr>
+                <w:rFonts w:ascii="Times New Roman" w:hAnsi="Times New Roman" w:cs="Times New Roman" w:eastAsia="Times New Roman"/>
+                <w:i/>
+                <w:iCs/>
+                <w:sz w:val="28"/>
+                <w:szCs w:val="28"/>
+              </w:rPr>
+              <w:t xml:space="preserve">Silverio</w:t>
+            </w:r>
+            <w:r>
+              <w:rPr>
+                <w:rFonts w:ascii="Times New Roman" w:hAnsi="Times New Roman" w:cs="Times New Roman" w:eastAsia="Times New Roman"/>
+                <w:sz w:val="28"/>
+                <w:szCs w:val="28"/>
+              </w:rPr>
+              <w:t xml:space="preserve"> that bears on a person’s sex-based capacity to marry.</w:t>
             </w:r>
           </w:p>
         </w:tc>
@@ -3976,7 +3944,7 @@
                 <w:sz w:val="28"/>
                 <w:szCs w:val="28"/>
               </w:rPr>
-              <w:t xml:space="preserve">United Nations Treaty Collection (treaties.un.org); OHCHR website (ohchr.org)</w:t>
+              <w:t xml:space="preserve">Official Gazette; Supreme Court E-Library</w:t>
             </w:r>
           </w:p>
         </w:tc>
@@ -3991,16 +3959,19 @@
           </w:tcPr>
           <w:p>
             <w:pPr>
-              <w:spacing w:before="0" w:after="0" w:line="240" w:lineRule="auto"/>
-              <w:jc w:val="left"/>
-            </w:pPr>
-            <w:r>
-              <w:rPr>
-                <w:rFonts w:ascii="Times New Roman" w:hAnsi="Times New Roman" w:cs="Times New Roman" w:eastAsia="Times New Roman"/>
-                <w:sz w:val="28"/>
-                <w:szCs w:val="28"/>
-              </w:rPr>
-              <w:t xml:space="preserve">20.</w:t>
+              <w:keepNext/>
+              <w:spacing w:before="0" w:after="0" w:line="240" w:lineRule="auto"/>
+              <w:jc w:val="left"/>
+            </w:pPr>
+            <w:r>
+              <w:rPr>
+                <w:rFonts w:ascii="Times New Roman" w:hAnsi="Times New Roman" w:cs="Times New Roman" w:eastAsia="Times New Roman"/>
+                <w:b/>
+                <w:bCs/>
+                <w:sz w:val="28"/>
+                <w:szCs w:val="28"/>
+              </w:rPr>
+              <w:t xml:space="preserve">C.</w:t>
             </w:r>
           </w:p>
         </w:tc>
@@ -4010,30 +3981,31 @@
           </w:tcPr>
           <w:p>
             <w:pPr>
-              <w:spacing w:before="0" w:after="0" w:line="240" w:lineRule="auto"/>
-              <w:jc w:val="left"/>
-            </w:pPr>
-            <w:r>
-              <w:rPr>
-                <w:rFonts w:ascii="Times New Roman" w:hAnsi="Times New Roman" w:cs="Times New Roman" w:eastAsia="Times New Roman"/>
-                <w:sz w:val="28"/>
-                <w:szCs w:val="28"/>
-              </w:rPr>
-              <w:t xml:space="preserve">International Covenant on Economic, Social and Cultural Rights, December 19, 1966 (1976), 993 U.N.T.S. 3, art. 10 (1).</w:t>
-            </w:r>
-          </w:p>
-          <w:p>
-            <w:pPr>
-              <w:spacing w:before="60" w:after="0" w:line="240" w:lineRule="auto"/>
-              <w:jc w:val="both"/>
-            </w:pPr>
-            <w:r>
-              <w:rPr>
-                <w:rFonts w:ascii="Times New Roman" w:hAnsi="Times New Roman" w:cs="Times New Roman" w:eastAsia="Times New Roman"/>
-                <w:sz w:val="28"/>
-                <w:szCs w:val="28"/>
-              </w:rPr>
-              <w:t xml:space="preserve">Accords “the widest possible protection and assistance” to the family and requires that marriage be entered into with the free consent of the intending spouses, without specifying the sex of the spouses.</w:t>
+              <w:keepNext/>
+              <w:spacing w:before="0" w:after="0" w:line="240" w:lineRule="auto"/>
+              <w:jc w:val="left"/>
+            </w:pPr>
+            <w:r>
+              <w:rPr>
+                <w:rFonts w:ascii="Times New Roman" w:hAnsi="Times New Roman" w:cs="Times New Roman" w:eastAsia="Times New Roman"/>
+                <w:b/>
+                <w:bCs/>
+                <w:sz w:val="28"/>
+                <w:szCs w:val="28"/>
+              </w:rPr>
+              <w:t xml:space="preserve">INTERNATIONAL LAW (CONVENTIONS, DECLARATIONS, AND DECISIONS OF INTERNATIONAL BODIES) </w:t>
+            </w:r>
+            <w:r>
+              <w:rPr>
+                <w:rFonts w:ascii="Times New Roman" w:hAnsi="Times New Roman" w:cs="Times New Roman" w:eastAsia="Times New Roman"/>
+                <w:b/>
+                <w:bCs/>
+                <w:i/>
+                <w:iCs/>
+                <w:sz w:val="28"/>
+                <w:szCs w:val="28"/>
+              </w:rPr>
+              <w:t xml:space="preserve">(same level as statutes)</w:t>
             </w:r>
           </w:p>
         </w:tc>
@@ -4043,17 +4015,10 @@
           </w:tcPr>
           <w:p>
             <w:pPr>
-              <w:spacing w:before="0" w:after="0" w:line="240" w:lineRule="auto"/>
-              <w:jc w:val="left"/>
-            </w:pPr>
-            <w:r>
-              <w:rPr>
-                <w:rFonts w:ascii="Times New Roman" w:hAnsi="Times New Roman" w:cs="Times New Roman" w:eastAsia="Times New Roman"/>
-                <w:sz w:val="28"/>
-                <w:szCs w:val="28"/>
-              </w:rPr>
-              <w:t xml:space="preserve">Mandatory</w:t>
-            </w:r>
+              <w:keepNext/>
+              <w:spacing w:before="0" w:after="0" w:line="240" w:lineRule="auto"/>
+              <w:jc w:val="left"/>
+            </w:pPr>
           </w:p>
         </w:tc>
         <w:tc>
@@ -4062,17 +4027,10 @@
           </w:tcPr>
           <w:p>
             <w:pPr>
-              <w:spacing w:before="0" w:after="0" w:line="240" w:lineRule="auto"/>
-              <w:jc w:val="left"/>
-            </w:pPr>
-            <w:r>
-              <w:rPr>
-                <w:rFonts w:ascii="Times New Roman" w:hAnsi="Times New Roman" w:cs="Times New Roman" w:eastAsia="Times New Roman"/>
-                <w:sz w:val="28"/>
-                <w:szCs w:val="28"/>
-              </w:rPr>
-              <w:t xml:space="preserve">United Nations Treaty Collection (treaties.un.org); OHCHR website (ohchr.org)</w:t>
-            </w:r>
+              <w:keepNext/>
+              <w:spacing w:before="0" w:after="0" w:line="240" w:lineRule="auto"/>
+              <w:jc w:val="left"/>
+            </w:pPr>
           </w:p>
         </w:tc>
       </w:tr>
@@ -4095,7 +4053,7 @@
                 <w:sz w:val="28"/>
                 <w:szCs w:val="28"/>
               </w:rPr>
-              <w:t xml:space="preserve">21.</w:t>
+              <w:t xml:space="preserve">1.</w:t>
             </w:r>
           </w:p>
         </w:tc>
@@ -4114,7 +4072,7 @@
                 <w:sz w:val="28"/>
                 <w:szCs w:val="28"/>
               </w:rPr>
-              <w:t xml:space="preserve">Convention on the Elimination of All Forms of Discrimination against Women, July 15, 1980 (1981), 1249 U.N.T.S. 13, art. 16.</w:t>
+              <w:t xml:space="preserve">International Covenant on Civil and Political Rights, December 19, 1966 (1976), 999 U.N.T.S. 171, art. 23.</w:t>
             </w:r>
           </w:p>
           <w:p>
@@ -4128,7 +4086,25 @@
                 <w:sz w:val="28"/>
                 <w:szCs w:val="28"/>
               </w:rPr>
-              <w:t xml:space="preserve">Obliges States to eliminate discrimination against women in matters relating to marriage and family relations on a basis of equality of men and women, the source of the Magna Carta of Women’s marriage provisions.</w:t>
+              <w:t xml:space="preserve">Protects the family and recognizes “the right of men and women of marriageable age to marry,” gendered wording that the Human Rights Committee in </w:t>
+            </w:r>
+            <w:r>
+              <w:rPr>
+                <w:rFonts w:ascii="Times New Roman" w:hAnsi="Times New Roman" w:cs="Times New Roman" w:eastAsia="Times New Roman"/>
+                <w:i/>
+                <w:iCs/>
+                <w:sz w:val="28"/>
+                <w:szCs w:val="28"/>
+              </w:rPr>
+              <w:t xml:space="preserve">Joslin</w:t>
+            </w:r>
+            <w:r>
+              <w:rPr>
+                <w:rFonts w:ascii="Times New Roman" w:hAnsi="Times New Roman" w:cs="Times New Roman" w:eastAsia="Times New Roman"/>
+                <w:sz w:val="28"/>
+                <w:szCs w:val="28"/>
+              </w:rPr>
+              <w:t xml:space="preserve"> read as not requiring States to open marriage to same-sex couples.</w:t>
             </w:r>
           </w:p>
         </w:tc>
@@ -4190,7 +4166,7 @@
                 <w:sz w:val="28"/>
                 <w:szCs w:val="28"/>
               </w:rPr>
-              <w:t xml:space="preserve">22.</w:t>
+              <w:t xml:space="preserve">2.</w:t>
             </w:r>
           </w:p>
         </w:tc>
@@ -4209,7 +4185,7 @@
                 <w:sz w:val="28"/>
                 <w:szCs w:val="28"/>
               </w:rPr>
-              <w:t xml:space="preserve">Universal Declaration of Human Rights, G.A. Res. 217 (III) A, U.N. Doc. A/RES/217(III), art. 16 (December 10, 1948).</w:t>
+              <w:t xml:space="preserve">International Covenant on Civil and Political Rights, December 19, 1966 (1976), 999 U.N.T.S. 171, arts. 2 (1), 17, 26.</w:t>
             </w:r>
           </w:p>
           <w:p>
@@ -4223,7 +4199,7 @@
                 <w:sz w:val="28"/>
                 <w:szCs w:val="28"/>
               </w:rPr>
-              <w:t xml:space="preserve">Declares that “men and women of full age” have the right to marry and to found a family, the model for the marriage provisions of later human rights treaties.</w:t>
+              <w:t xml:space="preserve">Guarantees non-discrimination, equality before the law, and protection against interference with privacy and family, which the Human Rights Committee has read to prohibit discrimination based on sexual orientation.</w:t>
             </w:r>
           </w:p>
         </w:tc>
@@ -4242,7 +4218,7 @@
                 <w:sz w:val="28"/>
                 <w:szCs w:val="28"/>
               </w:rPr>
-              <w:t xml:space="preserve">Persuasive</w:t>
+              <w:t xml:space="preserve">Mandatory</w:t>
             </w:r>
           </w:p>
         </w:tc>
@@ -4261,7 +4237,7 @@
                 <w:sz w:val="28"/>
                 <w:szCs w:val="28"/>
               </w:rPr>
-              <w:t xml:space="preserve">United Nations website (un.org); UN Digital Library</w:t>
+              <w:t xml:space="preserve">United Nations Treaty Collection (treaties.un.org); OHCHR website (ohchr.org)</w:t>
             </w:r>
           </w:p>
         </w:tc>
@@ -4285,7 +4261,7 @@
                 <w:sz w:val="28"/>
                 <w:szCs w:val="28"/>
               </w:rPr>
-              <w:t xml:space="preserve">23.</w:t>
+              <w:t xml:space="preserve">3.</w:t>
             </w:r>
           </w:p>
         </w:tc>
@@ -4304,7 +4280,7 @@
                 <w:sz w:val="28"/>
                 <w:szCs w:val="28"/>
               </w:rPr>
-              <w:t xml:space="preserve">Toonen v. Australia, Communication No. 488/1992, U.N. Doc. CCPR/C/50/D/488/1992 (Human Rights Comm., March 31, 1994).</w:t>
+              <w:t xml:space="preserve">International Covenant on Economic, Social and Cultural Rights, December 19, 1966 (1976), 993 U.N.T.S. 3, art. 10 (1).</w:t>
             </w:r>
           </w:p>
           <w:p>
@@ -4318,7 +4294,7 @@
                 <w:sz w:val="28"/>
                 <w:szCs w:val="28"/>
               </w:rPr>
-              <w:t xml:space="preserve">The Human Rights Committee held that the reference to “sex” in Articles 2 (1) and 26 of the ICCPR includes sexual orientation, laying the foundation for sexual-orientation equality claims under the Covenant.</w:t>
+              <w:t xml:space="preserve">Accords “the widest possible protection and assistance” to the family and requires that marriage be entered into with the free consent of the intending spouses, without specifying the sex of the spouses.</w:t>
             </w:r>
           </w:p>
         </w:tc>
@@ -4337,7 +4313,7 @@
                 <w:sz w:val="28"/>
                 <w:szCs w:val="28"/>
               </w:rPr>
-              <w:t xml:space="preserve">Persuasive</w:t>
+              <w:t xml:space="preserve">Mandatory</w:t>
             </w:r>
           </w:p>
         </w:tc>
@@ -4356,7 +4332,7 @@
                 <w:sz w:val="28"/>
                 <w:szCs w:val="28"/>
               </w:rPr>
-              <w:t xml:space="preserve">OHCHR Jurisprudence Database (juris.ohchr.org); UN Treaty Body Database</w:t>
+              <w:t xml:space="preserve">United Nations Treaty Collection (treaties.un.org); OHCHR website (ohchr.org)</w:t>
             </w:r>
           </w:p>
         </w:tc>
@@ -4380,7 +4356,7 @@
                 <w:sz w:val="28"/>
                 <w:szCs w:val="28"/>
               </w:rPr>
-              <w:t xml:space="preserve">24.</w:t>
+              <w:t xml:space="preserve">4.</w:t>
             </w:r>
           </w:p>
         </w:tc>
@@ -4399,7 +4375,7 @@
                 <w:sz w:val="28"/>
                 <w:szCs w:val="28"/>
               </w:rPr>
-              <w:t xml:space="preserve">Joslin v. New Zealand, Communication No. 902/1999, U.N. Doc. CCPR/C/75/D/902/1999 (Human Rights Comm., July 17, 2002).</w:t>
+              <w:t xml:space="preserve">Convention on the Elimination of All Forms of Discrimination against Women, July 15, 1980 (1981), 1249 U.N.T.S. 13, art. 16.</w:t>
             </w:r>
           </w:p>
           <w:p>
@@ -4413,7 +4389,7 @@
                 <w:sz w:val="28"/>
                 <w:szCs w:val="28"/>
               </w:rPr>
-              <w:t xml:space="preserve">The Committee held that a State’s refusal to allow same-sex couples to marry does not violate the ICCPR because Article 23 (2) refers specifically to “men and women.”</w:t>
+              <w:t xml:space="preserve">Obliges States to eliminate discrimination against women in matters relating to marriage and family relations on a basis of equality of men and women, the source of the Magna Carta of Women’s marriage provisions.</w:t>
             </w:r>
           </w:p>
         </w:tc>
@@ -4432,7 +4408,7 @@
                 <w:sz w:val="28"/>
                 <w:szCs w:val="28"/>
               </w:rPr>
-              <w:t xml:space="preserve">Persuasive</w:t>
+              <w:t xml:space="preserve">Mandatory</w:t>
             </w:r>
           </w:p>
         </w:tc>
@@ -4451,7 +4427,7 @@
                 <w:sz w:val="28"/>
                 <w:szCs w:val="28"/>
               </w:rPr>
-              <w:t xml:space="preserve">OHCHR Jurisprudence Database (juris.ohchr.org); UN Treaty Body Database</w:t>
+              <w:t xml:space="preserve">United Nations Treaty Collection (treaties.un.org); OHCHR website (ohchr.org)</w:t>
             </w:r>
           </w:p>
         </w:tc>
@@ -4475,7 +4451,7 @@
                 <w:sz w:val="28"/>
                 <w:szCs w:val="28"/>
               </w:rPr>
-              <w:t xml:space="preserve">25.</w:t>
+              <w:t xml:space="preserve">5.</w:t>
             </w:r>
           </w:p>
         </w:tc>
@@ -4494,7 +4470,7 @@
                 <w:sz w:val="28"/>
                 <w:szCs w:val="28"/>
               </w:rPr>
-              <w:t xml:space="preserve">Young v. Australia, Communication No. 941/2000, U.N. Doc. CCPR/C/78/D/941/2000 (Human Rights Comm., August 6, 2003).</w:t>
+              <w:t xml:space="preserve">Universal Declaration of Human Rights, G.A. Res. 217 (III) A, U.N. Doc. A/RES/217(III), art. 16 (December 10, 1948).</w:t>
             </w:r>
           </w:p>
           <w:p>
@@ -4508,7 +4484,7 @@
                 <w:sz w:val="28"/>
                 <w:szCs w:val="28"/>
               </w:rPr>
-              <w:t xml:space="preserve">The Committee found that denying a veterans’ pension to the surviving same-sex partner of a veteran violated the equality guarantee of Article 26.</w:t>
+              <w:t xml:space="preserve">Declares that “men and women of full age” have the right to marry and to found a family, the model for the marriage provisions of later human rights treaties.</w:t>
             </w:r>
           </w:p>
         </w:tc>
@@ -4546,7 +4522,7 @@
                 <w:sz w:val="28"/>
                 <w:szCs w:val="28"/>
               </w:rPr>
-              <w:t xml:space="preserve">OHCHR Jurisprudence Database (juris.ohchr.org); UN Treaty Body Database</w:t>
+              <w:t xml:space="preserve">United Nations website (un.org); UN Digital Library</w:t>
             </w:r>
           </w:p>
         </w:tc>
@@ -4570,7 +4546,7 @@
                 <w:sz w:val="28"/>
                 <w:szCs w:val="28"/>
               </w:rPr>
-              <w:t xml:space="preserve">26.</w:t>
+              <w:t xml:space="preserve">6.</w:t>
             </w:r>
           </w:p>
         </w:tc>
@@ -4589,7 +4565,7 @@
                 <w:sz w:val="28"/>
                 <w:szCs w:val="28"/>
               </w:rPr>
-              <w:t xml:space="preserve">X v. Colombia, Communication No. 1361/2005, U.N. Doc. CCPR/C/89/D/1361/2005 (Human Rights Comm., March 30, 2007).</w:t>
+              <w:t xml:space="preserve">Toonen v. Australia, Communication No. 488/1992, U.N. Doc. CCPR/C/50/D/488/1992 (Human Rights Comm., March 31, 1994).</w:t>
             </w:r>
           </w:p>
           <w:p>
@@ -4603,7 +4579,7 @@
                 <w:sz w:val="28"/>
                 <w:szCs w:val="28"/>
               </w:rPr>
-              <w:t xml:space="preserve">The Committee held that denying a pension to the surviving partner of a same-sex union, where unmarried heterosexual partners were entitled, was discrimination based on sexual orientation under Article 26.</w:t>
+              <w:t xml:space="preserve">The Human Rights Committee held that the reference to “sex” in Articles 2 (1) and 26 of the ICCPR includes sexual orientation, laying the foundation for sexual-orientation equality claims under the Covenant.</w:t>
             </w:r>
           </w:p>
         </w:tc>
@@ -4665,7 +4641,7 @@
                 <w:sz w:val="28"/>
                 <w:szCs w:val="28"/>
               </w:rPr>
-              <w:t xml:space="preserve">27.</w:t>
+              <w:t xml:space="preserve">7.</w:t>
             </w:r>
           </w:p>
         </w:tc>
@@ -4684,7 +4660,7 @@
                 <w:sz w:val="28"/>
                 <w:szCs w:val="28"/>
               </w:rPr>
-              <w:t xml:space="preserve">Human Rights Comm., Concluding Observations: Philippines, U.N. Doc. CCPR/C/PHL/CO/4 (November 13, 2012).</w:t>
+              <w:t xml:space="preserve">Joslin v. New Zealand, Communication No. 902/1999, U.N. Doc. CCPR/C/75/D/902/1999 (Human Rights Comm., July 17, 2002).</w:t>
             </w:r>
           </w:p>
           <w:p>
@@ -4698,7 +4674,7 @@
                 <w:sz w:val="28"/>
                 <w:szCs w:val="28"/>
               </w:rPr>
-              <w:t xml:space="preserve">The Committee urged the Philippines to adopt a comprehensive anti-discrimination law that covers sexual orientation and gender identity, noting that the pending bill had not been passed.</w:t>
+              <w:t xml:space="preserve">The Committee held that a State’s refusal to allow same-sex couples to marry does not violate the ICCPR because Article 23 (2) refers specifically to “men and women.”</w:t>
             </w:r>
           </w:p>
         </w:tc>
@@ -4736,7 +4712,7 @@
                 <w:sz w:val="28"/>
                 <w:szCs w:val="28"/>
               </w:rPr>
-              <w:t xml:space="preserve">UN Treaty Body Database (tbinternet.ohchr.org); UN Digital Library</w:t>
+              <w:t xml:space="preserve">OHCHR Jurisprudence Database (juris.ohchr.org); UN Treaty Body Database</w:t>
             </w:r>
           </w:p>
         </w:tc>
@@ -4760,7 +4736,7 @@
                 <w:sz w:val="28"/>
                 <w:szCs w:val="28"/>
               </w:rPr>
-              <w:t xml:space="preserve">28.</w:t>
+              <w:t xml:space="preserve">8.</w:t>
             </w:r>
           </w:p>
         </w:tc>
@@ -4779,7 +4755,7 @@
                 <w:sz w:val="28"/>
                 <w:szCs w:val="28"/>
               </w:rPr>
-              <w:t xml:space="preserve">Human Rights Council Res. 17/19, U.N. Doc. A/HRC/RES/17/19 (June 17, 2011).</w:t>
+              <w:t xml:space="preserve">Young v. Australia, Communication No. 941/2000, U.N. Doc. CCPR/C/78/D/941/2000 (Human Rights Comm., August 6, 2003).</w:t>
             </w:r>
           </w:p>
           <w:p>
@@ -4793,7 +4769,7 @@
                 <w:sz w:val="28"/>
                 <w:szCs w:val="28"/>
               </w:rPr>
-              <w:t xml:space="preserve">The first United Nations resolution on human rights, sexual orientation, and gender identity, expressing grave concern over violence and discrimination on these grounds.</w:t>
+              <w:t xml:space="preserve">The Committee found that denying a veterans’ pension to the surviving same-sex partner of a veteran violated the equality guarantee of Article 26.</w:t>
             </w:r>
           </w:p>
         </w:tc>
@@ -4831,7 +4807,7 @@
                 <w:sz w:val="28"/>
                 <w:szCs w:val="28"/>
               </w:rPr>
-              <w:t xml:space="preserve">UN Digital Library; OHCHR website (ohchr.org)</w:t>
+              <w:t xml:space="preserve">OHCHR Jurisprudence Database (juris.ohchr.org); UN Treaty Body Database</w:t>
             </w:r>
           </w:p>
         </w:tc>
@@ -4855,7 +4831,7 @@
                 <w:sz w:val="28"/>
                 <w:szCs w:val="28"/>
               </w:rPr>
-              <w:t xml:space="preserve">29.</w:t>
+              <w:t xml:space="preserve">9.</w:t>
             </w:r>
           </w:p>
         </w:tc>
@@ -4874,7 +4850,7 @@
                 <w:sz w:val="28"/>
                 <w:szCs w:val="28"/>
               </w:rPr>
-              <w:t xml:space="preserve">Human Rights Council Res. 32/2, U.N. Doc. A/HRC/RES/32/2 (June 30, 2016).</w:t>
+              <w:t xml:space="preserve">X v. Colombia, Communication No. 1361/2005, U.N. Doc. CCPR/C/89/D/1361/2005 (Human Rights Comm., March 30, 2007).</w:t>
             </w:r>
           </w:p>
           <w:p>
@@ -4888,7 +4864,7 @@
                 <w:sz w:val="28"/>
                 <w:szCs w:val="28"/>
               </w:rPr>
-              <w:t xml:space="preserve">Created the mandate of the Independent Expert on protection against violence and discrimination based on sexual orientation and gender identity.</w:t>
+              <w:t xml:space="preserve">The Committee held that denying a pension to the surviving partner of a same-sex union, where unmarried heterosexual partners were entitled, was discrimination based on sexual orientation under Article 26.</w:t>
             </w:r>
           </w:p>
         </w:tc>
@@ -4926,7 +4902,7 @@
                 <w:sz w:val="28"/>
                 <w:szCs w:val="28"/>
               </w:rPr>
-              <w:t xml:space="preserve">UN Digital Library; OHCHR website (ohchr.org)</w:t>
+              <w:t xml:space="preserve">OHCHR Jurisprudence Database (juris.ohchr.org); UN Treaty Body Database</w:t>
             </w:r>
           </w:p>
         </w:tc>
@@ -4941,19 +4917,16 @@
           </w:tcPr>
           <w:p>
             <w:pPr>
-              <w:keepNext/>
-              <w:spacing w:before="0" w:after="0" w:line="240" w:lineRule="auto"/>
-              <w:jc w:val="left"/>
-            </w:pPr>
-            <w:r>
-              <w:rPr>
-                <w:rFonts w:ascii="Times New Roman" w:hAnsi="Times New Roman" w:cs="Times New Roman" w:eastAsia="Times New Roman"/>
-                <w:b/>
-                <w:bCs/>
-                <w:sz w:val="28"/>
-                <w:szCs w:val="28"/>
-              </w:rPr>
-              <w:t xml:space="preserve">C.</w:t>
+              <w:spacing w:before="0" w:after="0" w:line="240" w:lineRule="auto"/>
+              <w:jc w:val="left"/>
+            </w:pPr>
+            <w:r>
+              <w:rPr>
+                <w:rFonts w:ascii="Times New Roman" w:hAnsi="Times New Roman" w:cs="Times New Roman" w:eastAsia="Times New Roman"/>
+                <w:sz w:val="28"/>
+                <w:szCs w:val="28"/>
+              </w:rPr>
+              <w:t xml:space="preserve">10.</w:t>
             </w:r>
           </w:p>
         </w:tc>
@@ -4963,19 +4936,30 @@
           </w:tcPr>
           <w:p>
             <w:pPr>
-              <w:keepNext/>
-              <w:spacing w:before="0" w:after="0" w:line="240" w:lineRule="auto"/>
-              <w:jc w:val="left"/>
-            </w:pPr>
-            <w:r>
-              <w:rPr>
-                <w:rFonts w:ascii="Times New Roman" w:hAnsi="Times New Roman" w:cs="Times New Roman" w:eastAsia="Times New Roman"/>
-                <w:b/>
-                <w:bCs/>
-                <w:sz w:val="28"/>
-                <w:szCs w:val="28"/>
-              </w:rPr>
-              <w:t xml:space="preserve">CONGRESSIONAL BILLS, RESOLUTIONS, AND COMMITTEE REPORTS</w:t>
+              <w:spacing w:before="0" w:after="0" w:line="240" w:lineRule="auto"/>
+              <w:jc w:val="left"/>
+            </w:pPr>
+            <w:r>
+              <w:rPr>
+                <w:rFonts w:ascii="Times New Roman" w:hAnsi="Times New Roman" w:cs="Times New Roman" w:eastAsia="Times New Roman"/>
+                <w:sz w:val="28"/>
+                <w:szCs w:val="28"/>
+              </w:rPr>
+              <w:t xml:space="preserve">Human Rights Comm., Concluding Observations: Philippines, U.N. Doc. CCPR/C/PHL/CO/4 (November 13, 2012).</w:t>
+            </w:r>
+          </w:p>
+          <w:p>
+            <w:pPr>
+              <w:spacing w:before="60" w:after="0" w:line="240" w:lineRule="auto"/>
+              <w:jc w:val="both"/>
+            </w:pPr>
+            <w:r>
+              <w:rPr>
+                <w:rFonts w:ascii="Times New Roman" w:hAnsi="Times New Roman" w:cs="Times New Roman" w:eastAsia="Times New Roman"/>
+                <w:sz w:val="28"/>
+                <w:szCs w:val="28"/>
+              </w:rPr>
+              <w:t xml:space="preserve">The Committee urged the Philippines to adopt a comprehensive anti-discrimination law that covers sexual orientation and gender identity, noting that the pending bill had not been passed.</w:t>
             </w:r>
           </w:p>
         </w:tc>
@@ -4985,10 +4969,17 @@
           </w:tcPr>
           <w:p>
             <w:pPr>
-              <w:keepNext/>
-              <w:spacing w:before="0" w:after="0" w:line="240" w:lineRule="auto"/>
-              <w:jc w:val="left"/>
-            </w:pPr>
+              <w:spacing w:before="0" w:after="0" w:line="240" w:lineRule="auto"/>
+              <w:jc w:val="left"/>
+            </w:pPr>
+            <w:r>
+              <w:rPr>
+                <w:rFonts w:ascii="Times New Roman" w:hAnsi="Times New Roman" w:cs="Times New Roman" w:eastAsia="Times New Roman"/>
+                <w:sz w:val="28"/>
+                <w:szCs w:val="28"/>
+              </w:rPr>
+              <w:t xml:space="preserve">Persuasive</w:t>
+            </w:r>
           </w:p>
         </w:tc>
         <w:tc>
@@ -4997,10 +4988,17 @@
           </w:tcPr>
           <w:p>
             <w:pPr>
-              <w:keepNext/>
-              <w:spacing w:before="0" w:after="0" w:line="240" w:lineRule="auto"/>
-              <w:jc w:val="left"/>
-            </w:pPr>
+              <w:spacing w:before="0" w:after="0" w:line="240" w:lineRule="auto"/>
+              <w:jc w:val="left"/>
+            </w:pPr>
+            <w:r>
+              <w:rPr>
+                <w:rFonts w:ascii="Times New Roman" w:hAnsi="Times New Roman" w:cs="Times New Roman" w:eastAsia="Times New Roman"/>
+                <w:sz w:val="28"/>
+                <w:szCs w:val="28"/>
+              </w:rPr>
+              <w:t xml:space="preserve">UN Treaty Body Database (tbinternet.ohchr.org); UN Digital Library</w:t>
+            </w:r>
           </w:p>
         </w:tc>
       </w:tr>
@@ -5023,7 +5021,7 @@
                 <w:sz w:val="28"/>
                 <w:szCs w:val="28"/>
               </w:rPr>
-              <w:t xml:space="preserve">1.</w:t>
+              <w:t xml:space="preserve">11.</w:t>
             </w:r>
           </w:p>
         </w:tc>
@@ -5042,7 +5040,7 @@
                 <w:sz w:val="28"/>
                 <w:szCs w:val="28"/>
               </w:rPr>
-              <w:t xml:space="preserve">S. No. 1600, 19th Cong., 1st Sess. (2022).</w:t>
+              <w:t xml:space="preserve">Human Rights Council Res. 17/19, U.N. Doc. A/HRC/RES/17/19 (June 17, 2011).</w:t>
             </w:r>
           </w:p>
           <w:p>
@@ -5056,7 +5054,7 @@
                 <w:sz w:val="28"/>
                 <w:szCs w:val="28"/>
               </w:rPr>
-              <w:t xml:space="preserve">The Senate’s consolidated “SOGIESC Equality Act,” which would penalize discrimination on the basis of sexual orientation, gender identity or expression, and sex characteristics, but which was never approved in plenary.</w:t>
+              <w:t xml:space="preserve">The first United Nations resolution on human rights, sexual orientation, and gender identity, expressing grave concern over violence and discrimination on these grounds.</w:t>
             </w:r>
           </w:p>
         </w:tc>
@@ -5094,7 +5092,7 @@
                 <w:sz w:val="28"/>
                 <w:szCs w:val="28"/>
               </w:rPr>
-              <w:t xml:space="preserve">Senate Legislative Information System (web.senate.gov.ph); Senate Legislative Reference Bureau</w:t>
+              <w:t xml:space="preserve">UN Digital Library; OHCHR website (ohchr.org)</w:t>
             </w:r>
           </w:p>
         </w:tc>
@@ -5118,7 +5116,7 @@
                 <w:sz w:val="28"/>
                 <w:szCs w:val="28"/>
               </w:rPr>
-              <w:t xml:space="preserve">2.</w:t>
+              <w:t xml:space="preserve">12.</w:t>
             </w:r>
           </w:p>
         </w:tc>
@@ -5137,7 +5135,7 @@
                 <w:sz w:val="28"/>
                 <w:szCs w:val="28"/>
               </w:rPr>
-              <w:t xml:space="preserve">Comm. on Women, Children, Family Relations and Gender Equality &amp; Comm. on Finance, S. Rpt. 15, 19th Cong., 1st Sess. (2022).</w:t>
+              <w:t xml:space="preserve">Human Rights Council Res. 32/2, U.N. Doc. A/HRC/RES/32/2 (June 30, 2016).</w:t>
             </w:r>
           </w:p>
           <w:p>
@@ -5151,7 +5149,7 @@
                 <w:sz w:val="28"/>
                 <w:szCs w:val="28"/>
               </w:rPr>
-              <w:t xml:space="preserve">The joint committee report recommending approval of S. No. 1600, signed by a majority of senators but referred back to the Committee on Rules after opposition from religious groups.</w:t>
+              <w:t xml:space="preserve">Created the mandate of the Independent Expert on protection against violence and discrimination based on sexual orientation and gender identity.</w:t>
             </w:r>
           </w:p>
         </w:tc>
@@ -5189,7 +5187,7 @@
                 <w:sz w:val="28"/>
                 <w:szCs w:val="28"/>
               </w:rPr>
-              <w:t xml:space="preserve">Senate Legislative Information System (web.senate.gov.ph); Senate Legislative Reference Bureau</w:t>
+              <w:t xml:space="preserve">UN Digital Library; OHCHR website (ohchr.org)</w:t>
             </w:r>
           </w:p>
         </w:tc>
@@ -5204,16 +5202,19 @@
           </w:tcPr>
           <w:p>
             <w:pPr>
-              <w:spacing w:before="0" w:after="0" w:line="240" w:lineRule="auto"/>
-              <w:jc w:val="left"/>
-            </w:pPr>
-            <w:r>
-              <w:rPr>
-                <w:rFonts w:ascii="Times New Roman" w:hAnsi="Times New Roman" w:cs="Times New Roman" w:eastAsia="Times New Roman"/>
-                <w:sz w:val="28"/>
-                <w:szCs w:val="28"/>
-              </w:rPr>
-              <w:t xml:space="preserve">3.</w:t>
+              <w:keepNext/>
+              <w:spacing w:before="0" w:after="0" w:line="240" w:lineRule="auto"/>
+              <w:jc w:val="left"/>
+            </w:pPr>
+            <w:r>
+              <w:rPr>
+                <w:rFonts w:ascii="Times New Roman" w:hAnsi="Times New Roman" w:cs="Times New Roman" w:eastAsia="Times New Roman"/>
+                <w:b/>
+                <w:bCs/>
+                <w:sz w:val="28"/>
+                <w:szCs w:val="28"/>
+              </w:rPr>
+              <w:t xml:space="preserve">D.</w:t>
             </w:r>
           </w:p>
         </w:tc>
@@ -5223,30 +5224,31 @@
           </w:tcPr>
           <w:p>
             <w:pPr>
-              <w:spacing w:before="0" w:after="0" w:line="240" w:lineRule="auto"/>
-              <w:jc w:val="left"/>
-            </w:pPr>
-            <w:r>
-              <w:rPr>
-                <w:rFonts w:ascii="Times New Roman" w:hAnsi="Times New Roman" w:cs="Times New Roman" w:eastAsia="Times New Roman"/>
-                <w:sz w:val="28"/>
-                <w:szCs w:val="28"/>
-              </w:rPr>
-              <w:t xml:space="preserve">S. No. 449, 19th Cong., 1st Sess. (2022).</w:t>
-            </w:r>
-          </w:p>
-          <w:p>
-            <w:pPr>
-              <w:spacing w:before="60" w:after="0" w:line="240" w:lineRule="auto"/>
-              <w:jc w:val="both"/>
-            </w:pPr>
-            <w:r>
-              <w:rPr>
-                <w:rFonts w:ascii="Times New Roman" w:hAnsi="Times New Roman" w:cs="Times New Roman" w:eastAsia="Times New Roman"/>
-                <w:sz w:val="28"/>
-                <w:szCs w:val="28"/>
-              </w:rPr>
-              <w:t xml:space="preserve">Senator Robinhood Padilla’s bill “Institutionalizing Civil Unions of Same Sex Couples, Establishing Their Rights and Obligations,” which would grant same-sex civil partners the benefits and protections enjoyed by married couples.</w:t>
+              <w:keepNext/>
+              <w:spacing w:before="0" w:after="0" w:line="240" w:lineRule="auto"/>
+              <w:jc w:val="left"/>
+            </w:pPr>
+            <w:r>
+              <w:rPr>
+                <w:rFonts w:ascii="Times New Roman" w:hAnsi="Times New Roman" w:cs="Times New Roman" w:eastAsia="Times New Roman"/>
+                <w:b/>
+                <w:bCs/>
+                <w:sz w:val="28"/>
+                <w:szCs w:val="28"/>
+              </w:rPr>
+              <w:t xml:space="preserve">JUDICIAL ISSUANCES OF THE SUPREME COURT </w:t>
+            </w:r>
+            <w:r>
+              <w:rPr>
+                <w:rFonts w:ascii="Times New Roman" w:hAnsi="Times New Roman" w:cs="Times New Roman" w:eastAsia="Times New Roman"/>
+                <w:b/>
+                <w:bCs/>
+                <w:i/>
+                <w:iCs/>
+                <w:sz w:val="28"/>
+                <w:szCs w:val="28"/>
+              </w:rPr>
+              <w:t xml:space="preserve">(same level as statutes)</w:t>
             </w:r>
           </w:p>
         </w:tc>
@@ -5256,17 +5258,10 @@
           </w:tcPr>
           <w:p>
             <w:pPr>
-              <w:spacing w:before="0" w:after="0" w:line="240" w:lineRule="auto"/>
-              <w:jc w:val="left"/>
-            </w:pPr>
-            <w:r>
-              <w:rPr>
-                <w:rFonts w:ascii="Times New Roman" w:hAnsi="Times New Roman" w:cs="Times New Roman" w:eastAsia="Times New Roman"/>
-                <w:sz w:val="28"/>
-                <w:szCs w:val="28"/>
-              </w:rPr>
-              <w:t xml:space="preserve">Persuasive</w:t>
-            </w:r>
+              <w:keepNext/>
+              <w:spacing w:before="0" w:after="0" w:line="240" w:lineRule="auto"/>
+              <w:jc w:val="left"/>
+            </w:pPr>
           </w:p>
         </w:tc>
         <w:tc>
@@ -5275,17 +5270,10 @@
           </w:tcPr>
           <w:p>
             <w:pPr>
-              <w:spacing w:before="0" w:after="0" w:line="240" w:lineRule="auto"/>
-              <w:jc w:val="left"/>
-            </w:pPr>
-            <w:r>
-              <w:rPr>
-                <w:rFonts w:ascii="Times New Roman" w:hAnsi="Times New Roman" w:cs="Times New Roman" w:eastAsia="Times New Roman"/>
-                <w:sz w:val="28"/>
-                <w:szCs w:val="28"/>
-              </w:rPr>
-              <w:t xml:space="preserve">Senate Legislative Information System (web.senate.gov.ph); Senate Legislative Reference Bureau</w:t>
-            </w:r>
+              <w:keepNext/>
+              <w:spacing w:before="0" w:after="0" w:line="240" w:lineRule="auto"/>
+              <w:jc w:val="left"/>
+            </w:pPr>
           </w:p>
         </w:tc>
       </w:tr>
@@ -5308,7 +5296,7 @@
                 <w:sz w:val="28"/>
                 <w:szCs w:val="28"/>
               </w:rPr>
-              <w:t xml:space="preserve">4.</w:t>
+              <w:t xml:space="preserve">1.</w:t>
             </w:r>
           </w:p>
         </w:tc>
@@ -5324,10 +5312,19 @@
             <w:r>
               <w:rPr>
                 <w:rFonts w:ascii="Times New Roman" w:hAnsi="Times New Roman" w:cs="Times New Roman" w:eastAsia="Times New Roman"/>
-                <w:sz w:val="28"/>
-                <w:szCs w:val="28"/>
-              </w:rPr>
-              <w:t xml:space="preserve">H. No. 1015, 19th Cong., 1st Sess. (2022).</w:t>
+                <w:smallCaps/>
+                <w:sz w:val="28"/>
+                <w:szCs w:val="28"/>
+              </w:rPr>
+              <w:t xml:space="preserve">Rules of Court</w:t>
+            </w:r>
+            <w:r>
+              <w:rPr>
+                <w:rFonts w:ascii="Times New Roman" w:hAnsi="Times New Roman" w:cs="Times New Roman" w:eastAsia="Times New Roman"/>
+                <w:sz w:val="28"/>
+                <w:szCs w:val="28"/>
+              </w:rPr>
+              <w:t xml:space="preserve">, Rule 108.</w:t>
             </w:r>
           </w:p>
           <w:p>
@@ -5341,7 +5338,43 @@
                 <w:sz w:val="28"/>
                 <w:szCs w:val="28"/>
               </w:rPr>
-              <w:t xml:space="preserve">The “Civil Partnership Act,” which would allow couples of the same or opposite sex to enter into civil partnerships with rights such as designating partners as beneficiaries and inheriting from them by intestate succession.</w:t>
+              <w:t xml:space="preserve">Provides the judicial procedure for the cancellation or correction of entries in the civil register, the remedy invoked in </w:t>
+            </w:r>
+            <w:r>
+              <w:rPr>
+                <w:rFonts w:ascii="Times New Roman" w:hAnsi="Times New Roman" w:cs="Times New Roman" w:eastAsia="Times New Roman"/>
+                <w:i/>
+                <w:iCs/>
+                <w:sz w:val="28"/>
+                <w:szCs w:val="28"/>
+              </w:rPr>
+              <w:t xml:space="preserve">Silverio</w:t>
+            </w:r>
+            <w:r>
+              <w:rPr>
+                <w:rFonts w:ascii="Times New Roman" w:hAnsi="Times New Roman" w:cs="Times New Roman" w:eastAsia="Times New Roman"/>
+                <w:sz w:val="28"/>
+                <w:szCs w:val="28"/>
+              </w:rPr>
+              <w:t xml:space="preserve"> and </w:t>
+            </w:r>
+            <w:r>
+              <w:rPr>
+                <w:rFonts w:ascii="Times New Roman" w:hAnsi="Times New Roman" w:cs="Times New Roman" w:eastAsia="Times New Roman"/>
+                <w:i/>
+                <w:iCs/>
+                <w:sz w:val="28"/>
+                <w:szCs w:val="28"/>
+              </w:rPr>
+              <w:t xml:space="preserve">Cagandahan</w:t>
+            </w:r>
+            <w:r>
+              <w:rPr>
+                <w:rFonts w:ascii="Times New Roman" w:hAnsi="Times New Roman" w:cs="Times New Roman" w:eastAsia="Times New Roman"/>
+                <w:sz w:val="28"/>
+                <w:szCs w:val="28"/>
+              </w:rPr>
+              <w:t xml:space="preserve"> to change the sex entry that determines capacity to marry under the Family Code.</w:t>
             </w:r>
           </w:p>
         </w:tc>
@@ -5360,7 +5393,7 @@
                 <w:sz w:val="28"/>
                 <w:szCs w:val="28"/>
               </w:rPr>
-              <w:t xml:space="preserve">Persuasive</w:t>
+              <w:t xml:space="preserve">Mandatory</w:t>
             </w:r>
           </w:p>
         </w:tc>
@@ -5379,7 +5412,7 @@
                 <w:sz w:val="28"/>
                 <w:szCs w:val="28"/>
               </w:rPr>
-              <w:t xml:space="preserve">House of Representatives Legislative Information System (congress.gov.ph)</w:t>
+              <w:t xml:space="preserve">Supreme Court E-Library; Supreme Court website (sc.judiciary.gov.ph); Supreme Court Library</w:t>
             </w:r>
           </w:p>
         </w:tc>
@@ -5403,7 +5436,7 @@
                 <w:sz w:val="28"/>
                 <w:szCs w:val="28"/>
               </w:rPr>
-              <w:t xml:space="preserve">5.</w:t>
+              <w:t xml:space="preserve">2.</w:t>
             </w:r>
           </w:p>
         </w:tc>
@@ -5419,10 +5452,19 @@
             <w:r>
               <w:rPr>
                 <w:rFonts w:ascii="Times New Roman" w:hAnsi="Times New Roman" w:cs="Times New Roman" w:eastAsia="Times New Roman"/>
-                <w:sz w:val="28"/>
-                <w:szCs w:val="28"/>
-              </w:rPr>
-              <w:t xml:space="preserve">H. No. 2264, 18th Cong., 1st Sess. (2019).</w:t>
+                <w:smallCaps/>
+                <w:sz w:val="28"/>
+                <w:szCs w:val="28"/>
+              </w:rPr>
+              <w:t xml:space="preserve">Void and Voidable Marriages Rule</w:t>
+            </w:r>
+            <w:r>
+              <w:rPr>
+                <w:rFonts w:ascii="Times New Roman" w:hAnsi="Times New Roman" w:cs="Times New Roman" w:eastAsia="Times New Roman"/>
+                <w:sz w:val="28"/>
+                <w:szCs w:val="28"/>
+              </w:rPr>
+              <w:t xml:space="preserve">, A.M. No. 02-11-10-SC, effective March 15, 2003.</w:t>
             </w:r>
           </w:p>
           <w:p>
@@ -5436,7 +5478,7 @@
                 <w:sz w:val="28"/>
                 <w:szCs w:val="28"/>
               </w:rPr>
-              <w:t xml:space="preserve">Representative Pantaleon Alvarez’s refiled Civil Partnership bill allowing couples of the same or opposite sex to form civil partnerships, which remained pending at the committee level.</w:t>
+              <w:t xml:space="preserve">Governs the procedure in petitions for declaration of nullity and annulment of marriage, including annulment actions grounded on the fraudulent concealment of homosexuality under Article 46 (4) of the Family Code.</w:t>
             </w:r>
           </w:p>
         </w:tc>
@@ -5455,7 +5497,7 @@
                 <w:sz w:val="28"/>
                 <w:szCs w:val="28"/>
               </w:rPr>
-              <w:t xml:space="preserve">Persuasive</w:t>
+              <w:t xml:space="preserve">Mandatory</w:t>
             </w:r>
           </w:p>
         </w:tc>
@@ -5474,7 +5516,7 @@
                 <w:sz w:val="28"/>
                 <w:szCs w:val="28"/>
               </w:rPr>
-              <w:t xml:space="preserve">House of Representatives Legislative Information System (congress.gov.ph)</w:t>
+              <w:t xml:space="preserve">Supreme Court E-Library; Supreme Court website (sc.judiciary.gov.ph); Supreme Court Library</w:t>
             </w:r>
           </w:p>
         </w:tc>
@@ -5498,7 +5540,7 @@
                 <w:sz w:val="28"/>
                 <w:szCs w:val="28"/>
               </w:rPr>
-              <w:t xml:space="preserve">6.</w:t>
+              <w:t xml:space="preserve">3.</w:t>
             </w:r>
           </w:p>
         </w:tc>
@@ -5514,10 +5556,19 @@
             <w:r>
               <w:rPr>
                 <w:rFonts w:ascii="Times New Roman" w:hAnsi="Times New Roman" w:cs="Times New Roman" w:eastAsia="Times New Roman"/>
-                <w:sz w:val="28"/>
-                <w:szCs w:val="28"/>
-              </w:rPr>
-              <w:t xml:space="preserve">H. No. 6595, 17th Cong., 2d Sess. (2017).</w:t>
+                <w:smallCaps/>
+                <w:sz w:val="28"/>
+                <w:szCs w:val="28"/>
+              </w:rPr>
+              <w:t xml:space="preserve">Legal Separation Rule</w:t>
+            </w:r>
+            <w:r>
+              <w:rPr>
+                <w:rFonts w:ascii="Times New Roman" w:hAnsi="Times New Roman" w:cs="Times New Roman" w:eastAsia="Times New Roman"/>
+                <w:sz w:val="28"/>
+                <w:szCs w:val="28"/>
+              </w:rPr>
+              <w:t xml:space="preserve">, A.M. No. 02-11-11-SC, effective March 15, 2003.</w:t>
             </w:r>
           </w:p>
           <w:p>
@@ -5531,7 +5582,7 @@
                 <w:sz w:val="28"/>
                 <w:szCs w:val="28"/>
               </w:rPr>
-              <w:t xml:space="preserve">The Civil Partnership Act filed by then Speaker Pantaleon Alvarez, proposing to extend the benefits and protections granted to spouses to same-sex and opposite-sex civil partners.</w:t>
+              <w:t xml:space="preserve">Governs petitions for legal separation, including those grounded on the lesbianism or homosexuality of the respondent under Article 55 (6) of the Family Code.</w:t>
             </w:r>
           </w:p>
         </w:tc>
@@ -5550,7 +5601,7 @@
                 <w:sz w:val="28"/>
                 <w:szCs w:val="28"/>
               </w:rPr>
-              <w:t xml:space="preserve">Persuasive</w:t>
+              <w:t xml:space="preserve">Mandatory</w:t>
             </w:r>
           </w:p>
         </w:tc>
@@ -5569,7 +5620,7 @@
                 <w:sz w:val="28"/>
                 <w:szCs w:val="28"/>
               </w:rPr>
-              <w:t xml:space="preserve">House of Representatives Legislative Information System (congress.gov.ph)</w:t>
+              <w:t xml:space="preserve">Supreme Court E-Library; Supreme Court website (sc.judiciary.gov.ph); Supreme Court Library</w:t>
             </w:r>
           </w:p>
         </w:tc>
@@ -5593,7 +5644,7 @@
                 <w:sz w:val="28"/>
                 <w:szCs w:val="28"/>
               </w:rPr>
-              <w:t xml:space="preserve">7.</w:t>
+              <w:t xml:space="preserve">4.</w:t>
             </w:r>
           </w:p>
         </w:tc>
@@ -5612,7 +5663,7 @@
                 <w:sz w:val="28"/>
                 <w:szCs w:val="28"/>
               </w:rPr>
-              <w:t xml:space="preserve">H. No. 4982, 17th Cong., 1st Sess. (2017).</w:t>
+              <w:t xml:space="preserve">New Code of Judicial Conduct for the Philippine Judiciary, A.M. No. 03-05-01-SC, Canon 5, secs. 1-2 (2004).</w:t>
             </w:r>
           </w:p>
           <w:p>
@@ -5626,7 +5677,25 @@
                 <w:sz w:val="28"/>
                 <w:szCs w:val="28"/>
               </w:rPr>
-              <w:t xml:space="preserve">The SOGIE Equality Act, approved by the House of Representatives on third reading on September 20, 2017 by a vote of 198–0, but never enacted after stalling in the Senate.</w:t>
+              <w:t xml:space="preserve">Requires judges to understand diversity in society and not to manifest bias or prejudice on irrelevant grounds, standards the Supreme Court enforced in </w:t>
+            </w:r>
+            <w:r>
+              <w:rPr>
+                <w:rFonts w:ascii="Times New Roman" w:hAnsi="Times New Roman" w:cs="Times New Roman" w:eastAsia="Times New Roman"/>
+                <w:i/>
+                <w:iCs/>
+                <w:sz w:val="28"/>
+                <w:szCs w:val="28"/>
+              </w:rPr>
+              <w:t xml:space="preserve">Espejon v. Lorredo</w:t>
+            </w:r>
+            <w:r>
+              <w:rPr>
+                <w:rFonts w:ascii="Times New Roman" w:hAnsi="Times New Roman" w:cs="Times New Roman" w:eastAsia="Times New Roman"/>
+                <w:sz w:val="28"/>
+                <w:szCs w:val="28"/>
+              </w:rPr>
+              <w:t xml:space="preserve"> against a judge who disparaged litigants’ same-sex relationship.</w:t>
             </w:r>
           </w:p>
         </w:tc>
@@ -5645,7 +5714,7 @@
                 <w:sz w:val="28"/>
                 <w:szCs w:val="28"/>
               </w:rPr>
-              <w:t xml:space="preserve">Persuasive</w:t>
+              <w:t xml:space="preserve">Mandatory</w:t>
             </w:r>
           </w:p>
         </w:tc>
@@ -5664,7 +5733,7 @@
                 <w:sz w:val="28"/>
                 <w:szCs w:val="28"/>
               </w:rPr>
-              <w:t xml:space="preserve">House of Representatives Legislative Information System (congress.gov.ph)</w:t>
+              <w:t xml:space="preserve">Supreme Court E-Library; Supreme Court website (sc.judiciary.gov.ph); Supreme Court Library</w:t>
             </w:r>
           </w:p>
         </w:tc>
@@ -5679,19 +5748,16 @@
           </w:tcPr>
           <w:p>
             <w:pPr>
-              <w:keepNext/>
-              <w:spacing w:before="0" w:after="0" w:line="240" w:lineRule="auto"/>
-              <w:jc w:val="left"/>
-            </w:pPr>
-            <w:r>
-              <w:rPr>
-                <w:rFonts w:ascii="Times New Roman" w:hAnsi="Times New Roman" w:cs="Times New Roman" w:eastAsia="Times New Roman"/>
-                <w:b/>
-                <w:bCs/>
-                <w:sz w:val="28"/>
-                <w:szCs w:val="28"/>
-              </w:rPr>
-              <w:t xml:space="preserve">D.</w:t>
+              <w:spacing w:before="0" w:after="0" w:line="240" w:lineRule="auto"/>
+              <w:jc w:val="left"/>
+            </w:pPr>
+            <w:r>
+              <w:rPr>
+                <w:rFonts w:ascii="Times New Roman" w:hAnsi="Times New Roman" w:cs="Times New Roman" w:eastAsia="Times New Roman"/>
+                <w:sz w:val="28"/>
+                <w:szCs w:val="28"/>
+              </w:rPr>
+              <w:t xml:space="preserve">5.</w:t>
             </w:r>
           </w:p>
         </w:tc>
@@ -5701,19 +5767,30 @@
           </w:tcPr>
           <w:p>
             <w:pPr>
-              <w:keepNext/>
-              <w:spacing w:before="0" w:after="0" w:line="240" w:lineRule="auto"/>
-              <w:jc w:val="left"/>
-            </w:pPr>
-            <w:r>
-              <w:rPr>
-                <w:rFonts w:ascii="Times New Roman" w:hAnsi="Times New Roman" w:cs="Times New Roman" w:eastAsia="Times New Roman"/>
-                <w:b/>
-                <w:bCs/>
-                <w:sz w:val="28"/>
-                <w:szCs w:val="28"/>
-              </w:rPr>
-              <w:t xml:space="preserve">EXECUTIVE AND ADMINISTRATIVE ISSUANCES (QUASI-LEGISLATIVE)</w:t>
+              <w:spacing w:before="0" w:after="0" w:line="240" w:lineRule="auto"/>
+              <w:jc w:val="left"/>
+            </w:pPr>
+            <w:r>
+              <w:rPr>
+                <w:rFonts w:ascii="Times New Roman" w:hAnsi="Times New Roman" w:cs="Times New Roman" w:eastAsia="Times New Roman"/>
+                <w:sz w:val="28"/>
+                <w:szCs w:val="28"/>
+              </w:rPr>
+              <w:t xml:space="preserve">Code of Professional Responsibility and Accountability, A.M. No. 22-09-01-SC, Canon V, sec. 1 (2023).</w:t>
+            </w:r>
+          </w:p>
+          <w:p>
+            <w:pPr>
+              <w:spacing w:before="60" w:after="0" w:line="240" w:lineRule="auto"/>
+              <w:jc w:val="both"/>
+            </w:pPr>
+            <w:r>
+              <w:rPr>
+                <w:rFonts w:ascii="Times New Roman" w:hAnsi="Times New Roman" w:cs="Times New Roman" w:eastAsia="Times New Roman"/>
+                <w:sz w:val="28"/>
+                <w:szCs w:val="28"/>
+              </w:rPr>
+              <w:t xml:space="preserve">Prohibits a lawyer from declining to represent a person solely on account of sexual orientation or gender identity, among other grounds, securing access to counsel for same-sex couples asserting their rights.</w:t>
             </w:r>
           </w:p>
         </w:tc>
@@ -5723,10 +5800,17 @@
           </w:tcPr>
           <w:p>
             <w:pPr>
-              <w:keepNext/>
-              <w:spacing w:before="0" w:after="0" w:line="240" w:lineRule="auto"/>
-              <w:jc w:val="left"/>
-            </w:pPr>
+              <w:spacing w:before="0" w:after="0" w:line="240" w:lineRule="auto"/>
+              <w:jc w:val="left"/>
+            </w:pPr>
+            <w:r>
+              <w:rPr>
+                <w:rFonts w:ascii="Times New Roman" w:hAnsi="Times New Roman" w:cs="Times New Roman" w:eastAsia="Times New Roman"/>
+                <w:sz w:val="28"/>
+                <w:szCs w:val="28"/>
+              </w:rPr>
+              <w:t xml:space="preserve">Mandatory</w:t>
+            </w:r>
           </w:p>
         </w:tc>
         <w:tc>
@@ -5735,10 +5819,17 @@
           </w:tcPr>
           <w:p>
             <w:pPr>
-              <w:keepNext/>
-              <w:spacing w:before="0" w:after="0" w:line="240" w:lineRule="auto"/>
-              <w:jc w:val="left"/>
-            </w:pPr>
+              <w:spacing w:before="0" w:after="0" w:line="240" w:lineRule="auto"/>
+              <w:jc w:val="left"/>
+            </w:pPr>
+            <w:r>
+              <w:rPr>
+                <w:rFonts w:ascii="Times New Roman" w:hAnsi="Times New Roman" w:cs="Times New Roman" w:eastAsia="Times New Roman"/>
+                <w:sz w:val="28"/>
+                <w:szCs w:val="28"/>
+              </w:rPr>
+              <w:t xml:space="preserve">Supreme Court E-Library; Supreme Court website (sc.judiciary.gov.ph); Supreme Court Library</w:t>
+            </w:r>
           </w:p>
         </w:tc>
       </w:tr>
@@ -5752,16 +5843,19 @@
           </w:tcPr>
           <w:p>
             <w:pPr>
-              <w:spacing w:before="0" w:after="0" w:line="240" w:lineRule="auto"/>
-              <w:jc w:val="left"/>
-            </w:pPr>
-            <w:r>
-              <w:rPr>
-                <w:rFonts w:ascii="Times New Roman" w:hAnsi="Times New Roman" w:cs="Times New Roman" w:eastAsia="Times New Roman"/>
-                <w:sz w:val="28"/>
-                <w:szCs w:val="28"/>
-              </w:rPr>
-              <w:t xml:space="preserve">1.</w:t>
+              <w:keepNext/>
+              <w:spacing w:before="0" w:after="0" w:line="240" w:lineRule="auto"/>
+              <w:jc w:val="left"/>
+            </w:pPr>
+            <w:r>
+              <w:rPr>
+                <w:rFonts w:ascii="Times New Roman" w:hAnsi="Times New Roman" w:cs="Times New Roman" w:eastAsia="Times New Roman"/>
+                <w:b/>
+                <w:bCs/>
+                <w:sz w:val="28"/>
+                <w:szCs w:val="28"/>
+              </w:rPr>
+              <w:t xml:space="preserve">E.</w:t>
             </w:r>
           </w:p>
         </w:tc>
@@ -5771,48 +5865,31 @@
           </w:tcPr>
           <w:p>
             <w:pPr>
-              <w:spacing w:before="0" w:after="0" w:line="240" w:lineRule="auto"/>
-              <w:jc w:val="left"/>
-            </w:pPr>
-            <w:r>
-              <w:rPr>
-                <w:rFonts w:ascii="Times New Roman" w:hAnsi="Times New Roman" w:cs="Times New Roman" w:eastAsia="Times New Roman"/>
-                <w:sz w:val="28"/>
-                <w:szCs w:val="28"/>
-              </w:rPr>
-              <w:t xml:space="preserve">CSC Res. No. 01-0940 (2001).</w:t>
-            </w:r>
-          </w:p>
-          <w:p>
-            <w:pPr>
-              <w:spacing w:before="60" w:after="0" w:line="240" w:lineRule="auto"/>
-              <w:jc w:val="both"/>
-            </w:pPr>
-            <w:r>
-              <w:rPr>
-                <w:rFonts w:ascii="Times New Roman" w:hAnsi="Times New Roman" w:cs="Times New Roman" w:eastAsia="Times New Roman"/>
-                <w:sz w:val="28"/>
-                <w:szCs w:val="28"/>
-              </w:rPr>
-              <w:t xml:space="preserve">The Administrative Disciplinary Rules on Sexual Harassment Cases classify degrading remarks or innuendoes directed at a person’s sexual orientation as an offense, a rule applied by the Supreme Court in </w:t>
-            </w:r>
-            <w:r>
-              <w:rPr>
-                <w:rFonts w:ascii="Times New Roman" w:hAnsi="Times New Roman" w:cs="Times New Roman" w:eastAsia="Times New Roman"/>
+              <w:keepNext/>
+              <w:spacing w:before="0" w:after="0" w:line="240" w:lineRule="auto"/>
+              <w:jc w:val="left"/>
+            </w:pPr>
+            <w:r>
+              <w:rPr>
+                <w:rFonts w:ascii="Times New Roman" w:hAnsi="Times New Roman" w:cs="Times New Roman" w:eastAsia="Times New Roman"/>
+                <w:b/>
+                <w:bCs/>
+                <w:sz w:val="28"/>
+                <w:szCs w:val="28"/>
+              </w:rPr>
+              <w:t xml:space="preserve">JUDICIAL DECISIONS OF THE SUPREME COURT </w:t>
+            </w:r>
+            <w:r>
+              <w:rPr>
+                <w:rFonts w:ascii="Times New Roman" w:hAnsi="Times New Roman" w:cs="Times New Roman" w:eastAsia="Times New Roman"/>
+                <w:b/>
+                <w:bCs/>
                 <w:i/>
                 <w:iCs/>
                 <w:sz w:val="28"/>
                 <w:szCs w:val="28"/>
               </w:rPr>
-              <w:t xml:space="preserve">Espejon v. Lorredo</w:t>
-            </w:r>
-            <w:r>
-              <w:rPr>
-                <w:rFonts w:ascii="Times New Roman" w:hAnsi="Times New Roman" w:cs="Times New Roman" w:eastAsia="Times New Roman"/>
-                <w:sz w:val="28"/>
-                <w:szCs w:val="28"/>
-              </w:rPr>
-              <w:t xml:space="preserve"> to a judge’s remarks against a same-sex couple.</w:t>
+              <w:t xml:space="preserve">(same level as statutes)</w:t>
             </w:r>
           </w:p>
         </w:tc>
@@ -5822,17 +5899,10 @@
           </w:tcPr>
           <w:p>
             <w:pPr>
-              <w:spacing w:before="0" w:after="0" w:line="240" w:lineRule="auto"/>
-              <w:jc w:val="left"/>
-            </w:pPr>
-            <w:r>
-              <w:rPr>
-                <w:rFonts w:ascii="Times New Roman" w:hAnsi="Times New Roman" w:cs="Times New Roman" w:eastAsia="Times New Roman"/>
-                <w:sz w:val="28"/>
-                <w:szCs w:val="28"/>
-              </w:rPr>
-              <w:t xml:space="preserve">Mandatory</w:t>
-            </w:r>
+              <w:keepNext/>
+              <w:spacing w:before="0" w:after="0" w:line="240" w:lineRule="auto"/>
+              <w:jc w:val="left"/>
+            </w:pPr>
           </w:p>
         </w:tc>
         <w:tc>
@@ -5841,17 +5911,10 @@
           </w:tcPr>
           <w:p>
             <w:pPr>
-              <w:spacing w:before="0" w:after="0" w:line="240" w:lineRule="auto"/>
-              <w:jc w:val="left"/>
-            </w:pPr>
-            <w:r>
-              <w:rPr>
-                <w:rFonts w:ascii="Times New Roman" w:hAnsi="Times New Roman" w:cs="Times New Roman" w:eastAsia="Times New Roman"/>
-                <w:sz w:val="28"/>
-                <w:szCs w:val="28"/>
-              </w:rPr>
-              <w:t xml:space="preserve">Civil Service Commission (csc.gov.ph); Office of the National Administrative Register (ONAR), U.P. Law Center</w:t>
-            </w:r>
+              <w:keepNext/>
+              <w:spacing w:before="0" w:after="0" w:line="240" w:lineRule="auto"/>
+              <w:jc w:val="left"/>
+            </w:pPr>
           </w:p>
         </w:tc>
       </w:tr>
@@ -5865,19 +5928,16 @@
           </w:tcPr>
           <w:p>
             <w:pPr>
-              <w:keepNext/>
-              <w:spacing w:before="0" w:after="0" w:line="240" w:lineRule="auto"/>
-              <w:jc w:val="left"/>
-            </w:pPr>
-            <w:r>
-              <w:rPr>
-                <w:rFonts w:ascii="Times New Roman" w:hAnsi="Times New Roman" w:cs="Times New Roman" w:eastAsia="Times New Roman"/>
-                <w:b/>
-                <w:bCs/>
-                <w:sz w:val="28"/>
-                <w:szCs w:val="28"/>
-              </w:rPr>
-              <w:t xml:space="preserve">E.</w:t>
+              <w:spacing w:before="0" w:after="0" w:line="240" w:lineRule="auto"/>
+              <w:jc w:val="left"/>
+            </w:pPr>
+            <w:r>
+              <w:rPr>
+                <w:rFonts w:ascii="Times New Roman" w:hAnsi="Times New Roman" w:cs="Times New Roman" w:eastAsia="Times New Roman"/>
+                <w:sz w:val="28"/>
+                <w:szCs w:val="28"/>
+              </w:rPr>
+              <w:t xml:space="preserve">1.</w:t>
             </w:r>
           </w:p>
         </w:tc>
@@ -5887,19 +5947,30 @@
           </w:tcPr>
           <w:p>
             <w:pPr>
-              <w:keepNext/>
-              <w:spacing w:before="0" w:after="0" w:line="240" w:lineRule="auto"/>
-              <w:jc w:val="left"/>
-            </w:pPr>
-            <w:r>
-              <w:rPr>
-                <w:rFonts w:ascii="Times New Roman" w:hAnsi="Times New Roman" w:cs="Times New Roman" w:eastAsia="Times New Roman"/>
-                <w:b/>
-                <w:bCs/>
-                <w:sz w:val="28"/>
-                <w:szCs w:val="28"/>
-              </w:rPr>
-              <w:t xml:space="preserve">EXECUTIVE AND ADMINISTRATIVE DECISIONS (QUASI-JUDICIAL)</w:t>
+              <w:spacing w:before="0" w:after="0" w:line="240" w:lineRule="auto"/>
+              <w:jc w:val="left"/>
+            </w:pPr>
+            <w:r>
+              <w:rPr>
+                <w:rFonts w:ascii="Times New Roman" w:hAnsi="Times New Roman" w:cs="Times New Roman" w:eastAsia="Times New Roman"/>
+                <w:sz w:val="28"/>
+                <w:szCs w:val="28"/>
+              </w:rPr>
+              <w:t xml:space="preserve">Falcis III v. Civil Registrar General, G.R. No. 217910, September 3, 2019.</w:t>
+            </w:r>
+          </w:p>
+          <w:p>
+            <w:pPr>
+              <w:spacing w:before="60" w:after="0" w:line="240" w:lineRule="auto"/>
+              <w:jc w:val="both"/>
+            </w:pPr>
+            <w:r>
+              <w:rPr>
+                <w:rFonts w:ascii="Times New Roman" w:hAnsi="Times New Roman" w:cs="Times New Roman" w:eastAsia="Times New Roman"/>
+                <w:sz w:val="28"/>
+                <w:szCs w:val="28"/>
+              </w:rPr>
+              <w:t xml:space="preserve">The Court En Banc dismissed the first petition to declare Family Code Articles 1, 2, 46 (4), and 55 (6) unconstitutional for lack of an actual case, lack of standing, and disregard of the hierarchy of courts, while noting that the Constitution does not restrict marriage on the basis of sex or sexual orientation and leaving the matter to Congress.</w:t>
             </w:r>
           </w:p>
         </w:tc>
@@ -5909,10 +5980,17 @@
           </w:tcPr>
           <w:p>
             <w:pPr>
-              <w:keepNext/>
-              <w:spacing w:before="0" w:after="0" w:line="240" w:lineRule="auto"/>
-              <w:jc w:val="left"/>
-            </w:pPr>
+              <w:spacing w:before="0" w:after="0" w:line="240" w:lineRule="auto"/>
+              <w:jc w:val="left"/>
+            </w:pPr>
+            <w:r>
+              <w:rPr>
+                <w:rFonts w:ascii="Times New Roman" w:hAnsi="Times New Roman" w:cs="Times New Roman" w:eastAsia="Times New Roman"/>
+                <w:sz w:val="28"/>
+                <w:szCs w:val="28"/>
+              </w:rPr>
+              <w:t xml:space="preserve">Mandatory</w:t>
+            </w:r>
           </w:p>
         </w:tc>
         <w:tc>
@@ -5921,10 +5999,17 @@
           </w:tcPr>
           <w:p>
             <w:pPr>
-              <w:keepNext/>
-              <w:spacing w:before="0" w:after="0" w:line="240" w:lineRule="auto"/>
-              <w:jc w:val="left"/>
-            </w:pPr>
+              <w:spacing w:before="0" w:after="0" w:line="240" w:lineRule="auto"/>
+              <w:jc w:val="left"/>
+            </w:pPr>
+            <w:r>
+              <w:rPr>
+                <w:rFonts w:ascii="Times New Roman" w:hAnsi="Times New Roman" w:cs="Times New Roman" w:eastAsia="Times New Roman"/>
+                <w:sz w:val="28"/>
+                <w:szCs w:val="28"/>
+              </w:rPr>
+              <w:t xml:space="preserve">Supreme Court E-Library; Supreme Court website (sc.judiciary.gov.ph)</w:t>
+            </w:r>
           </w:p>
         </w:tc>
       </w:tr>
@@ -5947,7 +6032,7 @@
                 <w:sz w:val="28"/>
                 <w:szCs w:val="28"/>
               </w:rPr>
-              <w:t xml:space="preserve">1.</w:t>
+              <w:t xml:space="preserve">2.</w:t>
             </w:r>
           </w:p>
         </w:tc>
@@ -5960,6 +6045,28 @@
               <w:spacing w:before="0" w:after="0" w:line="240" w:lineRule="auto"/>
               <w:jc w:val="left"/>
             </w:pPr>
+            <w:r>
+              <w:rPr>
+                <w:rFonts w:ascii="Times New Roman" w:hAnsi="Times New Roman" w:cs="Times New Roman" w:eastAsia="Times New Roman"/>
+                <w:sz w:val="28"/>
+                <w:szCs w:val="28"/>
+              </w:rPr>
+              <w:t xml:space="preserve">Garcia v. Drilon, G.R. No. 179267, June 25, 2013.</w:t>
+            </w:r>
+          </w:p>
+          <w:p>
+            <w:pPr>
+              <w:spacing w:before="60" w:after="0" w:line="240" w:lineRule="auto"/>
+              <w:jc w:val="both"/>
+            </w:pPr>
+            <w:r>
+              <w:rPr>
+                <w:rFonts w:ascii="Times New Roman" w:hAnsi="Times New Roman" w:cs="Times New Roman" w:eastAsia="Times New Roman"/>
+                <w:sz w:val="28"/>
+                <w:szCs w:val="28"/>
+              </w:rPr>
+              <w:t xml:space="preserve">In upholding R.A. No. 9262, the Court En Banc recognized that the law’s gender-neutral term “any person” may cover a woman offender in a lesbian relationship, a point later applied in </w:t>
+            </w:r>
             <w:r>
               <w:rPr>
                 <w:rFonts w:ascii="Times New Roman" w:hAnsi="Times New Roman" w:cs="Times New Roman" w:eastAsia="Times New Roman"/>
@@ -5968,29 +6075,15 @@
                 <w:sz w:val="28"/>
                 <w:szCs w:val="28"/>
               </w:rPr>
-              <w:t xml:space="preserve">In re</w:t>
-            </w:r>
-            <w:r>
-              <w:rPr>
-                <w:rFonts w:ascii="Times New Roman" w:hAnsi="Times New Roman" w:cs="Times New Roman" w:eastAsia="Times New Roman"/>
-                <w:sz w:val="28"/>
-                <w:szCs w:val="28"/>
-              </w:rPr>
-              <w:t xml:space="preserve"> Ang Ladlad LGBT Party, COMELEC SPP No. 09-228 (PL), November 11, 2009.</w:t>
-            </w:r>
-          </w:p>
-          <w:p>
-            <w:pPr>
-              <w:spacing w:before="60" w:after="0" w:line="240" w:lineRule="auto"/>
-              <w:jc w:val="both"/>
-            </w:pPr>
-            <w:r>
-              <w:rPr>
-                <w:rFonts w:ascii="Times New Roman" w:hAnsi="Times New Roman" w:cs="Times New Roman" w:eastAsia="Times New Roman"/>
-                <w:sz w:val="28"/>
-                <w:szCs w:val="28"/>
-              </w:rPr>
-              <w:t xml:space="preserve">The COMELEC Second Division denied an LGBT group’s petition for party-list registration on moral grounds, citing Biblical and Koranic passages, a ruling the Supreme Court later set aside.</w:t>
+              <w:t xml:space="preserve">Jacinto v. Fouts</w:t>
+            </w:r>
+            <w:r>
+              <w:rPr>
+                <w:rFonts w:ascii="Times New Roman" w:hAnsi="Times New Roman" w:cs="Times New Roman" w:eastAsia="Times New Roman"/>
+                <w:sz w:val="28"/>
+                <w:szCs w:val="28"/>
+              </w:rPr>
+              <w:t xml:space="preserve">.</w:t>
             </w:r>
           </w:p>
         </w:tc>
@@ -6009,7 +6102,7 @@
                 <w:sz w:val="28"/>
                 <w:szCs w:val="28"/>
               </w:rPr>
-              <w:t xml:space="preserve">Persuasive</w:t>
+              <w:t xml:space="preserve">Mandatory</w:t>
             </w:r>
           </w:p>
         </w:tc>
@@ -6028,25 +6121,7 @@
                 <w:sz w:val="28"/>
                 <w:szCs w:val="28"/>
               </w:rPr>
-              <w:t xml:space="preserve">Commission on Elections (deciding agency); quoted in </w:t>
-            </w:r>
-            <w:r>
-              <w:rPr>
-                <w:rFonts w:ascii="Times New Roman" w:hAnsi="Times New Roman" w:cs="Times New Roman" w:eastAsia="Times New Roman"/>
-                <w:i/>
-                <w:iCs/>
-                <w:sz w:val="28"/>
-                <w:szCs w:val="28"/>
-              </w:rPr>
-              <w:t xml:space="preserve">Ang Ladlad</w:t>
-            </w:r>
-            <w:r>
-              <w:rPr>
-                <w:rFonts w:ascii="Times New Roman" w:hAnsi="Times New Roman" w:cs="Times New Roman" w:eastAsia="Times New Roman"/>
-                <w:sz w:val="28"/>
-                <w:szCs w:val="28"/>
-              </w:rPr>
-              <w:t xml:space="preserve"> (Supreme Court E-Library)</w:t>
+              <w:t xml:space="preserve">Supreme Court E-Library; Supreme Court website (sc.judiciary.gov.ph)</w:t>
             </w:r>
           </w:p>
         </w:tc>
@@ -6070,7 +6145,7 @@
                 <w:sz w:val="28"/>
                 <w:szCs w:val="28"/>
               </w:rPr>
-              <w:t xml:space="preserve">2.</w:t>
+              <w:t xml:space="preserve">3.</w:t>
             </w:r>
           </w:p>
         </w:tc>
@@ -6083,6 +6158,28 @@
               <w:spacing w:before="0" w:after="0" w:line="240" w:lineRule="auto"/>
               <w:jc w:val="left"/>
             </w:pPr>
+            <w:r>
+              <w:rPr>
+                <w:rFonts w:ascii="Times New Roman" w:hAnsi="Times New Roman" w:cs="Times New Roman" w:eastAsia="Times New Roman"/>
+                <w:sz w:val="28"/>
+                <w:szCs w:val="28"/>
+              </w:rPr>
+              <w:t xml:space="preserve">Ang Ladlad LGBT Party v. Commission on Elections, 632 Phil. 32 (2010).</w:t>
+            </w:r>
+          </w:p>
+          <w:p>
+            <w:pPr>
+              <w:spacing w:before="60" w:after="0" w:line="240" w:lineRule="auto"/>
+              <w:jc w:val="both"/>
+            </w:pPr>
+            <w:r>
+              <w:rPr>
+                <w:rFonts w:ascii="Times New Roman" w:hAnsi="Times New Roman" w:cs="Times New Roman" w:eastAsia="Times New Roman"/>
+                <w:sz w:val="28"/>
+                <w:szCs w:val="28"/>
+              </w:rPr>
+              <w:t xml:space="preserve">The Court held that denying party-list accreditation to an LGBT group on religious and moral grounds violated the non-establishment clause, equal protection, and freedom of expression and association, while describing the Yogyakarta Principles as at best </w:t>
+            </w:r>
             <w:r>
               <w:rPr>
                 <w:rFonts w:ascii="Times New Roman" w:hAnsi="Times New Roman" w:cs="Times New Roman" w:eastAsia="Times New Roman"/>
@@ -6091,29 +6188,15 @@
                 <w:sz w:val="28"/>
                 <w:szCs w:val="28"/>
               </w:rPr>
-              <w:t xml:space="preserve">In re</w:t>
-            </w:r>
-            <w:r>
-              <w:rPr>
-                <w:rFonts w:ascii="Times New Roman" w:hAnsi="Times New Roman" w:cs="Times New Roman" w:eastAsia="Times New Roman"/>
-                <w:sz w:val="28"/>
-                <w:szCs w:val="28"/>
-              </w:rPr>
-              <w:t xml:space="preserve"> Ang Ladlad LGBT Party, COMELEC SPP No. 09-228 (PL), December 16, 2009.</w:t>
-            </w:r>
-          </w:p>
-          <w:p>
-            <w:pPr>
-              <w:spacing w:before="60" w:after="0" w:line="240" w:lineRule="auto"/>
-              <w:jc w:val="both"/>
-            </w:pPr>
-            <w:r>
-              <w:rPr>
-                <w:rFonts w:ascii="Times New Roman" w:hAnsi="Times New Roman" w:cs="Times New Roman" w:eastAsia="Times New Roman"/>
-                <w:sz w:val="28"/>
-                <w:szCs w:val="28"/>
-              </w:rPr>
-              <w:t xml:space="preserve">The COMELEC En Banc, in a divided vote, denied reconsideration, prompting the certiorari petition that produced the Supreme Court’s leading decision on LGBT equality.</w:t>
+              <w:t xml:space="preserve">de lege ferenda</w:t>
+            </w:r>
+            <w:r>
+              <w:rPr>
+                <w:rFonts w:ascii="Times New Roman" w:hAnsi="Times New Roman" w:cs="Times New Roman" w:eastAsia="Times New Roman"/>
+                <w:sz w:val="28"/>
+                <w:szCs w:val="28"/>
+              </w:rPr>
+              <w:t xml:space="preserve">.</w:t>
             </w:r>
           </w:p>
         </w:tc>
@@ -6132,7 +6215,7 @@
                 <w:sz w:val="28"/>
                 <w:szCs w:val="28"/>
               </w:rPr>
-              <w:t xml:space="preserve">Persuasive</w:t>
+              <w:t xml:space="preserve">Mandatory</w:t>
             </w:r>
           </w:p>
         </w:tc>
@@ -6151,25 +6234,7 @@
                 <w:sz w:val="28"/>
                 <w:szCs w:val="28"/>
               </w:rPr>
-              <w:t xml:space="preserve">Commission on Elections (deciding agency); quoted in </w:t>
-            </w:r>
-            <w:r>
-              <w:rPr>
-                <w:rFonts w:ascii="Times New Roman" w:hAnsi="Times New Roman" w:cs="Times New Roman" w:eastAsia="Times New Roman"/>
-                <w:i/>
-                <w:iCs/>
-                <w:sz w:val="28"/>
-                <w:szCs w:val="28"/>
-              </w:rPr>
-              <w:t xml:space="preserve">Ang Ladlad</w:t>
-            </w:r>
-            <w:r>
-              <w:rPr>
-                <w:rFonts w:ascii="Times New Roman" w:hAnsi="Times New Roman" w:cs="Times New Roman" w:eastAsia="Times New Roman"/>
-                <w:sz w:val="28"/>
-                <w:szCs w:val="28"/>
-              </w:rPr>
-              <w:t xml:space="preserve"> (Supreme Court E-Library)</w:t>
+              <w:t xml:space="preserve">Philippine Reports, vol. 632; Supreme Court E-Library</w:t>
             </w:r>
           </w:p>
         </w:tc>
@@ -6184,19 +6249,16 @@
           </w:tcPr>
           <w:p>
             <w:pPr>
-              <w:keepNext/>
-              <w:spacing w:before="0" w:after="0" w:line="240" w:lineRule="auto"/>
-              <w:jc w:val="left"/>
-            </w:pPr>
-            <w:r>
-              <w:rPr>
-                <w:rFonts w:ascii="Times New Roman" w:hAnsi="Times New Roman" w:cs="Times New Roman" w:eastAsia="Times New Roman"/>
-                <w:b/>
-                <w:bCs/>
-                <w:sz w:val="28"/>
-                <w:szCs w:val="28"/>
-              </w:rPr>
-              <w:t xml:space="preserve">F.</w:t>
+              <w:spacing w:before="0" w:after="0" w:line="240" w:lineRule="auto"/>
+              <w:jc w:val="left"/>
+            </w:pPr>
+            <w:r>
+              <w:rPr>
+                <w:rFonts w:ascii="Times New Roman" w:hAnsi="Times New Roman" w:cs="Times New Roman" w:eastAsia="Times New Roman"/>
+                <w:sz w:val="28"/>
+                <w:szCs w:val="28"/>
+              </w:rPr>
+              <w:t xml:space="preserve">4.</w:t>
             </w:r>
           </w:p>
         </w:tc>
@@ -6206,19 +6268,30 @@
           </w:tcPr>
           <w:p>
             <w:pPr>
-              <w:keepNext/>
-              <w:spacing w:before="0" w:after="0" w:line="240" w:lineRule="auto"/>
-              <w:jc w:val="left"/>
-            </w:pPr>
-            <w:r>
-              <w:rPr>
-                <w:rFonts w:ascii="Times New Roman" w:hAnsi="Times New Roman" w:cs="Times New Roman" w:eastAsia="Times New Roman"/>
-                <w:b/>
-                <w:bCs/>
-                <w:sz w:val="28"/>
-                <w:szCs w:val="28"/>
-              </w:rPr>
-              <w:t xml:space="preserve">JUDICIAL ISSUANCES (SUPREME COURT)</w:t>
+              <w:spacing w:before="0" w:after="0" w:line="240" w:lineRule="auto"/>
+              <w:jc w:val="left"/>
+            </w:pPr>
+            <w:r>
+              <w:rPr>
+                <w:rFonts w:ascii="Times New Roman" w:hAnsi="Times New Roman" w:cs="Times New Roman" w:eastAsia="Times New Roman"/>
+                <w:sz w:val="28"/>
+                <w:szCs w:val="28"/>
+              </w:rPr>
+              <w:t xml:space="preserve">Estrada v. Escritor, 455 Phil. 411 (2003); 525 Phil. 110 (2006).</w:t>
+            </w:r>
+          </w:p>
+          <w:p>
+            <w:pPr>
+              <w:spacing w:before="60" w:after="0" w:line="240" w:lineRule="auto"/>
+              <w:jc w:val="both"/>
+            </w:pPr>
+            <w:r>
+              <w:rPr>
+                <w:rFonts w:ascii="Times New Roman" w:hAnsi="Times New Roman" w:cs="Times New Roman" w:eastAsia="Times New Roman"/>
+                <w:sz w:val="28"/>
+                <w:szCs w:val="28"/>
+              </w:rPr>
+              <w:t xml:space="preserve">Adopted benevolent neutrality and the compelling state interest test in resolving a religiously sanctioned non-marital union, the framework for weighing religious claims on both sides of the same-sex marriage debate.</w:t>
             </w:r>
           </w:p>
         </w:tc>
@@ -6228,10 +6301,17 @@
           </w:tcPr>
           <w:p>
             <w:pPr>
-              <w:keepNext/>
-              <w:spacing w:before="0" w:after="0" w:line="240" w:lineRule="auto"/>
-              <w:jc w:val="left"/>
-            </w:pPr>
+              <w:spacing w:before="0" w:after="0" w:line="240" w:lineRule="auto"/>
+              <w:jc w:val="left"/>
+            </w:pPr>
+            <w:r>
+              <w:rPr>
+                <w:rFonts w:ascii="Times New Roman" w:hAnsi="Times New Roman" w:cs="Times New Roman" w:eastAsia="Times New Roman"/>
+                <w:sz w:val="28"/>
+                <w:szCs w:val="28"/>
+              </w:rPr>
+              <w:t xml:space="preserve">Mandatory</w:t>
+            </w:r>
           </w:p>
         </w:tc>
         <w:tc>
@@ -6240,10 +6320,17 @@
           </w:tcPr>
           <w:p>
             <w:pPr>
-              <w:keepNext/>
-              <w:spacing w:before="0" w:after="0" w:line="240" w:lineRule="auto"/>
-              <w:jc w:val="left"/>
-            </w:pPr>
+              <w:spacing w:before="0" w:after="0" w:line="240" w:lineRule="auto"/>
+              <w:jc w:val="left"/>
+            </w:pPr>
+            <w:r>
+              <w:rPr>
+                <w:rFonts w:ascii="Times New Roman" w:hAnsi="Times New Roman" w:cs="Times New Roman" w:eastAsia="Times New Roman"/>
+                <w:sz w:val="28"/>
+                <w:szCs w:val="28"/>
+              </w:rPr>
+              <w:t xml:space="preserve">Philippine Reports, vols. 455 &amp; 525; Supreme Court E-Library</w:t>
+            </w:r>
           </w:p>
         </w:tc>
       </w:tr>
@@ -6266,7 +6353,7 @@
                 <w:sz w:val="28"/>
                 <w:szCs w:val="28"/>
               </w:rPr>
-              <w:t xml:space="preserve">1.</w:t>
+              <w:t xml:space="preserve">5.</w:t>
             </w:r>
           </w:p>
         </w:tc>
@@ -6282,19 +6369,10 @@
             <w:r>
               <w:rPr>
                 <w:rFonts w:ascii="Times New Roman" w:hAnsi="Times New Roman" w:cs="Times New Roman" w:eastAsia="Times New Roman"/>
-                <w:smallCaps/>
-                <w:sz w:val="28"/>
-                <w:szCs w:val="28"/>
-              </w:rPr>
-              <w:t xml:space="preserve">Rules of Court</w:t>
-            </w:r>
-            <w:r>
-              <w:rPr>
-                <w:rFonts w:ascii="Times New Roman" w:hAnsi="Times New Roman" w:cs="Times New Roman" w:eastAsia="Times New Roman"/>
-                <w:sz w:val="28"/>
-                <w:szCs w:val="28"/>
-              </w:rPr>
-              <w:t xml:space="preserve">, Rule 108.</w:t>
+                <w:sz w:val="28"/>
+                <w:szCs w:val="28"/>
+              </w:rPr>
+              <w:t xml:space="preserve">Goitia v. Campos Rueda, 35 Phil. 252 (1916).</w:t>
             </w:r>
           </w:p>
           <w:p>
@@ -6308,43 +6386,7 @@
                 <w:sz w:val="28"/>
                 <w:szCs w:val="28"/>
               </w:rPr>
-              <w:t xml:space="preserve">Provides the judicial procedure for the cancellation or correction of entries in the civil register, the remedy invoked in </w:t>
-            </w:r>
-            <w:r>
-              <w:rPr>
-                <w:rFonts w:ascii="Times New Roman" w:hAnsi="Times New Roman" w:cs="Times New Roman" w:eastAsia="Times New Roman"/>
-                <w:i/>
-                <w:iCs/>
-                <w:sz w:val="28"/>
-                <w:szCs w:val="28"/>
-              </w:rPr>
-              <w:t xml:space="preserve">Silverio</w:t>
-            </w:r>
-            <w:r>
-              <w:rPr>
-                <w:rFonts w:ascii="Times New Roman" w:hAnsi="Times New Roman" w:cs="Times New Roman" w:eastAsia="Times New Roman"/>
-                <w:sz w:val="28"/>
-                <w:szCs w:val="28"/>
-              </w:rPr>
-              <w:t xml:space="preserve"> and </w:t>
-            </w:r>
-            <w:r>
-              <w:rPr>
-                <w:rFonts w:ascii="Times New Roman" w:hAnsi="Times New Roman" w:cs="Times New Roman" w:eastAsia="Times New Roman"/>
-                <w:i/>
-                <w:iCs/>
-                <w:sz w:val="28"/>
-                <w:szCs w:val="28"/>
-              </w:rPr>
-              <w:t xml:space="preserve">Cagandahan</w:t>
-            </w:r>
-            <w:r>
-              <w:rPr>
-                <w:rFonts w:ascii="Times New Roman" w:hAnsi="Times New Roman" w:cs="Times New Roman" w:eastAsia="Times New Roman"/>
-                <w:sz w:val="28"/>
-                <w:szCs w:val="28"/>
-              </w:rPr>
-              <w:t xml:space="preserve"> to change the sex entry that determines capacity to marry under the Family Code.</w:t>
+              <w:t xml:space="preserve">Described marriage as “something more than a mere contract,” a relation whose rights and duties rest on the general law rather than on the parties’ agreement, a characterization central to whether the State may redefine who may marry.</w:t>
             </w:r>
           </w:p>
         </w:tc>
@@ -6382,7 +6424,7 @@
                 <w:sz w:val="28"/>
                 <w:szCs w:val="28"/>
               </w:rPr>
-              <w:t xml:space="preserve">Supreme Court E-Library; Supreme Court website (sc.judiciary.gov.ph); Supreme Court Library</w:t>
+              <w:t xml:space="preserve">Philippine Reports, vol. 35; Supreme Court E-Library</w:t>
             </w:r>
           </w:p>
         </w:tc>
@@ -6406,7 +6448,7 @@
                 <w:sz w:val="28"/>
                 <w:szCs w:val="28"/>
               </w:rPr>
-              <w:t xml:space="preserve">2.</w:t>
+              <w:t xml:space="preserve">6.</w:t>
             </w:r>
           </w:p>
         </w:tc>
@@ -6422,19 +6464,10 @@
             <w:r>
               <w:rPr>
                 <w:rFonts w:ascii="Times New Roman" w:hAnsi="Times New Roman" w:cs="Times New Roman" w:eastAsia="Times New Roman"/>
-                <w:smallCaps/>
-                <w:sz w:val="28"/>
-                <w:szCs w:val="28"/>
-              </w:rPr>
-              <w:t xml:space="preserve">Void and Voidable Marriages Rule</w:t>
-            </w:r>
-            <w:r>
-              <w:rPr>
-                <w:rFonts w:ascii="Times New Roman" w:hAnsi="Times New Roman" w:cs="Times New Roman" w:eastAsia="Times New Roman"/>
-                <w:sz w:val="28"/>
-                <w:szCs w:val="28"/>
-              </w:rPr>
-              <w:t xml:space="preserve">, A.M. No. 02-11-10-SC, effective March 15, 2003.</w:t>
+                <w:sz w:val="28"/>
+                <w:szCs w:val="28"/>
+              </w:rPr>
+              <w:t xml:space="preserve">Josef v. Ursua, G.R. No. 267469, February 5, 2025.</w:t>
             </w:r>
           </w:p>
           <w:p>
@@ -6448,7 +6481,7 @@
                 <w:sz w:val="28"/>
                 <w:szCs w:val="28"/>
               </w:rPr>
-              <w:t xml:space="preserve">Governs the procedure in petitions for declaration of nullity and annulment of marriage, including annulment actions grounded on the fraudulent concealment of homosexuality under Article 46 (4) of the Family Code.</w:t>
+              <w:t xml:space="preserve">The Court held that the property relations of cohabiting same-sex partners are governed by Article 148 of the Family Code, so that a partner who proves actual contribution is a co-owner, while stating that broader protection for same-sex couples is for Congress to provide.</w:t>
             </w:r>
           </w:p>
         </w:tc>
@@ -6486,7 +6519,7 @@
                 <w:sz w:val="28"/>
                 <w:szCs w:val="28"/>
               </w:rPr>
-              <w:t xml:space="preserve">Supreme Court E-Library; Supreme Court website (sc.judiciary.gov.ph); Supreme Court Library</w:t>
+              <w:t xml:space="preserve">Supreme Court E-Library; Supreme Court website (sc.judiciary.gov.ph)</w:t>
             </w:r>
           </w:p>
         </w:tc>
@@ -6510,7 +6543,7 @@
                 <w:sz w:val="28"/>
                 <w:szCs w:val="28"/>
               </w:rPr>
-              <w:t xml:space="preserve">3.</w:t>
+              <w:t xml:space="preserve">7.</w:t>
             </w:r>
           </w:p>
         </w:tc>
@@ -6526,19 +6559,10 @@
             <w:r>
               <w:rPr>
                 <w:rFonts w:ascii="Times New Roman" w:hAnsi="Times New Roman" w:cs="Times New Roman" w:eastAsia="Times New Roman"/>
-                <w:smallCaps/>
-                <w:sz w:val="28"/>
-                <w:szCs w:val="28"/>
-              </w:rPr>
-              <w:t xml:space="preserve">Legal Separation Rule</w:t>
-            </w:r>
-            <w:r>
-              <w:rPr>
-                <w:rFonts w:ascii="Times New Roman" w:hAnsi="Times New Roman" w:cs="Times New Roman" w:eastAsia="Times New Roman"/>
-                <w:sz w:val="28"/>
-                <w:szCs w:val="28"/>
-              </w:rPr>
-              <w:t xml:space="preserve">, A.M. No. 02-11-11-SC, effective March 15, 2003.</w:t>
+                <w:sz w:val="28"/>
+                <w:szCs w:val="28"/>
+              </w:rPr>
+              <w:t xml:space="preserve">Salva-Roldan v. Roldan, G.R. No. 268109, March 3, 2025.</w:t>
             </w:r>
           </w:p>
           <w:p>
@@ -6552,7 +6576,7 @@
                 <w:sz w:val="28"/>
                 <w:szCs w:val="28"/>
               </w:rPr>
-              <w:t xml:space="preserve">Governs petitions for legal separation, including those grounded on the lesbianism or homosexuality of the respondent under Article 55 (6) of the Family Code.</w:t>
+              <w:t xml:space="preserve">The Court annulled a marriage on the ground of the husband’s fraudulent concealment of his homosexuality under Article 45 (3) in relation to Article 46 (4), reiterating that concealment, not homosexuality itself, vitiates consent.</w:t>
             </w:r>
           </w:p>
         </w:tc>
@@ -6590,7 +6614,7 @@
                 <w:sz w:val="28"/>
                 <w:szCs w:val="28"/>
               </w:rPr>
-              <w:t xml:space="preserve">Supreme Court E-Library; Supreme Court website (sc.judiciary.gov.ph); Supreme Court Library</w:t>
+              <w:t xml:space="preserve">Supreme Court E-Library; Supreme Court website (sc.judiciary.gov.ph)</w:t>
             </w:r>
           </w:p>
         </w:tc>
@@ -6614,7 +6638,7 @@
                 <w:sz w:val="28"/>
                 <w:szCs w:val="28"/>
               </w:rPr>
-              <w:t xml:space="preserve">4.</w:t>
+              <w:t xml:space="preserve">8.</w:t>
             </w:r>
           </w:p>
         </w:tc>
@@ -6633,7 +6657,7 @@
                 <w:sz w:val="28"/>
                 <w:szCs w:val="28"/>
               </w:rPr>
-              <w:t xml:space="preserve">New Code of Judicial Conduct for the Philippine Judiciary, A.M. No. 03-05-01-SC, Canon 5, secs. 1-2 (2004).</w:t>
+              <w:t xml:space="preserve">Jacinto v. Fouts, G.R. No. 250627 (Resolution), December 7, 2022.</w:t>
             </w:r>
           </w:p>
           <w:p>
@@ -6647,7 +6671,7 @@
                 <w:sz w:val="28"/>
                 <w:szCs w:val="28"/>
               </w:rPr>
-              <w:t xml:space="preserve">Requires judges to understand diversity in society and not to manifest bias or prejudice on irrelevant grounds, standards the Supreme Court enforced in </w:t>
+              <w:t xml:space="preserve">The Court sustained a prosecution under R.A. No. 9262 between former female live-in partners, holding that the law’s application to lesbian relationships had already been settled in </w:t>
             </w:r>
             <w:r>
               <w:rPr>
@@ -6657,15 +6681,15 @@
                 <w:sz w:val="28"/>
                 <w:szCs w:val="28"/>
               </w:rPr>
-              <w:t xml:space="preserve">Espejon v. Lorredo</w:t>
-            </w:r>
-            <w:r>
-              <w:rPr>
-                <w:rFonts w:ascii="Times New Roman" w:hAnsi="Times New Roman" w:cs="Times New Roman" w:eastAsia="Times New Roman"/>
-                <w:sz w:val="28"/>
-                <w:szCs w:val="28"/>
-              </w:rPr>
-              <w:t xml:space="preserve"> against a judge who disparaged litigants’ same-sex relationship.</w:t>
+              <w:t xml:space="preserve">Garcia v. Drilon</w:t>
+            </w:r>
+            <w:r>
+              <w:rPr>
+                <w:rFonts w:ascii="Times New Roman" w:hAnsi="Times New Roman" w:cs="Times New Roman" w:eastAsia="Times New Roman"/>
+                <w:sz w:val="28"/>
+                <w:szCs w:val="28"/>
+              </w:rPr>
+              <w:t xml:space="preserve">.</w:t>
             </w:r>
           </w:p>
         </w:tc>
@@ -6703,7 +6727,7 @@
                 <w:sz w:val="28"/>
                 <w:szCs w:val="28"/>
               </w:rPr>
-              <w:t xml:space="preserve">Supreme Court E-Library; Supreme Court website (sc.judiciary.gov.ph); Supreme Court Library</w:t>
+              <w:t xml:space="preserve">Supreme Court E-Library; Supreme Court website (sc.judiciary.gov.ph)</w:t>
             </w:r>
           </w:p>
         </w:tc>
@@ -6727,7 +6751,7 @@
                 <w:sz w:val="28"/>
                 <w:szCs w:val="28"/>
               </w:rPr>
-              <w:t xml:space="preserve">5.</w:t>
+              <w:t xml:space="preserve">9.</w:t>
             </w:r>
           </w:p>
         </w:tc>
@@ -6746,7 +6770,7 @@
                 <w:sz w:val="28"/>
                 <w:szCs w:val="28"/>
               </w:rPr>
-              <w:t xml:space="preserve">Code of Professional Responsibility and Accountability, A.M. No. 22-09-01-SC, Canon V, sec. 1 (2023).</w:t>
+              <w:t xml:space="preserve">Espejon v. Lorredo, A.M. No. MTJ-22-007, March 9, 2022.</w:t>
             </w:r>
           </w:p>
           <w:p>
@@ -6760,7 +6784,7 @@
                 <w:sz w:val="28"/>
                 <w:szCs w:val="28"/>
               </w:rPr>
-              <w:t xml:space="preserve">Prohibits a lawyer from declining to represent a person solely on account of sexual orientation or gender identity, among other grounds, securing access to counsel for same-sex couples asserting their rights.</w:t>
+              <w:t xml:space="preserve">The Court suspended and fined a judge for homophobic remarks against litigants on account of their perceived same-sex relationship, finding a violation of the New Code of Judicial Conduct and work-related sexual harassment.</w:t>
             </w:r>
           </w:p>
         </w:tc>
@@ -6798,7 +6822,7 @@
                 <w:sz w:val="28"/>
                 <w:szCs w:val="28"/>
               </w:rPr>
-              <w:t xml:space="preserve">Supreme Court E-Library; Supreme Court website (sc.judiciary.gov.ph); Supreme Court Library</w:t>
+              <w:t xml:space="preserve">Supreme Court E-Library; Supreme Court website (sc.judiciary.gov.ph)</w:t>
             </w:r>
           </w:p>
         </w:tc>
@@ -6813,19 +6837,16 @@
           </w:tcPr>
           <w:p>
             <w:pPr>
-              <w:keepNext/>
-              <w:spacing w:before="0" w:after="0" w:line="240" w:lineRule="auto"/>
-              <w:jc w:val="left"/>
-            </w:pPr>
-            <w:r>
-              <w:rPr>
-                <w:rFonts w:ascii="Times New Roman" w:hAnsi="Times New Roman" w:cs="Times New Roman" w:eastAsia="Times New Roman"/>
-                <w:b/>
-                <w:bCs/>
-                <w:sz w:val="28"/>
-                <w:szCs w:val="28"/>
-              </w:rPr>
-              <w:t xml:space="preserve">G.</w:t>
+              <w:spacing w:before="0" w:after="0" w:line="240" w:lineRule="auto"/>
+              <w:jc w:val="left"/>
+            </w:pPr>
+            <w:r>
+              <w:rPr>
+                <w:rFonts w:ascii="Times New Roman" w:hAnsi="Times New Roman" w:cs="Times New Roman" w:eastAsia="Times New Roman"/>
+                <w:sz w:val="28"/>
+                <w:szCs w:val="28"/>
+              </w:rPr>
+              <w:t xml:space="preserve">10.</w:t>
             </w:r>
           </w:p>
         </w:tc>
@@ -6835,19 +6856,30 @@
           </w:tcPr>
           <w:p>
             <w:pPr>
-              <w:keepNext/>
-              <w:spacing w:before="0" w:after="0" w:line="240" w:lineRule="auto"/>
-              <w:jc w:val="left"/>
-            </w:pPr>
-            <w:r>
-              <w:rPr>
-                <w:rFonts w:ascii="Times New Roman" w:hAnsi="Times New Roman" w:cs="Times New Roman" w:eastAsia="Times New Roman"/>
-                <w:b/>
-                <w:bCs/>
-                <w:sz w:val="28"/>
-                <w:szCs w:val="28"/>
-              </w:rPr>
-              <w:t xml:space="preserve">JUDICIAL DECISIONS</w:t>
+              <w:spacing w:before="0" w:after="0" w:line="240" w:lineRule="auto"/>
+              <w:jc w:val="left"/>
+            </w:pPr>
+            <w:r>
+              <w:rPr>
+                <w:rFonts w:ascii="Times New Roman" w:hAnsi="Times New Roman" w:cs="Times New Roman" w:eastAsia="Times New Roman"/>
+                <w:sz w:val="28"/>
+                <w:szCs w:val="28"/>
+              </w:rPr>
+              <w:t xml:space="preserve">Republic v. Cagandahan, 586 Phil. 637 (2008).</w:t>
+            </w:r>
+          </w:p>
+          <w:p>
+            <w:pPr>
+              <w:spacing w:before="60" w:after="0" w:line="240" w:lineRule="auto"/>
+              <w:jc w:val="both"/>
+            </w:pPr>
+            <w:r>
+              <w:rPr>
+                <w:rFonts w:ascii="Times New Roman" w:hAnsi="Times New Roman" w:cs="Times New Roman" w:eastAsia="Times New Roman"/>
+                <w:sz w:val="28"/>
+                <w:szCs w:val="28"/>
+              </w:rPr>
+              <w:t xml:space="preserve">The Court allowed an intersex person with congenital adrenal hyperplasia to change the registered sex from female to male and the registered name, bearing on how “male” and “female” are determined for purposes of capacity to marry.</w:t>
             </w:r>
           </w:p>
         </w:tc>
@@ -6857,10 +6889,17 @@
           </w:tcPr>
           <w:p>
             <w:pPr>
-              <w:keepNext/>
-              <w:spacing w:before="0" w:after="0" w:line="240" w:lineRule="auto"/>
-              <w:jc w:val="left"/>
-            </w:pPr>
+              <w:spacing w:before="0" w:after="0" w:line="240" w:lineRule="auto"/>
+              <w:jc w:val="left"/>
+            </w:pPr>
+            <w:r>
+              <w:rPr>
+                <w:rFonts w:ascii="Times New Roman" w:hAnsi="Times New Roman" w:cs="Times New Roman" w:eastAsia="Times New Roman"/>
+                <w:sz w:val="28"/>
+                <w:szCs w:val="28"/>
+              </w:rPr>
+              <w:t xml:space="preserve">Mandatory</w:t>
+            </w:r>
           </w:p>
         </w:tc>
         <w:tc>
@@ -6869,10 +6908,17 @@
           </w:tcPr>
           <w:p>
             <w:pPr>
-              <w:keepNext/>
-              <w:spacing w:before="0" w:after="0" w:line="240" w:lineRule="auto"/>
-              <w:jc w:val="left"/>
-            </w:pPr>
+              <w:spacing w:before="0" w:after="0" w:line="240" w:lineRule="auto"/>
+              <w:jc w:val="left"/>
+            </w:pPr>
+            <w:r>
+              <w:rPr>
+                <w:rFonts w:ascii="Times New Roman" w:hAnsi="Times New Roman" w:cs="Times New Roman" w:eastAsia="Times New Roman"/>
+                <w:sz w:val="28"/>
+                <w:szCs w:val="28"/>
+              </w:rPr>
+              <w:t xml:space="preserve">Philippine Reports, vol. 586; Supreme Court E-Library</w:t>
+            </w:r>
           </w:p>
         </w:tc>
       </w:tr>
@@ -6895,7 +6941,7 @@
                 <w:sz w:val="28"/>
                 <w:szCs w:val="28"/>
               </w:rPr>
-              <w:t xml:space="preserve">1.</w:t>
+              <w:t xml:space="preserve">11.</w:t>
             </w:r>
           </w:p>
         </w:tc>
@@ -6914,7 +6960,7 @@
                 <w:sz w:val="28"/>
                 <w:szCs w:val="28"/>
               </w:rPr>
-              <w:t xml:space="preserve">Falcis III v. Civil Registrar General, G.R. No. 217910, September 3, 2019.</w:t>
+              <w:t xml:space="preserve">Almelor v. Regional Trial Court of Las Piñas City, G.R. No. 179620, August 26, 2008.</w:t>
             </w:r>
           </w:p>
           <w:p>
@@ -6928,7 +6974,25 @@
                 <w:sz w:val="28"/>
                 <w:szCs w:val="28"/>
               </w:rPr>
-              <w:t xml:space="preserve">The Court En Banc dismissed the first petition to declare Family Code Articles 1, 2, 46 (4), and 55 (6) unconstitutional for lack of an actual case, lack of standing, and disregard of the hierarchy of courts, while noting that the Constitution does not restrict marriage on the basis of sex or sexual orientation and leaving the matter to Congress.</w:t>
+              <w:t xml:space="preserve">The Court ruled that it is the concealment of homosexuality, not homosexuality </w:t>
+            </w:r>
+            <w:r>
+              <w:rPr>
+                <w:rFonts w:ascii="Times New Roman" w:hAnsi="Times New Roman" w:cs="Times New Roman" w:eastAsia="Times New Roman"/>
+                <w:i/>
+                <w:iCs/>
+                <w:sz w:val="28"/>
+                <w:szCs w:val="28"/>
+              </w:rPr>
+              <w:t xml:space="preserve">per se</w:t>
+            </w:r>
+            <w:r>
+              <w:rPr>
+                <w:rFonts w:ascii="Times New Roman" w:hAnsi="Times New Roman" w:cs="Times New Roman" w:eastAsia="Times New Roman"/>
+                <w:sz w:val="28"/>
+                <w:szCs w:val="28"/>
+              </w:rPr>
+              <w:t xml:space="preserve">, that constitutes fraud under Article 46 (4), and found the evidence insufficient to annul the marriage.</w:t>
             </w:r>
           </w:p>
         </w:tc>
@@ -6990,7 +7054,7 @@
                 <w:sz w:val="28"/>
                 <w:szCs w:val="28"/>
               </w:rPr>
-              <w:t xml:space="preserve">2.</w:t>
+              <w:t xml:space="preserve">12.</w:t>
             </w:r>
           </w:p>
         </w:tc>
@@ -7009,7 +7073,7 @@
                 <w:sz w:val="28"/>
                 <w:szCs w:val="28"/>
               </w:rPr>
-              <w:t xml:space="preserve">Garcia v. Drilon, G.R. No. 179267, June 25, 2013.</w:t>
+              <w:t xml:space="preserve">Silverio v. Republic, 562 Phil. 953 (2007).</w:t>
             </w:r>
           </w:p>
           <w:p>
@@ -7023,25 +7087,7 @@
                 <w:sz w:val="28"/>
                 <w:szCs w:val="28"/>
               </w:rPr>
-              <w:t xml:space="preserve">In upholding R.A. No. 9262, the Court En Banc recognized that the law’s gender-neutral term “any person” may cover a woman offender in a lesbian relationship, a point later applied in </w:t>
-            </w:r>
-            <w:r>
-              <w:rPr>
-                <w:rFonts w:ascii="Times New Roman" w:hAnsi="Times New Roman" w:cs="Times New Roman" w:eastAsia="Times New Roman"/>
-                <w:i/>
-                <w:iCs/>
-                <w:sz w:val="28"/>
-                <w:szCs w:val="28"/>
-              </w:rPr>
-              <w:t xml:space="preserve">Jacinto v. Fouts</w:t>
-            </w:r>
-            <w:r>
-              <w:rPr>
-                <w:rFonts w:ascii="Times New Roman" w:hAnsi="Times New Roman" w:cs="Times New Roman" w:eastAsia="Times New Roman"/>
-                <w:sz w:val="28"/>
-                <w:szCs w:val="28"/>
-              </w:rPr>
-              <w:t xml:space="preserve">.</w:t>
+              <w:t xml:space="preserve">The Court denied a transsexual woman’s petition to change the name and sex entries in her birth certificate, reasoning that no law allows it and that granting it would permit a union between two persons of the same birth sex despite marriage being between a man and a woman.</w:t>
             </w:r>
           </w:p>
         </w:tc>
@@ -7079,7 +7125,7 @@
                 <w:sz w:val="28"/>
                 <w:szCs w:val="28"/>
               </w:rPr>
-              <w:t xml:space="preserve">Supreme Court E-Library; Supreme Court website (sc.judiciary.gov.ph)</w:t>
+              <w:t xml:space="preserve">Philippine Reports, vol. 562; Supreme Court E-Library</w:t>
             </w:r>
           </w:p>
         </w:tc>
@@ -7094,105 +7140,57 @@
           </w:tcPr>
           <w:p>
             <w:pPr>
-              <w:spacing w:before="0" w:after="0" w:line="240" w:lineRule="auto"/>
-              <w:jc w:val="left"/>
-            </w:pPr>
-            <w:r>
-              <w:rPr>
-                <w:rFonts w:ascii="Times New Roman" w:hAnsi="Times New Roman" w:cs="Times New Roman" w:eastAsia="Times New Roman"/>
-                <w:sz w:val="28"/>
-                <w:szCs w:val="28"/>
-              </w:rPr>
-              <w:t xml:space="preserve">3.</w:t>
-            </w:r>
-          </w:p>
-        </w:tc>
-        <w:tc>
-          <w:tcPr>
-            <w:tcW w:w="9800" w:type="dxa"/>
-          </w:tcPr>
-          <w:p>
-            <w:pPr>
-              <w:spacing w:before="0" w:after="0" w:line="240" w:lineRule="auto"/>
-              <w:jc w:val="left"/>
-            </w:pPr>
-            <w:r>
-              <w:rPr>
-                <w:rFonts w:ascii="Times New Roman" w:hAnsi="Times New Roman" w:cs="Times New Roman" w:eastAsia="Times New Roman"/>
-                <w:sz w:val="28"/>
-                <w:szCs w:val="28"/>
-              </w:rPr>
-              <w:t xml:space="preserve">Ang Ladlad LGBT Party v. Commission on Elections, 632 Phil. 32 (2010).</w:t>
-            </w:r>
-          </w:p>
-          <w:p>
-            <w:pPr>
-              <w:spacing w:before="60" w:after="0" w:line="240" w:lineRule="auto"/>
+              <w:keepNext/>
+              <w:spacing w:before="0" w:after="0" w:line="240" w:lineRule="auto"/>
+              <w:jc w:val="left"/>
+            </w:pPr>
+          </w:p>
+        </w:tc>
+        <w:tc>
+          <w:tcPr>
+            <w:tcW w:w="16425" w:type="dxa"/>
+            <w:gridSpan w:val="3"/>
+          </w:tcPr>
+          <w:p>
+            <w:pPr>
+              <w:keepNext/>
+              <w:spacing w:before="0" w:after="0" w:line="240" w:lineRule="auto"/>
               <w:jc w:val="both"/>
             </w:pPr>
             <w:r>
               <w:rPr>
                 <w:rFonts w:ascii="Times New Roman" w:hAnsi="Times New Roman" w:cs="Times New Roman" w:eastAsia="Times New Roman"/>
-                <w:sz w:val="28"/>
-                <w:szCs w:val="28"/>
-              </w:rPr>
-              <w:t xml:space="preserve">The Court held that denying party-list accreditation to an LGBT group on religious and moral grounds violated the non-establishment clause, equal protection, and freedom of expression and association, while describing the Yogyakarta Principles as at best </w:t>
-            </w:r>
-            <w:r>
-              <w:rPr>
-                <w:rFonts w:ascii="Times New Roman" w:hAnsi="Times New Roman" w:cs="Times New Roman" w:eastAsia="Times New Roman"/>
-                <w:i/>
-                <w:iCs/>
-                <w:sz w:val="28"/>
-                <w:szCs w:val="28"/>
-              </w:rPr>
-              <w:t xml:space="preserve">de lege ferenda</w:t>
-            </w:r>
-            <w:r>
-              <w:rPr>
-                <w:rFonts w:ascii="Times New Roman" w:hAnsi="Times New Roman" w:cs="Times New Roman" w:eastAsia="Times New Roman"/>
-                <w:sz w:val="28"/>
-                <w:szCs w:val="28"/>
-              </w:rPr>
-              <w:t xml:space="preserve">.</w:t>
-            </w:r>
-          </w:p>
-        </w:tc>
-        <w:tc>
-          <w:tcPr>
-            <w:tcW w:w="2400" w:type="dxa"/>
-          </w:tcPr>
-          <w:p>
-            <w:pPr>
-              <w:spacing w:before="0" w:after="0" w:line="240" w:lineRule="auto"/>
-              <w:jc w:val="left"/>
-            </w:pPr>
-            <w:r>
-              <w:rPr>
-                <w:rFonts w:ascii="Times New Roman" w:hAnsi="Times New Roman" w:cs="Times New Roman" w:eastAsia="Times New Roman"/>
-                <w:sz w:val="28"/>
-                <w:szCs w:val="28"/>
-              </w:rPr>
-              <w:t xml:space="preserve">Mandatory</w:t>
-            </w:r>
-          </w:p>
-        </w:tc>
-        <w:tc>
-          <w:tcPr>
-            <w:tcW w:w="4225" w:type="dxa"/>
-          </w:tcPr>
-          <w:p>
-            <w:pPr>
-              <w:spacing w:before="0" w:after="0" w:line="240" w:lineRule="auto"/>
-              <w:jc w:val="left"/>
-            </w:pPr>
-            <w:r>
-              <w:rPr>
-                <w:rFonts w:ascii="Times New Roman" w:hAnsi="Times New Roman" w:cs="Times New Roman" w:eastAsia="Times New Roman"/>
-                <w:sz w:val="28"/>
-                <w:szCs w:val="28"/>
-              </w:rPr>
-              <w:t xml:space="preserve">Philippine Reports, vol. 632; Supreme Court E-Library</w:t>
+                <w:b/>
+                <w:bCs/>
+                <w:sz w:val="28"/>
+                <w:szCs w:val="28"/>
+              </w:rPr>
+              <w:t xml:space="preserve">THIRD LEVEL: EXECUTIVE AND ADMINISTRATIVE ISSUANCES AND DECISIONS, AND CONGRESSIONAL RESOLUTIONS (F to H).</w:t>
+            </w:r>
+            <w:r>
+              <w:rPr>
+                <w:rFonts w:ascii="Times New Roman" w:hAnsi="Times New Roman" w:cs="Times New Roman" w:eastAsia="Times New Roman"/>
+                <w:sz w:val="28"/>
+                <w:szCs w:val="28"/>
+              </w:rPr>
+              <w:t xml:space="preserve"> Administrative or executive acts, orders, and regulations are valid only when they are not contrary to the laws or the Constitution (</w:t>
+            </w:r>
+            <w:r>
+              <w:rPr>
+                <w:rFonts w:ascii="Times New Roman" w:hAnsi="Times New Roman" w:cs="Times New Roman" w:eastAsia="Times New Roman"/>
+                <w:smallCaps/>
+                <w:sz w:val="28"/>
+                <w:szCs w:val="28"/>
+              </w:rPr>
+              <w:t xml:space="preserve">Civil Code</w:t>
+            </w:r>
+            <w:r>
+              <w:rPr>
+                <w:rFonts w:ascii="Times New Roman" w:hAnsi="Times New Roman" w:cs="Times New Roman" w:eastAsia="Times New Roman"/>
+                <w:sz w:val="28"/>
+                <w:szCs w:val="28"/>
+              </w:rPr>
+              <w:t xml:space="preserve">, art. 7). Bills, committee reports, and simple resolutions are not law and are persuasive only.</w:t>
             </w:r>
           </w:p>
         </w:tc>
@@ -7207,16 +7205,19 @@
           </w:tcPr>
           <w:p>
             <w:pPr>
-              <w:spacing w:before="0" w:after="0" w:line="240" w:lineRule="auto"/>
-              <w:jc w:val="left"/>
-            </w:pPr>
-            <w:r>
-              <w:rPr>
-                <w:rFonts w:ascii="Times New Roman" w:hAnsi="Times New Roman" w:cs="Times New Roman" w:eastAsia="Times New Roman"/>
-                <w:sz w:val="28"/>
-                <w:szCs w:val="28"/>
-              </w:rPr>
-              <w:t xml:space="preserve">4.</w:t>
+              <w:keepNext/>
+              <w:spacing w:before="0" w:after="0" w:line="240" w:lineRule="auto"/>
+              <w:jc w:val="left"/>
+            </w:pPr>
+            <w:r>
+              <w:rPr>
+                <w:rFonts w:ascii="Times New Roman" w:hAnsi="Times New Roman" w:cs="Times New Roman" w:eastAsia="Times New Roman"/>
+                <w:b/>
+                <w:bCs/>
+                <w:sz w:val="28"/>
+                <w:szCs w:val="28"/>
+              </w:rPr>
+              <w:t xml:space="preserve">F.</w:t>
             </w:r>
           </w:p>
         </w:tc>
@@ -7226,30 +7227,19 @@
           </w:tcPr>
           <w:p>
             <w:pPr>
-              <w:spacing w:before="0" w:after="0" w:line="240" w:lineRule="auto"/>
-              <w:jc w:val="left"/>
-            </w:pPr>
-            <w:r>
-              <w:rPr>
-                <w:rFonts w:ascii="Times New Roman" w:hAnsi="Times New Roman" w:cs="Times New Roman" w:eastAsia="Times New Roman"/>
-                <w:sz w:val="28"/>
-                <w:szCs w:val="28"/>
-              </w:rPr>
-              <w:t xml:space="preserve">Estrada v. Escritor, 455 Phil. 411 (2003); 525 Phil. 110 (2006).</w:t>
-            </w:r>
-          </w:p>
-          <w:p>
-            <w:pPr>
-              <w:spacing w:before="60" w:after="0" w:line="240" w:lineRule="auto"/>
-              <w:jc w:val="both"/>
-            </w:pPr>
-            <w:r>
-              <w:rPr>
-                <w:rFonts w:ascii="Times New Roman" w:hAnsi="Times New Roman" w:cs="Times New Roman" w:eastAsia="Times New Roman"/>
-                <w:sz w:val="28"/>
-                <w:szCs w:val="28"/>
-              </w:rPr>
-              <w:t xml:space="preserve">Adopted benevolent neutrality and the compelling state interest test in resolving a religiously sanctioned non-marital union, the framework for weighing religious claims on both sides of the same-sex marriage debate.</w:t>
+              <w:keepNext/>
+              <w:spacing w:before="0" w:after="0" w:line="240" w:lineRule="auto"/>
+              <w:jc w:val="left"/>
+            </w:pPr>
+            <w:r>
+              <w:rPr>
+                <w:rFonts w:ascii="Times New Roman" w:hAnsi="Times New Roman" w:cs="Times New Roman" w:eastAsia="Times New Roman"/>
+                <w:b/>
+                <w:bCs/>
+                <w:sz w:val="28"/>
+                <w:szCs w:val="28"/>
+              </w:rPr>
+              <w:t xml:space="preserve">EXECUTIVE AND ADMINISTRATIVE ISSUANCES (QUASI-LEGISLATIVE)</w:t>
             </w:r>
           </w:p>
         </w:tc>
@@ -7259,17 +7249,10 @@
           </w:tcPr>
           <w:p>
             <w:pPr>
-              <w:spacing w:before="0" w:after="0" w:line="240" w:lineRule="auto"/>
-              <w:jc w:val="left"/>
-            </w:pPr>
-            <w:r>
-              <w:rPr>
-                <w:rFonts w:ascii="Times New Roman" w:hAnsi="Times New Roman" w:cs="Times New Roman" w:eastAsia="Times New Roman"/>
-                <w:sz w:val="28"/>
-                <w:szCs w:val="28"/>
-              </w:rPr>
-              <w:t xml:space="preserve">Mandatory</w:t>
-            </w:r>
+              <w:keepNext/>
+              <w:spacing w:before="0" w:after="0" w:line="240" w:lineRule="auto"/>
+              <w:jc w:val="left"/>
+            </w:pPr>
           </w:p>
         </w:tc>
         <w:tc>
@@ -7278,17 +7261,10 @@
           </w:tcPr>
           <w:p>
             <w:pPr>
-              <w:spacing w:before="0" w:after="0" w:line="240" w:lineRule="auto"/>
-              <w:jc w:val="left"/>
-            </w:pPr>
-            <w:r>
-              <w:rPr>
-                <w:rFonts w:ascii="Times New Roman" w:hAnsi="Times New Roman" w:cs="Times New Roman" w:eastAsia="Times New Roman"/>
-                <w:sz w:val="28"/>
-                <w:szCs w:val="28"/>
-              </w:rPr>
-              <w:t xml:space="preserve">Philippine Reports, vols. 455 &amp; 525; Supreme Court E-Library</w:t>
-            </w:r>
+              <w:keepNext/>
+              <w:spacing w:before="0" w:after="0" w:line="240" w:lineRule="auto"/>
+              <w:jc w:val="left"/>
+            </w:pPr>
           </w:p>
         </w:tc>
       </w:tr>
@@ -7311,7 +7287,7 @@
                 <w:sz w:val="28"/>
                 <w:szCs w:val="28"/>
               </w:rPr>
-              <w:t xml:space="preserve">5.</w:t>
+              <w:t xml:space="preserve">1.</w:t>
             </w:r>
           </w:p>
         </w:tc>
@@ -7330,7 +7306,7 @@
                 <w:sz w:val="28"/>
                 <w:szCs w:val="28"/>
               </w:rPr>
-              <w:t xml:space="preserve">Goitia v. Campos Rueda, 35 Phil. 252 (1916).</w:t>
+              <w:t xml:space="preserve">CSC Res. No. 01-0940 (2001).</w:t>
             </w:r>
           </w:p>
           <w:p>
@@ -7344,7 +7320,25 @@
                 <w:sz w:val="28"/>
                 <w:szCs w:val="28"/>
               </w:rPr>
-              <w:t xml:space="preserve">Described marriage as “something more than a mere contract,” a relation whose rights and duties rest on the general law rather than on the parties’ agreement, a characterization central to whether the State may redefine who may marry.</w:t>
+              <w:t xml:space="preserve">The Administrative Disciplinary Rules on Sexual Harassment Cases classify degrading remarks or innuendoes directed at a person’s sexual orientation as an offense, a rule applied by the Supreme Court in </w:t>
+            </w:r>
+            <w:r>
+              <w:rPr>
+                <w:rFonts w:ascii="Times New Roman" w:hAnsi="Times New Roman" w:cs="Times New Roman" w:eastAsia="Times New Roman"/>
+                <w:i/>
+                <w:iCs/>
+                <w:sz w:val="28"/>
+                <w:szCs w:val="28"/>
+              </w:rPr>
+              <w:t xml:space="preserve">Espejon v. Lorredo</w:t>
+            </w:r>
+            <w:r>
+              <w:rPr>
+                <w:rFonts w:ascii="Times New Roman" w:hAnsi="Times New Roman" w:cs="Times New Roman" w:eastAsia="Times New Roman"/>
+                <w:sz w:val="28"/>
+                <w:szCs w:val="28"/>
+              </w:rPr>
+              <w:t xml:space="preserve"> to a judge’s remarks against a same-sex couple.</w:t>
             </w:r>
           </w:p>
         </w:tc>
@@ -7382,7 +7376,7 @@
                 <w:sz w:val="28"/>
                 <w:szCs w:val="28"/>
               </w:rPr>
-              <w:t xml:space="preserve">Philippine Reports, vol. 35; Supreme Court E-Library</w:t>
+              <w:t xml:space="preserve">Civil Service Commission (csc.gov.ph); Office of the National Administrative Register (ONAR), U.P. Law Center</w:t>
             </w:r>
           </w:p>
         </w:tc>
@@ -7397,16 +7391,19 @@
           </w:tcPr>
           <w:p>
             <w:pPr>
-              <w:spacing w:before="0" w:after="0" w:line="240" w:lineRule="auto"/>
-              <w:jc w:val="left"/>
-            </w:pPr>
-            <w:r>
-              <w:rPr>
-                <w:rFonts w:ascii="Times New Roman" w:hAnsi="Times New Roman" w:cs="Times New Roman" w:eastAsia="Times New Roman"/>
-                <w:sz w:val="28"/>
-                <w:szCs w:val="28"/>
-              </w:rPr>
-              <w:t xml:space="preserve">6.</w:t>
+              <w:keepNext/>
+              <w:spacing w:before="0" w:after="0" w:line="240" w:lineRule="auto"/>
+              <w:jc w:val="left"/>
+            </w:pPr>
+            <w:r>
+              <w:rPr>
+                <w:rFonts w:ascii="Times New Roman" w:hAnsi="Times New Roman" w:cs="Times New Roman" w:eastAsia="Times New Roman"/>
+                <w:b/>
+                <w:bCs/>
+                <w:sz w:val="28"/>
+                <w:szCs w:val="28"/>
+              </w:rPr>
+              <w:t xml:space="preserve">G.</w:t>
             </w:r>
           </w:p>
         </w:tc>
@@ -7416,30 +7413,31 @@
           </w:tcPr>
           <w:p>
             <w:pPr>
-              <w:spacing w:before="0" w:after="0" w:line="240" w:lineRule="auto"/>
-              <w:jc w:val="left"/>
-            </w:pPr>
-            <w:r>
-              <w:rPr>
-                <w:rFonts w:ascii="Times New Roman" w:hAnsi="Times New Roman" w:cs="Times New Roman" w:eastAsia="Times New Roman"/>
-                <w:sz w:val="28"/>
-                <w:szCs w:val="28"/>
-              </w:rPr>
-              <w:t xml:space="preserve">Josef v. Ursua, G.R. No. 267469, February 5, 2025.</w:t>
-            </w:r>
-          </w:p>
-          <w:p>
-            <w:pPr>
-              <w:spacing w:before="60" w:after="0" w:line="240" w:lineRule="auto"/>
-              <w:jc w:val="both"/>
-            </w:pPr>
-            <w:r>
-              <w:rPr>
-                <w:rFonts w:ascii="Times New Roman" w:hAnsi="Times New Roman" w:cs="Times New Roman" w:eastAsia="Times New Roman"/>
-                <w:sz w:val="28"/>
-                <w:szCs w:val="28"/>
-              </w:rPr>
-              <w:t xml:space="preserve">The Court held that the property relations of cohabiting same-sex partners are governed by Article 148 of the Family Code, so that a partner who proves actual contribution is a co-owner, while stating that broader protection for same-sex couples is for Congress to provide.</w:t>
+              <w:keepNext/>
+              <w:spacing w:before="0" w:after="0" w:line="240" w:lineRule="auto"/>
+              <w:jc w:val="left"/>
+            </w:pPr>
+            <w:r>
+              <w:rPr>
+                <w:rFonts w:ascii="Times New Roman" w:hAnsi="Times New Roman" w:cs="Times New Roman" w:eastAsia="Times New Roman"/>
+                <w:b/>
+                <w:bCs/>
+                <w:sz w:val="28"/>
+                <w:szCs w:val="28"/>
+              </w:rPr>
+              <w:t xml:space="preserve">EXECUTIVE AND ADMINISTRATIVE DECISIONS (QUASI-JUDICIAL) </w:t>
+            </w:r>
+            <w:r>
+              <w:rPr>
+                <w:rFonts w:ascii="Times New Roman" w:hAnsi="Times New Roman" w:cs="Times New Roman" w:eastAsia="Times New Roman"/>
+                <w:b/>
+                <w:bCs/>
+                <w:i/>
+                <w:iCs/>
+                <w:sz w:val="28"/>
+                <w:szCs w:val="28"/>
+              </w:rPr>
+              <w:t xml:space="preserve">(same level as executive and administrative issuances)</w:t>
             </w:r>
           </w:p>
         </w:tc>
@@ -7449,17 +7447,10 @@
           </w:tcPr>
           <w:p>
             <w:pPr>
-              <w:spacing w:before="0" w:after="0" w:line="240" w:lineRule="auto"/>
-              <w:jc w:val="left"/>
-            </w:pPr>
-            <w:r>
-              <w:rPr>
-                <w:rFonts w:ascii="Times New Roman" w:hAnsi="Times New Roman" w:cs="Times New Roman" w:eastAsia="Times New Roman"/>
-                <w:sz w:val="28"/>
-                <w:szCs w:val="28"/>
-              </w:rPr>
-              <w:t xml:space="preserve">Mandatory</w:t>
-            </w:r>
+              <w:keepNext/>
+              <w:spacing w:before="0" w:after="0" w:line="240" w:lineRule="auto"/>
+              <w:jc w:val="left"/>
+            </w:pPr>
           </w:p>
         </w:tc>
         <w:tc>
@@ -7468,17 +7459,10 @@
           </w:tcPr>
           <w:p>
             <w:pPr>
-              <w:spacing w:before="0" w:after="0" w:line="240" w:lineRule="auto"/>
-              <w:jc w:val="left"/>
-            </w:pPr>
-            <w:r>
-              <w:rPr>
-                <w:rFonts w:ascii="Times New Roman" w:hAnsi="Times New Roman" w:cs="Times New Roman" w:eastAsia="Times New Roman"/>
-                <w:sz w:val="28"/>
-                <w:szCs w:val="28"/>
-              </w:rPr>
-              <w:t xml:space="preserve">Supreme Court E-Library; Supreme Court website (sc.judiciary.gov.ph)</w:t>
-            </w:r>
+              <w:keepNext/>
+              <w:spacing w:before="0" w:after="0" w:line="240" w:lineRule="auto"/>
+              <w:jc w:val="left"/>
+            </w:pPr>
           </w:p>
         </w:tc>
       </w:tr>
@@ -7501,7 +7485,7 @@
                 <w:sz w:val="28"/>
                 <w:szCs w:val="28"/>
               </w:rPr>
-              <w:t xml:space="preserve">7.</w:t>
+              <w:t xml:space="preserve">1.</w:t>
             </w:r>
           </w:p>
         </w:tc>
@@ -7517,10 +7501,20 @@
             <w:r>
               <w:rPr>
                 <w:rFonts w:ascii="Times New Roman" w:hAnsi="Times New Roman" w:cs="Times New Roman" w:eastAsia="Times New Roman"/>
-                <w:sz w:val="28"/>
-                <w:szCs w:val="28"/>
-              </w:rPr>
-              <w:t xml:space="preserve">Salva-Roldan v. Roldan, G.R. No. 268109, March 3, 2025.</w:t>
+                <w:i/>
+                <w:iCs/>
+                <w:sz w:val="28"/>
+                <w:szCs w:val="28"/>
+              </w:rPr>
+              <w:t xml:space="preserve">In re</w:t>
+            </w:r>
+            <w:r>
+              <w:rPr>
+                <w:rFonts w:ascii="Times New Roman" w:hAnsi="Times New Roman" w:cs="Times New Roman" w:eastAsia="Times New Roman"/>
+                <w:sz w:val="28"/>
+                <w:szCs w:val="28"/>
+              </w:rPr>
+              <w:t xml:space="preserve"> Ang Ladlad LGBT Party, COMELEC SPP No. 09-228 (PL), November 11, 2009.</w:t>
             </w:r>
           </w:p>
           <w:p>
@@ -7534,7 +7528,7 @@
                 <w:sz w:val="28"/>
                 <w:szCs w:val="28"/>
               </w:rPr>
-              <w:t xml:space="preserve">The Court annulled a marriage on the ground of the husband’s fraudulent concealment of his homosexuality under Article 45 (3) in relation to Article 46 (4), reiterating that concealment, not homosexuality itself, vitiates consent.</w:t>
+              <w:t xml:space="preserve">The COMELEC Second Division denied an LGBT group’s petition for party-list registration on moral grounds, citing Biblical and Koranic passages, a ruling the Supreme Court later set aside.</w:t>
             </w:r>
           </w:p>
         </w:tc>
@@ -7553,7 +7547,7 @@
                 <w:sz w:val="28"/>
                 <w:szCs w:val="28"/>
               </w:rPr>
-              <w:t xml:space="preserve">Mandatory</w:t>
+              <w:t xml:space="preserve">Persuasive</w:t>
             </w:r>
           </w:p>
         </w:tc>
@@ -7572,7 +7566,25 @@
                 <w:sz w:val="28"/>
                 <w:szCs w:val="28"/>
               </w:rPr>
-              <w:t xml:space="preserve">Supreme Court E-Library; Supreme Court website (sc.judiciary.gov.ph)</w:t>
+              <w:t xml:space="preserve">Commission on Elections (deciding agency); quoted in </w:t>
+            </w:r>
+            <w:r>
+              <w:rPr>
+                <w:rFonts w:ascii="Times New Roman" w:hAnsi="Times New Roman" w:cs="Times New Roman" w:eastAsia="Times New Roman"/>
+                <w:i/>
+                <w:iCs/>
+                <w:sz w:val="28"/>
+                <w:szCs w:val="28"/>
+              </w:rPr>
+              <w:t xml:space="preserve">Ang Ladlad</w:t>
+            </w:r>
+            <w:r>
+              <w:rPr>
+                <w:rFonts w:ascii="Times New Roman" w:hAnsi="Times New Roman" w:cs="Times New Roman" w:eastAsia="Times New Roman"/>
+                <w:sz w:val="28"/>
+                <w:szCs w:val="28"/>
+              </w:rPr>
+              <w:t xml:space="preserve"> (Supreme Court E-Library)</w:t>
             </w:r>
           </w:p>
         </w:tc>
@@ -7596,7 +7608,7 @@
                 <w:sz w:val="28"/>
                 <w:szCs w:val="28"/>
               </w:rPr>
-              <w:t xml:space="preserve">8.</w:t>
+              <w:t xml:space="preserve">2.</w:t>
             </w:r>
           </w:p>
         </w:tc>
@@ -7612,10 +7624,20 @@
             <w:r>
               <w:rPr>
                 <w:rFonts w:ascii="Times New Roman" w:hAnsi="Times New Roman" w:cs="Times New Roman" w:eastAsia="Times New Roman"/>
-                <w:sz w:val="28"/>
-                <w:szCs w:val="28"/>
-              </w:rPr>
-              <w:t xml:space="preserve">Jacinto v. Fouts, G.R. No. 250627 (Resolution), December 7, 2022.</w:t>
+                <w:i/>
+                <w:iCs/>
+                <w:sz w:val="28"/>
+                <w:szCs w:val="28"/>
+              </w:rPr>
+              <w:t xml:space="preserve">In re</w:t>
+            </w:r>
+            <w:r>
+              <w:rPr>
+                <w:rFonts w:ascii="Times New Roman" w:hAnsi="Times New Roman" w:cs="Times New Roman" w:eastAsia="Times New Roman"/>
+                <w:sz w:val="28"/>
+                <w:szCs w:val="28"/>
+              </w:rPr>
+              <w:t xml:space="preserve"> Ang Ladlad LGBT Party, COMELEC SPP No. 09-228 (PL), December 16, 2009.</w:t>
             </w:r>
           </w:p>
           <w:p>
@@ -7629,7 +7651,45 @@
                 <w:sz w:val="28"/>
                 <w:szCs w:val="28"/>
               </w:rPr>
-              <w:t xml:space="preserve">The Court sustained a prosecution under R.A. No. 9262 between former female live-in partners, holding that the law’s application to lesbian relationships had already been settled in </w:t>
+              <w:t xml:space="preserve">The COMELEC En Banc, in a divided vote, denied reconsideration, prompting the certiorari petition that produced the Supreme Court’s leading decision on LGBT equality.</w:t>
+            </w:r>
+          </w:p>
+        </w:tc>
+        <w:tc>
+          <w:tcPr>
+            <w:tcW w:w="2400" w:type="dxa"/>
+          </w:tcPr>
+          <w:p>
+            <w:pPr>
+              <w:spacing w:before="0" w:after="0" w:line="240" w:lineRule="auto"/>
+              <w:jc w:val="left"/>
+            </w:pPr>
+            <w:r>
+              <w:rPr>
+                <w:rFonts w:ascii="Times New Roman" w:hAnsi="Times New Roman" w:cs="Times New Roman" w:eastAsia="Times New Roman"/>
+                <w:sz w:val="28"/>
+                <w:szCs w:val="28"/>
+              </w:rPr>
+              <w:t xml:space="preserve">Persuasive</w:t>
+            </w:r>
+          </w:p>
+        </w:tc>
+        <w:tc>
+          <w:tcPr>
+            <w:tcW w:w="4225" w:type="dxa"/>
+          </w:tcPr>
+          <w:p>
+            <w:pPr>
+              <w:spacing w:before="0" w:after="0" w:line="240" w:lineRule="auto"/>
+              <w:jc w:val="left"/>
+            </w:pPr>
+            <w:r>
+              <w:rPr>
+                <w:rFonts w:ascii="Times New Roman" w:hAnsi="Times New Roman" w:cs="Times New Roman" w:eastAsia="Times New Roman"/>
+                <w:sz w:val="28"/>
+                <w:szCs w:val="28"/>
+              </w:rPr>
+              <w:t xml:space="preserve">Commission on Elections (deciding agency); quoted in </w:t>
             </w:r>
             <w:r>
               <w:rPr>
@@ -7639,53 +7699,15 @@
                 <w:sz w:val="28"/>
                 <w:szCs w:val="28"/>
               </w:rPr>
-              <w:t xml:space="preserve">Garcia v. Drilon</w:t>
-            </w:r>
-            <w:r>
-              <w:rPr>
-                <w:rFonts w:ascii="Times New Roman" w:hAnsi="Times New Roman" w:cs="Times New Roman" w:eastAsia="Times New Roman"/>
-                <w:sz w:val="28"/>
-                <w:szCs w:val="28"/>
-              </w:rPr>
-              <w:t xml:space="preserve">.</w:t>
-            </w:r>
-          </w:p>
-        </w:tc>
-        <w:tc>
-          <w:tcPr>
-            <w:tcW w:w="2400" w:type="dxa"/>
-          </w:tcPr>
-          <w:p>
-            <w:pPr>
-              <w:spacing w:before="0" w:after="0" w:line="240" w:lineRule="auto"/>
-              <w:jc w:val="left"/>
-            </w:pPr>
-            <w:r>
-              <w:rPr>
-                <w:rFonts w:ascii="Times New Roman" w:hAnsi="Times New Roman" w:cs="Times New Roman" w:eastAsia="Times New Roman"/>
-                <w:sz w:val="28"/>
-                <w:szCs w:val="28"/>
-              </w:rPr>
-              <w:t xml:space="preserve">Mandatory</w:t>
-            </w:r>
-          </w:p>
-        </w:tc>
-        <w:tc>
-          <w:tcPr>
-            <w:tcW w:w="4225" w:type="dxa"/>
-          </w:tcPr>
-          <w:p>
-            <w:pPr>
-              <w:spacing w:before="0" w:after="0" w:line="240" w:lineRule="auto"/>
-              <w:jc w:val="left"/>
-            </w:pPr>
-            <w:r>
-              <w:rPr>
-                <w:rFonts w:ascii="Times New Roman" w:hAnsi="Times New Roman" w:cs="Times New Roman" w:eastAsia="Times New Roman"/>
-                <w:sz w:val="28"/>
-                <w:szCs w:val="28"/>
-              </w:rPr>
-              <w:t xml:space="preserve">Supreme Court E-Library; Supreme Court website (sc.judiciary.gov.ph)</w:t>
+              <w:t xml:space="preserve">Ang Ladlad</w:t>
+            </w:r>
+            <w:r>
+              <w:rPr>
+                <w:rFonts w:ascii="Times New Roman" w:hAnsi="Times New Roman" w:cs="Times New Roman" w:eastAsia="Times New Roman"/>
+                <w:sz w:val="28"/>
+                <w:szCs w:val="28"/>
+              </w:rPr>
+              <w:t xml:space="preserve"> (Supreme Court E-Library)</w:t>
             </w:r>
           </w:p>
         </w:tc>
@@ -7700,16 +7722,19 @@
           </w:tcPr>
           <w:p>
             <w:pPr>
-              <w:spacing w:before="0" w:after="0" w:line="240" w:lineRule="auto"/>
-              <w:jc w:val="left"/>
-            </w:pPr>
-            <w:r>
-              <w:rPr>
-                <w:rFonts w:ascii="Times New Roman" w:hAnsi="Times New Roman" w:cs="Times New Roman" w:eastAsia="Times New Roman"/>
-                <w:sz w:val="28"/>
-                <w:szCs w:val="28"/>
-              </w:rPr>
-              <w:t xml:space="preserve">9.</w:t>
+              <w:keepNext/>
+              <w:spacing w:before="0" w:after="0" w:line="240" w:lineRule="auto"/>
+              <w:jc w:val="left"/>
+            </w:pPr>
+            <w:r>
+              <w:rPr>
+                <w:rFonts w:ascii="Times New Roman" w:hAnsi="Times New Roman" w:cs="Times New Roman" w:eastAsia="Times New Roman"/>
+                <w:b/>
+                <w:bCs/>
+                <w:sz w:val="28"/>
+                <w:szCs w:val="28"/>
+              </w:rPr>
+              <w:t xml:space="preserve">H.</w:t>
             </w:r>
           </w:p>
         </w:tc>
@@ -7719,30 +7744,31 @@
           </w:tcPr>
           <w:p>
             <w:pPr>
-              <w:spacing w:before="0" w:after="0" w:line="240" w:lineRule="auto"/>
-              <w:jc w:val="left"/>
-            </w:pPr>
-            <w:r>
-              <w:rPr>
-                <w:rFonts w:ascii="Times New Roman" w:hAnsi="Times New Roman" w:cs="Times New Roman" w:eastAsia="Times New Roman"/>
-                <w:sz w:val="28"/>
-                <w:szCs w:val="28"/>
-              </w:rPr>
-              <w:t xml:space="preserve">Espejon v. Lorredo, A.M. No. MTJ-22-007, March 9, 2022.</w:t>
-            </w:r>
-          </w:p>
-          <w:p>
-            <w:pPr>
-              <w:spacing w:before="60" w:after="0" w:line="240" w:lineRule="auto"/>
-              <w:jc w:val="both"/>
-            </w:pPr>
-            <w:r>
-              <w:rPr>
-                <w:rFonts w:ascii="Times New Roman" w:hAnsi="Times New Roman" w:cs="Times New Roman" w:eastAsia="Times New Roman"/>
-                <w:sz w:val="28"/>
-                <w:szCs w:val="28"/>
-              </w:rPr>
-              <w:t xml:space="preserve">The Court suspended and fined a judge for homophobic remarks against litigants on account of their perceived same-sex relationship, finding a violation of the New Code of Judicial Conduct and work-related sexual harassment.</w:t>
+              <w:keepNext/>
+              <w:spacing w:before="0" w:after="0" w:line="240" w:lineRule="auto"/>
+              <w:jc w:val="left"/>
+            </w:pPr>
+            <w:r>
+              <w:rPr>
+                <w:rFonts w:ascii="Times New Roman" w:hAnsi="Times New Roman" w:cs="Times New Roman" w:eastAsia="Times New Roman"/>
+                <w:b/>
+                <w:bCs/>
+                <w:sz w:val="28"/>
+                <w:szCs w:val="28"/>
+              </w:rPr>
+              <w:t xml:space="preserve">CONGRESSIONAL BILLS, RESOLUTIONS, AND COMMITTEE REPORTS </w:t>
+            </w:r>
+            <w:r>
+              <w:rPr>
+                <w:rFonts w:ascii="Times New Roman" w:hAnsi="Times New Roman" w:cs="Times New Roman" w:eastAsia="Times New Roman"/>
+                <w:b/>
+                <w:bCs/>
+                <w:i/>
+                <w:iCs/>
+                <w:sz w:val="28"/>
+                <w:szCs w:val="28"/>
+              </w:rPr>
+              <w:t xml:space="preserve">(grouped with executive and administrative issuances; not law)</w:t>
             </w:r>
           </w:p>
         </w:tc>
@@ -7752,17 +7778,10 @@
           </w:tcPr>
           <w:p>
             <w:pPr>
-              <w:spacing w:before="0" w:after="0" w:line="240" w:lineRule="auto"/>
-              <w:jc w:val="left"/>
-            </w:pPr>
-            <w:r>
-              <w:rPr>
-                <w:rFonts w:ascii="Times New Roman" w:hAnsi="Times New Roman" w:cs="Times New Roman" w:eastAsia="Times New Roman"/>
-                <w:sz w:val="28"/>
-                <w:szCs w:val="28"/>
-              </w:rPr>
-              <w:t xml:space="preserve">Mandatory</w:t>
-            </w:r>
+              <w:keepNext/>
+              <w:spacing w:before="0" w:after="0" w:line="240" w:lineRule="auto"/>
+              <w:jc w:val="left"/>
+            </w:pPr>
           </w:p>
         </w:tc>
         <w:tc>
@@ -7771,17 +7790,10 @@
           </w:tcPr>
           <w:p>
             <w:pPr>
-              <w:spacing w:before="0" w:after="0" w:line="240" w:lineRule="auto"/>
-              <w:jc w:val="left"/>
-            </w:pPr>
-            <w:r>
-              <w:rPr>
-                <w:rFonts w:ascii="Times New Roman" w:hAnsi="Times New Roman" w:cs="Times New Roman" w:eastAsia="Times New Roman"/>
-                <w:sz w:val="28"/>
-                <w:szCs w:val="28"/>
-              </w:rPr>
-              <w:t xml:space="preserve">Supreme Court E-Library; Supreme Court website (sc.judiciary.gov.ph)</w:t>
-            </w:r>
+              <w:keepNext/>
+              <w:spacing w:before="0" w:after="0" w:line="240" w:lineRule="auto"/>
+              <w:jc w:val="left"/>
+            </w:pPr>
           </w:p>
         </w:tc>
       </w:tr>
@@ -7804,7 +7816,7 @@
                 <w:sz w:val="28"/>
                 <w:szCs w:val="28"/>
               </w:rPr>
-              <w:t xml:space="preserve">10.</w:t>
+              <w:t xml:space="preserve">1.</w:t>
             </w:r>
           </w:p>
         </w:tc>
@@ -7823,7 +7835,7 @@
                 <w:sz w:val="28"/>
                 <w:szCs w:val="28"/>
               </w:rPr>
-              <w:t xml:space="preserve">Republic v. Cagandahan, 586 Phil. 637 (2008).</w:t>
+              <w:t xml:space="preserve">S. No. 1600, 19th Cong., 1st Sess. (2022).</w:t>
             </w:r>
           </w:p>
           <w:p>
@@ -7837,7 +7849,7 @@
                 <w:sz w:val="28"/>
                 <w:szCs w:val="28"/>
               </w:rPr>
-              <w:t xml:space="preserve">The Court allowed an intersex person with congenital adrenal hyperplasia to change the registered sex from female to male and the registered name, bearing on how “male” and “female” are determined for purposes of capacity to marry.</w:t>
+              <w:t xml:space="preserve">The Senate’s consolidated “SOGIESC Equality Act,” which would penalize discrimination on the basis of sexual orientation, gender identity or expression, and sex characteristics, but which was never approved in plenary.</w:t>
             </w:r>
           </w:p>
         </w:tc>
@@ -7856,7 +7868,7 @@
                 <w:sz w:val="28"/>
                 <w:szCs w:val="28"/>
               </w:rPr>
-              <w:t xml:space="preserve">Mandatory</w:t>
+              <w:t xml:space="preserve">Persuasive</w:t>
             </w:r>
           </w:p>
         </w:tc>
@@ -7875,7 +7887,7 @@
                 <w:sz w:val="28"/>
                 <w:szCs w:val="28"/>
               </w:rPr>
-              <w:t xml:space="preserve">Philippine Reports, vol. 586; Supreme Court E-Library</w:t>
+              <w:t xml:space="preserve">Senate Legislative Information System (web.senate.gov.ph); Senate Legislative Reference Bureau</w:t>
             </w:r>
           </w:p>
         </w:tc>
@@ -7899,7 +7911,7 @@
                 <w:sz w:val="28"/>
                 <w:szCs w:val="28"/>
               </w:rPr>
-              <w:t xml:space="preserve">11.</w:t>
+              <w:t xml:space="preserve">2.</w:t>
             </w:r>
           </w:p>
         </w:tc>
@@ -7918,7 +7930,7 @@
                 <w:sz w:val="28"/>
                 <w:szCs w:val="28"/>
               </w:rPr>
-              <w:t xml:space="preserve">Almelor v. Regional Trial Court of Las Piñas City, G.R. No. 179620, August 26, 2008.</w:t>
+              <w:t xml:space="preserve">Comm. on Women, Children, Family Relations and Gender Equality &amp; Comm. on Finance, S. Rpt. 15, 19th Cong., 1st Sess. (2022).</w:t>
             </w:r>
           </w:p>
           <w:p>
@@ -7932,25 +7944,7 @@
                 <w:sz w:val="28"/>
                 <w:szCs w:val="28"/>
               </w:rPr>
-              <w:t xml:space="preserve">The Court ruled that it is the concealment of homosexuality, not homosexuality </w:t>
-            </w:r>
-            <w:r>
-              <w:rPr>
-                <w:rFonts w:ascii="Times New Roman" w:hAnsi="Times New Roman" w:cs="Times New Roman" w:eastAsia="Times New Roman"/>
-                <w:i/>
-                <w:iCs/>
-                <w:sz w:val="28"/>
-                <w:szCs w:val="28"/>
-              </w:rPr>
-              <w:t xml:space="preserve">per se</w:t>
-            </w:r>
-            <w:r>
-              <w:rPr>
-                <w:rFonts w:ascii="Times New Roman" w:hAnsi="Times New Roman" w:cs="Times New Roman" w:eastAsia="Times New Roman"/>
-                <w:sz w:val="28"/>
-                <w:szCs w:val="28"/>
-              </w:rPr>
-              <w:t xml:space="preserve">, that constitutes fraud under Article 46 (4), and found the evidence insufficient to annul the marriage.</w:t>
+              <w:t xml:space="preserve">The joint committee report recommending approval of S. No. 1600, signed by a majority of senators but referred back to the Committee on Rules after opposition from religious groups.</w:t>
             </w:r>
           </w:p>
         </w:tc>
@@ -7969,7 +7963,7 @@
                 <w:sz w:val="28"/>
                 <w:szCs w:val="28"/>
               </w:rPr>
-              <w:t xml:space="preserve">Mandatory</w:t>
+              <w:t xml:space="preserve">Persuasive</w:t>
             </w:r>
           </w:p>
         </w:tc>
@@ -7988,7 +7982,7 @@
                 <w:sz w:val="28"/>
                 <w:szCs w:val="28"/>
               </w:rPr>
-              <w:t xml:space="preserve">Supreme Court E-Library; Supreme Court website (sc.judiciary.gov.ph)</w:t>
+              <w:t xml:space="preserve">Senate Legislative Information System (web.senate.gov.ph); Senate Legislative Reference Bureau</w:t>
             </w:r>
           </w:p>
         </w:tc>
@@ -8012,7 +8006,7 @@
                 <w:sz w:val="28"/>
                 <w:szCs w:val="28"/>
               </w:rPr>
-              <w:t xml:space="preserve">12.</w:t>
+              <w:t xml:space="preserve">3.</w:t>
             </w:r>
           </w:p>
         </w:tc>
@@ -8031,7 +8025,7 @@
                 <w:sz w:val="28"/>
                 <w:szCs w:val="28"/>
               </w:rPr>
-              <w:t xml:space="preserve">Silverio v. Republic, 562 Phil. 953 (2007).</w:t>
+              <w:t xml:space="preserve">S. No. 449, 19th Cong., 1st Sess. (2022).</w:t>
             </w:r>
           </w:p>
           <w:p>
@@ -8045,7 +8039,7 @@
                 <w:sz w:val="28"/>
                 <w:szCs w:val="28"/>
               </w:rPr>
-              <w:t xml:space="preserve">The Court denied a transsexual woman’s petition to change the name and sex entries in her birth certificate, reasoning that no law allows it and that granting it would permit a union between two persons of the same birth sex despite marriage being between a man and a woman.</w:t>
+              <w:t xml:space="preserve">Senator Robinhood Padilla’s bill “Institutionalizing Civil Unions of Same Sex Couples, Establishing Their Rights and Obligations,” which would grant same-sex civil partners the benefits and protections enjoyed by married couples.</w:t>
             </w:r>
           </w:p>
         </w:tc>
@@ -8064,7 +8058,7 @@
                 <w:sz w:val="28"/>
                 <w:szCs w:val="28"/>
               </w:rPr>
-              <w:t xml:space="preserve">Mandatory</w:t>
+              <w:t xml:space="preserve">Persuasive</w:t>
             </w:r>
           </w:p>
         </w:tc>
@@ -8083,7 +8077,7 @@
                 <w:sz w:val="28"/>
                 <w:szCs w:val="28"/>
               </w:rPr>
-              <w:t xml:space="preserve">Philippine Reports, vol. 562; Supreme Court E-Library</w:t>
+              <w:t xml:space="preserve">Senate Legislative Information System (web.senate.gov.ph); Senate Legislative Reference Bureau</w:t>
             </w:r>
           </w:p>
         </w:tc>
@@ -8098,19 +8092,16 @@
           </w:tcPr>
           <w:p>
             <w:pPr>
-              <w:keepNext/>
-              <w:spacing w:before="0" w:after="0" w:line="240" w:lineRule="auto"/>
-              <w:jc w:val="left"/>
-            </w:pPr>
-            <w:r>
-              <w:rPr>
-                <w:rFonts w:ascii="Times New Roman" w:hAnsi="Times New Roman" w:cs="Times New Roman" w:eastAsia="Times New Roman"/>
-                <w:b/>
-                <w:bCs/>
-                <w:sz w:val="28"/>
-                <w:szCs w:val="28"/>
-              </w:rPr>
-              <w:t xml:space="preserve">H.</w:t>
+              <w:spacing w:before="0" w:after="0" w:line="240" w:lineRule="auto"/>
+              <w:jc w:val="left"/>
+            </w:pPr>
+            <w:r>
+              <w:rPr>
+                <w:rFonts w:ascii="Times New Roman" w:hAnsi="Times New Roman" w:cs="Times New Roman" w:eastAsia="Times New Roman"/>
+                <w:sz w:val="28"/>
+                <w:szCs w:val="28"/>
+              </w:rPr>
+              <w:t xml:space="preserve">4.</w:t>
             </w:r>
           </w:p>
         </w:tc>
@@ -8120,19 +8111,30 @@
           </w:tcPr>
           <w:p>
             <w:pPr>
-              <w:keepNext/>
-              <w:spacing w:before="0" w:after="0" w:line="240" w:lineRule="auto"/>
-              <w:jc w:val="left"/>
-            </w:pPr>
-            <w:r>
-              <w:rPr>
-                <w:rFonts w:ascii="Times New Roman" w:hAnsi="Times New Roman" w:cs="Times New Roman" w:eastAsia="Times New Roman"/>
-                <w:b/>
-                <w:bCs/>
-                <w:sz w:val="28"/>
-                <w:szCs w:val="28"/>
-              </w:rPr>
-              <w:t xml:space="preserve">LOCAL ORDINANCES AND RESOLUTIONS</w:t>
+              <w:spacing w:before="0" w:after="0" w:line="240" w:lineRule="auto"/>
+              <w:jc w:val="left"/>
+            </w:pPr>
+            <w:r>
+              <w:rPr>
+                <w:rFonts w:ascii="Times New Roman" w:hAnsi="Times New Roman" w:cs="Times New Roman" w:eastAsia="Times New Roman"/>
+                <w:sz w:val="28"/>
+                <w:szCs w:val="28"/>
+              </w:rPr>
+              <w:t xml:space="preserve">H. No. 1015, 19th Cong., 1st Sess. (2022).</w:t>
+            </w:r>
+          </w:p>
+          <w:p>
+            <w:pPr>
+              <w:spacing w:before="60" w:after="0" w:line="240" w:lineRule="auto"/>
+              <w:jc w:val="both"/>
+            </w:pPr>
+            <w:r>
+              <w:rPr>
+                <w:rFonts w:ascii="Times New Roman" w:hAnsi="Times New Roman" w:cs="Times New Roman" w:eastAsia="Times New Roman"/>
+                <w:sz w:val="28"/>
+                <w:szCs w:val="28"/>
+              </w:rPr>
+              <w:t xml:space="preserve">The “Civil Partnership Act,” which would allow couples of the same or opposite sex to enter into civil partnerships with rights such as designating partners as beneficiaries and inheriting from them by intestate succession.</w:t>
             </w:r>
           </w:p>
         </w:tc>
@@ -8142,10 +8144,17 @@
           </w:tcPr>
           <w:p>
             <w:pPr>
-              <w:keepNext/>
-              <w:spacing w:before="0" w:after="0" w:line="240" w:lineRule="auto"/>
-              <w:jc w:val="left"/>
-            </w:pPr>
+              <w:spacing w:before="0" w:after="0" w:line="240" w:lineRule="auto"/>
+              <w:jc w:val="left"/>
+            </w:pPr>
+            <w:r>
+              <w:rPr>
+                <w:rFonts w:ascii="Times New Roman" w:hAnsi="Times New Roman" w:cs="Times New Roman" w:eastAsia="Times New Roman"/>
+                <w:sz w:val="28"/>
+                <w:szCs w:val="28"/>
+              </w:rPr>
+              <w:t xml:space="preserve">Persuasive</w:t>
+            </w:r>
           </w:p>
         </w:tc>
         <w:tc>
@@ -8154,10 +8163,17 @@
           </w:tcPr>
           <w:p>
             <w:pPr>
-              <w:keepNext/>
-              <w:spacing w:before="0" w:after="0" w:line="240" w:lineRule="auto"/>
-              <w:jc w:val="left"/>
-            </w:pPr>
+              <w:spacing w:before="0" w:after="0" w:line="240" w:lineRule="auto"/>
+              <w:jc w:val="left"/>
+            </w:pPr>
+            <w:r>
+              <w:rPr>
+                <w:rFonts w:ascii="Times New Roman" w:hAnsi="Times New Roman" w:cs="Times New Roman" w:eastAsia="Times New Roman"/>
+                <w:sz w:val="28"/>
+                <w:szCs w:val="28"/>
+              </w:rPr>
+              <w:t xml:space="preserve">House of Representatives Legislative Information System (congress.gov.ph)</w:t>
+            </w:r>
           </w:p>
         </w:tc>
       </w:tr>
@@ -8180,7 +8196,7 @@
                 <w:sz w:val="28"/>
                 <w:szCs w:val="28"/>
               </w:rPr>
-              <w:t xml:space="preserve">1.</w:t>
+              <w:t xml:space="preserve">5.</w:t>
             </w:r>
           </w:p>
         </w:tc>
@@ -8199,7 +8215,7 @@
                 <w:sz w:val="28"/>
                 <w:szCs w:val="28"/>
               </w:rPr>
-              <w:t xml:space="preserve">Quezon City Ordinance No. SP-3221, S-2023, September 25, 2023.</w:t>
+              <w:t xml:space="preserve">H. No. 2264, 18th Cong., 1st Sess. (2019).</w:t>
             </w:r>
           </w:p>
           <w:p>
@@ -8213,7 +8229,7 @@
                 <w:sz w:val="28"/>
                 <w:szCs w:val="28"/>
               </w:rPr>
-              <w:t xml:space="preserve">Requires health facilities in Quezon City to recognize health care proxies, institutionalizing the “Right to Care” card that allows same-sex partners to make medical decisions for each other through a special power of attorney.</w:t>
+              <w:t xml:space="preserve">Representative Pantaleon Alvarez’s refiled Civil Partnership bill allowing couples of the same or opposite sex to form civil partnerships, which remained pending at the committee level.</w:t>
             </w:r>
           </w:p>
         </w:tc>
@@ -8232,7 +8248,7 @@
                 <w:sz w:val="28"/>
                 <w:szCs w:val="28"/>
               </w:rPr>
-              <w:t xml:space="preserve">Mandatory</w:t>
+              <w:t xml:space="preserve">Persuasive</w:t>
             </w:r>
           </w:p>
         </w:tc>
@@ -8251,7 +8267,7 @@
                 <w:sz w:val="28"/>
                 <w:szCs w:val="28"/>
               </w:rPr>
-              <w:t xml:space="preserve">Sangguniang Panlungsod ng Quezon City; Quezon City Public Library digital repository (LIBROS)</w:t>
+              <w:t xml:space="preserve">House of Representatives Legislative Information System (congress.gov.ph)</w:t>
             </w:r>
           </w:p>
         </w:tc>
@@ -8275,7 +8291,7 @@
                 <w:sz w:val="28"/>
                 <w:szCs w:val="28"/>
               </w:rPr>
-              <w:t xml:space="preserve">2.</w:t>
+              <w:t xml:space="preserve">6.</w:t>
             </w:r>
           </w:p>
         </w:tc>
@@ -8294,7 +8310,7 @@
                 <w:sz w:val="28"/>
                 <w:szCs w:val="28"/>
               </w:rPr>
-              <w:t xml:space="preserve">San Juan City Ordinance No. 16, S-2025 (2025).</w:t>
+              <w:t xml:space="preserve">H. No. 6595, 17th Cong., 2d Sess. (2017).</w:t>
             </w:r>
           </w:p>
           <w:p>
@@ -8308,7 +8324,7 @@
                 <w:sz w:val="28"/>
                 <w:szCs w:val="28"/>
               </w:rPr>
-              <w:t xml:space="preserve">San Juan’s “Right to Care” Ordinance requires public and private health facilities in the city to honor the Right to Care Card, through which LGBTQIA+ partners may make medical decisions for one another.</w:t>
+              <w:t xml:space="preserve">The Civil Partnership Act filed by then Speaker Pantaleon Alvarez, proposing to extend the benefits and protections granted to spouses to same-sex and opposite-sex civil partners.</w:t>
             </w:r>
           </w:p>
         </w:tc>
@@ -8327,7 +8343,7 @@
                 <w:sz w:val="28"/>
                 <w:szCs w:val="28"/>
               </w:rPr>
-              <w:t xml:space="preserve">Mandatory</w:t>
+              <w:t xml:space="preserve">Persuasive</w:t>
             </w:r>
           </w:p>
         </w:tc>
@@ -8346,7 +8362,7 @@
                 <w:sz w:val="28"/>
                 <w:szCs w:val="28"/>
               </w:rPr>
-              <w:t xml:space="preserve">Sangguniang Panlungsod ng San Juan City</w:t>
+              <w:t xml:space="preserve">House of Representatives Legislative Information System (congress.gov.ph)</w:t>
             </w:r>
           </w:p>
         </w:tc>
@@ -8370,7 +8386,7 @@
                 <w:sz w:val="28"/>
                 <w:szCs w:val="28"/>
               </w:rPr>
-              <w:t xml:space="preserve">3.</w:t>
+              <w:t xml:space="preserve">7.</w:t>
             </w:r>
           </w:p>
         </w:tc>
@@ -8389,7 +8405,7 @@
                 <w:sz w:val="28"/>
                 <w:szCs w:val="28"/>
               </w:rPr>
-              <w:t xml:space="preserve">Quezon City Ordinance No. SP-3417, S-2025, June 16, 2025.</w:t>
+              <w:t xml:space="preserve">H. No. 4982, 17th Cong., 1st Sess. (2017).</w:t>
             </w:r>
           </w:p>
           <w:p>
@@ -8403,7 +8419,7 @@
                 <w:sz w:val="28"/>
                 <w:szCs w:val="28"/>
               </w:rPr>
-              <w:t xml:space="preserve">Revises the Quezon City Gender-Fair Ordinance into a comprehensive anti-discrimination policy on the basis of sexual orientation, gender identity and expression, and sex characteristics (SOGIESC).</w:t>
+              <w:t xml:space="preserve">The SOGIE Equality Act, approved by the House of Representatives on third reading on September 20, 2017 by a vote of 198–0, but never enacted after stalling in the Senate.</w:t>
             </w:r>
           </w:p>
         </w:tc>
@@ -8422,7 +8438,7 @@
                 <w:sz w:val="28"/>
                 <w:szCs w:val="28"/>
               </w:rPr>
-              <w:t xml:space="preserve">Mandatory</w:t>
+              <w:t xml:space="preserve">Persuasive</w:t>
             </w:r>
           </w:p>
         </w:tc>
@@ -8441,7 +8457,7 @@
                 <w:sz w:val="28"/>
                 <w:szCs w:val="28"/>
               </w:rPr>
-              <w:t xml:space="preserve">Sangguniang Panlungsod ng Quezon City; Quezon City Public Library digital repository (LIBROS)</w:t>
+              <w:t xml:space="preserve">House of Representatives Legislative Information System (congress.gov.ph)</w:t>
             </w:r>
           </w:p>
         </w:tc>
@@ -8456,87 +8472,40 @@
           </w:tcPr>
           <w:p>
             <w:pPr>
-              <w:spacing w:before="0" w:after="0" w:line="240" w:lineRule="auto"/>
-              <w:jc w:val="left"/>
-            </w:pPr>
-            <w:r>
-              <w:rPr>
-                <w:rFonts w:ascii="Times New Roman" w:hAnsi="Times New Roman" w:cs="Times New Roman" w:eastAsia="Times New Roman"/>
-                <w:sz w:val="28"/>
-                <w:szCs w:val="28"/>
-              </w:rPr>
-              <w:t xml:space="preserve">4.</w:t>
-            </w:r>
-          </w:p>
-        </w:tc>
-        <w:tc>
-          <w:tcPr>
-            <w:tcW w:w="9800" w:type="dxa"/>
-          </w:tcPr>
-          <w:p>
-            <w:pPr>
-              <w:spacing w:before="0" w:after="0" w:line="240" w:lineRule="auto"/>
-              <w:jc w:val="left"/>
-            </w:pPr>
-            <w:r>
-              <w:rPr>
-                <w:rFonts w:ascii="Times New Roman" w:hAnsi="Times New Roman" w:cs="Times New Roman" w:eastAsia="Times New Roman"/>
-                <w:sz w:val="28"/>
-                <w:szCs w:val="28"/>
-              </w:rPr>
-              <w:t xml:space="preserve">Quezon City Ordinance No. SP-2357, S-2014, November 28, 2014.</w:t>
-            </w:r>
-          </w:p>
-          <w:p>
-            <w:pPr>
-              <w:spacing w:before="60" w:after="0" w:line="240" w:lineRule="auto"/>
+              <w:keepNext/>
+              <w:spacing w:before="0" w:after="0" w:line="240" w:lineRule="auto"/>
+              <w:jc w:val="left"/>
+            </w:pPr>
+          </w:p>
+        </w:tc>
+        <w:tc>
+          <w:tcPr>
+            <w:tcW w:w="16425" w:type="dxa"/>
+            <w:gridSpan w:val="3"/>
+          </w:tcPr>
+          <w:p>
+            <w:pPr>
+              <w:keepNext/>
+              <w:spacing w:before="0" w:after="0" w:line="240" w:lineRule="auto"/>
               <w:jc w:val="both"/>
             </w:pPr>
             <w:r>
               <w:rPr>
                 <w:rFonts w:ascii="Times New Roman" w:hAnsi="Times New Roman" w:cs="Times New Roman" w:eastAsia="Times New Roman"/>
-                <w:sz w:val="28"/>
-                <w:szCs w:val="28"/>
-              </w:rPr>
-              <w:t xml:space="preserve">The Quezon City Gender-Fair Ordinance prohibits discrimination on the basis of sexual orientation and gender identity and expression in employment, education, accommodation, and the delivery of goods and services.</w:t>
-            </w:r>
-          </w:p>
-        </w:tc>
-        <w:tc>
-          <w:tcPr>
-            <w:tcW w:w="2400" w:type="dxa"/>
-          </w:tcPr>
-          <w:p>
-            <w:pPr>
-              <w:spacing w:before="0" w:after="0" w:line="240" w:lineRule="auto"/>
-              <w:jc w:val="left"/>
-            </w:pPr>
-            <w:r>
-              <w:rPr>
-                <w:rFonts w:ascii="Times New Roman" w:hAnsi="Times New Roman" w:cs="Times New Roman" w:eastAsia="Times New Roman"/>
-                <w:sz w:val="28"/>
-                <w:szCs w:val="28"/>
-              </w:rPr>
-              <w:t xml:space="preserve">Mandatory</w:t>
-            </w:r>
-          </w:p>
-        </w:tc>
-        <w:tc>
-          <w:tcPr>
-            <w:tcW w:w="4225" w:type="dxa"/>
-          </w:tcPr>
-          <w:p>
-            <w:pPr>
-              <w:spacing w:before="0" w:after="0" w:line="240" w:lineRule="auto"/>
-              <w:jc w:val="left"/>
-            </w:pPr>
-            <w:r>
-              <w:rPr>
-                <w:rFonts w:ascii="Times New Roman" w:hAnsi="Times New Roman" w:cs="Times New Roman" w:eastAsia="Times New Roman"/>
-                <w:sz w:val="28"/>
-                <w:szCs w:val="28"/>
-              </w:rPr>
-              <w:t xml:space="preserve">Sangguniang Panlungsod ng Quezon City; Quezon City Public Library digital repository (LIBROS)</w:t>
+                <w:b/>
+                <w:bCs/>
+                <w:sz w:val="28"/>
+                <w:szCs w:val="28"/>
+              </w:rPr>
+              <w:t xml:space="preserve">FOURTH LEVEL: LOCAL ORDINANCES.</w:t>
+            </w:r>
+            <w:r>
+              <w:rPr>
+                <w:rFonts w:ascii="Times New Roman" w:hAnsi="Times New Roman" w:cs="Times New Roman" w:eastAsia="Times New Roman"/>
+                <w:sz w:val="28"/>
+                <w:szCs w:val="28"/>
+              </w:rPr>
+              <w:t xml:space="preserve"> Delegated legislation that must not contravene the Constitution or any statute (Magtajas v. Pryce Properties Corp., G.R. No. 111097, July 20, 1994).</w:t>
             </w:r>
           </w:p>
         </w:tc>
@@ -8551,16 +8520,19 @@
           </w:tcPr>
           <w:p>
             <w:pPr>
-              <w:spacing w:before="0" w:after="0" w:line="240" w:lineRule="auto"/>
-              <w:jc w:val="left"/>
-            </w:pPr>
-            <w:r>
-              <w:rPr>
-                <w:rFonts w:ascii="Times New Roman" w:hAnsi="Times New Roman" w:cs="Times New Roman" w:eastAsia="Times New Roman"/>
-                <w:sz w:val="28"/>
-                <w:szCs w:val="28"/>
-              </w:rPr>
-              <w:t xml:space="preserve">5.</w:t>
+              <w:keepNext/>
+              <w:spacing w:before="0" w:after="0" w:line="240" w:lineRule="auto"/>
+              <w:jc w:val="left"/>
+            </w:pPr>
+            <w:r>
+              <w:rPr>
+                <w:rFonts w:ascii="Times New Roman" w:hAnsi="Times New Roman" w:cs="Times New Roman" w:eastAsia="Times New Roman"/>
+                <w:b/>
+                <w:bCs/>
+                <w:sz w:val="28"/>
+                <w:szCs w:val="28"/>
+              </w:rPr>
+              <w:t xml:space="preserve">I.</w:t>
             </w:r>
           </w:p>
         </w:tc>
@@ -8570,30 +8542,19 @@
           </w:tcPr>
           <w:p>
             <w:pPr>
-              <w:spacing w:before="0" w:after="0" w:line="240" w:lineRule="auto"/>
-              <w:jc w:val="left"/>
-            </w:pPr>
-            <w:r>
-              <w:rPr>
-                <w:rFonts w:ascii="Times New Roman" w:hAnsi="Times New Roman" w:cs="Times New Roman" w:eastAsia="Times New Roman"/>
-                <w:sz w:val="28"/>
-                <w:szCs w:val="28"/>
-              </w:rPr>
-              <w:t xml:space="preserve">Quezon City Ordinance No. SP-1309, S-2003.</w:t>
-            </w:r>
-          </w:p>
-          <w:p>
-            <w:pPr>
-              <w:spacing w:before="60" w:after="0" w:line="240" w:lineRule="auto"/>
-              <w:jc w:val="both"/>
-            </w:pPr>
-            <w:r>
-              <w:rPr>
-                <w:rFonts w:ascii="Times New Roman" w:hAnsi="Times New Roman" w:cs="Times New Roman" w:eastAsia="Times New Roman"/>
-                <w:sz w:val="28"/>
-                <w:szCs w:val="28"/>
-              </w:rPr>
-              <w:t xml:space="preserve">An early local ordinance prohibiting discrimination against homosexuals in the workplace, later expanded by the Gender-Fair Ordinance.</w:t>
+              <w:keepNext/>
+              <w:spacing w:before="0" w:after="0" w:line="240" w:lineRule="auto"/>
+              <w:jc w:val="left"/>
+            </w:pPr>
+            <w:r>
+              <w:rPr>
+                <w:rFonts w:ascii="Times New Roman" w:hAnsi="Times New Roman" w:cs="Times New Roman" w:eastAsia="Times New Roman"/>
+                <w:b/>
+                <w:bCs/>
+                <w:sz w:val="28"/>
+                <w:szCs w:val="28"/>
+              </w:rPr>
+              <w:t xml:space="preserve">LOCAL ORDINANCES AND RESOLUTIONS</w:t>
             </w:r>
           </w:p>
         </w:tc>
@@ -8603,17 +8564,10 @@
           </w:tcPr>
           <w:p>
             <w:pPr>
-              <w:spacing w:before="0" w:after="0" w:line="240" w:lineRule="auto"/>
-              <w:jc w:val="left"/>
-            </w:pPr>
-            <w:r>
-              <w:rPr>
-                <w:rFonts w:ascii="Times New Roman" w:hAnsi="Times New Roman" w:cs="Times New Roman" w:eastAsia="Times New Roman"/>
-                <w:sz w:val="28"/>
-                <w:szCs w:val="28"/>
-              </w:rPr>
-              <w:t xml:space="preserve">Mandatory</w:t>
-            </w:r>
+              <w:keepNext/>
+              <w:spacing w:before="0" w:after="0" w:line="240" w:lineRule="auto"/>
+              <w:jc w:val="left"/>
+            </w:pPr>
           </w:p>
         </w:tc>
         <w:tc>
@@ -8622,17 +8576,10 @@
           </w:tcPr>
           <w:p>
             <w:pPr>
-              <w:spacing w:before="0" w:after="0" w:line="240" w:lineRule="auto"/>
-              <w:jc w:val="left"/>
-            </w:pPr>
-            <w:r>
-              <w:rPr>
-                <w:rFonts w:ascii="Times New Roman" w:hAnsi="Times New Roman" w:cs="Times New Roman" w:eastAsia="Times New Roman"/>
-                <w:sz w:val="28"/>
-                <w:szCs w:val="28"/>
-              </w:rPr>
-              <w:t xml:space="preserve">Sangguniang Panlungsod ng Quezon City</w:t>
-            </w:r>
+              <w:keepNext/>
+              <w:spacing w:before="0" w:after="0" w:line="240" w:lineRule="auto"/>
+              <w:jc w:val="left"/>
+            </w:pPr>
           </w:p>
         </w:tc>
       </w:tr>
@@ -8655,7 +8602,7 @@
                 <w:sz w:val="28"/>
                 <w:szCs w:val="28"/>
               </w:rPr>
-              <w:t xml:space="preserve">6.</w:t>
+              <w:t xml:space="preserve">1.</w:t>
             </w:r>
           </w:p>
         </w:tc>
@@ -8674,7 +8621,7 @@
                 <w:sz w:val="28"/>
                 <w:szCs w:val="28"/>
               </w:rPr>
-              <w:t xml:space="preserve">Davao City Ordinance No. 0417-12 (2012).</w:t>
+              <w:t xml:space="preserve">Quezon City Ordinance No. SP-3221, S-2023, September 25, 2023.</w:t>
             </w:r>
           </w:p>
           <w:p>
@@ -8688,7 +8635,7 @@
                 <w:sz w:val="28"/>
                 <w:szCs w:val="28"/>
               </w:rPr>
-              <w:t xml:space="preserve">Davao City’s Anti-Discrimination Ordinance declares unlawful acts of discrimination based on, among others, sex, gender identity, and sexual orientation.</w:t>
+              <w:t xml:space="preserve">Requires health facilities in Quezon City to recognize health care proxies, institutionalizing the “Right to Care” card that allows same-sex partners to make medical decisions for each other through a special power of attorney.</w:t>
             </w:r>
           </w:p>
         </w:tc>
@@ -8726,7 +8673,7 @@
                 <w:sz w:val="28"/>
                 <w:szCs w:val="28"/>
               </w:rPr>
-              <w:t xml:space="preserve">Sangguniang Panlungsod ng Davao City</w:t>
+              <w:t xml:space="preserve">Sangguniang Panlungsod ng Quezon City; Quezon City Public Library digital repository (LIBROS)</w:t>
             </w:r>
           </w:p>
         </w:tc>
@@ -8750,7 +8697,7 @@
                 <w:sz w:val="28"/>
                 <w:szCs w:val="28"/>
               </w:rPr>
-              <w:t xml:space="preserve">7.</w:t>
+              <w:t xml:space="preserve">2.</w:t>
             </w:r>
           </w:p>
         </w:tc>
@@ -8769,7 +8716,7 @@
                 <w:sz w:val="28"/>
                 <w:szCs w:val="28"/>
               </w:rPr>
-              <w:t xml:space="preserve">Cebu City Ordinance No. 2339 (2012).</w:t>
+              <w:t xml:space="preserve">San Juan City Ordinance No. 16, S-2025 (2025).</w:t>
             </w:r>
           </w:p>
           <w:p>
@@ -8783,7 +8730,7 @@
                 <w:sz w:val="28"/>
                 <w:szCs w:val="28"/>
               </w:rPr>
-              <w:t xml:space="preserve">Prohibits discrimination on the basis of, among others, sexual orientation and gender identity, illustrating how LGBT protection has developed through local legislation in the absence of a national law.</w:t>
+              <w:t xml:space="preserve">San Juan’s “Right to Care” Ordinance requires public and private health facilities in the city to honor the Right to Care Card, through which LGBTQIA+ partners may make medical decisions for one another.</w:t>
             </w:r>
           </w:p>
         </w:tc>
@@ -8821,7 +8768,7 @@
                 <w:sz w:val="28"/>
                 <w:szCs w:val="28"/>
               </w:rPr>
-              <w:t xml:space="preserve">Sangguniang Panlungsod ng Cebu City</w:t>
+              <w:t xml:space="preserve">Sangguniang Panlungsod ng San Juan City</w:t>
             </w:r>
           </w:p>
         </w:tc>
@@ -8836,19 +8783,16 @@
           </w:tcPr>
           <w:p>
             <w:pPr>
-              <w:keepNext/>
-              <w:spacing w:before="0" w:after="0" w:line="240" w:lineRule="auto"/>
-              <w:jc w:val="left"/>
-            </w:pPr>
-            <w:r>
-              <w:rPr>
-                <w:rFonts w:ascii="Times New Roman" w:hAnsi="Times New Roman" w:cs="Times New Roman" w:eastAsia="Times New Roman"/>
-                <w:b/>
-                <w:bCs/>
-                <w:sz w:val="28"/>
-                <w:szCs w:val="28"/>
-              </w:rPr>
-              <w:t xml:space="preserve">I.</w:t>
+              <w:spacing w:before="0" w:after="0" w:line="240" w:lineRule="auto"/>
+              <w:jc w:val="left"/>
+            </w:pPr>
+            <w:r>
+              <w:rPr>
+                <w:rFonts w:ascii="Times New Roman" w:hAnsi="Times New Roman" w:cs="Times New Roman" w:eastAsia="Times New Roman"/>
+                <w:sz w:val="28"/>
+                <w:szCs w:val="28"/>
+              </w:rPr>
+              <w:t xml:space="preserve">3.</w:t>
             </w:r>
           </w:p>
         </w:tc>
@@ -8858,19 +8802,30 @@
           </w:tcPr>
           <w:p>
             <w:pPr>
-              <w:keepNext/>
-              <w:spacing w:before="0" w:after="0" w:line="240" w:lineRule="auto"/>
-              <w:jc w:val="left"/>
-            </w:pPr>
-            <w:r>
-              <w:rPr>
-                <w:rFonts w:ascii="Times New Roman" w:hAnsi="Times New Roman" w:cs="Times New Roman" w:eastAsia="Times New Roman"/>
-                <w:b/>
-                <w:bCs/>
-                <w:sz w:val="28"/>
-                <w:szCs w:val="28"/>
-              </w:rPr>
-              <w:t xml:space="preserve">REGIONAL SOURCES OF LAW</w:t>
+              <w:spacing w:before="0" w:after="0" w:line="240" w:lineRule="auto"/>
+              <w:jc w:val="left"/>
+            </w:pPr>
+            <w:r>
+              <w:rPr>
+                <w:rFonts w:ascii="Times New Roman" w:hAnsi="Times New Roman" w:cs="Times New Roman" w:eastAsia="Times New Roman"/>
+                <w:sz w:val="28"/>
+                <w:szCs w:val="28"/>
+              </w:rPr>
+              <w:t xml:space="preserve">Quezon City Ordinance No. SP-3417, S-2025, June 16, 2025.</w:t>
+            </w:r>
+          </w:p>
+          <w:p>
+            <w:pPr>
+              <w:spacing w:before="60" w:after="0" w:line="240" w:lineRule="auto"/>
+              <w:jc w:val="both"/>
+            </w:pPr>
+            <w:r>
+              <w:rPr>
+                <w:rFonts w:ascii="Times New Roman" w:hAnsi="Times New Roman" w:cs="Times New Roman" w:eastAsia="Times New Roman"/>
+                <w:sz w:val="28"/>
+                <w:szCs w:val="28"/>
+              </w:rPr>
+              <w:t xml:space="preserve">Revises the Quezon City Gender-Fair Ordinance into a comprehensive anti-discrimination policy on the basis of sexual orientation, gender identity and expression, and sex characteristics (SOGIESC).</w:t>
             </w:r>
           </w:p>
         </w:tc>
@@ -8880,10 +8835,17 @@
           </w:tcPr>
           <w:p>
             <w:pPr>
-              <w:keepNext/>
-              <w:spacing w:before="0" w:after="0" w:line="240" w:lineRule="auto"/>
-              <w:jc w:val="left"/>
-            </w:pPr>
+              <w:spacing w:before="0" w:after="0" w:line="240" w:lineRule="auto"/>
+              <w:jc w:val="left"/>
+            </w:pPr>
+            <w:r>
+              <w:rPr>
+                <w:rFonts w:ascii="Times New Roman" w:hAnsi="Times New Roman" w:cs="Times New Roman" w:eastAsia="Times New Roman"/>
+                <w:sz w:val="28"/>
+                <w:szCs w:val="28"/>
+              </w:rPr>
+              <w:t xml:space="preserve">Mandatory</w:t>
+            </w:r>
           </w:p>
         </w:tc>
         <w:tc>
@@ -8892,10 +8854,17 @@
           </w:tcPr>
           <w:p>
             <w:pPr>
-              <w:keepNext/>
-              <w:spacing w:before="0" w:after="0" w:line="240" w:lineRule="auto"/>
-              <w:jc w:val="left"/>
-            </w:pPr>
+              <w:spacing w:before="0" w:after="0" w:line="240" w:lineRule="auto"/>
+              <w:jc w:val="left"/>
+            </w:pPr>
+            <w:r>
+              <w:rPr>
+                <w:rFonts w:ascii="Times New Roman" w:hAnsi="Times New Roman" w:cs="Times New Roman" w:eastAsia="Times New Roman"/>
+                <w:sz w:val="28"/>
+                <w:szCs w:val="28"/>
+              </w:rPr>
+              <w:t xml:space="preserve">Sangguniang Panlungsod ng Quezon City; Quezon City Public Library digital repository (LIBROS)</w:t>
+            </w:r>
           </w:p>
         </w:tc>
       </w:tr>
@@ -8918,7 +8887,7 @@
                 <w:sz w:val="28"/>
                 <w:szCs w:val="28"/>
               </w:rPr>
-              <w:t xml:space="preserve">1.</w:t>
+              <w:t xml:space="preserve">4.</w:t>
             </w:r>
           </w:p>
         </w:tc>
@@ -8937,7 +8906,7 @@
                 <w:sz w:val="28"/>
                 <w:szCs w:val="28"/>
               </w:rPr>
-              <w:t xml:space="preserve">ASEAN Human Rights Declaration, art. 19 (November 18, 2012).</w:t>
+              <w:t xml:space="preserve">Quezon City Ordinance No. SP-2357, S-2014, November 28, 2014.</w:t>
             </w:r>
           </w:p>
           <w:p>
@@ -8951,7 +8920,7 @@
                 <w:sz w:val="28"/>
                 <w:szCs w:val="28"/>
               </w:rPr>
-              <w:t xml:space="preserve">Adopted by ASEAN leaders including the Philippines, it recognizes the right of “men and women of full age” to marry and found a family “as prescribed by law,” deferring to national law on the definition of marriage.</w:t>
+              <w:t xml:space="preserve">The Quezon City Gender-Fair Ordinance prohibits discrimination on the basis of sexual orientation and gender identity and expression in employment, education, accommodation, and the delivery of goods and services.</w:t>
             </w:r>
           </w:p>
         </w:tc>
@@ -8970,7 +8939,7 @@
                 <w:sz w:val="28"/>
                 <w:szCs w:val="28"/>
               </w:rPr>
-              <w:t xml:space="preserve">Persuasive</w:t>
+              <w:t xml:space="preserve">Mandatory</w:t>
             </w:r>
           </w:p>
         </w:tc>
@@ -8989,7 +8958,7 @@
                 <w:sz w:val="28"/>
                 <w:szCs w:val="28"/>
               </w:rPr>
-              <w:t xml:space="preserve">ASEAN Secretariat website (asean.org)</w:t>
+              <w:t xml:space="preserve">Sangguniang Panlungsod ng Quezon City; Quezon City Public Library digital repository (LIBROS)</w:t>
             </w:r>
           </w:p>
         </w:tc>
@@ -9013,7 +8982,7 @@
                 <w:sz w:val="28"/>
                 <w:szCs w:val="28"/>
               </w:rPr>
-              <w:t xml:space="preserve">2.</w:t>
+              <w:t xml:space="preserve">5.</w:t>
             </w:r>
           </w:p>
         </w:tc>
@@ -9032,7 +9001,7 @@
                 <w:sz w:val="28"/>
                 <w:szCs w:val="28"/>
               </w:rPr>
-              <w:t xml:space="preserve">Convention for the Protection of Human Rights and Fundamental Freedoms, November 4, 1950 (1953), 213 U.N.T.S. 221, arts. 8, 12, 14.</w:t>
+              <w:t xml:space="preserve">Quezon City Ordinance No. SP-1309, S-2003.</w:t>
             </w:r>
           </w:p>
           <w:p>
@@ -9046,7 +9015,7 @@
                 <w:sz w:val="28"/>
                 <w:szCs w:val="28"/>
               </w:rPr>
-              <w:t xml:space="preserve">The European Convention’s guarantees of private and family life, the right to marry, and non-discrimination, through which the European Court of Human Rights developed its case law on same-sex couples.</w:t>
+              <w:t xml:space="preserve">An early local ordinance prohibiting discrimination against homosexuals in the workplace, later expanded by the Gender-Fair Ordinance.</w:t>
             </w:r>
           </w:p>
         </w:tc>
@@ -9065,7 +9034,7 @@
                 <w:sz w:val="28"/>
                 <w:szCs w:val="28"/>
               </w:rPr>
-              <w:t xml:space="preserve">Persuasive</w:t>
+              <w:t xml:space="preserve">Mandatory</w:t>
             </w:r>
           </w:p>
         </w:tc>
@@ -9084,7 +9053,7 @@
                 <w:sz w:val="28"/>
                 <w:szCs w:val="28"/>
               </w:rPr>
-              <w:t xml:space="preserve">Council of Europe Treaty Office (coe.int); United Nations Treaty Series</w:t>
+              <w:t xml:space="preserve">Sangguniang Panlungsod ng Quezon City</w:t>
             </w:r>
           </w:p>
         </w:tc>
@@ -9108,7 +9077,7 @@
                 <w:sz w:val="28"/>
                 <w:szCs w:val="28"/>
               </w:rPr>
-              <w:t xml:space="preserve">3.</w:t>
+              <w:t xml:space="preserve">6.</w:t>
             </w:r>
           </w:p>
         </w:tc>
@@ -9127,7 +9096,7 @@
                 <w:sz w:val="28"/>
                 <w:szCs w:val="28"/>
               </w:rPr>
-              <w:t xml:space="preserve">Schalk &amp; Kopf v. Austria, App. No. 30141/04, Eur. Ct. H.R. (June 24, 2010).</w:t>
+              <w:t xml:space="preserve">Davao City Ordinance No. 0417-12 (2012).</w:t>
             </w:r>
           </w:p>
           <w:p>
@@ -9141,7 +9110,7 @@
                 <w:sz w:val="28"/>
                 <w:szCs w:val="28"/>
               </w:rPr>
-              <w:t xml:space="preserve">Held that the European Convention does not oblige States to open marriage to same-sex couples, while recognizing that a cohabiting same-sex couple enjoys “family life.”</w:t>
+              <w:t xml:space="preserve">Davao City’s Anti-Discrimination Ordinance declares unlawful acts of discrimination based on, among others, sex, gender identity, and sexual orientation.</w:t>
             </w:r>
           </w:p>
         </w:tc>
@@ -9160,7 +9129,7 @@
                 <w:sz w:val="28"/>
                 <w:szCs w:val="28"/>
               </w:rPr>
-              <w:t xml:space="preserve">Persuasive</w:t>
+              <w:t xml:space="preserve">Mandatory</w:t>
             </w:r>
           </w:p>
         </w:tc>
@@ -9179,7 +9148,7 @@
                 <w:sz w:val="28"/>
                 <w:szCs w:val="28"/>
               </w:rPr>
-              <w:t xml:space="preserve">HUDOC database of the European Court of Human Rights (hudoc.echr.coe.int)</w:t>
+              <w:t xml:space="preserve">Sangguniang Panlungsod ng Davao City</w:t>
             </w:r>
           </w:p>
         </w:tc>
@@ -9203,7 +9172,7 @@
                 <w:sz w:val="28"/>
                 <w:szCs w:val="28"/>
               </w:rPr>
-              <w:t xml:space="preserve">4.</w:t>
+              <w:t xml:space="preserve">7.</w:t>
             </w:r>
           </w:p>
         </w:tc>
@@ -9222,7 +9191,7 @@
                 <w:sz w:val="28"/>
                 <w:szCs w:val="28"/>
               </w:rPr>
-              <w:t xml:space="preserve">Oliari v. Italy, App. Nos. 18766/11 &amp; 36030/11, Eur. Ct. H.R. (July 21, 2015).</w:t>
+              <w:t xml:space="preserve">Cebu City Ordinance No. 2339 (2012).</w:t>
             </w:r>
           </w:p>
           <w:p>
@@ -9236,7 +9205,7 @@
                 <w:sz w:val="28"/>
                 <w:szCs w:val="28"/>
               </w:rPr>
-              <w:t xml:space="preserve">Found that Italy violated Article 8 by failing to provide any legal framework recognizing and protecting same-sex unions.</w:t>
+              <w:t xml:space="preserve">Prohibits discrimination on the basis of, among others, sexual orientation and gender identity, illustrating how LGBT protection has developed through local legislation in the absence of a national law.</w:t>
             </w:r>
           </w:p>
         </w:tc>
@@ -9255,7 +9224,7 @@
                 <w:sz w:val="28"/>
                 <w:szCs w:val="28"/>
               </w:rPr>
-              <w:t xml:space="preserve">Persuasive</w:t>
+              <w:t xml:space="preserve">Mandatory</w:t>
             </w:r>
           </w:p>
         </w:tc>
@@ -9274,7 +9243,7 @@
                 <w:sz w:val="28"/>
                 <w:szCs w:val="28"/>
               </w:rPr>
-              <w:t xml:space="preserve">HUDOC database of the European Court of Human Rights (hudoc.echr.coe.int)</w:t>
+              <w:t xml:space="preserve">Sangguniang Panlungsod ng Cebu City</w:t>
             </w:r>
           </w:p>
         </w:tc>
@@ -9289,87 +9258,40 @@
           </w:tcPr>
           <w:p>
             <w:pPr>
-              <w:spacing w:before="0" w:after="0" w:line="240" w:lineRule="auto"/>
-              <w:jc w:val="left"/>
-            </w:pPr>
-            <w:r>
-              <w:rPr>
-                <w:rFonts w:ascii="Times New Roman" w:hAnsi="Times New Roman" w:cs="Times New Roman" w:eastAsia="Times New Roman"/>
-                <w:sz w:val="28"/>
-                <w:szCs w:val="28"/>
-              </w:rPr>
-              <w:t xml:space="preserve">5.</w:t>
-            </w:r>
-          </w:p>
-        </w:tc>
-        <w:tc>
-          <w:tcPr>
-            <w:tcW w:w="9800" w:type="dxa"/>
-          </w:tcPr>
-          <w:p>
-            <w:pPr>
-              <w:spacing w:before="0" w:after="0" w:line="240" w:lineRule="auto"/>
-              <w:jc w:val="left"/>
-            </w:pPr>
-            <w:r>
-              <w:rPr>
-                <w:rFonts w:ascii="Times New Roman" w:hAnsi="Times New Roman" w:cs="Times New Roman" w:eastAsia="Times New Roman"/>
-                <w:sz w:val="28"/>
-                <w:szCs w:val="28"/>
-              </w:rPr>
-              <w:t xml:space="preserve">Orlandi v. Italy, App. No. 26431/12, Eur. Ct. H.R. (December 14, 2017).</w:t>
-            </w:r>
-          </w:p>
-          <w:p>
-            <w:pPr>
-              <w:spacing w:before="60" w:after="0" w:line="240" w:lineRule="auto"/>
+              <w:keepNext/>
+              <w:spacing w:before="0" w:after="0" w:line="240" w:lineRule="auto"/>
+              <w:jc w:val="left"/>
+            </w:pPr>
+          </w:p>
+        </w:tc>
+        <w:tc>
+          <w:tcPr>
+            <w:tcW w:w="16425" w:type="dxa"/>
+            <w:gridSpan w:val="3"/>
+          </w:tcPr>
+          <w:p>
+            <w:pPr>
+              <w:keepNext/>
+              <w:spacing w:before="0" w:after="0" w:line="240" w:lineRule="auto"/>
               <w:jc w:val="both"/>
             </w:pPr>
             <w:r>
               <w:rPr>
                 <w:rFonts w:ascii="Times New Roman" w:hAnsi="Times New Roman" w:cs="Times New Roman" w:eastAsia="Times New Roman"/>
-                <w:sz w:val="28"/>
-                <w:szCs w:val="28"/>
-              </w:rPr>
-              <w:t xml:space="preserve">Held that Italy’s refusal to give any form of recognition to same-sex marriages its nationals contracted abroad violated Article 8, a parallel to Filipino same-sex couples married abroad.</w:t>
-            </w:r>
-          </w:p>
-        </w:tc>
-        <w:tc>
-          <w:tcPr>
-            <w:tcW w:w="2400" w:type="dxa"/>
-          </w:tcPr>
-          <w:p>
-            <w:pPr>
-              <w:spacing w:before="0" w:after="0" w:line="240" w:lineRule="auto"/>
-              <w:jc w:val="left"/>
-            </w:pPr>
-            <w:r>
-              <w:rPr>
-                <w:rFonts w:ascii="Times New Roman" w:hAnsi="Times New Roman" w:cs="Times New Roman" w:eastAsia="Times New Roman"/>
-                <w:sz w:val="28"/>
-                <w:szCs w:val="28"/>
-              </w:rPr>
-              <w:t xml:space="preserve">Persuasive</w:t>
-            </w:r>
-          </w:p>
-        </w:tc>
-        <w:tc>
-          <w:tcPr>
-            <w:tcW w:w="4225" w:type="dxa"/>
-          </w:tcPr>
-          <w:p>
-            <w:pPr>
-              <w:spacing w:before="0" w:after="0" w:line="240" w:lineRule="auto"/>
-              <w:jc w:val="left"/>
-            </w:pPr>
-            <w:r>
-              <w:rPr>
-                <w:rFonts w:ascii="Times New Roman" w:hAnsi="Times New Roman" w:cs="Times New Roman" w:eastAsia="Times New Roman"/>
-                <w:sz w:val="28"/>
-                <w:szCs w:val="28"/>
-              </w:rPr>
-              <w:t xml:space="preserve">HUDOC database of the European Court of Human Rights (hudoc.echr.coe.int)</w:t>
+                <w:b/>
+                <w:bCs/>
+                <w:sz w:val="28"/>
+                <w:szCs w:val="28"/>
+              </w:rPr>
+              <w:t xml:space="preserve">OUTSIDE THE PHILIPPINE HIERARCHY: REGIONAL AND FOREIGN SOURCES OF LAW (J and K are on the same level).</w:t>
+            </w:r>
+            <w:r>
+              <w:rPr>
+                <w:rFonts w:ascii="Times New Roman" w:hAnsi="Times New Roman" w:cs="Times New Roman" w:eastAsia="Times New Roman"/>
+                <w:sz w:val="28"/>
+                <w:szCs w:val="28"/>
+              </w:rPr>
+              <w:t xml:space="preserve"> Not binding in the Philippines; persuasive only, especially where Philippine law was patterned after them.</w:t>
             </w:r>
           </w:p>
         </w:tc>
@@ -9384,16 +9306,19 @@
           </w:tcPr>
           <w:p>
             <w:pPr>
-              <w:spacing w:before="0" w:after="0" w:line="240" w:lineRule="auto"/>
-              <w:jc w:val="left"/>
-            </w:pPr>
-            <w:r>
-              <w:rPr>
-                <w:rFonts w:ascii="Times New Roman" w:hAnsi="Times New Roman" w:cs="Times New Roman" w:eastAsia="Times New Roman"/>
-                <w:sz w:val="28"/>
-                <w:szCs w:val="28"/>
-              </w:rPr>
-              <w:t xml:space="preserve">6.</w:t>
+              <w:keepNext/>
+              <w:spacing w:before="0" w:after="0" w:line="240" w:lineRule="auto"/>
+              <w:jc w:val="left"/>
+            </w:pPr>
+            <w:r>
+              <w:rPr>
+                <w:rFonts w:ascii="Times New Roman" w:hAnsi="Times New Roman" w:cs="Times New Roman" w:eastAsia="Times New Roman"/>
+                <w:b/>
+                <w:bCs/>
+                <w:sz w:val="28"/>
+                <w:szCs w:val="28"/>
+              </w:rPr>
+              <w:t xml:space="preserve">J.</w:t>
             </w:r>
           </w:p>
         </w:tc>
@@ -9403,30 +9328,19 @@
           </w:tcPr>
           <w:p>
             <w:pPr>
-              <w:spacing w:before="0" w:after="0" w:line="240" w:lineRule="auto"/>
-              <w:jc w:val="left"/>
-            </w:pPr>
-            <w:r>
-              <w:rPr>
-                <w:rFonts w:ascii="Times New Roman" w:hAnsi="Times New Roman" w:cs="Times New Roman" w:eastAsia="Times New Roman"/>
-                <w:sz w:val="28"/>
-                <w:szCs w:val="28"/>
-              </w:rPr>
-              <w:t xml:space="preserve">Fedotova v. Russia, App. Nos. 40792/10, 30538/14 &amp; 43439/14, Eur. Ct. H.R. (Grand Chamber, January 17, 2023).</w:t>
-            </w:r>
-          </w:p>
-          <w:p>
-            <w:pPr>
-              <w:spacing w:before="60" w:after="0" w:line="240" w:lineRule="auto"/>
-              <w:jc w:val="both"/>
-            </w:pPr>
-            <w:r>
-              <w:rPr>
-                <w:rFonts w:ascii="Times New Roman" w:hAnsi="Times New Roman" w:cs="Times New Roman" w:eastAsia="Times New Roman"/>
-                <w:sz w:val="28"/>
-                <w:szCs w:val="28"/>
-              </w:rPr>
-              <w:t xml:space="preserve">The Grand Chamber held that Article 8 imposes a positive obligation on States to provide a legal framework for the recognition and protection of same-sex couples.</w:t>
+              <w:keepNext/>
+              <w:spacing w:before="0" w:after="0" w:line="240" w:lineRule="auto"/>
+              <w:jc w:val="left"/>
+            </w:pPr>
+            <w:r>
+              <w:rPr>
+                <w:rFonts w:ascii="Times New Roman" w:hAnsi="Times New Roman" w:cs="Times New Roman" w:eastAsia="Times New Roman"/>
+                <w:b/>
+                <w:bCs/>
+                <w:sz w:val="28"/>
+                <w:szCs w:val="28"/>
+              </w:rPr>
+              <w:t xml:space="preserve">REGIONAL SOURCES OF LAW</w:t>
             </w:r>
           </w:p>
         </w:tc>
@@ -9436,17 +9350,10 @@
           </w:tcPr>
           <w:p>
             <w:pPr>
-              <w:spacing w:before="0" w:after="0" w:line="240" w:lineRule="auto"/>
-              <w:jc w:val="left"/>
-            </w:pPr>
-            <w:r>
-              <w:rPr>
-                <w:rFonts w:ascii="Times New Roman" w:hAnsi="Times New Roman" w:cs="Times New Roman" w:eastAsia="Times New Roman"/>
-                <w:sz w:val="28"/>
-                <w:szCs w:val="28"/>
-              </w:rPr>
-              <w:t xml:space="preserve">Persuasive</w:t>
-            </w:r>
+              <w:keepNext/>
+              <w:spacing w:before="0" w:after="0" w:line="240" w:lineRule="auto"/>
+              <w:jc w:val="left"/>
+            </w:pPr>
           </w:p>
         </w:tc>
         <w:tc>
@@ -9455,17 +9362,10 @@
           </w:tcPr>
           <w:p>
             <w:pPr>
-              <w:spacing w:before="0" w:after="0" w:line="240" w:lineRule="auto"/>
-              <w:jc w:val="left"/>
-            </w:pPr>
-            <w:r>
-              <w:rPr>
-                <w:rFonts w:ascii="Times New Roman" w:hAnsi="Times New Roman" w:cs="Times New Roman" w:eastAsia="Times New Roman"/>
-                <w:sz w:val="28"/>
-                <w:szCs w:val="28"/>
-              </w:rPr>
-              <w:t xml:space="preserve">HUDOC database of the European Court of Human Rights (hudoc.echr.coe.int)</w:t>
-            </w:r>
+              <w:keepNext/>
+              <w:spacing w:before="0" w:after="0" w:line="240" w:lineRule="auto"/>
+              <w:jc w:val="left"/>
+            </w:pPr>
           </w:p>
         </w:tc>
       </w:tr>
@@ -9488,7 +9388,7 @@
                 <w:sz w:val="28"/>
                 <w:szCs w:val="28"/>
               </w:rPr>
-              <w:t xml:space="preserve">7.</w:t>
+              <w:t xml:space="preserve">1.</w:t>
             </w:r>
           </w:p>
         </w:tc>
@@ -9507,7 +9407,7 @@
                 <w:sz w:val="28"/>
                 <w:szCs w:val="28"/>
               </w:rPr>
-              <w:t xml:space="preserve">Case C-673/16, Coman v. Inspectoratul General pentru Imigrări, ECLI:EU:C:2018:385 (June 5, 2018).</w:t>
+              <w:t xml:space="preserve">ASEAN Human Rights Declaration, art. 19 (November 18, 2012).</w:t>
             </w:r>
           </w:p>
           <w:p>
@@ -9521,7 +9421,7 @@
                 <w:sz w:val="28"/>
                 <w:szCs w:val="28"/>
               </w:rPr>
-              <w:t xml:space="preserve">The Court of Justice of the European Union held that the term “spouse” in EU free-movement law includes a same-sex spouse, even in a Member State that does not allow same-sex marriage.</w:t>
+              <w:t xml:space="preserve">Adopted by ASEAN leaders including the Philippines, it recognizes the right of “men and women of full age” to marry and found a family “as prescribed by law,” deferring to national law on the definition of marriage.</w:t>
             </w:r>
           </w:p>
         </w:tc>
@@ -9559,7 +9459,7 @@
                 <w:sz w:val="28"/>
                 <w:szCs w:val="28"/>
               </w:rPr>
-              <w:t xml:space="preserve">CURIA (curia.europa.eu); EUR-Lex (eur-lex.europa.eu)</w:t>
+              <w:t xml:space="preserve">ASEAN Secretariat website (asean.org)</w:t>
             </w:r>
           </w:p>
         </w:tc>
@@ -9583,7 +9483,7 @@
                 <w:sz w:val="28"/>
                 <w:szCs w:val="28"/>
               </w:rPr>
-              <w:t xml:space="preserve">8.</w:t>
+              <w:t xml:space="preserve">2.</w:t>
             </w:r>
           </w:p>
         </w:tc>
@@ -9602,7 +9502,7 @@
                 <w:sz w:val="28"/>
                 <w:szCs w:val="28"/>
               </w:rPr>
-              <w:t xml:space="preserve">Gender Identity, and Equality and Non-Discrimination of Same-Sex Couples, Advisory Opinion OC-24/17, Inter-Am. Ct. H.R. (ser. A) No. 24 (November 24, 2017).</w:t>
+              <w:t xml:space="preserve">Convention for the Protection of Human Rights and Fundamental Freedoms, November 4, 1950 (1953), 213 U.N.T.S. 221, arts. 8, 12, 14.</w:t>
             </w:r>
           </w:p>
           <w:p>
@@ -9616,7 +9516,7 @@
                 <w:sz w:val="28"/>
                 <w:szCs w:val="28"/>
               </w:rPr>
-              <w:t xml:space="preserve">The Inter-American Court of Human Rights opined that States must recognize and protect same-sex couples, including access to marriage, without discrimination.</w:t>
+              <w:t xml:space="preserve">The European Convention’s guarantees of private and family life, the right to marry, and non-discrimination, through which the European Court of Human Rights developed its case law on same-sex couples.</w:t>
             </w:r>
           </w:p>
         </w:tc>
@@ -9654,7 +9554,7 @@
                 <w:sz w:val="28"/>
                 <w:szCs w:val="28"/>
               </w:rPr>
-              <w:t xml:space="preserve">Inter-American Court of Human Rights website (corteidh.or.cr)</w:t>
+              <w:t xml:space="preserve">Council of Europe Treaty Office (coe.int); United Nations Treaty Series</w:t>
             </w:r>
           </w:p>
         </w:tc>
@@ -9678,7 +9578,7 @@
                 <w:sz w:val="28"/>
                 <w:szCs w:val="28"/>
               </w:rPr>
-              <w:t xml:space="preserve">9.</w:t>
+              <w:t xml:space="preserve">3.</w:t>
             </w:r>
           </w:p>
         </w:tc>
@@ -9697,7 +9597,7 @@
                 <w:sz w:val="28"/>
                 <w:szCs w:val="28"/>
               </w:rPr>
-              <w:t xml:space="preserve">Atala Riffo &amp; Daughters v. Chile, Merits, Reparations and Costs, Inter-Am. Ct. H.R. (ser. C) No. 239 (February 24, 2012).</w:t>
+              <w:t xml:space="preserve">Schalk &amp; Kopf v. Austria, App. No. 30141/04, Eur. Ct. H.R. (June 24, 2010).</w:t>
             </w:r>
           </w:p>
           <w:p>
@@ -9711,7 +9611,7 @@
                 <w:sz w:val="28"/>
                 <w:szCs w:val="28"/>
               </w:rPr>
-              <w:t xml:space="preserve">Held that denying a lesbian mother custody of her daughters because of her sexual orientation and her cohabitation with a same-sex partner violated the American Convention on Human Rights.</w:t>
+              <w:t xml:space="preserve">Held that the European Convention does not oblige States to open marriage to same-sex couples, while recognizing that a cohabiting same-sex couple enjoys “family life.”</w:t>
             </w:r>
           </w:p>
         </w:tc>
@@ -9749,7 +9649,7 @@
                 <w:sz w:val="28"/>
                 <w:szCs w:val="28"/>
               </w:rPr>
-              <w:t xml:space="preserve">Inter-American Court of Human Rights website (corteidh.or.cr)</w:t>
+              <w:t xml:space="preserve">HUDOC database of the European Court of Human Rights (hudoc.echr.coe.int)</w:t>
             </w:r>
           </w:p>
         </w:tc>
@@ -9764,6 +9664,576 @@
           </w:tcPr>
           <w:p>
             <w:pPr>
+              <w:spacing w:before="0" w:after="0" w:line="240" w:lineRule="auto"/>
+              <w:jc w:val="left"/>
+            </w:pPr>
+            <w:r>
+              <w:rPr>
+                <w:rFonts w:ascii="Times New Roman" w:hAnsi="Times New Roman" w:cs="Times New Roman" w:eastAsia="Times New Roman"/>
+                <w:sz w:val="28"/>
+                <w:szCs w:val="28"/>
+              </w:rPr>
+              <w:t xml:space="preserve">4.</w:t>
+            </w:r>
+          </w:p>
+        </w:tc>
+        <w:tc>
+          <w:tcPr>
+            <w:tcW w:w="9800" w:type="dxa"/>
+          </w:tcPr>
+          <w:p>
+            <w:pPr>
+              <w:spacing w:before="0" w:after="0" w:line="240" w:lineRule="auto"/>
+              <w:jc w:val="left"/>
+            </w:pPr>
+            <w:r>
+              <w:rPr>
+                <w:rFonts w:ascii="Times New Roman" w:hAnsi="Times New Roman" w:cs="Times New Roman" w:eastAsia="Times New Roman"/>
+                <w:sz w:val="28"/>
+                <w:szCs w:val="28"/>
+              </w:rPr>
+              <w:t xml:space="preserve">Oliari v. Italy, App. Nos. 18766/11 &amp; 36030/11, Eur. Ct. H.R. (July 21, 2015).</w:t>
+            </w:r>
+          </w:p>
+          <w:p>
+            <w:pPr>
+              <w:spacing w:before="60" w:after="0" w:line="240" w:lineRule="auto"/>
+              <w:jc w:val="both"/>
+            </w:pPr>
+            <w:r>
+              <w:rPr>
+                <w:rFonts w:ascii="Times New Roman" w:hAnsi="Times New Roman" w:cs="Times New Roman" w:eastAsia="Times New Roman"/>
+                <w:sz w:val="28"/>
+                <w:szCs w:val="28"/>
+              </w:rPr>
+              <w:t xml:space="preserve">Found that Italy violated Article 8 by failing to provide any legal framework recognizing and protecting same-sex unions.</w:t>
+            </w:r>
+          </w:p>
+        </w:tc>
+        <w:tc>
+          <w:tcPr>
+            <w:tcW w:w="2400" w:type="dxa"/>
+          </w:tcPr>
+          <w:p>
+            <w:pPr>
+              <w:spacing w:before="0" w:after="0" w:line="240" w:lineRule="auto"/>
+              <w:jc w:val="left"/>
+            </w:pPr>
+            <w:r>
+              <w:rPr>
+                <w:rFonts w:ascii="Times New Roman" w:hAnsi="Times New Roman" w:cs="Times New Roman" w:eastAsia="Times New Roman"/>
+                <w:sz w:val="28"/>
+                <w:szCs w:val="28"/>
+              </w:rPr>
+              <w:t xml:space="preserve">Persuasive</w:t>
+            </w:r>
+          </w:p>
+        </w:tc>
+        <w:tc>
+          <w:tcPr>
+            <w:tcW w:w="4225" w:type="dxa"/>
+          </w:tcPr>
+          <w:p>
+            <w:pPr>
+              <w:spacing w:before="0" w:after="0" w:line="240" w:lineRule="auto"/>
+              <w:jc w:val="left"/>
+            </w:pPr>
+            <w:r>
+              <w:rPr>
+                <w:rFonts w:ascii="Times New Roman" w:hAnsi="Times New Roman" w:cs="Times New Roman" w:eastAsia="Times New Roman"/>
+                <w:sz w:val="28"/>
+                <w:szCs w:val="28"/>
+              </w:rPr>
+              <w:t xml:space="preserve">HUDOC database of the European Court of Human Rights (hudoc.echr.coe.int)</w:t>
+            </w:r>
+          </w:p>
+        </w:tc>
+      </w:tr>
+      <w:tr>
+        <w:trPr>
+          <w:cantSplit/>
+        </w:trPr>
+        <w:tc>
+          <w:tcPr>
+            <w:tcW w:w="760" w:type="dxa"/>
+          </w:tcPr>
+          <w:p>
+            <w:pPr>
+              <w:spacing w:before="0" w:after="0" w:line="240" w:lineRule="auto"/>
+              <w:jc w:val="left"/>
+            </w:pPr>
+            <w:r>
+              <w:rPr>
+                <w:rFonts w:ascii="Times New Roman" w:hAnsi="Times New Roman" w:cs="Times New Roman" w:eastAsia="Times New Roman"/>
+                <w:sz w:val="28"/>
+                <w:szCs w:val="28"/>
+              </w:rPr>
+              <w:t xml:space="preserve">5.</w:t>
+            </w:r>
+          </w:p>
+        </w:tc>
+        <w:tc>
+          <w:tcPr>
+            <w:tcW w:w="9800" w:type="dxa"/>
+          </w:tcPr>
+          <w:p>
+            <w:pPr>
+              <w:spacing w:before="0" w:after="0" w:line="240" w:lineRule="auto"/>
+              <w:jc w:val="left"/>
+            </w:pPr>
+            <w:r>
+              <w:rPr>
+                <w:rFonts w:ascii="Times New Roman" w:hAnsi="Times New Roman" w:cs="Times New Roman" w:eastAsia="Times New Roman"/>
+                <w:sz w:val="28"/>
+                <w:szCs w:val="28"/>
+              </w:rPr>
+              <w:t xml:space="preserve">Orlandi v. Italy, App. No. 26431/12, Eur. Ct. H.R. (December 14, 2017).</w:t>
+            </w:r>
+          </w:p>
+          <w:p>
+            <w:pPr>
+              <w:spacing w:before="60" w:after="0" w:line="240" w:lineRule="auto"/>
+              <w:jc w:val="both"/>
+            </w:pPr>
+            <w:r>
+              <w:rPr>
+                <w:rFonts w:ascii="Times New Roman" w:hAnsi="Times New Roman" w:cs="Times New Roman" w:eastAsia="Times New Roman"/>
+                <w:sz w:val="28"/>
+                <w:szCs w:val="28"/>
+              </w:rPr>
+              <w:t xml:space="preserve">Held that Italy’s refusal to give any form of recognition to same-sex marriages its nationals contracted abroad violated Article 8, a parallel to Filipino same-sex couples married abroad.</w:t>
+            </w:r>
+          </w:p>
+        </w:tc>
+        <w:tc>
+          <w:tcPr>
+            <w:tcW w:w="2400" w:type="dxa"/>
+          </w:tcPr>
+          <w:p>
+            <w:pPr>
+              <w:spacing w:before="0" w:after="0" w:line="240" w:lineRule="auto"/>
+              <w:jc w:val="left"/>
+            </w:pPr>
+            <w:r>
+              <w:rPr>
+                <w:rFonts w:ascii="Times New Roman" w:hAnsi="Times New Roman" w:cs="Times New Roman" w:eastAsia="Times New Roman"/>
+                <w:sz w:val="28"/>
+                <w:szCs w:val="28"/>
+              </w:rPr>
+              <w:t xml:space="preserve">Persuasive</w:t>
+            </w:r>
+          </w:p>
+        </w:tc>
+        <w:tc>
+          <w:tcPr>
+            <w:tcW w:w="4225" w:type="dxa"/>
+          </w:tcPr>
+          <w:p>
+            <w:pPr>
+              <w:spacing w:before="0" w:after="0" w:line="240" w:lineRule="auto"/>
+              <w:jc w:val="left"/>
+            </w:pPr>
+            <w:r>
+              <w:rPr>
+                <w:rFonts w:ascii="Times New Roman" w:hAnsi="Times New Roman" w:cs="Times New Roman" w:eastAsia="Times New Roman"/>
+                <w:sz w:val="28"/>
+                <w:szCs w:val="28"/>
+              </w:rPr>
+              <w:t xml:space="preserve">HUDOC database of the European Court of Human Rights (hudoc.echr.coe.int)</w:t>
+            </w:r>
+          </w:p>
+        </w:tc>
+      </w:tr>
+      <w:tr>
+        <w:trPr>
+          <w:cantSplit/>
+        </w:trPr>
+        <w:tc>
+          <w:tcPr>
+            <w:tcW w:w="760" w:type="dxa"/>
+          </w:tcPr>
+          <w:p>
+            <w:pPr>
+              <w:spacing w:before="0" w:after="0" w:line="240" w:lineRule="auto"/>
+              <w:jc w:val="left"/>
+            </w:pPr>
+            <w:r>
+              <w:rPr>
+                <w:rFonts w:ascii="Times New Roman" w:hAnsi="Times New Roman" w:cs="Times New Roman" w:eastAsia="Times New Roman"/>
+                <w:sz w:val="28"/>
+                <w:szCs w:val="28"/>
+              </w:rPr>
+              <w:t xml:space="preserve">6.</w:t>
+            </w:r>
+          </w:p>
+        </w:tc>
+        <w:tc>
+          <w:tcPr>
+            <w:tcW w:w="9800" w:type="dxa"/>
+          </w:tcPr>
+          <w:p>
+            <w:pPr>
+              <w:spacing w:before="0" w:after="0" w:line="240" w:lineRule="auto"/>
+              <w:jc w:val="left"/>
+            </w:pPr>
+            <w:r>
+              <w:rPr>
+                <w:rFonts w:ascii="Times New Roman" w:hAnsi="Times New Roman" w:cs="Times New Roman" w:eastAsia="Times New Roman"/>
+                <w:sz w:val="28"/>
+                <w:szCs w:val="28"/>
+              </w:rPr>
+              <w:t xml:space="preserve">Fedotova v. Russia, App. Nos. 40792/10, 30538/14 &amp; 43439/14, Eur. Ct. H.R. (Grand Chamber, January 17, 2023).</w:t>
+            </w:r>
+          </w:p>
+          <w:p>
+            <w:pPr>
+              <w:spacing w:before="60" w:after="0" w:line="240" w:lineRule="auto"/>
+              <w:jc w:val="both"/>
+            </w:pPr>
+            <w:r>
+              <w:rPr>
+                <w:rFonts w:ascii="Times New Roman" w:hAnsi="Times New Roman" w:cs="Times New Roman" w:eastAsia="Times New Roman"/>
+                <w:sz w:val="28"/>
+                <w:szCs w:val="28"/>
+              </w:rPr>
+              <w:t xml:space="preserve">The Grand Chamber held that Article 8 imposes a positive obligation on States to provide a legal framework for the recognition and protection of same-sex couples.</w:t>
+            </w:r>
+          </w:p>
+        </w:tc>
+        <w:tc>
+          <w:tcPr>
+            <w:tcW w:w="2400" w:type="dxa"/>
+          </w:tcPr>
+          <w:p>
+            <w:pPr>
+              <w:spacing w:before="0" w:after="0" w:line="240" w:lineRule="auto"/>
+              <w:jc w:val="left"/>
+            </w:pPr>
+            <w:r>
+              <w:rPr>
+                <w:rFonts w:ascii="Times New Roman" w:hAnsi="Times New Roman" w:cs="Times New Roman" w:eastAsia="Times New Roman"/>
+                <w:sz w:val="28"/>
+                <w:szCs w:val="28"/>
+              </w:rPr>
+              <w:t xml:space="preserve">Persuasive</w:t>
+            </w:r>
+          </w:p>
+        </w:tc>
+        <w:tc>
+          <w:tcPr>
+            <w:tcW w:w="4225" w:type="dxa"/>
+          </w:tcPr>
+          <w:p>
+            <w:pPr>
+              <w:spacing w:before="0" w:after="0" w:line="240" w:lineRule="auto"/>
+              <w:jc w:val="left"/>
+            </w:pPr>
+            <w:r>
+              <w:rPr>
+                <w:rFonts w:ascii="Times New Roman" w:hAnsi="Times New Roman" w:cs="Times New Roman" w:eastAsia="Times New Roman"/>
+                <w:sz w:val="28"/>
+                <w:szCs w:val="28"/>
+              </w:rPr>
+              <w:t xml:space="preserve">HUDOC database of the European Court of Human Rights (hudoc.echr.coe.int)</w:t>
+            </w:r>
+          </w:p>
+        </w:tc>
+      </w:tr>
+      <w:tr>
+        <w:trPr>
+          <w:cantSplit/>
+        </w:trPr>
+        <w:tc>
+          <w:tcPr>
+            <w:tcW w:w="760" w:type="dxa"/>
+          </w:tcPr>
+          <w:p>
+            <w:pPr>
+              <w:spacing w:before="0" w:after="0" w:line="240" w:lineRule="auto"/>
+              <w:jc w:val="left"/>
+            </w:pPr>
+            <w:r>
+              <w:rPr>
+                <w:rFonts w:ascii="Times New Roman" w:hAnsi="Times New Roman" w:cs="Times New Roman" w:eastAsia="Times New Roman"/>
+                <w:sz w:val="28"/>
+                <w:szCs w:val="28"/>
+              </w:rPr>
+              <w:t xml:space="preserve">7.</w:t>
+            </w:r>
+          </w:p>
+        </w:tc>
+        <w:tc>
+          <w:tcPr>
+            <w:tcW w:w="9800" w:type="dxa"/>
+          </w:tcPr>
+          <w:p>
+            <w:pPr>
+              <w:spacing w:before="0" w:after="0" w:line="240" w:lineRule="auto"/>
+              <w:jc w:val="left"/>
+            </w:pPr>
+            <w:r>
+              <w:rPr>
+                <w:rFonts w:ascii="Times New Roman" w:hAnsi="Times New Roman" w:cs="Times New Roman" w:eastAsia="Times New Roman"/>
+                <w:sz w:val="28"/>
+                <w:szCs w:val="28"/>
+              </w:rPr>
+              <w:t xml:space="preserve">Case C-673/16, Coman v. Inspectoratul General pentru Imigrări, ECLI:EU:C:2018:385 (June 5, 2018).</w:t>
+            </w:r>
+          </w:p>
+          <w:p>
+            <w:pPr>
+              <w:spacing w:before="60" w:after="0" w:line="240" w:lineRule="auto"/>
+              <w:jc w:val="both"/>
+            </w:pPr>
+            <w:r>
+              <w:rPr>
+                <w:rFonts w:ascii="Times New Roman" w:hAnsi="Times New Roman" w:cs="Times New Roman" w:eastAsia="Times New Roman"/>
+                <w:sz w:val="28"/>
+                <w:szCs w:val="28"/>
+              </w:rPr>
+              <w:t xml:space="preserve">The Court of Justice of the European Union held that the term “spouse” in EU free-movement law includes a same-sex spouse, even in a Member State that does not allow same-sex marriage.</w:t>
+            </w:r>
+          </w:p>
+        </w:tc>
+        <w:tc>
+          <w:tcPr>
+            <w:tcW w:w="2400" w:type="dxa"/>
+          </w:tcPr>
+          <w:p>
+            <w:pPr>
+              <w:spacing w:before="0" w:after="0" w:line="240" w:lineRule="auto"/>
+              <w:jc w:val="left"/>
+            </w:pPr>
+            <w:r>
+              <w:rPr>
+                <w:rFonts w:ascii="Times New Roman" w:hAnsi="Times New Roman" w:cs="Times New Roman" w:eastAsia="Times New Roman"/>
+                <w:sz w:val="28"/>
+                <w:szCs w:val="28"/>
+              </w:rPr>
+              <w:t xml:space="preserve">Persuasive</w:t>
+            </w:r>
+          </w:p>
+        </w:tc>
+        <w:tc>
+          <w:tcPr>
+            <w:tcW w:w="4225" w:type="dxa"/>
+          </w:tcPr>
+          <w:p>
+            <w:pPr>
+              <w:spacing w:before="0" w:after="0" w:line="240" w:lineRule="auto"/>
+              <w:jc w:val="left"/>
+            </w:pPr>
+            <w:r>
+              <w:rPr>
+                <w:rFonts w:ascii="Times New Roman" w:hAnsi="Times New Roman" w:cs="Times New Roman" w:eastAsia="Times New Roman"/>
+                <w:sz w:val="28"/>
+                <w:szCs w:val="28"/>
+              </w:rPr>
+              <w:t xml:space="preserve">CURIA (curia.europa.eu); EUR-Lex (eur-lex.europa.eu)</w:t>
+            </w:r>
+          </w:p>
+        </w:tc>
+      </w:tr>
+      <w:tr>
+        <w:trPr>
+          <w:cantSplit/>
+        </w:trPr>
+        <w:tc>
+          <w:tcPr>
+            <w:tcW w:w="760" w:type="dxa"/>
+          </w:tcPr>
+          <w:p>
+            <w:pPr>
+              <w:spacing w:before="0" w:after="0" w:line="240" w:lineRule="auto"/>
+              <w:jc w:val="left"/>
+            </w:pPr>
+            <w:r>
+              <w:rPr>
+                <w:rFonts w:ascii="Times New Roman" w:hAnsi="Times New Roman" w:cs="Times New Roman" w:eastAsia="Times New Roman"/>
+                <w:sz w:val="28"/>
+                <w:szCs w:val="28"/>
+              </w:rPr>
+              <w:t xml:space="preserve">8.</w:t>
+            </w:r>
+          </w:p>
+        </w:tc>
+        <w:tc>
+          <w:tcPr>
+            <w:tcW w:w="9800" w:type="dxa"/>
+          </w:tcPr>
+          <w:p>
+            <w:pPr>
+              <w:spacing w:before="0" w:after="0" w:line="240" w:lineRule="auto"/>
+              <w:jc w:val="left"/>
+            </w:pPr>
+            <w:r>
+              <w:rPr>
+                <w:rFonts w:ascii="Times New Roman" w:hAnsi="Times New Roman" w:cs="Times New Roman" w:eastAsia="Times New Roman"/>
+                <w:sz w:val="28"/>
+                <w:szCs w:val="28"/>
+              </w:rPr>
+              <w:t xml:space="preserve">Gender Identity, and Equality and Non-Discrimination of Same-Sex Couples, Advisory Opinion OC-24/17, Inter-Am. Ct. H.R. (ser. A) No. 24 (November 24, 2017).</w:t>
+            </w:r>
+          </w:p>
+          <w:p>
+            <w:pPr>
+              <w:spacing w:before="60" w:after="0" w:line="240" w:lineRule="auto"/>
+              <w:jc w:val="both"/>
+            </w:pPr>
+            <w:r>
+              <w:rPr>
+                <w:rFonts w:ascii="Times New Roman" w:hAnsi="Times New Roman" w:cs="Times New Roman" w:eastAsia="Times New Roman"/>
+                <w:sz w:val="28"/>
+                <w:szCs w:val="28"/>
+              </w:rPr>
+              <w:t xml:space="preserve">The Inter-American Court of Human Rights opined that States must recognize and protect same-sex couples, including access to marriage, without discrimination.</w:t>
+            </w:r>
+          </w:p>
+        </w:tc>
+        <w:tc>
+          <w:tcPr>
+            <w:tcW w:w="2400" w:type="dxa"/>
+          </w:tcPr>
+          <w:p>
+            <w:pPr>
+              <w:spacing w:before="0" w:after="0" w:line="240" w:lineRule="auto"/>
+              <w:jc w:val="left"/>
+            </w:pPr>
+            <w:r>
+              <w:rPr>
+                <w:rFonts w:ascii="Times New Roman" w:hAnsi="Times New Roman" w:cs="Times New Roman" w:eastAsia="Times New Roman"/>
+                <w:sz w:val="28"/>
+                <w:szCs w:val="28"/>
+              </w:rPr>
+              <w:t xml:space="preserve">Persuasive</w:t>
+            </w:r>
+          </w:p>
+        </w:tc>
+        <w:tc>
+          <w:tcPr>
+            <w:tcW w:w="4225" w:type="dxa"/>
+          </w:tcPr>
+          <w:p>
+            <w:pPr>
+              <w:spacing w:before="0" w:after="0" w:line="240" w:lineRule="auto"/>
+              <w:jc w:val="left"/>
+            </w:pPr>
+            <w:r>
+              <w:rPr>
+                <w:rFonts w:ascii="Times New Roman" w:hAnsi="Times New Roman" w:cs="Times New Roman" w:eastAsia="Times New Roman"/>
+                <w:sz w:val="28"/>
+                <w:szCs w:val="28"/>
+              </w:rPr>
+              <w:t xml:space="preserve">Inter-American Court of Human Rights website (corteidh.or.cr)</w:t>
+            </w:r>
+          </w:p>
+        </w:tc>
+      </w:tr>
+      <w:tr>
+        <w:trPr>
+          <w:cantSplit/>
+        </w:trPr>
+        <w:tc>
+          <w:tcPr>
+            <w:tcW w:w="760" w:type="dxa"/>
+          </w:tcPr>
+          <w:p>
+            <w:pPr>
+              <w:spacing w:before="0" w:after="0" w:line="240" w:lineRule="auto"/>
+              <w:jc w:val="left"/>
+            </w:pPr>
+            <w:r>
+              <w:rPr>
+                <w:rFonts w:ascii="Times New Roman" w:hAnsi="Times New Roman" w:cs="Times New Roman" w:eastAsia="Times New Roman"/>
+                <w:sz w:val="28"/>
+                <w:szCs w:val="28"/>
+              </w:rPr>
+              <w:t xml:space="preserve">9.</w:t>
+            </w:r>
+          </w:p>
+        </w:tc>
+        <w:tc>
+          <w:tcPr>
+            <w:tcW w:w="9800" w:type="dxa"/>
+          </w:tcPr>
+          <w:p>
+            <w:pPr>
+              <w:spacing w:before="0" w:after="0" w:line="240" w:lineRule="auto"/>
+              <w:jc w:val="left"/>
+            </w:pPr>
+            <w:r>
+              <w:rPr>
+                <w:rFonts w:ascii="Times New Roman" w:hAnsi="Times New Roman" w:cs="Times New Roman" w:eastAsia="Times New Roman"/>
+                <w:sz w:val="28"/>
+                <w:szCs w:val="28"/>
+              </w:rPr>
+              <w:t xml:space="preserve">Atala Riffo &amp; Daughters v. Chile, Merits, Reparations and Costs, Inter-Am. Ct. H.R. (ser. C) No. 239 (February 24, 2012).</w:t>
+            </w:r>
+          </w:p>
+          <w:p>
+            <w:pPr>
+              <w:spacing w:before="60" w:after="0" w:line="240" w:lineRule="auto"/>
+              <w:jc w:val="both"/>
+            </w:pPr>
+            <w:r>
+              <w:rPr>
+                <w:rFonts w:ascii="Times New Roman" w:hAnsi="Times New Roman" w:cs="Times New Roman" w:eastAsia="Times New Roman"/>
+                <w:sz w:val="28"/>
+                <w:szCs w:val="28"/>
+              </w:rPr>
+              <w:t xml:space="preserve">Held that denying a lesbian mother custody of her daughters because of her sexual orientation and her cohabitation with a same-sex partner violated the American Convention on Human Rights.</w:t>
+            </w:r>
+          </w:p>
+        </w:tc>
+        <w:tc>
+          <w:tcPr>
+            <w:tcW w:w="2400" w:type="dxa"/>
+          </w:tcPr>
+          <w:p>
+            <w:pPr>
+              <w:spacing w:before="0" w:after="0" w:line="240" w:lineRule="auto"/>
+              <w:jc w:val="left"/>
+            </w:pPr>
+            <w:r>
+              <w:rPr>
+                <w:rFonts w:ascii="Times New Roman" w:hAnsi="Times New Roman" w:cs="Times New Roman" w:eastAsia="Times New Roman"/>
+                <w:sz w:val="28"/>
+                <w:szCs w:val="28"/>
+              </w:rPr>
+              <w:t xml:space="preserve">Persuasive</w:t>
+            </w:r>
+          </w:p>
+        </w:tc>
+        <w:tc>
+          <w:tcPr>
+            <w:tcW w:w="4225" w:type="dxa"/>
+          </w:tcPr>
+          <w:p>
+            <w:pPr>
+              <w:spacing w:before="0" w:after="0" w:line="240" w:lineRule="auto"/>
+              <w:jc w:val="left"/>
+            </w:pPr>
+            <w:r>
+              <w:rPr>
+                <w:rFonts w:ascii="Times New Roman" w:hAnsi="Times New Roman" w:cs="Times New Roman" w:eastAsia="Times New Roman"/>
+                <w:sz w:val="28"/>
+                <w:szCs w:val="28"/>
+              </w:rPr>
+              <w:t xml:space="preserve">Inter-American Court of Human Rights website (corteidh.or.cr)</w:t>
+            </w:r>
+          </w:p>
+        </w:tc>
+      </w:tr>
+      <w:tr>
+        <w:trPr>
+          <w:cantSplit/>
+        </w:trPr>
+        <w:tc>
+          <w:tcPr>
+            <w:tcW w:w="760" w:type="dxa"/>
+          </w:tcPr>
+          <w:p>
+            <w:pPr>
               <w:keepNext/>
               <w:spacing w:before="0" w:after="0" w:line="240" w:lineRule="auto"/>
               <w:jc w:val="left"/>
@@ -9776,7 +10246,7 @@
                 <w:sz w:val="28"/>
                 <w:szCs w:val="28"/>
               </w:rPr>
-              <w:t xml:space="preserve">J.</w:t>
+              <w:t xml:space="preserve">K.</w:t>
             </w:r>
           </w:p>
         </w:tc>
@@ -9798,7 +10268,19 @@
                 <w:sz w:val="28"/>
                 <w:szCs w:val="28"/>
               </w:rPr>
-              <w:t xml:space="preserve">SOURCES OF LAW FROM OTHER JURISDICTIONS</w:t>
+              <w:t xml:space="preserve">SOURCES OF LAW FROM OTHER JURISDICTIONS </w:t>
+            </w:r>
+            <w:r>
+              <w:rPr>
+                <w:rFonts w:ascii="Times New Roman" w:hAnsi="Times New Roman" w:cs="Times New Roman" w:eastAsia="Times New Roman"/>
+                <w:b/>
+                <w:bCs/>
+                <w:i/>
+                <w:iCs/>
+                <w:sz w:val="28"/>
+                <w:szCs w:val="28"/>
+              </w:rPr>
+              <w:t xml:space="preserve">(same level as regional sources of law)</w:t>
             </w:r>
           </w:p>
         </w:tc>
